--- a/pruefung/Kaffee_Pruefpaket_2026-10-23/material/B_loesung/Kaffee_Loesung.docx
+++ b/pruefung/Kaffee_Pruefpaket_2026-10-23/material/B_loesung/Kaffee_Loesung.docx
@@ -4,7 +4,7 @@
   <w:body>
     <w:p>
       <w:pPr>
-        <w:pStyle w:val="Zentriert"/>
+        <w:pStyle w:val="Blatttitel"/>
       </w:pPr>
       <w:r>
         <w:rPr>
@@ -12,12 +12,12 @@
           <w:bCs/>
           <w:b/>
         </w:rPr>
-        <w:t xml:space="preserve">Tutorium 5: Wärmebilanzen (instationär global)</w:t>
+        <w:t xml:space="preserve">Tutorium 5: Wärmebilanzen (instationär global), Lösung</w:t>
       </w:r>
     </w:p>
     <w:p>
       <w:pPr>
-        <w:pStyle w:val="BodyText"/>
+        <w:pStyle w:val="Baustein"/>
         <w:keepNext/>
       </w:pPr>
       <w:r>
@@ -39,7 +39,7 @@
     </w:p>
     <w:p>
       <w:pPr>
-        <w:pStyle w:val="BodyText"/>
+        <w:pStyle w:val="Abbildung"/>
         <w:keepNext/>
       </w:pPr>
       <w:r>
@@ -87,7 +87,7 @@
     </w:p>
     <w:p>
       <w:pPr>
-        <w:pStyle w:val="BodyText"/>
+        <w:pStyle w:val="Bildunterschrift"/>
       </w:pPr>
       <w:r>
         <w:rPr>
@@ -105,7 +105,7 @@
     </w:p>
     <w:p>
       <w:pPr>
-        <w:pStyle w:val="BodyText"/>
+        <w:pStyle w:val="Baustein"/>
         <w:keepNext/>
       </w:pPr>
       <w:r>
@@ -117,9 +117,15 @@
         <w:t xml:space="preserve">Frage 1</w:t>
       </w:r>
       <w:r>
-        <w:t xml:space="preserve"> </w:t>
-      </w:r>
-      <w:r>
+        <w:rPr>
+          <w:rStyle w:val="BausteinZusatz"/>
+        </w:rPr>
+        <w:t xml:space="preserve"> </w:t>
+      </w:r>
+      <w:r>
+        <w:rPr>
+          <w:rStyle w:val="BausteinZusatz"/>
+        </w:rPr>
         <w:t xml:space="preserve">(Vorab-Frage)</w:t>
       </w:r>
     </w:p>
@@ -128,12 +134,12 @@
         <w:pStyle w:val="BodyText"/>
       </w:pPr>
       <w:r>
-        <w:t xml:space="preserve">Ihr Mitbewohner meint: „Ob man die Milch sofort oder später hineingießt, ist egal. Die Energie bleibt ja erhalten.“ Welche Tasse ist nach einer Stunde wärmer? Notieren Sie Ihre Vermutung, bevor Sie Aufgabe 1 rechnen.</w:t>
+        <w:t xml:space="preserve">Ihr Mitbewohner meint: „Ob man die Milch sofort oder später hineingießt, ist egal. Die Energie bleibt ja erhalten.“ Welche Tasse ist nach einer Stunde wärmer: Tasse 1, Tasse 2, oder sind beide gleich warm? Notieren Sie Ihre Vermutung mit einem Satz Begründung, bevor Sie Aufgabe 1 rechnen.</w:t>
       </w:r>
     </w:p>
     <w:p>
       <w:pPr>
-        <w:pStyle w:val="BodyText"/>
+        <w:pStyle w:val="Baustein"/>
         <w:keepNext/>
       </w:pPr>
       <w:r>
@@ -145,9 +151,15 @@
         <w:t xml:space="preserve">Aufgabe 1</w:t>
       </w:r>
       <w:r>
-        <w:t xml:space="preserve"> </w:t>
-      </w:r>
-      <w:r>
+        <w:rPr>
+          <w:rStyle w:val="BausteinZusatz"/>
+        </w:rPr>
+        <w:t xml:space="preserve"> </w:t>
+      </w:r>
+      <w:r>
+        <w:rPr>
+          <w:rStyle w:val="BausteinZusatz"/>
+        </w:rPr>
         <w:t xml:space="preserve">(neu)</w:t>
       </w:r>
     </w:p>
@@ -156,7 +168,7 @@
         <w:pStyle w:val="BodyText"/>
       </w:pPr>
       <w:r>
-        <w:t xml:space="preserve">Um die Frage zu klären, messen Sie nach 10 Minuten die Temperatur in Tasse 2, die bis dahin noch keine Milch enthält.</w:t>
+        <w:t xml:space="preserve">Um die Frage zu klären, messen Sie nach 10 Minuten die Temperatur in Tasse 2 (noch ohne Milch).</w:t>
       </w:r>
     </w:p>
     <w:p>
@@ -181,7 +193,7 @@
         <w:pStyle w:val="Compact"/>
       </w:pPr>
       <w:r>
-        <w:t xml:space="preserve">Der Tasseninhalt wird als ideal durchmischt angenommen.</w:t>
+        <w:t xml:space="preserve">Der Tasseninhalt ist ideal durchmischt, die Milch mischt sich sofort und ohne Wärmeverlust.</w:t>
       </w:r>
     </w:p>
     <w:p>
@@ -205,24 +217,100 @@
         <w:pStyle w:val="Compact"/>
       </w:pPr>
       <w:r>
-        <w:t xml:space="preserve">Die gesamte Wärmeabgabe an die Umgebung (Konvektion, Strahlung, Verdunstung und Wärmedurchgang durch die Tassenwand) wird über ein konstantes Produkt</w:t>
+        <w:t xml:space="preserve">Die gesamte Wärmeabgabe (auch durch Strahlung und Verdunstung) ist</w:t>
       </w:r>
       <w:r>
         <w:t xml:space="preserve"> </w:t>
       </w:r>
       <m:oMath>
+        <m:sSub>
+          <m:e>
+            <m:acc>
+              <m:accPr>
+                <m:chr m:val="̇"/>
+              </m:accPr>
+              <m:e>
+                <m:r>
+                  <m:t>Q</m:t>
+                </m:r>
+              </m:e>
+            </m:acc>
+          </m:e>
+          <m:sub>
+            <m:r>
+              <m:t>a</m:t>
+            </m:r>
+            <m:r>
+              <m:t>b</m:t>
+            </m:r>
+          </m:sub>
+        </m:sSub>
+        <m:r>
+          <m:rPr>
+            <m:sty m:val="p"/>
+          </m:rPr>
+          <m:t>=</m:t>
+        </m:r>
         <m:r>
           <m:t>k</m:t>
         </m:r>
         <m:r>
           <m:t>A</m:t>
         </m:r>
+        <m:r>
+          <m:t> </m:t>
+        </m:r>
+        <m:d>
+          <m:dPr>
+            <m:begChr m:val="("/>
+            <m:endChr m:val=")"/>
+            <m:sepChr m:val=""/>
+            <m:grow/>
+          </m:dPr>
+          <m:e>
+            <m:r>
+              <m:t>ϑ</m:t>
+            </m:r>
+            <m:r>
+              <m:rPr>
+                <m:sty m:val="p"/>
+              </m:rPr>
+              <m:t>−</m:t>
+            </m:r>
+            <m:sSub>
+              <m:e>
+                <m:r>
+                  <m:t>ϑ</m:t>
+                </m:r>
+              </m:e>
+              <m:sub>
+                <m:r>
+                  <m:t>u</m:t>
+                </m:r>
+              </m:sub>
+            </m:sSub>
+          </m:e>
+        </m:d>
       </m:oMath>
       <w:r>
         <w:t xml:space="preserve"> </w:t>
       </w:r>
       <w:r>
-        <w:t xml:space="preserve">beschrieben, das mit und ohne Milch gleich ist. Die verdunstete Masse wird vernachlässigt.</w:t>
+        <w:t xml:space="preserve">mit konstantem</w:t>
+      </w:r>
+      <w:r>
+        <w:t xml:space="preserve"> </w:t>
+      </w:r>
+      <m:oMath>
+        <m:r>
+          <m:t>k</m:t>
+        </m:r>
+        <m:r>
+          <m:t>A</m:t>
+        </m:r>
+      </m:oMath>
+      <w:r>
+        <w:t xml:space="preserve">; die verdunstete Masse wird vernachlässigt.</w:t>
       </w:r>
     </w:p>
     <w:p>
@@ -234,19 +322,42 @@
         <w:pStyle w:val="Compact"/>
       </w:pPr>
       <w:r>
-        <w:t xml:space="preserve">Kaffee und Milch mischen sich sofort und ohne Wärmeverlust.</w:t>
-      </w:r>
-    </w:p>
-    <w:p>
-      <w:pPr>
-        <w:numPr>
-          <w:ilvl w:val="0"/>
-          <w:numId w:val="1001"/>
-        </w:numPr>
-        <w:pStyle w:val="Compact"/>
-      </w:pPr>
-      <w:r>
-        <w:t xml:space="preserve">Die Stoffdaten sind unabhängig von der Temperatur; Kaffee hat die Stoffdaten von Wasser.</w:t>
+        <w:t xml:space="preserve">Kaffee (Stoffdaten von Wasser) und Milch sind inkompressibel (</w:t>
+      </w:r>
+      <m:oMath>
+        <m:sSub>
+          <m:e>
+            <m:r>
+              <m:t>c</m:t>
+            </m:r>
+          </m:e>
+          <m:sub>
+            <m:r>
+              <m:t>p</m:t>
+            </m:r>
+          </m:sub>
+        </m:sSub>
+        <m:r>
+          <m:rPr>
+            <m:sty m:val="p"/>
+          </m:rPr>
+          <m:t>=</m:t>
+        </m:r>
+        <m:sSub>
+          <m:e>
+            <m:r>
+              <m:t>c</m:t>
+            </m:r>
+          </m:e>
+          <m:sub>
+            <m:r>
+              <m:t>v</m:t>
+            </m:r>
+          </m:sub>
+        </m:sSub>
+      </m:oMath>
+      <w:r>
+        <w:t xml:space="preserve">); die Stoffdaten sind konstant.</w:t>
       </w:r>
     </w:p>
     <w:p>
@@ -256,8 +367,6 @@
       </w:pPr>
       <w:r>
         <w:rPr>
-          <w:iCs/>
-          <w:i/>
           <w:bCs/>
           <w:b/>
         </w:rPr>
@@ -272,10 +381,10 @@
         <w:jc w:val="start"/>
       </w:tblPr>
       <w:tblGrid>
-        <w:gridCol w:w="1675"/>
-        <w:gridCol w:w="2284"/>
-        <w:gridCol w:w="1675"/>
-        <w:gridCol w:w="2284"/>
+        <w:gridCol w:w="1835"/>
+        <w:gridCol w:w="2124"/>
+        <w:gridCol w:w="1835"/>
+        <w:gridCol w:w="2124"/>
       </w:tblGrid>
       <w:tr>
         <w:trPr>
@@ -292,12 +401,10 @@
             </w:pPr>
             <w:r>
               <w:rPr>
-                <w:iCs/>
-                <w:i/>
                 <w:bCs/>
                 <w:b/>
               </w:rPr>
-              <w:t xml:space="preserve">Kaffee:</w:t>
+              <w:t xml:space="preserve">Kaffee</w:t>
             </w:r>
           </w:p>
         </w:tc>
@@ -320,12 +427,10 @@
             </w:pPr>
             <w:r>
               <w:rPr>
-                <w:iCs/>
-                <w:i/>
                 <w:bCs/>
                 <w:b/>
               </w:rPr>
-              <w:t xml:space="preserve">Milch:</w:t>
+              <w:t xml:space="preserve">Milch</w:t>
             </w:r>
           </w:p>
         </w:tc>
@@ -352,7 +457,7 @@
               <w:jc w:val="left"/>
             </w:pPr>
             <w:r>
-              <w:t xml:space="preserve">Volumen:</w:t>
+              <w:t xml:space="preserve">Volumen</w:t>
             </w:r>
           </w:p>
         </w:tc>
@@ -413,7 +518,7 @@
               <w:jc w:val="left"/>
             </w:pPr>
             <w:r>
-              <w:t xml:space="preserve">Volumen:</w:t>
+              <w:t xml:space="preserve">Volumen</w:t>
             </w:r>
           </w:p>
         </w:tc>
@@ -479,7 +584,7 @@
               <w:jc w:val="left"/>
             </w:pPr>
             <w:r>
-              <w:t xml:space="preserve">Dichte:</w:t>
+              <w:t xml:space="preserve">Dichte</w:t>
             </w:r>
           </w:p>
         </w:tc>
@@ -564,7 +669,7 @@
               <w:jc w:val="left"/>
             </w:pPr>
             <w:r>
-              <w:t xml:space="preserve">Dichte:</w:t>
+              <w:t xml:space="preserve">Dichte</w:t>
             </w:r>
           </w:p>
         </w:tc>
@@ -654,7 +759,7 @@
               <w:jc w:val="left"/>
             </w:pPr>
             <w:r>
-              <w:t xml:space="preserve">Spez. Wärmekapazität:</w:t>
+              <w:t xml:space="preserve">Spez. Wärmekapazität</w:t>
             </w:r>
           </w:p>
         </w:tc>
@@ -773,7 +878,7 @@
               <w:jc w:val="left"/>
             </w:pPr>
             <w:r>
-              <w:t xml:space="preserve">Spez. Wärmekapazität:</w:t>
+              <w:t xml:space="preserve">Spez. Wärmekapazität</w:t>
             </w:r>
           </w:p>
         </w:tc>
@@ -897,27 +1002,7 @@
               <w:jc w:val="left"/>
             </w:pPr>
             <w:r>
-              <w:t xml:space="preserve">Temperatur bei</w:t>
-            </w:r>
-            <w:r>
-              <w:t xml:space="preserve"> </w:t>
-            </w:r>
-            <m:oMath>
-              <m:r>
-                <m:t>t</m:t>
-              </m:r>
-              <m:r>
-                <m:rPr>
-                  <m:sty m:val="p"/>
-                </m:rPr>
-                <m:t>=</m:t>
-              </m:r>
-              <m:r>
-                <m:t>0</m:t>
-              </m:r>
-            </m:oMath>
-            <w:r>
-              <w:t xml:space="preserve">:</w:t>
+              <w:t xml:space="preserve">Anfangstemperatur</w:t>
             </w:r>
           </w:p>
         </w:tc>
@@ -987,7 +1072,7 @@
               <w:jc w:val="left"/>
             </w:pPr>
             <w:r>
-              <w:t xml:space="preserve">Temperatur:</w:t>
+              <w:t xml:space="preserve">Temperatur</w:t>
             </w:r>
           </w:p>
         </w:tc>
@@ -1044,6 +1129,2124 @@
         <w:trPr>
           <w:cantSplit/>
         </w:trPr>
+        <w:tc>
+          <w:tcPr/>
+          <w:p>
+            <w:pPr>
+              <w:pStyle w:val="Compact"/>
+              <w:keepNext/>
+              <w:jc w:val="left"/>
+            </w:pPr>
+            <w:r>
+              <w:rPr>
+                <w:bCs/>
+                <w:b/>
+              </w:rPr>
+              <w:t xml:space="preserve">Umgebung</w:t>
+            </w:r>
+          </w:p>
+        </w:tc>
+        <w:tc>
+          <w:tcPr/>
+          <w:p>
+            <w:pPr>
+              <w:pStyle w:val="Compact"/>
+              <w:keepNext/>
+            </w:pPr>
+          </w:p>
+        </w:tc>
+        <w:tc>
+          <w:tcPr/>
+          <w:p>
+            <w:pPr>
+              <w:pStyle w:val="Compact"/>
+              <w:keepNext/>
+              <w:jc w:val="left"/>
+            </w:pPr>
+            <w:r>
+              <w:rPr>
+                <w:bCs/>
+                <w:b/>
+              </w:rPr>
+              <w:t xml:space="preserve">Messung in Tasse 2</w:t>
+            </w:r>
+          </w:p>
+        </w:tc>
+        <w:tc>
+          <w:tcPr/>
+          <w:p>
+            <w:pPr>
+              <w:pStyle w:val="Compact"/>
+              <w:keepNext/>
+            </w:pPr>
+          </w:p>
+        </w:tc>
+      </w:tr>
+      <w:tr>
+        <w:trPr>
+          <w:cantSplit/>
+        </w:trPr>
+        <w:tc>
+          <w:tcPr/>
+          <w:p>
+            <w:pPr>
+              <w:pStyle w:val="Compact"/>
+              <w:keepNext/>
+              <w:jc w:val="left"/>
+            </w:pPr>
+            <w:r>
+              <w:t xml:space="preserve">Temperatur</w:t>
+            </w:r>
+          </w:p>
+        </w:tc>
+        <w:tc>
+          <w:tcPr/>
+          <w:p>
+            <w:pPr>
+              <w:pStyle w:val="Compact"/>
+              <w:keepNext/>
+              <w:jc w:val="left"/>
+            </w:pPr>
+            <m:oMath>
+              <m:sSub>
+                <m:e>
+                  <m:r>
+                    <m:t>ϑ</m:t>
+                  </m:r>
+                </m:e>
+                <m:sub>
+                  <m:r>
+                    <m:t>u</m:t>
+                  </m:r>
+                </m:sub>
+              </m:sSub>
+              <m:r>
+                <m:rPr>
+                  <m:sty m:val="p"/>
+                </m:rPr>
+                <m:t>=</m:t>
+              </m:r>
+              <m:r>
+                <m:t>20</m:t>
+              </m:r>
+              <m:r>
+                <m:t> </m:t>
+              </m:r>
+              <m:r>
+                <m:rPr>
+                  <m:sty m:val="p"/>
+                </m:rPr>
+                <m:t>°</m:t>
+              </m:r>
+              <m:r>
+                <m:rPr>
+                  <m:sty m:val="p"/>
+                </m:rPr>
+                <m:t>C</m:t>
+              </m:r>
+            </m:oMath>
+          </w:p>
+        </w:tc>
+        <w:tc>
+          <w:tcPr/>
+          <w:p>
+            <w:pPr>
+              <w:pStyle w:val="Compact"/>
+              <w:keepNext/>
+              <w:jc w:val="left"/>
+            </w:pPr>
+            <w:r>
+              <w:t xml:space="preserve">nach 10 min</w:t>
+            </w:r>
+          </w:p>
+        </w:tc>
+        <w:tc>
+          <w:tcPr/>
+          <w:p>
+            <w:pPr>
+              <w:pStyle w:val="Compact"/>
+              <w:keepNext/>
+              <w:jc w:val="left"/>
+            </w:pPr>
+            <m:oMath>
+              <m:sSub>
+                <m:e>
+                  <m:r>
+                    <m:t>ϑ</m:t>
+                  </m:r>
+                </m:e>
+                <m:sub>
+                  <m:r>
+                    <m:t>K</m:t>
+                  </m:r>
+                </m:sub>
+              </m:sSub>
+              <m:d>
+                <m:dPr>
+                  <m:begChr m:val="("/>
+                  <m:endChr m:val=")"/>
+                  <m:sepChr m:val=""/>
+                  <m:grow/>
+                </m:dPr>
+                <m:e>
+                  <m:r>
+                    <m:t>10</m:t>
+                  </m:r>
+                  <m:r>
+                    <m:t> </m:t>
+                  </m:r>
+                  <m:r>
+                    <m:rPr>
+                      <m:sty m:val="p"/>
+                    </m:rPr>
+                    <m:t>m</m:t>
+                  </m:r>
+                  <m:r>
+                    <m:rPr>
+                      <m:sty m:val="p"/>
+                    </m:rPr>
+                    <m:t>i</m:t>
+                  </m:r>
+                  <m:r>
+                    <m:rPr>
+                      <m:sty m:val="p"/>
+                    </m:rPr>
+                    <m:t>n</m:t>
+                  </m:r>
+                </m:e>
+              </m:d>
+              <m:r>
+                <m:rPr>
+                  <m:sty m:val="p"/>
+                </m:rPr>
+                <m:t>=</m:t>
+              </m:r>
+              <m:r>
+                <m:t>67</m:t>
+              </m:r>
+              <m:r>
+                <m:t> </m:t>
+              </m:r>
+              <m:r>
+                <m:rPr>
+                  <m:sty m:val="p"/>
+                </m:rPr>
+                <m:t>°</m:t>
+              </m:r>
+              <m:r>
+                <m:rPr>
+                  <m:sty m:val="p"/>
+                </m:rPr>
+                <m:t>C</m:t>
+              </m:r>
+            </m:oMath>
+          </w:p>
+        </w:tc>
+      </w:tr>
+      <w:tr>
+        <w:trPr>
+          <w:cantSplit/>
+        </w:trPr>
+        <w:tc>
+          <w:tcPr/>
+          <w:p>
+            <w:pPr>
+              <w:pStyle w:val="Compact"/>
+              <w:keepNext/>
+              <w:jc w:val="left"/>
+            </w:pPr>
+            <w:r>
+              <w:rPr>
+                <w:bCs/>
+                <w:b/>
+              </w:rPr>
+              <w:t xml:space="preserve">Becher ab Teil f</w:t>
+            </w:r>
+          </w:p>
+        </w:tc>
+        <w:tc>
+          <w:tcPr/>
+          <w:p>
+            <w:pPr>
+              <w:pStyle w:val="Compact"/>
+              <w:keepNext/>
+            </w:pPr>
+          </w:p>
+        </w:tc>
+        <w:tc>
+          <w:tcPr/>
+          <w:p>
+            <w:pPr>
+              <w:pStyle w:val="Compact"/>
+              <w:keepNext/>
+              <w:jc w:val="left"/>
+            </w:pPr>
+            <w:r>
+              <w:rPr>
+                <w:bCs/>
+                <w:b/>
+              </w:rPr>
+              <w:t xml:space="preserve">Milch in Teil g</w:t>
+            </w:r>
+          </w:p>
+        </w:tc>
+        <w:tc>
+          <w:tcPr/>
+          <w:p>
+            <w:pPr>
+              <w:pStyle w:val="Compact"/>
+              <w:keepNext/>
+            </w:pPr>
+          </w:p>
+        </w:tc>
+      </w:tr>
+      <w:tr>
+        <w:trPr>
+          <w:cantSplit/>
+        </w:trPr>
+        <w:tc>
+          <w:tcPr/>
+          <w:p>
+            <w:pPr>
+              <w:pStyle w:val="Compact"/>
+              <w:keepNext/>
+              <w:jc w:val="left"/>
+            </w:pPr>
+            <w:r>
+              <w:t xml:space="preserve">Masse</w:t>
+            </w:r>
+          </w:p>
+        </w:tc>
+        <w:tc>
+          <w:tcPr/>
+          <w:p>
+            <w:pPr>
+              <w:pStyle w:val="Compact"/>
+              <w:keepNext/>
+              <w:jc w:val="left"/>
+            </w:pPr>
+            <m:oMath>
+              <m:sSub>
+                <m:e>
+                  <m:r>
+                    <m:t>m</m:t>
+                  </m:r>
+                </m:e>
+                <m:sub>
+                  <m:r>
+                    <m:t>B</m:t>
+                  </m:r>
+                </m:sub>
+              </m:sSub>
+              <m:r>
+                <m:rPr>
+                  <m:sty m:val="p"/>
+                </m:rPr>
+                <m:t>=</m:t>
+              </m:r>
+              <m:r>
+                <m:t>300</m:t>
+              </m:r>
+              <m:r>
+                <m:t> </m:t>
+              </m:r>
+              <m:r>
+                <m:rPr>
+                  <m:sty m:val="p"/>
+                </m:rPr>
+                <m:t>g</m:t>
+              </m:r>
+            </m:oMath>
+          </w:p>
+        </w:tc>
+        <w:tc>
+          <w:tcPr/>
+          <w:p>
+            <w:pPr>
+              <w:pStyle w:val="Compact"/>
+              <w:keepNext/>
+              <w:jc w:val="left"/>
+            </w:pPr>
+            <w:r>
+              <w:t xml:space="preserve">Temperatur</w:t>
+            </w:r>
+          </w:p>
+        </w:tc>
+        <w:tc>
+          <w:tcPr/>
+          <w:p>
+            <w:pPr>
+              <w:pStyle w:val="Compact"/>
+              <w:keepNext/>
+              <w:jc w:val="left"/>
+            </w:pPr>
+            <m:oMath>
+              <m:sSub>
+                <m:e>
+                  <m:r>
+                    <m:t>ϑ</m:t>
+                  </m:r>
+                </m:e>
+                <m:sub>
+                  <m:r>
+                    <m:t>M</m:t>
+                  </m:r>
+                  <m:r>
+                    <m:rPr>
+                      <m:sty m:val="p"/>
+                    </m:rPr>
+                    <m:t>,</m:t>
+                  </m:r>
+                  <m:r>
+                    <m:t>h</m:t>
+                  </m:r>
+                </m:sub>
+              </m:sSub>
+              <m:r>
+                <m:rPr>
+                  <m:sty m:val="p"/>
+                </m:rPr>
+                <m:t>=</m:t>
+              </m:r>
+              <m:r>
+                <m:t>60</m:t>
+              </m:r>
+              <m:r>
+                <m:t> </m:t>
+              </m:r>
+              <m:r>
+                <m:rPr>
+                  <m:sty m:val="p"/>
+                </m:rPr>
+                <m:t>°</m:t>
+              </m:r>
+              <m:r>
+                <m:rPr>
+                  <m:sty m:val="p"/>
+                </m:rPr>
+                <m:t>C</m:t>
+              </m:r>
+            </m:oMath>
+          </w:p>
+        </w:tc>
+      </w:tr>
+      <w:tr>
+        <w:trPr>
+          <w:cantSplit/>
+        </w:trPr>
+        <w:tc>
+          <w:tcPr/>
+          <w:p>
+            <w:pPr>
+              <w:pStyle w:val="Compact"/>
+              <w:jc w:val="left"/>
+            </w:pPr>
+            <w:r>
+              <w:t xml:space="preserve">Spez. Wärmekapazität</w:t>
+            </w:r>
+          </w:p>
+        </w:tc>
+        <w:tc>
+          <w:tcPr/>
+          <w:p>
+            <w:pPr>
+              <w:pStyle w:val="Compact"/>
+              <w:jc w:val="left"/>
+            </w:pPr>
+            <m:oMath>
+              <m:sSub>
+                <m:e>
+                  <m:r>
+                    <m:t>c</m:t>
+                  </m:r>
+                </m:e>
+                <m:sub>
+                  <m:r>
+                    <m:t>B</m:t>
+                  </m:r>
+                </m:sub>
+              </m:sSub>
+              <m:r>
+                <m:rPr>
+                  <m:sty m:val="p"/>
+                </m:rPr>
+                <m:t>=</m:t>
+              </m:r>
+              <m:r>
+                <m:t>0</m:t>
+              </m:r>
+              <m:r>
+                <m:rPr>
+                  <m:sty m:val="p"/>
+                </m:rPr>
+                <m:t>,</m:t>
+              </m:r>
+              <m:r>
+                <m:t>85</m:t>
+              </m:r>
+              <m:r>
+                <m:t> </m:t>
+              </m:r>
+              <m:r>
+                <m:rPr>
+                  <m:sty m:val="p"/>
+                </m:rPr>
+                <m:t>k</m:t>
+              </m:r>
+              <m:r>
+                <m:rPr>
+                  <m:sty m:val="p"/>
+                </m:rPr>
+                <m:t>J</m:t>
+              </m:r>
+              <m:r>
+                <m:rPr>
+                  <m:sty m:val="p"/>
+                </m:rPr>
+                <m:t>/</m:t>
+              </m:r>
+              <m:d>
+                <m:dPr>
+                  <m:begChr m:val="("/>
+                  <m:endChr m:val=")"/>
+                  <m:sepChr m:val=""/>
+                  <m:grow/>
+                </m:dPr>
+                <m:e>
+                  <m:r>
+                    <m:rPr>
+                      <m:sty m:val="p"/>
+                    </m:rPr>
+                    <m:t>k</m:t>
+                  </m:r>
+                  <m:r>
+                    <m:rPr>
+                      <m:sty m:val="p"/>
+                    </m:rPr>
+                    <m:t>g</m:t>
+                  </m:r>
+                  <m:r>
+                    <m:rPr>
+                      <m:sty m:val="p"/>
+                    </m:rPr>
+                    <m:t> </m:t>
+                  </m:r>
+                  <m:r>
+                    <m:rPr>
+                      <m:sty m:val="p"/>
+                    </m:rPr>
+                    <m:t>K</m:t>
+                  </m:r>
+                </m:e>
+              </m:d>
+            </m:oMath>
+          </w:p>
+        </w:tc>
+        <w:tc>
+          <w:tcPr/>
+          <w:p>
+            <w:pPr>
+              <w:pStyle w:val="Compact"/>
+            </w:pPr>
+          </w:p>
+        </w:tc>
+        <w:tc>
+          <w:tcPr/>
+          <w:p>
+            <w:pPr>
+              <w:pStyle w:val="Compact"/>
+            </w:pPr>
+          </w:p>
+        </w:tc>
+      </w:tr>
+    </w:tbl>
+    <w:p>
+      <w:pPr>
+        <w:pStyle w:val="BodyText"/>
+        <w:keepNext/>
+      </w:pPr>
+      <w:r>
+        <w:rPr>
+          <w:bCs/>
+          <w:b/>
+        </w:rPr>
+        <w:t xml:space="preserve">Aufgabenstellung:</w:t>
+      </w:r>
+    </w:p>
+    <w:p>
+      <w:pPr>
+        <w:numPr>
+          <w:ilvl w:val="0"/>
+          <w:numId w:val="1002"/>
+        </w:numPr>
+      </w:pPr>
+      <w:r>
+        <w:t xml:space="preserve">Bestimmen Sie mit einer Energiebilanz die Mischtemperatur</w:t>
+      </w:r>
+      <w:r>
+        <w:t xml:space="preserve"> </w:t>
+      </w:r>
+      <m:oMath>
+        <m:sSub>
+          <m:e>
+            <m:r>
+              <m:t>ϑ</m:t>
+            </m:r>
+          </m:e>
+          <m:sub>
+            <m:r>
+              <m:t>1</m:t>
+            </m:r>
+            <m:r>
+              <m:rPr>
+                <m:sty m:val="p"/>
+              </m:rPr>
+              <m:t>,</m:t>
+            </m:r>
+            <m:r>
+              <m:t>0</m:t>
+            </m:r>
+          </m:sub>
+        </m:sSub>
+      </m:oMath>
+      <w:r>
+        <w:t xml:space="preserve"> </w:t>
+      </w:r>
+      <w:r>
+        <w:t xml:space="preserve">direkt nach dem Zugießen der Milch in Tasse 1.</w:t>
+      </w:r>
+      <w:r>
+        <w:br/>
+      </w:r>
+      <m:oMath>
+        <m:sSub>
+          <m:e>
+            <m:r>
+              <m:t>ϑ</m:t>
+            </m:r>
+          </m:e>
+          <m:sub>
+            <m:r>
+              <m:t>1</m:t>
+            </m:r>
+            <m:r>
+              <m:rPr>
+                <m:sty m:val="p"/>
+              </m:rPr>
+              <m:t>,</m:t>
+            </m:r>
+            <m:r>
+              <m:t>0</m:t>
+            </m:r>
+          </m:sub>
+        </m:sSub>
+        <m:r>
+          <m:rPr>
+            <m:sty m:val="p"/>
+          </m:rPr>
+          <m:t>=</m:t>
+        </m:r>
+        <m:r>
+          <m:t>70</m:t>
+        </m:r>
+        <m:r>
+          <m:rPr>
+            <m:sty m:val="p"/>
+          </m:rPr>
+          <m:t>,</m:t>
+        </m:r>
+        <m:r>
+          <m:t>47</m:t>
+        </m:r>
+        <m:r>
+          <m:t> </m:t>
+        </m:r>
+        <m:r>
+          <m:rPr>
+            <m:sty m:val="p"/>
+          </m:rPr>
+          <m:t>°</m:t>
+        </m:r>
+        <m:r>
+          <m:rPr>
+            <m:sty m:val="p"/>
+          </m:rPr>
+          <m:t>C</m:t>
+        </m:r>
+      </m:oMath>
+    </w:p>
+    <w:p>
+      <w:pPr>
+        <w:numPr>
+          <w:ilvl w:val="0"/>
+          <w:numId w:val="1002"/>
+        </w:numPr>
+      </w:pPr>
+      <w:r>
+        <w:t xml:space="preserve">Zeichnen Sie den Bilanzraum um den Inhalt von Tasse 1 in Abb. 1 ein. Vereinfachen Sie die allgemeine Energiebilanz zur globalen instationären Bilanz für den Inhalt einer Tasse und begründen Sie, welche Terme entfallen. Lösen Sie sie durch Trennung der Variablen für</w:t>
+      </w:r>
+      <w:r>
+        <w:t xml:space="preserve"> </w:t>
+      </w:r>
+      <m:oMath>
+        <m:r>
+          <m:t>T</m:t>
+        </m:r>
+        <m:d>
+          <m:dPr>
+            <m:begChr m:val="("/>
+            <m:endChr m:val=")"/>
+            <m:sepChr m:val=""/>
+            <m:grow/>
+          </m:dPr>
+          <m:e>
+            <m:r>
+              <m:t>t</m:t>
+            </m:r>
+            <m:r>
+              <m:rPr>
+                <m:sty m:val="p"/>
+              </m:rPr>
+              <m:t>=</m:t>
+            </m:r>
+            <m:r>
+              <m:t>0</m:t>
+            </m:r>
+            <m:r>
+              <m:t> </m:t>
+            </m:r>
+            <m:r>
+              <m:rPr>
+                <m:sty m:val="p"/>
+              </m:rPr>
+              <m:t>s</m:t>
+            </m:r>
+          </m:e>
+        </m:d>
+        <m:r>
+          <m:rPr>
+            <m:sty m:val="p"/>
+          </m:rPr>
+          <m:t>=</m:t>
+        </m:r>
+        <m:sSub>
+          <m:e>
+            <m:r>
+              <m:t>T</m:t>
+            </m:r>
+          </m:e>
+          <m:sub>
+            <m:r>
+              <m:t>0</m:t>
+            </m:r>
+          </m:sub>
+        </m:sSub>
+      </m:oMath>
+      <w:r>
+        <w:t xml:space="preserve">.</w:t>
+      </w:r>
+      <w:r>
+        <w:br/>
+      </w:r>
+      <m:oMath>
+        <m:r>
+          <m:t>T</m:t>
+        </m:r>
+        <m:d>
+          <m:dPr>
+            <m:begChr m:val="("/>
+            <m:endChr m:val=")"/>
+            <m:sepChr m:val=""/>
+            <m:grow/>
+          </m:dPr>
+          <m:e>
+            <m:r>
+              <m:t>t</m:t>
+            </m:r>
+          </m:e>
+        </m:d>
+        <m:r>
+          <m:rPr>
+            <m:sty m:val="p"/>
+          </m:rPr>
+          <m:t>=</m:t>
+        </m:r>
+        <m:sSub>
+          <m:e>
+            <m:r>
+              <m:t>T</m:t>
+            </m:r>
+          </m:e>
+          <m:sub>
+            <m:r>
+              <m:t>u</m:t>
+            </m:r>
+          </m:sub>
+        </m:sSub>
+        <m:r>
+          <m:rPr>
+            <m:sty m:val="p"/>
+          </m:rPr>
+          <m:t>+</m:t>
+        </m:r>
+        <m:d>
+          <m:dPr>
+            <m:begChr m:val="("/>
+            <m:endChr m:val=")"/>
+            <m:sepChr m:val=""/>
+            <m:grow/>
+          </m:dPr>
+          <m:e>
+            <m:sSub>
+              <m:e>
+                <m:r>
+                  <m:t>T</m:t>
+                </m:r>
+              </m:e>
+              <m:sub>
+                <m:r>
+                  <m:t>0</m:t>
+                </m:r>
+              </m:sub>
+            </m:sSub>
+            <m:r>
+              <m:rPr>
+                <m:sty m:val="p"/>
+              </m:rPr>
+              <m:t>−</m:t>
+            </m:r>
+            <m:sSub>
+              <m:e>
+                <m:r>
+                  <m:t>T</m:t>
+                </m:r>
+              </m:e>
+              <m:sub>
+                <m:r>
+                  <m:t>u</m:t>
+                </m:r>
+              </m:sub>
+            </m:sSub>
+          </m:e>
+        </m:d>
+        <m:r>
+          <m:rPr>
+            <m:sty m:val="p"/>
+          </m:rPr>
+          <m:t>⋅</m:t>
+        </m:r>
+        <m:r>
+          <m:rPr>
+            <m:sty m:val="p"/>
+          </m:rPr>
+          <m:t>exp</m:t>
+        </m:r>
+        <m:d>
+          <m:dPr>
+            <m:begChr m:val="("/>
+            <m:endChr m:val=")"/>
+            <m:sepChr m:val=""/>
+            <m:grow/>
+          </m:dPr>
+          <m:e>
+            <m:r>
+              <m:rPr>
+                <m:sty m:val="p"/>
+              </m:rPr>
+              <m:t>−</m:t>
+            </m:r>
+            <m:f>
+              <m:fPr>
+                <m:type m:val="bar"/>
+              </m:fPr>
+              <m:num>
+                <m:r>
+                  <m:t>k</m:t>
+                </m:r>
+                <m:r>
+                  <m:t>A</m:t>
+                </m:r>
+              </m:num>
+              <m:den>
+                <m:r>
+                  <m:t>m</m:t>
+                </m:r>
+                <m:r>
+                  <m:t> </m:t>
+                </m:r>
+                <m:sSub>
+                  <m:e>
+                    <m:r>
+                      <m:t>c</m:t>
+                    </m:r>
+                  </m:e>
+                  <m:sub>
+                    <m:r>
+                      <m:t>p</m:t>
+                    </m:r>
+                  </m:sub>
+                </m:sSub>
+              </m:den>
+            </m:f>
+            <m:r>
+              <m:t> </m:t>
+            </m:r>
+            <m:r>
+              <m:t>t</m:t>
+            </m:r>
+          </m:e>
+        </m:d>
+      </m:oMath>
+    </w:p>
+    <w:p>
+      <w:pPr>
+        <w:numPr>
+          <w:ilvl w:val="0"/>
+          <w:numId w:val="1002"/>
+        </w:numPr>
+      </w:pPr>
+      <w:r>
+        <w:t xml:space="preserve">Bestimmen Sie</w:t>
+      </w:r>
+      <w:r>
+        <w:t xml:space="preserve"> </w:t>
+      </w:r>
+      <m:oMath>
+        <m:r>
+          <m:t>k</m:t>
+        </m:r>
+        <m:r>
+          <m:t>A</m:t>
+        </m:r>
+      </m:oMath>
+      <w:r>
+        <w:t xml:space="preserve"> </w:t>
+      </w:r>
+      <w:r>
+        <w:t xml:space="preserve">aus der Messung in Tasse 2. Welche Annahme brauchen Sie, um diesen Wert auch für Tasse 1 zu verwenden, und ist sie plausibel?</w:t>
+      </w:r>
+      <w:r>
+        <w:br/>
+      </w:r>
+      <m:oMath>
+        <m:r>
+          <m:t>k</m:t>
+        </m:r>
+        <m:r>
+          <m:t>A</m:t>
+        </m:r>
+        <m:r>
+          <m:rPr>
+            <m:sty m:val="p"/>
+          </m:rPr>
+          <m:t>=</m:t>
+        </m:r>
+        <m:r>
+          <m:t>0</m:t>
+        </m:r>
+        <m:r>
+          <m:rPr>
+            <m:sty m:val="p"/>
+          </m:rPr>
+          <m:t>,</m:t>
+        </m:r>
+        <m:r>
+          <m:t>3402</m:t>
+        </m:r>
+        <m:r>
+          <m:t> </m:t>
+        </m:r>
+        <m:r>
+          <m:rPr>
+            <m:sty m:val="p"/>
+          </m:rPr>
+          <m:t>W</m:t>
+        </m:r>
+        <m:r>
+          <m:rPr>
+            <m:sty m:val="p"/>
+          </m:rPr>
+          <m:t>/</m:t>
+        </m:r>
+        <m:r>
+          <m:rPr>
+            <m:sty m:val="p"/>
+          </m:rPr>
+          <m:t>K</m:t>
+        </m:r>
+      </m:oMath>
+    </w:p>
+    <w:p>
+      <w:pPr>
+        <w:numPr>
+          <w:ilvl w:val="0"/>
+          <w:numId w:val="1002"/>
+        </w:numPr>
+      </w:pPr>
+      <w:r>
+        <w:t xml:space="preserve">Berechnen Sie</w:t>
+      </w:r>
+      <w:r>
+        <w:t xml:space="preserve"> </w:t>
+      </w:r>
+      <m:oMath>
+        <m:sSub>
+          <m:e>
+            <m:r>
+              <m:t>ϑ</m:t>
+            </m:r>
+          </m:e>
+          <m:sub>
+            <m:r>
+              <m:t>1</m:t>
+            </m:r>
+          </m:sub>
+        </m:sSub>
+      </m:oMath>
+      <w:r>
+        <w:t xml:space="preserve"> </w:t>
+      </w:r>
+      <w:r>
+        <w:t xml:space="preserve">und</w:t>
+      </w:r>
+      <w:r>
+        <w:t xml:space="preserve"> </w:t>
+      </w:r>
+      <m:oMath>
+        <m:sSub>
+          <m:e>
+            <m:r>
+              <m:t>ϑ</m:t>
+            </m:r>
+          </m:e>
+          <m:sub>
+            <m:r>
+              <m:t>2</m:t>
+            </m:r>
+          </m:sub>
+        </m:sSub>
+      </m:oMath>
+      <w:r>
+        <w:t xml:space="preserve"> </w:t>
+      </w:r>
+      <w:r>
+        <w:t xml:space="preserve">nach 60 Minuten (Tasse 2 direkt nach dem Zugießen). Welches</w:t>
+      </w:r>
+      <w:r>
+        <w:t xml:space="preserve"> </w:t>
+      </w:r>
+      <m:oMath>
+        <m:r>
+          <m:t>m</m:t>
+        </m:r>
+        <m:r>
+          <m:t> </m:t>
+        </m:r>
+        <m:sSub>
+          <m:e>
+            <m:r>
+              <m:t>c</m:t>
+            </m:r>
+          </m:e>
+          <m:sub>
+            <m:r>
+              <m:t>p</m:t>
+            </m:r>
+          </m:sub>
+        </m:sSub>
+      </m:oMath>
+      <w:r>
+        <w:t xml:space="preserve"> </w:t>
+      </w:r>
+      <w:r>
+        <w:t xml:space="preserve">setzen Sie jeweils ein? Welche Tasse ist wärmer?</w:t>
+      </w:r>
+      <w:r>
+        <w:br/>
+      </w:r>
+      <m:oMath>
+        <m:sSub>
+          <m:e>
+            <m:r>
+              <m:t>ϑ</m:t>
+            </m:r>
+          </m:e>
+          <m:sub>
+            <m:r>
+              <m:t>1</m:t>
+            </m:r>
+          </m:sub>
+        </m:sSub>
+        <m:r>
+          <m:rPr>
+            <m:sty m:val="p"/>
+          </m:rPr>
+          <m:t>=</m:t>
+        </m:r>
+        <m:r>
+          <m:t>34</m:t>
+        </m:r>
+        <m:r>
+          <m:rPr>
+            <m:sty m:val="p"/>
+          </m:rPr>
+          <m:t>,</m:t>
+        </m:r>
+        <m:r>
+          <m:t>05</m:t>
+        </m:r>
+        <m:r>
+          <m:t> </m:t>
+        </m:r>
+        <m:r>
+          <m:rPr>
+            <m:sty m:val="p"/>
+          </m:rPr>
+          <m:t>°</m:t>
+        </m:r>
+        <m:r>
+          <m:rPr>
+            <m:sty m:val="p"/>
+          </m:rPr>
+          <m:t>C</m:t>
+        </m:r>
+      </m:oMath>
+      <w:r>
+        <w:t xml:space="preserve">,</w:t>
+      </w:r>
+      <w:r>
+        <w:t xml:space="preserve"> </w:t>
+      </w:r>
+      <m:oMath>
+        <m:r>
+          <m:t> </m:t>
+        </m:r>
+        <m:sSub>
+          <m:e>
+            <m:r>
+              <m:t>ϑ</m:t>
+            </m:r>
+          </m:e>
+          <m:sub>
+            <m:r>
+              <m:t>2</m:t>
+            </m:r>
+          </m:sub>
+        </m:sSub>
+        <m:r>
+          <m:rPr>
+            <m:sty m:val="p"/>
+          </m:rPr>
+          <m:t>=</m:t>
+        </m:r>
+        <m:r>
+          <m:t>30</m:t>
+        </m:r>
+        <m:r>
+          <m:rPr>
+            <m:sty m:val="p"/>
+          </m:rPr>
+          <m:t>,</m:t>
+        </m:r>
+        <m:r>
+          <m:t>19</m:t>
+        </m:r>
+        <m:r>
+          <m:t> </m:t>
+        </m:r>
+        <m:r>
+          <m:rPr>
+            <m:sty m:val="p"/>
+          </m:rPr>
+          <m:t>°</m:t>
+        </m:r>
+        <m:r>
+          <m:rPr>
+            <m:sty m:val="p"/>
+          </m:rPr>
+          <m:t>C</m:t>
+        </m:r>
+      </m:oMath>
+    </w:p>
+    <w:p>
+      <w:pPr>
+        <w:numPr>
+          <w:ilvl w:val="0"/>
+          <w:numId w:val="1002"/>
+        </w:numPr>
+      </w:pPr>
+      <w:r>
+        <w:t xml:space="preserve">Berechnen Sie die Wärme, die jede Tasse in 60 Minuten an die Umgebung abgibt. Zeigen Sie, dass</w:t>
+      </w:r>
+      <w:r>
+        <w:t xml:space="preserve"> </w:t>
+      </w:r>
+      <m:oMath>
+        <m:sSub>
+          <m:e>
+            <m:r>
+              <m:t>Q</m:t>
+            </m:r>
+          </m:e>
+          <m:sub>
+            <m:r>
+              <m:t>2</m:t>
+            </m:r>
+          </m:sub>
+        </m:sSub>
+        <m:r>
+          <m:rPr>
+            <m:sty m:val="p"/>
+          </m:rPr>
+          <m:t>−</m:t>
+        </m:r>
+        <m:sSub>
+          <m:e>
+            <m:r>
+              <m:t>Q</m:t>
+            </m:r>
+          </m:e>
+          <m:sub>
+            <m:r>
+              <m:t>1</m:t>
+            </m:r>
+          </m:sub>
+        </m:sSub>
+      </m:oMath>
+      <w:r>
+        <w:t xml:space="preserve"> </w:t>
+      </w:r>
+      <w:r>
+        <w:t xml:space="preserve">den Temperaturunterschied aus d) erklärt. Wo liegt der Denkfehler Ihres Mitbewohners?</w:t>
+      </w:r>
+      <w:r>
+        <w:br/>
+      </w:r>
+      <m:oMath>
+        <m:sSub>
+          <m:e>
+            <m:r>
+              <m:t>Q</m:t>
+            </m:r>
+          </m:e>
+          <m:sub>
+            <m:r>
+              <m:t>1</m:t>
+            </m:r>
+          </m:sub>
+        </m:sSub>
+        <m:r>
+          <m:rPr>
+            <m:sty m:val="p"/>
+          </m:rPr>
+          <m:t>=</m:t>
+        </m:r>
+        <m:r>
+          <m:t>34</m:t>
+        </m:r>
+        <m:r>
+          <m:rPr>
+            <m:sty m:val="p"/>
+          </m:rPr>
+          <m:t>,</m:t>
+        </m:r>
+        <m:r>
+          <m:t>88</m:t>
+        </m:r>
+        <m:r>
+          <m:t> </m:t>
+        </m:r>
+        <m:r>
+          <m:rPr>
+            <m:sty m:val="p"/>
+          </m:rPr>
+          <m:t>k</m:t>
+        </m:r>
+        <m:r>
+          <m:rPr>
+            <m:sty m:val="p"/>
+          </m:rPr>
+          <m:t>J</m:t>
+        </m:r>
+      </m:oMath>
+      <w:r>
+        <w:t xml:space="preserve">,</w:t>
+      </w:r>
+      <w:r>
+        <w:t xml:space="preserve"> </w:t>
+      </w:r>
+      <m:oMath>
+        <m:r>
+          <m:t> </m:t>
+        </m:r>
+        <m:sSub>
+          <m:e>
+            <m:r>
+              <m:t>Q</m:t>
+            </m:r>
+          </m:e>
+          <m:sub>
+            <m:r>
+              <m:t>2</m:t>
+            </m:r>
+          </m:sub>
+        </m:sSub>
+        <m:r>
+          <m:rPr>
+            <m:sty m:val="p"/>
+          </m:rPr>
+          <m:t>=</m:t>
+        </m:r>
+        <m:r>
+          <m:t>38</m:t>
+        </m:r>
+        <m:r>
+          <m:rPr>
+            <m:sty m:val="p"/>
+          </m:rPr>
+          <m:t>,</m:t>
+        </m:r>
+        <m:r>
+          <m:t>57</m:t>
+        </m:r>
+        <m:r>
+          <m:t> </m:t>
+        </m:r>
+        <m:r>
+          <m:rPr>
+            <m:sty m:val="p"/>
+          </m:rPr>
+          <m:t>k</m:t>
+        </m:r>
+        <m:r>
+          <m:rPr>
+            <m:sty m:val="p"/>
+          </m:rPr>
+          <m:t>J</m:t>
+        </m:r>
+      </m:oMath>
+    </w:p>
+    <w:p>
+      <w:pPr>
+        <w:numPr>
+          <w:ilvl w:val="0"/>
+          <w:numId w:val="1002"/>
+        </w:numPr>
+      </w:pPr>
+      <w:r>
+        <w:rPr>
+          <w:iCs/>
+          <w:i/>
+        </w:rPr>
+        <w:t xml:space="preserve">Vertiefung:</w:t>
+      </w:r>
+      <w:r>
+        <w:t xml:space="preserve"> </w:t>
+      </w:r>
+      <w:r>
+        <w:t xml:space="preserve">Die Tassen sind vorgewärmte Keramikbecher, die immer die Temperatur ihres Inhalts haben, auch beim Zugießen der Milch. Passen Sie Bilanzraum und Bilanz aus b) an, bestimmen Sie</w:t>
+      </w:r>
+      <w:r>
+        <w:t xml:space="preserve"> </w:t>
+      </w:r>
+      <m:oMath>
+        <m:r>
+          <m:t>k</m:t>
+        </m:r>
+        <m:r>
+          <m:t>A</m:t>
+        </m:r>
+      </m:oMath>
+      <w:r>
+        <w:t xml:space="preserve"> </w:t>
+      </w:r>
+      <w:r>
+        <w:t xml:space="preserve">neu und berechnen Sie</w:t>
+      </w:r>
+      <w:r>
+        <w:t xml:space="preserve"> </w:t>
+      </w:r>
+      <m:oMath>
+        <m:sSub>
+          <m:e>
+            <m:r>
+              <m:t>ϑ</m:t>
+            </m:r>
+          </m:e>
+          <m:sub>
+            <m:r>
+              <m:t>1</m:t>
+            </m:r>
+          </m:sub>
+        </m:sSub>
+      </m:oMath>
+      <w:r>
+        <w:t xml:space="preserve"> </w:t>
+      </w:r>
+      <w:r>
+        <w:t xml:space="preserve">und</w:t>
+      </w:r>
+      <w:r>
+        <w:t xml:space="preserve"> </w:t>
+      </w:r>
+      <m:oMath>
+        <m:sSub>
+          <m:e>
+            <m:r>
+              <m:t>ϑ</m:t>
+            </m:r>
+          </m:e>
+          <m:sub>
+            <m:r>
+              <m:t>2</m:t>
+            </m:r>
+          </m:sub>
+        </m:sSub>
+      </m:oMath>
+      <w:r>
+        <w:t xml:space="preserve">. Gilt die Aussage aus d) weiter?</w:t>
+      </w:r>
+      <w:r>
+        <w:br/>
+      </w:r>
+      <m:oMath>
+        <m:r>
+          <m:t>k</m:t>
+        </m:r>
+        <m:r>
+          <m:t>A</m:t>
+        </m:r>
+        <m:r>
+          <m:rPr>
+            <m:sty m:val="p"/>
+          </m:rPr>
+          <m:t>=</m:t>
+        </m:r>
+        <m:r>
+          <m:t>0</m:t>
+        </m:r>
+        <m:r>
+          <m:rPr>
+            <m:sty m:val="p"/>
+          </m:rPr>
+          <m:t>,</m:t>
+        </m:r>
+        <m:r>
+          <m:t>4440</m:t>
+        </m:r>
+        <m:r>
+          <m:t> </m:t>
+        </m:r>
+        <m:r>
+          <m:rPr>
+            <m:sty m:val="p"/>
+          </m:rPr>
+          <m:t>W</m:t>
+        </m:r>
+        <m:r>
+          <m:rPr>
+            <m:sty m:val="p"/>
+          </m:rPr>
+          <m:t>/</m:t>
+        </m:r>
+        <m:r>
+          <m:rPr>
+            <m:sty m:val="p"/>
+          </m:rPr>
+          <m:t>K</m:t>
+        </m:r>
+      </m:oMath>
+      <w:r>
+        <w:t xml:space="preserve">,</w:t>
+      </w:r>
+      <w:r>
+        <w:t xml:space="preserve"> </w:t>
+      </w:r>
+      <m:oMath>
+        <m:r>
+          <m:t> </m:t>
+        </m:r>
+        <m:sSub>
+          <m:e>
+            <m:r>
+              <m:t>ϑ</m:t>
+            </m:r>
+          </m:e>
+          <m:sub>
+            <m:r>
+              <m:t>1</m:t>
+            </m:r>
+          </m:sub>
+        </m:sSub>
+        <m:r>
+          <m:rPr>
+            <m:sty m:val="p"/>
+          </m:rPr>
+          <m:t>=</m:t>
+        </m:r>
+        <m:r>
+          <m:t>34</m:t>
+        </m:r>
+        <m:r>
+          <m:rPr>
+            <m:sty m:val="p"/>
+          </m:rPr>
+          <m:t>,</m:t>
+        </m:r>
+        <m:r>
+          <m:t>04</m:t>
+        </m:r>
+        <m:r>
+          <m:t> </m:t>
+        </m:r>
+        <m:r>
+          <m:rPr>
+            <m:sty m:val="p"/>
+          </m:rPr>
+          <m:t>°</m:t>
+        </m:r>
+        <m:r>
+          <m:rPr>
+            <m:sty m:val="p"/>
+          </m:rPr>
+          <m:t>C</m:t>
+        </m:r>
+      </m:oMath>
+      <w:r>
+        <w:t xml:space="preserve">,</w:t>
+      </w:r>
+      <w:r>
+        <w:t xml:space="preserve"> </w:t>
+      </w:r>
+      <m:oMath>
+        <m:r>
+          <m:t> </m:t>
+        </m:r>
+        <m:sSub>
+          <m:e>
+            <m:r>
+              <m:t>ϑ</m:t>
+            </m:r>
+          </m:e>
+          <m:sub>
+            <m:r>
+              <m:t>2</m:t>
+            </m:r>
+          </m:sub>
+        </m:sSub>
+        <m:r>
+          <m:rPr>
+            <m:sty m:val="p"/>
+          </m:rPr>
+          <m:t>=</m:t>
+        </m:r>
+        <m:r>
+          <m:t>30</m:t>
+        </m:r>
+        <m:r>
+          <m:rPr>
+            <m:sty m:val="p"/>
+          </m:rPr>
+          <m:t>,</m:t>
+        </m:r>
+        <m:r>
+          <m:t>96</m:t>
+        </m:r>
+        <m:r>
+          <m:t> </m:t>
+        </m:r>
+        <m:r>
+          <m:rPr>
+            <m:sty m:val="p"/>
+          </m:rPr>
+          <m:t>°</m:t>
+        </m:r>
+        <m:r>
+          <m:rPr>
+            <m:sty m:val="p"/>
+          </m:rPr>
+          <m:t>C</m:t>
+        </m:r>
+      </m:oMath>
+    </w:p>
+    <w:p>
+      <w:pPr>
+        <w:numPr>
+          <w:ilvl w:val="0"/>
+          <w:numId w:val="1002"/>
+        </w:numPr>
+      </w:pPr>
+      <w:r>
+        <w:t xml:space="preserve">Am nächsten Tag gibt es Milchkaffee: Die Milch wird je Tasse kurz vorher auf</w:t>
+      </w:r>
+      <w:r>
+        <w:t xml:space="preserve"> </w:t>
+      </w:r>
+      <m:oMath>
+        <m:sSub>
+          <m:e>
+            <m:r>
+              <m:t>ϑ</m:t>
+            </m:r>
+          </m:e>
+          <m:sub>
+            <m:r>
+              <m:t>M</m:t>
+            </m:r>
+            <m:r>
+              <m:rPr>
+                <m:sty m:val="p"/>
+              </m:rPr>
+              <m:t>,</m:t>
+            </m:r>
+            <m:r>
+              <m:t>h</m:t>
+            </m:r>
+          </m:sub>
+        </m:sSub>
+      </m:oMath>
+      <w:r>
+        <w:t xml:space="preserve"> </w:t>
+      </w:r>
+      <w:r>
+        <w:t xml:space="preserve">erwärmt und untergerührt (gleiche Masse und Stoffdaten, ohne Becher). Welche Tasse ist nach 60 Minuten wärmer? Sagen Sie es mit kurzer Begründung voraus, prüfen Sie dann mit den Gleichungen aus d) und erklären Sie das Ergebnis.</w:t>
+      </w:r>
+      <w:r>
+        <w:br/>
+      </w:r>
+      <m:oMath>
+        <m:r>
+          <m:t>35</m:t>
+        </m:r>
+        <m:r>
+          <m:rPr>
+            <m:sty m:val="p"/>
+          </m:rPr>
+          <m:t>,</m:t>
+        </m:r>
+        <m:r>
+          <m:t>99</m:t>
+        </m:r>
+        <m:r>
+          <m:t> </m:t>
+        </m:r>
+        <m:r>
+          <m:rPr>
+            <m:sty m:val="p"/>
+          </m:rPr>
+          <m:t>°</m:t>
+        </m:r>
+        <m:r>
+          <m:rPr>
+            <m:sty m:val="p"/>
+          </m:rPr>
+          <m:t>C</m:t>
+        </m:r>
+      </m:oMath>
+      <w:r>
+        <w:t xml:space="preserve"> </w:t>
+      </w:r>
+      <w:r>
+        <w:t xml:space="preserve">und</w:t>
+      </w:r>
+      <w:r>
+        <w:t xml:space="preserve"> </w:t>
+      </w:r>
+      <m:oMath>
+        <m:r>
+          <m:t>37</m:t>
+        </m:r>
+        <m:r>
+          <m:rPr>
+            <m:sty m:val="p"/>
+          </m:rPr>
+          <m:t>,</m:t>
+        </m:r>
+        <m:r>
+          <m:t>18</m:t>
+        </m:r>
+        <m:r>
+          <m:t> </m:t>
+        </m:r>
+        <m:r>
+          <m:rPr>
+            <m:sty m:val="p"/>
+          </m:rPr>
+          <m:t>°</m:t>
+        </m:r>
+        <m:r>
+          <m:rPr>
+            <m:sty m:val="p"/>
+          </m:rPr>
+          <m:t>C</m:t>
+        </m:r>
+      </m:oMath>
+      <w:r>
+        <w:t xml:space="preserve"> </w:t>
+      </w:r>
+      <w:r>
+        <w:t xml:space="preserve">(Zuordnung selbst bestimmen)</w:t>
+      </w:r>
+    </w:p>
+    <w:p>
+      <w:pPr>
+        <w:numPr>
+          <w:ilvl w:val="0"/>
+          <w:numId w:val="1002"/>
+        </w:numPr>
+      </w:pPr>
+      <w:r>
+        <w:rPr>
+          <w:iCs/>
+          <w:i/>
+        </w:rPr>
+        <w:t xml:space="preserve">Zusatzfrage:</w:t>
+      </w:r>
+      <w:r>
+        <w:t xml:space="preserve"> </w:t>
+      </w:r>
+      <w:r>
+        <w:t xml:space="preserve">(1) Bei welcher Milchtemperatur sind beide Tassen nach 60 Minuten gleich warm (ohne Becher)? (2) Die Milch für Tasse 2 steht ab</w:t>
+      </w:r>
+      <w:r>
+        <w:t xml:space="preserve"> </w:t>
+      </w:r>
+      <m:oMath>
+        <m:r>
+          <m:t>t</m:t>
+        </m:r>
+        <m:r>
+          <m:rPr>
+            <m:sty m:val="p"/>
+          </m:rPr>
+          <m:t>=</m:t>
+        </m:r>
+        <m:r>
+          <m:t>0</m:t>
+        </m:r>
+      </m:oMath>
+      <w:r>
+        <w:t xml:space="preserve"> </w:t>
+      </w:r>
+      <w:r>
+        <w:t xml:space="preserve">neben der Tasse und wird nur von der Raumluft erwärmt. Kann Tasse 2 so wärmer werden als Tasse 1? Begründen Sie mit einer Abschätzung und e).</w:t>
+      </w:r>
+      <w:r>
+        <w:br/>
+      </w:r>
+      <m:oMath>
+        <m:sSub>
+          <m:e>
+            <m:r>
+              <m:t>ϑ</m:t>
+            </m:r>
+          </m:e>
+          <m:sub>
+            <m:r>
+              <m:t>M</m:t>
+            </m:r>
+          </m:sub>
+        </m:sSub>
+        <m:r>
+          <m:rPr>
+            <m:sty m:val="p"/>
+          </m:rPr>
+          <m:t>=</m:t>
+        </m:r>
+        <m:r>
+          <m:t>47</m:t>
+        </m:r>
+        <m:r>
+          <m:rPr>
+            <m:sty m:val="p"/>
+          </m:rPr>
+          <m:t>,</m:t>
+        </m:r>
+        <m:r>
+          <m:t>0</m:t>
+        </m:r>
+        <m:r>
+          <m:t> </m:t>
+        </m:r>
+        <m:r>
+          <m:rPr>
+            <m:sty m:val="p"/>
+          </m:rPr>
+          <m:t>°</m:t>
+        </m:r>
+        <m:r>
+          <m:rPr>
+            <m:sty m:val="p"/>
+          </m:rPr>
+          <m:t>C</m:t>
+        </m:r>
+      </m:oMath>
+    </w:p>
+    <w:p>
+      <w:r>
+        <w:br w:type="page"/>
+      </w:r>
+    </w:p>
+    <w:p>
+      <w:pPr>
+        <w:pStyle w:val="Baustein"/>
+        <w:keepNext/>
+      </w:pPr>
+      <w:r>
+        <w:rPr>
+          <w:u w:val="single"/>
+          <w:bCs/>
+          <w:b/>
+        </w:rPr>
+        <w:t xml:space="preserve">Versuch zu Aufgabe 1</w:t>
+      </w:r>
+      <w:r>
+        <w:rPr>
+          <w:rStyle w:val="BausteinZusatz"/>
+        </w:rPr>
+        <w:t xml:space="preserve"> </w:t>
+      </w:r>
+      <w:r>
+        <w:rPr>
+          <w:rStyle w:val="BausteinZusatz"/>
+        </w:rPr>
+        <w:t xml:space="preserve">(im Tutorium, läuft neben der Rechnung)</w:t>
+      </w:r>
+    </w:p>
+    <w:p>
+      <w:pPr>
+        <w:pStyle w:val="BodyText"/>
+      </w:pPr>
+      <w:r>
+        <w:t xml:space="preserve">Drei gleiche, vorgewärmte Becher mit je 200 ml heißem Wasser oder Kaffee: Becher 1 bekommt die Milch sofort, Becher 2 und 3 erst nach 40 Minuten (Milch aus der Kühltasche bzw. aus einem Glas neben den Bechern). Nach 10 Minuten werden Becher 2 und 3 gemessen.</w:t>
+      </w:r>
+    </w:p>
+    <w:p>
+      <w:pPr>
+        <w:numPr>
+          <w:ilvl w:val="0"/>
+          <w:numId w:val="1003"/>
+        </w:numPr>
+        <w:pStyle w:val="Compact"/>
+      </w:pPr>
+      <w:r>
+        <w:t xml:space="preserve">Bestimmen Sie</w:t>
+      </w:r>
+      <w:r>
+        <w:t xml:space="preserve"> </w:t>
+      </w:r>
+      <m:oMath>
+        <m:r>
+          <m:t>k</m:t>
+        </m:r>
+        <m:r>
+          <m:t>A</m:t>
+        </m:r>
+      </m:oMath>
+      <w:r>
+        <w:t xml:space="preserve"> </w:t>
+      </w:r>
+      <w:r>
+        <w:t xml:space="preserve">aus dem Mittelwert wie in Teil c und sagen Sie mit den Gleichungen aus d) die Temperaturen nach 40 Minuten voraus (Becher 3 mit Milch bei Raumtemperatur).</w:t>
+      </w:r>
+    </w:p>
+    <w:p>
+      <w:pPr>
+        <w:numPr>
+          <w:ilvl w:val="0"/>
+          <w:numId w:val="1003"/>
+        </w:numPr>
+        <w:pStyle w:val="Compact"/>
+      </w:pPr>
+      <w:r>
+        <w:t xml:space="preserve">Ist der gemessene Unterschied zwischen Becher 1 und 2 größer als die Messunsicherheit? Nennen Sie zwei Gründe für Abweichungen vom Modell.</w:t>
+      </w:r>
+    </w:p>
+    <w:tbl>
+      <w:tblPr>
+        <w:tblStyle w:val="Table"/>
+        <w:tblW w:type="pct" w:w="5000"/>
+        <w:tblLook w:firstRow="1" w:lastRow="0" w:firstColumn="0" w:lastColumn="0" w:noHBand="0" w:noVBand="0" w:val="0020"/>
+        <w:jc w:val="start"/>
+      </w:tblPr>
+      <w:tblGrid>
+        <w:gridCol w:w="2269"/>
+        <w:gridCol w:w="1062"/>
+        <w:gridCol w:w="1159"/>
+        <w:gridCol w:w="1014"/>
+        <w:gridCol w:w="1207"/>
+        <w:gridCol w:w="1207"/>
+      </w:tblGrid>
+      <w:tr>
+        <w:trPr>
+          <w:cantSplit/>
+          <w:trHeight w:val="567" w:hRule="atLeast"/>
+          <w:tblHeader w:val="true"/>
+        </w:trPr>
+        <w:tc>
+          <w:tcPr/>
+          <w:p>
+            <w:pPr>
+              <w:pStyle w:val="Compact"/>
+              <w:keepNext/>
+              <w:jc w:val="left"/>
+            </w:pPr>
+            <w:r>
+              <w:t xml:space="preserve">Becher</w:t>
+            </w:r>
+          </w:p>
+        </w:tc>
+        <w:tc>
+          <w:tcPr/>
+          <w:p>
+            <w:pPr>
+              <w:pStyle w:val="Compact"/>
+              <w:keepNext/>
+              <w:jc w:val="left"/>
+            </w:pPr>
+            <w:r>
+              <w:t xml:space="preserve">Start</w:t>
+            </w:r>
+            <w:r>
+              <w:t xml:space="preserve"> </w:t>
+            </w:r>
+            <m:oMath>
+              <m:r>
+                <m:t>ϑ</m:t>
+              </m:r>
+              <m:d>
+                <m:dPr>
+                  <m:begChr m:val="("/>
+                  <m:endChr m:val=")"/>
+                  <m:sepChr m:val=""/>
+                  <m:grow/>
+                </m:dPr>
+                <m:e>
+                  <m:r>
+                    <m:t>0</m:t>
+                  </m:r>
+                </m:e>
+              </m:d>
+            </m:oMath>
+          </w:p>
+        </w:tc>
+        <w:tc>
+          <w:tcPr/>
+          <w:p>
+            <w:pPr>
+              <w:pStyle w:val="Compact"/>
+              <w:keepNext/>
+              <w:jc w:val="left"/>
+            </w:pPr>
+            <m:oMath>
+              <m:r>
+                <m:t>ϑ</m:t>
+              </m:r>
+              <m:d>
+                <m:dPr>
+                  <m:begChr m:val="("/>
+                  <m:endChr m:val=")"/>
+                  <m:sepChr m:val=""/>
+                  <m:grow/>
+                </m:dPr>
+                <m:e>
+                  <m:r>
+                    <m:t>10</m:t>
+                  </m:r>
+                  <m:r>
+                    <m:t> </m:t>
+                  </m:r>
+                  <m:r>
+                    <m:rPr>
+                      <m:sty m:val="p"/>
+                    </m:rPr>
+                    <m:t>m</m:t>
+                  </m:r>
+                  <m:r>
+                    <m:rPr>
+                      <m:sty m:val="p"/>
+                    </m:rPr>
+                    <m:t>i</m:t>
+                  </m:r>
+                  <m:r>
+                    <m:rPr>
+                      <m:sty m:val="p"/>
+                    </m:rPr>
+                    <m:t>n</m:t>
+                  </m:r>
+                </m:e>
+              </m:d>
+            </m:oMath>
+          </w:p>
+        </w:tc>
+        <w:tc>
+          <w:tcPr/>
+          <w:p>
+            <w:pPr>
+              <w:pStyle w:val="Compact"/>
+              <w:keepNext/>
+              <w:jc w:val="left"/>
+            </w:pPr>
+            <w:r>
+              <w:t xml:space="preserve">Milch</w:t>
+            </w:r>
+            <w:r>
+              <w:t xml:space="preserve"> </w:t>
+            </w:r>
+            <m:oMath>
+              <m:sSub>
+                <m:e>
+                  <m:r>
+                    <m:t>ϑ</m:t>
+                  </m:r>
+                </m:e>
+                <m:sub>
+                  <m:r>
+                    <m:t>M</m:t>
+                  </m:r>
+                </m:sub>
+              </m:sSub>
+            </m:oMath>
+          </w:p>
+        </w:tc>
+        <w:tc>
+          <w:tcPr/>
+          <w:p>
+            <w:pPr>
+              <w:pStyle w:val="Compact"/>
+              <w:keepNext/>
+              <w:jc w:val="left"/>
+            </w:pPr>
+            <w:r>
+              <w:t xml:space="preserve">Vorhersage</w:t>
+            </w:r>
+            <w:r>
+              <w:t xml:space="preserve"> </w:t>
+            </w:r>
+            <m:oMath>
+              <m:r>
+                <m:t>ϑ</m:t>
+              </m:r>
+              <m:d>
+                <m:dPr>
+                  <m:begChr m:val="("/>
+                  <m:endChr m:val=")"/>
+                  <m:sepChr m:val=""/>
+                  <m:grow/>
+                </m:dPr>
+                <m:e>
+                  <m:r>
+                    <m:t>40</m:t>
+                  </m:r>
+                  <m:r>
+                    <m:t> </m:t>
+                  </m:r>
+                  <m:r>
+                    <m:rPr>
+                      <m:sty m:val="p"/>
+                    </m:rPr>
+                    <m:t>m</m:t>
+                  </m:r>
+                  <m:r>
+                    <m:rPr>
+                      <m:sty m:val="p"/>
+                    </m:rPr>
+                    <m:t>i</m:t>
+                  </m:r>
+                  <m:r>
+                    <m:rPr>
+                      <m:sty m:val="p"/>
+                    </m:rPr>
+                    <m:t>n</m:t>
+                  </m:r>
+                </m:e>
+              </m:d>
+            </m:oMath>
+          </w:p>
+        </w:tc>
+        <w:tc>
+          <w:tcPr/>
+          <w:p>
+            <w:pPr>
+              <w:pStyle w:val="Compact"/>
+              <w:keepNext/>
+              <w:jc w:val="left"/>
+            </w:pPr>
+            <w:r>
+              <w:t xml:space="preserve">Messung</w:t>
+            </w:r>
+            <w:r>
+              <w:t xml:space="preserve"> </w:t>
+            </w:r>
+            <m:oMath>
+              <m:r>
+                <m:t>ϑ</m:t>
+              </m:r>
+              <m:d>
+                <m:dPr>
+                  <m:begChr m:val="("/>
+                  <m:endChr m:val=")"/>
+                  <m:sepChr m:val=""/>
+                  <m:grow/>
+                </m:dPr>
+                <m:e>
+                  <m:r>
+                    <m:t>40</m:t>
+                  </m:r>
+                  <m:r>
+                    <m:t> </m:t>
+                  </m:r>
+                  <m:r>
+                    <m:rPr>
+                      <m:sty m:val="p"/>
+                    </m:rPr>
+                    <m:t>m</m:t>
+                  </m:r>
+                  <m:r>
+                    <m:rPr>
+                      <m:sty m:val="p"/>
+                    </m:rPr>
+                    <m:t>i</m:t>
+                  </m:r>
+                  <m:r>
+                    <m:rPr>
+                      <m:sty m:val="p"/>
+                    </m:rPr>
+                    <m:t>n</m:t>
+                  </m:r>
+                </m:e>
+              </m:d>
+            </m:oMath>
+          </w:p>
+        </w:tc>
+      </w:tr>
+      <w:tr>
+        <w:trPr>
+          <w:cantSplit/>
+          <w:trHeight w:val="567" w:hRule="atLeast"/>
+        </w:trPr>
+        <w:tc>
+          <w:tcPr/>
+          <w:p>
+            <w:pPr>
+              <w:pStyle w:val="Compact"/>
+              <w:keepNext/>
+              <w:jc w:val="left"/>
+            </w:pPr>
+            <w:r>
+              <w:t xml:space="preserve">1: Milch sofort</w:t>
+            </w:r>
+          </w:p>
+        </w:tc>
+        <w:tc>
+          <w:tcPr/>
+          <w:p>
+            <w:pPr>
+              <w:pStyle w:val="Compact"/>
+              <w:keepNext/>
+            </w:pPr>
+          </w:p>
+        </w:tc>
         <w:tc>
           <w:tcPr/>
           <w:p>
@@ -1084,6 +3287,7 @@
       <w:tr>
         <w:trPr>
           <w:cantSplit/>
+          <w:trHeight w:val="567" w:hRule="atLeast"/>
         </w:trPr>
         <w:tc>
           <w:tcPr/>
@@ -1094,13 +3298,7 @@
               <w:jc w:val="left"/>
             </w:pPr>
             <w:r>
-              <w:rPr>
-                <w:iCs/>
-                <w:i/>
-                <w:bCs/>
-                <w:b/>
-              </w:rPr>
-              <w:t xml:space="preserve">Umgebung:</w:t>
+              <w:t xml:space="preserve">2: Milch nach 40 min aus der Kühltasche</w:t>
             </w:r>
           </w:p>
         </w:tc>
@@ -1113,200 +3311,6 @@
             </w:pPr>
           </w:p>
         </w:tc>
-        <w:tc>
-          <w:tcPr/>
-          <w:p>
-            <w:pPr>
-              <w:pStyle w:val="Compact"/>
-              <w:keepNext/>
-              <w:jc w:val="left"/>
-            </w:pPr>
-            <w:r>
-              <w:rPr>
-                <w:iCs/>
-                <w:i/>
-                <w:bCs/>
-                <w:b/>
-              </w:rPr>
-              <w:t xml:space="preserve">Messung:</w:t>
-            </w:r>
-          </w:p>
-        </w:tc>
-        <w:tc>
-          <w:tcPr/>
-          <w:p>
-            <w:pPr>
-              <w:pStyle w:val="Compact"/>
-              <w:keepNext/>
-            </w:pPr>
-          </w:p>
-        </w:tc>
-      </w:tr>
-      <w:tr>
-        <w:trPr>
-          <w:cantSplit/>
-        </w:trPr>
-        <w:tc>
-          <w:tcPr/>
-          <w:p>
-            <w:pPr>
-              <w:pStyle w:val="Compact"/>
-              <w:keepNext/>
-              <w:jc w:val="left"/>
-            </w:pPr>
-            <w:r>
-              <w:t xml:space="preserve">Temperatur:</w:t>
-            </w:r>
-          </w:p>
-        </w:tc>
-        <w:tc>
-          <w:tcPr/>
-          <w:p>
-            <w:pPr>
-              <w:pStyle w:val="Compact"/>
-              <w:keepNext/>
-              <w:jc w:val="left"/>
-            </w:pPr>
-            <m:oMath>
-              <m:sSub>
-                <m:e>
-                  <m:r>
-                    <m:t>ϑ</m:t>
-                  </m:r>
-                </m:e>
-                <m:sub>
-                  <m:r>
-                    <m:t>u</m:t>
-                  </m:r>
-                </m:sub>
-              </m:sSub>
-              <m:r>
-                <m:rPr>
-                  <m:sty m:val="p"/>
-                </m:rPr>
-                <m:t>=</m:t>
-              </m:r>
-              <m:r>
-                <m:t>20</m:t>
-              </m:r>
-              <m:r>
-                <m:t> </m:t>
-              </m:r>
-              <m:r>
-                <m:rPr>
-                  <m:sty m:val="p"/>
-                </m:rPr>
-                <m:t>°</m:t>
-              </m:r>
-              <m:r>
-                <m:rPr>
-                  <m:sty m:val="p"/>
-                </m:rPr>
-                <m:t>C</m:t>
-              </m:r>
-            </m:oMath>
-          </w:p>
-        </w:tc>
-        <w:tc>
-          <w:tcPr/>
-          <w:p>
-            <w:pPr>
-              <w:pStyle w:val="Compact"/>
-              <w:keepNext/>
-              <w:jc w:val="left"/>
-            </w:pPr>
-            <w:r>
-              <w:t xml:space="preserve">Temperatur nach 10 min:</w:t>
-            </w:r>
-          </w:p>
-        </w:tc>
-        <w:tc>
-          <w:tcPr/>
-          <w:p>
-            <w:pPr>
-              <w:pStyle w:val="Compact"/>
-              <w:keepNext/>
-              <w:jc w:val="left"/>
-            </w:pPr>
-            <m:oMath>
-              <m:sSub>
-                <m:e>
-                  <m:r>
-                    <m:t>ϑ</m:t>
-                  </m:r>
-                </m:e>
-                <m:sub>
-                  <m:r>
-                    <m:t>K</m:t>
-                  </m:r>
-                </m:sub>
-              </m:sSub>
-              <m:d>
-                <m:dPr>
-                  <m:begChr m:val="("/>
-                  <m:endChr m:val=")"/>
-                  <m:sepChr m:val=""/>
-                  <m:grow/>
-                </m:dPr>
-                <m:e>
-                  <m:r>
-                    <m:t>10</m:t>
-                  </m:r>
-                  <m:r>
-                    <m:t> </m:t>
-                  </m:r>
-                  <m:r>
-                    <m:rPr>
-                      <m:sty m:val="p"/>
-                    </m:rPr>
-                    <m:t>m</m:t>
-                  </m:r>
-                  <m:r>
-                    <m:rPr>
-                      <m:sty m:val="p"/>
-                    </m:rPr>
-                    <m:t>i</m:t>
-                  </m:r>
-                  <m:r>
-                    <m:rPr>
-                      <m:sty m:val="p"/>
-                    </m:rPr>
-                    <m:t>n</m:t>
-                  </m:r>
-                </m:e>
-              </m:d>
-              <m:r>
-                <m:rPr>
-                  <m:sty m:val="p"/>
-                </m:rPr>
-                <m:t>=</m:t>
-              </m:r>
-              <m:r>
-                <m:t>67</m:t>
-              </m:r>
-              <m:r>
-                <m:t> </m:t>
-              </m:r>
-              <m:r>
-                <m:rPr>
-                  <m:sty m:val="p"/>
-                </m:rPr>
-                <m:t>°</m:t>
-              </m:r>
-              <m:r>
-                <m:rPr>
-                  <m:sty m:val="p"/>
-                </m:rPr>
-                <m:t>C</m:t>
-              </m:r>
-            </m:oMath>
-          </w:p>
-        </w:tc>
-      </w:tr>
-      <w:tr>
-        <w:trPr>
-          <w:cantSplit/>
-        </w:trPr>
         <w:tc>
           <w:tcPr/>
           <w:p>
@@ -1347,188 +3351,7 @@
       <w:tr>
         <w:trPr>
           <w:cantSplit/>
-        </w:trPr>
-        <w:tc>
-          <w:tcPr/>
-          <w:p>
-            <w:pPr>
-              <w:pStyle w:val="Compact"/>
-              <w:keepNext/>
-              <w:jc w:val="left"/>
-            </w:pPr>
-            <w:r>
-              <w:rPr>
-                <w:iCs/>
-                <w:i/>
-                <w:bCs/>
-                <w:b/>
-              </w:rPr>
-              <w:t xml:space="preserve">Becher:</w:t>
-            </w:r>
-          </w:p>
-        </w:tc>
-        <w:tc>
-          <w:tcPr/>
-          <w:p>
-            <w:pPr>
-              <w:pStyle w:val="Compact"/>
-              <w:keepNext/>
-            </w:pPr>
-          </w:p>
-        </w:tc>
-        <w:tc>
-          <w:tcPr/>
-          <w:p>
-            <w:pPr>
-              <w:pStyle w:val="Compact"/>
-              <w:keepNext/>
-              <w:jc w:val="left"/>
-            </w:pPr>
-            <w:r>
-              <w:rPr>
-                <w:iCs/>
-                <w:i/>
-                <w:bCs/>
-                <w:b/>
-              </w:rPr>
-              <w:t xml:space="preserve">Milchschaum:</w:t>
-            </w:r>
-          </w:p>
-        </w:tc>
-        <w:tc>
-          <w:tcPr/>
-          <w:p>
-            <w:pPr>
-              <w:pStyle w:val="Compact"/>
-              <w:keepNext/>
-            </w:pPr>
-          </w:p>
-        </w:tc>
-      </w:tr>
-      <w:tr>
-        <w:trPr>
-          <w:cantSplit/>
-        </w:trPr>
-        <w:tc>
-          <w:tcPr/>
-          <w:p>
-            <w:pPr>
-              <w:pStyle w:val="Compact"/>
-              <w:keepNext/>
-              <w:jc w:val="left"/>
-            </w:pPr>
-            <w:r>
-              <w:t xml:space="preserve">Masse:</w:t>
-            </w:r>
-          </w:p>
-        </w:tc>
-        <w:tc>
-          <w:tcPr/>
-          <w:p>
-            <w:pPr>
-              <w:pStyle w:val="Compact"/>
-              <w:keepNext/>
-              <w:jc w:val="left"/>
-            </w:pPr>
-            <m:oMath>
-              <m:sSub>
-                <m:e>
-                  <m:r>
-                    <m:t>m</m:t>
-                  </m:r>
-                </m:e>
-                <m:sub>
-                  <m:r>
-                    <m:t>B</m:t>
-                  </m:r>
-                </m:sub>
-              </m:sSub>
-              <m:r>
-                <m:rPr>
-                  <m:sty m:val="p"/>
-                </m:rPr>
-                <m:t>=</m:t>
-              </m:r>
-              <m:r>
-                <m:t>300</m:t>
-              </m:r>
-              <m:r>
-                <m:t> </m:t>
-              </m:r>
-              <m:r>
-                <m:rPr>
-                  <m:sty m:val="p"/>
-                </m:rPr>
-                <m:t>g</m:t>
-              </m:r>
-            </m:oMath>
-          </w:p>
-        </w:tc>
-        <w:tc>
-          <w:tcPr/>
-          <w:p>
-            <w:pPr>
-              <w:pStyle w:val="Compact"/>
-              <w:keepNext/>
-              <w:jc w:val="left"/>
-            </w:pPr>
-            <w:r>
-              <w:t xml:space="preserve">Temperatur:</w:t>
-            </w:r>
-          </w:p>
-        </w:tc>
-        <w:tc>
-          <w:tcPr/>
-          <w:p>
-            <w:pPr>
-              <w:pStyle w:val="Compact"/>
-              <w:keepNext/>
-              <w:jc w:val="left"/>
-            </w:pPr>
-            <m:oMath>
-              <m:sSub>
-                <m:e>
-                  <m:r>
-                    <m:t>ϑ</m:t>
-                  </m:r>
-                </m:e>
-                <m:sub>
-                  <m:r>
-                    <m:t>S</m:t>
-                  </m:r>
-                </m:sub>
-              </m:sSub>
-              <m:r>
-                <m:rPr>
-                  <m:sty m:val="p"/>
-                </m:rPr>
-                <m:t>=</m:t>
-              </m:r>
-              <m:r>
-                <m:t>60</m:t>
-              </m:r>
-              <m:r>
-                <m:t> </m:t>
-              </m:r>
-              <m:r>
-                <m:rPr>
-                  <m:sty m:val="p"/>
-                </m:rPr>
-                <m:t>°</m:t>
-              </m:r>
-              <m:r>
-                <m:rPr>
-                  <m:sty m:val="p"/>
-                </m:rPr>
-                <m:t>C</m:t>
-              </m:r>
-            </m:oMath>
-          </w:p>
-        </w:tc>
-      </w:tr>
-      <w:tr>
-        <w:trPr>
-          <w:cantSplit/>
+          <w:trHeight w:val="567" w:hRule="atLeast"/>
         </w:trPr>
         <w:tc>
           <w:tcPr/>
@@ -1538,7 +3361,7 @@
               <w:jc w:val="left"/>
             </w:pPr>
             <w:r>
-              <w:t xml:space="preserve">Spez. Wärmekapazität:</w:t>
+              <w:t xml:space="preserve">3: Milch nach 40 min aus dem Glas</w:t>
             </w:r>
           </w:p>
         </w:tc>
@@ -1547,95 +3370,23 @@
           <w:p>
             <w:pPr>
               <w:pStyle w:val="Compact"/>
-              <w:jc w:val="left"/>
             </w:pPr>
-            <m:oMath>
-              <m:sSub>
-                <m:e>
-                  <m:r>
-                    <m:t>c</m:t>
-                  </m:r>
-                </m:e>
-                <m:sub>
-                  <m:r>
-                    <m:t>B</m:t>
-                  </m:r>
-                </m:sub>
-              </m:sSub>
-              <m:r>
-                <m:rPr>
-                  <m:sty m:val="p"/>
-                </m:rPr>
-                <m:t>=</m:t>
-              </m:r>
-              <m:r>
-                <m:t>0</m:t>
-              </m:r>
-              <m:r>
-                <m:rPr>
-                  <m:sty m:val="p"/>
-                </m:rPr>
-                <m:t>,</m:t>
-              </m:r>
-              <m:r>
-                <m:t>85</m:t>
-              </m:r>
-              <m:r>
-                <m:t> </m:t>
-              </m:r>
-              <m:r>
-                <m:rPr>
-                  <m:sty m:val="p"/>
-                </m:rPr>
-                <m:t>k</m:t>
-              </m:r>
-              <m:r>
-                <m:rPr>
-                  <m:sty m:val="p"/>
-                </m:rPr>
-                <m:t>J</m:t>
-              </m:r>
-              <m:r>
-                <m:rPr>
-                  <m:sty m:val="p"/>
-                </m:rPr>
-                <m:t>/</m:t>
-              </m:r>
-              <m:d>
-                <m:dPr>
-                  <m:begChr m:val="("/>
-                  <m:endChr m:val=")"/>
-                  <m:sepChr m:val=""/>
-                  <m:grow/>
-                </m:dPr>
-                <m:e>
-                  <m:r>
-                    <m:rPr>
-                      <m:sty m:val="p"/>
-                    </m:rPr>
-                    <m:t>k</m:t>
-                  </m:r>
-                  <m:r>
-                    <m:rPr>
-                      <m:sty m:val="p"/>
-                    </m:rPr>
-                    <m:t>g</m:t>
-                  </m:r>
-                  <m:r>
-                    <m:rPr>
-                      <m:sty m:val="p"/>
-                    </m:rPr>
-                    <m:t> </m:t>
-                  </m:r>
-                  <m:r>
-                    <m:rPr>
-                      <m:sty m:val="p"/>
-                    </m:rPr>
-                    <m:t>K</m:t>
-                  </m:r>
-                </m:e>
-              </m:d>
-            </m:oMath>
+          </w:p>
+        </w:tc>
+        <w:tc>
+          <w:tcPr/>
+          <w:p>
+            <w:pPr>
+              <w:pStyle w:val="Compact"/>
+            </w:pPr>
+          </w:p>
+        </w:tc>
+        <w:tc>
+          <w:tcPr/>
+          <w:p>
+            <w:pPr>
+              <w:pStyle w:val="Compact"/>
+            </w:pPr>
           </w:p>
         </w:tc>
         <w:tc>
@@ -1659,1175 +3410,46 @@
     <w:p>
       <w:pPr>
         <w:pStyle w:val="BodyText"/>
-        <w:keepNext/>
       </w:pPr>
       <w:r>
-        <w:rPr>
-          <w:bCs/>
-          <w:b/>
-        </w:rPr>
-        <w:t xml:space="preserve">Aufgabenstellung:</w:t>
+        <w:t xml:space="preserve">Raumtemperatur: __________ °C</w:t>
       </w:r>
     </w:p>
     <w:p>
       <w:pPr>
-        <w:numPr>
-          <w:ilvl w:val="0"/>
-          <w:numId w:val="1002"/>
-        </w:numPr>
+        <w:pStyle w:val="BodyText"/>
       </w:pPr>
       <w:r>
-        <w:t xml:space="preserve">Bestimmen Sie mit einer Energiebilanz die Mischtemperatur</w:t>
-      </w:r>
-      <w:r>
-        <w:t xml:space="preserve"> </w:t>
-      </w:r>
-      <m:oMath>
-        <m:sSub>
-          <m:e>
-            <m:r>
-              <m:t>ϑ</m:t>
-            </m:r>
-          </m:e>
-          <m:sub>
-            <m:r>
-              <m:t>1</m:t>
-            </m:r>
-            <m:r>
-              <m:rPr>
-                <m:sty m:val="p"/>
-              </m:rPr>
-              <m:t>,</m:t>
-            </m:r>
-            <m:r>
-              <m:t>0</m:t>
-            </m:r>
-          </m:sub>
-        </m:sSub>
-      </m:oMath>
-      <w:r>
-        <w:t xml:space="preserve"> </w:t>
-      </w:r>
-      <w:r>
-        <w:t xml:space="preserve">direkt nach dem Zugießen der Milch in Tasse 1.</w:t>
-      </w:r>
-      <w:r>
-        <w:br/>
-      </w:r>
-      <m:oMath>
-        <m:sSub>
-          <m:e>
-            <m:r>
-              <m:t>ϑ</m:t>
-            </m:r>
-          </m:e>
-          <m:sub>
-            <m:r>
-              <m:t>1</m:t>
-            </m:r>
-            <m:r>
-              <m:rPr>
-                <m:sty m:val="p"/>
-              </m:rPr>
-              <m:t>,</m:t>
-            </m:r>
-            <m:r>
-              <m:t>0</m:t>
-            </m:r>
-          </m:sub>
-        </m:sSub>
-        <m:r>
-          <m:rPr>
-            <m:sty m:val="p"/>
-          </m:rPr>
-          <m:t>=</m:t>
-        </m:r>
-        <m:r>
-          <m:t>70</m:t>
-        </m:r>
-        <m:r>
-          <m:rPr>
-            <m:sty m:val="p"/>
-          </m:rPr>
-          <m:t>,</m:t>
-        </m:r>
-        <m:r>
-          <m:t>47</m:t>
-        </m:r>
-        <m:r>
-          <m:t> </m:t>
-        </m:r>
-        <m:r>
-          <m:rPr>
-            <m:sty m:val="p"/>
-          </m:rPr>
-          <m:t>°</m:t>
-        </m:r>
-        <m:r>
-          <m:rPr>
-            <m:sty m:val="p"/>
-          </m:rPr>
-          <m:t>C</m:t>
-        </m:r>
-      </m:oMath>
+        <w:t xml:space="preserve">Mischtemperatur Becher 1: __________ °C</w:t>
+      </w:r>
     </w:p>
     <w:p>
       <w:pPr>
-        <w:numPr>
-          <w:ilvl w:val="0"/>
-          <w:numId w:val="1002"/>
-        </w:numPr>
+        <w:pStyle w:val="BodyText"/>
       </w:pPr>
-      <w:r>
-        <w:t xml:space="preserve">Zeichnen Sie den Bilanzraum für Tasse 1 in Abb. 1 ein und stellen Sie die instationäre Energiebilanz für den Inhalt einer Tasse auf. Lösen Sie die Differentialgleichung durch Trennung der Variablen für die Anfangstemperatur</w:t>
-      </w:r>
-      <w:r>
-        <w:t xml:space="preserve"> </w:t>
-      </w:r>
       <m:oMath>
         <m:r>
-          <m:t>T</m:t>
-        </m:r>
-        <m:d>
-          <m:dPr>
-            <m:begChr m:val="("/>
-            <m:endChr m:val=")"/>
-            <m:sepChr m:val=""/>
-            <m:grow/>
-          </m:dPr>
-          <m:e>
-            <m:r>
-              <m:t>t</m:t>
-            </m:r>
-            <m:r>
-              <m:rPr>
-                <m:sty m:val="p"/>
-              </m:rPr>
-              <m:t>=</m:t>
-            </m:r>
-            <m:r>
-              <m:t>0</m:t>
-            </m:r>
-            <m:r>
-              <m:t> </m:t>
-            </m:r>
-            <m:r>
-              <m:rPr>
-                <m:sty m:val="p"/>
-              </m:rPr>
-              <m:t>s</m:t>
-            </m:r>
-          </m:e>
-        </m:d>
-        <m:r>
-          <m:rPr>
-            <m:sty m:val="p"/>
-          </m:rPr>
-          <m:t>=</m:t>
-        </m:r>
-        <m:sSub>
-          <m:e>
-            <m:r>
-              <m:t>T</m:t>
-            </m:r>
-          </m:e>
-          <m:sub>
-            <m:r>
-              <m:t>0</m:t>
-            </m:r>
-          </m:sub>
-        </m:sSub>
+          <m:t>k</m:t>
+        </m:r>
+        <m:r>
+          <m:t>A</m:t>
+        </m:r>
       </m:oMath>
       <w:r>
-        <w:t xml:space="preserve">.</w:t>
-      </w:r>
-      <w:r>
-        <w:br/>
-      </w:r>
-      <m:oMath>
-        <m:r>
-          <m:t>T</m:t>
-        </m:r>
-        <m:d>
-          <m:dPr>
-            <m:begChr m:val="("/>
-            <m:endChr m:val=")"/>
-            <m:sepChr m:val=""/>
-            <m:grow/>
-          </m:dPr>
-          <m:e>
-            <m:r>
-              <m:t>t</m:t>
-            </m:r>
-          </m:e>
-        </m:d>
-        <m:r>
-          <m:rPr>
-            <m:sty m:val="p"/>
-          </m:rPr>
-          <m:t>=</m:t>
-        </m:r>
-        <m:sSub>
-          <m:e>
-            <m:r>
-              <m:t>T</m:t>
-            </m:r>
-          </m:e>
-          <m:sub>
-            <m:r>
-              <m:t>u</m:t>
-            </m:r>
-          </m:sub>
-        </m:sSub>
-        <m:r>
-          <m:rPr>
-            <m:sty m:val="p"/>
-          </m:rPr>
-          <m:t>+</m:t>
-        </m:r>
-        <m:d>
-          <m:dPr>
-            <m:begChr m:val="("/>
-            <m:endChr m:val=")"/>
-            <m:sepChr m:val=""/>
-            <m:grow/>
-          </m:dPr>
-          <m:e>
-            <m:sSub>
-              <m:e>
-                <m:r>
-                  <m:t>T</m:t>
-                </m:r>
-              </m:e>
-              <m:sub>
-                <m:r>
-                  <m:t>0</m:t>
-                </m:r>
-              </m:sub>
-            </m:sSub>
-            <m:r>
-              <m:rPr>
-                <m:sty m:val="p"/>
-              </m:rPr>
-              <m:t>−</m:t>
-            </m:r>
-            <m:sSub>
-              <m:e>
-                <m:r>
-                  <m:t>T</m:t>
-                </m:r>
-              </m:e>
-              <m:sub>
-                <m:r>
-                  <m:t>u</m:t>
-                </m:r>
-              </m:sub>
-            </m:sSub>
-          </m:e>
-        </m:d>
-        <m:r>
-          <m:rPr>
-            <m:sty m:val="p"/>
-          </m:rPr>
-          <m:t>⋅</m:t>
-        </m:r>
-        <m:r>
-          <m:rPr>
-            <m:sty m:val="p"/>
-          </m:rPr>
-          <m:t>exp</m:t>
-        </m:r>
-        <m:d>
-          <m:dPr>
-            <m:begChr m:val="("/>
-            <m:endChr m:val=")"/>
-            <m:sepChr m:val=""/>
-            <m:grow/>
-          </m:dPr>
-          <m:e>
-            <m:r>
-              <m:rPr>
-                <m:sty m:val="p"/>
-              </m:rPr>
-              <m:t>−</m:t>
-            </m:r>
-            <m:f>
-              <m:fPr>
-                <m:type m:val="bar"/>
-              </m:fPr>
-              <m:num>
-                <m:r>
-                  <m:t>k</m:t>
-                </m:r>
-                <m:r>
-                  <m:t>A</m:t>
-                </m:r>
-              </m:num>
-              <m:den>
-                <m:r>
-                  <m:t>m</m:t>
-                </m:r>
-                <m:r>
-                  <m:t> </m:t>
-                </m:r>
-                <m:sSub>
-                  <m:e>
-                    <m:r>
-                      <m:t>c</m:t>
-                    </m:r>
-                  </m:e>
-                  <m:sub>
-                    <m:r>
-                      <m:t>p</m:t>
-                    </m:r>
-                  </m:sub>
-                </m:sSub>
-              </m:den>
-            </m:f>
-            <m:r>
-              <m:t> </m:t>
-            </m:r>
-            <m:r>
-              <m:t>t</m:t>
-            </m:r>
-          </m:e>
-        </m:d>
-      </m:oMath>
+        <w:t xml:space="preserve"> </w:t>
+      </w:r>
+      <w:r>
+        <w:t xml:space="preserve">aus Becher 2 und 3: __________ W/K</w:t>
+      </w:r>
+    </w:p>
+    <w:p>
+      <w:r>
+        <w:br w:type="page"/>
+      </w:r>
     </w:p>
     <w:p>
       <w:pPr>
-        <w:numPr>
-          <w:ilvl w:val="0"/>
-          <w:numId w:val="1002"/>
-        </w:numPr>
-      </w:pPr>
-      <w:r>
-        <w:t xml:space="preserve">Bestimmen Sie aus der Messung in Tasse 2 das Produkt</w:t>
-      </w:r>
-      <w:r>
-        <w:t xml:space="preserve"> </w:t>
-      </w:r>
-      <m:oMath>
-        <m:r>
-          <m:t>k</m:t>
-        </m:r>
-        <m:r>
-          <m:t>A</m:t>
-        </m:r>
-      </m:oMath>
-      <w:r>
-        <w:t xml:space="preserve">.</w:t>
-      </w:r>
-      <w:r>
-        <w:br/>
-      </w:r>
-      <m:oMath>
-        <m:r>
-          <m:t>k</m:t>
-        </m:r>
-        <m:r>
-          <m:t>A</m:t>
-        </m:r>
-        <m:r>
-          <m:rPr>
-            <m:sty m:val="p"/>
-          </m:rPr>
-          <m:t>=</m:t>
-        </m:r>
-        <m:r>
-          <m:t>0</m:t>
-        </m:r>
-        <m:r>
-          <m:rPr>
-            <m:sty m:val="p"/>
-          </m:rPr>
-          <m:t>,</m:t>
-        </m:r>
-        <m:r>
-          <m:t>3402</m:t>
-        </m:r>
-        <m:r>
-          <m:t> </m:t>
-        </m:r>
-        <m:r>
-          <m:rPr>
-            <m:sty m:val="p"/>
-          </m:rPr>
-          <m:t>W</m:t>
-        </m:r>
-        <m:r>
-          <m:rPr>
-            <m:sty m:val="p"/>
-          </m:rPr>
-          <m:t>/</m:t>
-        </m:r>
-        <m:r>
-          <m:rPr>
-            <m:sty m:val="p"/>
-          </m:rPr>
-          <m:t>K</m:t>
-        </m:r>
-      </m:oMath>
-    </w:p>
-    <w:p>
-      <w:pPr>
-        <w:numPr>
-          <w:ilvl w:val="0"/>
-          <w:numId w:val="1002"/>
-        </w:numPr>
-      </w:pPr>
-      <w:r>
-        <w:t xml:space="preserve">Berechnen Sie die Temperaturen</w:t>
-      </w:r>
-      <w:r>
-        <w:t xml:space="preserve"> </w:t>
-      </w:r>
-      <m:oMath>
-        <m:sSub>
-          <m:e>
-            <m:r>
-              <m:t>ϑ</m:t>
-            </m:r>
-          </m:e>
-          <m:sub>
-            <m:r>
-              <m:t>1</m:t>
-            </m:r>
-          </m:sub>
-        </m:sSub>
-      </m:oMath>
-      <w:r>
-        <w:t xml:space="preserve"> </w:t>
-      </w:r>
-      <w:r>
-        <w:t xml:space="preserve">und</w:t>
-      </w:r>
-      <w:r>
-        <w:t xml:space="preserve"> </w:t>
-      </w:r>
-      <m:oMath>
-        <m:sSub>
-          <m:e>
-            <m:r>
-              <m:t>ϑ</m:t>
-            </m:r>
-          </m:e>
-          <m:sub>
-            <m:r>
-              <m:t>2</m:t>
-            </m:r>
-          </m:sub>
-        </m:sSub>
-      </m:oMath>
-      <w:r>
-        <w:t xml:space="preserve"> </w:t>
-      </w:r>
-      <w:r>
-        <w:t xml:space="preserve">beider Tassen nach 60 Minuten, bei Tasse 2 direkt nach dem Zugießen der Milch. Welche Tasse ist kühler?</w:t>
-      </w:r>
-      <w:r>
-        <w:br/>
-      </w:r>
-      <m:oMath>
-        <m:sSub>
-          <m:e>
-            <m:r>
-              <m:t>ϑ</m:t>
-            </m:r>
-          </m:e>
-          <m:sub>
-            <m:r>
-              <m:t>1</m:t>
-            </m:r>
-          </m:sub>
-        </m:sSub>
-        <m:r>
-          <m:rPr>
-            <m:sty m:val="p"/>
-          </m:rPr>
-          <m:t>=</m:t>
-        </m:r>
-        <m:r>
-          <m:t>34</m:t>
-        </m:r>
-        <m:r>
-          <m:rPr>
-            <m:sty m:val="p"/>
-          </m:rPr>
-          <m:t>,</m:t>
-        </m:r>
-        <m:r>
-          <m:t>05</m:t>
-        </m:r>
-        <m:r>
-          <m:t> </m:t>
-        </m:r>
-        <m:r>
-          <m:rPr>
-            <m:sty m:val="p"/>
-          </m:rPr>
-          <m:t>°</m:t>
-        </m:r>
-        <m:r>
-          <m:rPr>
-            <m:sty m:val="p"/>
-          </m:rPr>
-          <m:t>C</m:t>
-        </m:r>
-      </m:oMath>
-      <w:r>
-        <w:t xml:space="preserve">,</w:t>
-      </w:r>
-      <w:r>
-        <w:t xml:space="preserve"> </w:t>
-      </w:r>
-      <m:oMath>
-        <m:r>
-          <m:t> </m:t>
-        </m:r>
-        <m:sSub>
-          <m:e>
-            <m:r>
-              <m:t>ϑ</m:t>
-            </m:r>
-          </m:e>
-          <m:sub>
-            <m:r>
-              <m:t>2</m:t>
-            </m:r>
-          </m:sub>
-        </m:sSub>
-        <m:r>
-          <m:rPr>
-            <m:sty m:val="p"/>
-          </m:rPr>
-          <m:t>=</m:t>
-        </m:r>
-        <m:r>
-          <m:t>30</m:t>
-        </m:r>
-        <m:r>
-          <m:rPr>
-            <m:sty m:val="p"/>
-          </m:rPr>
-          <m:t>,</m:t>
-        </m:r>
-        <m:r>
-          <m:t>19</m:t>
-        </m:r>
-        <m:r>
-          <m:t> </m:t>
-        </m:r>
-        <m:r>
-          <m:rPr>
-            <m:sty m:val="p"/>
-          </m:rPr>
-          <m:t>°</m:t>
-        </m:r>
-        <m:r>
-          <m:rPr>
-            <m:sty m:val="p"/>
-          </m:rPr>
-          <m:t>C</m:t>
-        </m:r>
-      </m:oMath>
-    </w:p>
-    <w:p>
-      <w:pPr>
-        <w:numPr>
-          <w:ilvl w:val="0"/>
-          <w:numId w:val="1002"/>
-        </w:numPr>
-      </w:pPr>
-      <w:r>
-        <w:t xml:space="preserve">Berechnen Sie für beide Tassen die Wärme, die in den 60 Minuten an die Umgebung abgegeben wird. Erklären Sie damit das Ergebnis aus d). Hat Ihr Mitbewohner recht?</w:t>
-      </w:r>
-      <w:r>
-        <w:br/>
-      </w:r>
-      <m:oMath>
-        <m:sSub>
-          <m:e>
-            <m:r>
-              <m:t>Q</m:t>
-            </m:r>
-          </m:e>
-          <m:sub>
-            <m:r>
-              <m:t>1</m:t>
-            </m:r>
-          </m:sub>
-        </m:sSub>
-        <m:r>
-          <m:rPr>
-            <m:sty m:val="p"/>
-          </m:rPr>
-          <m:t>=</m:t>
-        </m:r>
-        <m:r>
-          <m:t>34</m:t>
-        </m:r>
-        <m:r>
-          <m:rPr>
-            <m:sty m:val="p"/>
-          </m:rPr>
-          <m:t>,</m:t>
-        </m:r>
-        <m:r>
-          <m:t>88</m:t>
-        </m:r>
-        <m:r>
-          <m:t> </m:t>
-        </m:r>
-        <m:r>
-          <m:rPr>
-            <m:sty m:val="p"/>
-          </m:rPr>
-          <m:t>k</m:t>
-        </m:r>
-        <m:r>
-          <m:rPr>
-            <m:sty m:val="p"/>
-          </m:rPr>
-          <m:t>J</m:t>
-        </m:r>
-      </m:oMath>
-      <w:r>
-        <w:t xml:space="preserve">,</w:t>
-      </w:r>
-      <w:r>
-        <w:t xml:space="preserve"> </w:t>
-      </w:r>
-      <m:oMath>
-        <m:r>
-          <m:t> </m:t>
-        </m:r>
-        <m:sSub>
-          <m:e>
-            <m:r>
-              <m:t>Q</m:t>
-            </m:r>
-          </m:e>
-          <m:sub>
-            <m:r>
-              <m:t>2</m:t>
-            </m:r>
-          </m:sub>
-        </m:sSub>
-        <m:r>
-          <m:rPr>
-            <m:sty m:val="p"/>
-          </m:rPr>
-          <m:t>=</m:t>
-        </m:r>
-        <m:r>
-          <m:t>38</m:t>
-        </m:r>
-        <m:r>
-          <m:rPr>
-            <m:sty m:val="p"/>
-          </m:rPr>
-          <m:t>,</m:t>
-        </m:r>
-        <m:r>
-          <m:t>57</m:t>
-        </m:r>
-        <m:r>
-          <m:t> </m:t>
-        </m:r>
-        <m:r>
-          <m:rPr>
-            <m:sty m:val="p"/>
-          </m:rPr>
-          <m:t>k</m:t>
-        </m:r>
-        <m:r>
-          <m:rPr>
-            <m:sty m:val="p"/>
-          </m:rPr>
-          <m:t>J</m:t>
-        </m:r>
-      </m:oMath>
-    </w:p>
-    <w:p>
-      <w:pPr>
-        <w:numPr>
-          <w:ilvl w:val="0"/>
-          <w:numId w:val="1002"/>
-        </w:numPr>
-      </w:pPr>
-      <w:r>
-        <w:t xml:space="preserve">Die Tassen sind in Wirklichkeit Keramikbecher. Sie wurden vorgewärmt und haben immer die Temperatur ihres Inhalts. Bestimmen Sie</w:t>
-      </w:r>
-      <w:r>
-        <w:t xml:space="preserve"> </w:t>
-      </w:r>
-      <m:oMath>
-        <m:r>
-          <m:t>k</m:t>
-        </m:r>
-        <m:r>
-          <m:t>A</m:t>
-        </m:r>
-      </m:oMath>
-      <w:r>
-        <w:t xml:space="preserve"> </w:t>
-      </w:r>
-      <w:r>
-        <w:t xml:space="preserve">mit Becher erneut aus der Messung und berechnen Sie</w:t>
-      </w:r>
-      <w:r>
-        <w:t xml:space="preserve"> </w:t>
-      </w:r>
-      <m:oMath>
-        <m:sSub>
-          <m:e>
-            <m:r>
-              <m:t>ϑ</m:t>
-            </m:r>
-          </m:e>
-          <m:sub>
-            <m:r>
-              <m:t>1</m:t>
-            </m:r>
-          </m:sub>
-        </m:sSub>
-      </m:oMath>
-      <w:r>
-        <w:t xml:space="preserve"> </w:t>
-      </w:r>
-      <w:r>
-        <w:t xml:space="preserve">und</w:t>
-      </w:r>
-      <w:r>
-        <w:t xml:space="preserve"> </w:t>
-      </w:r>
-      <m:oMath>
-        <m:sSub>
-          <m:e>
-            <m:r>
-              <m:t>ϑ</m:t>
-            </m:r>
-          </m:e>
-          <m:sub>
-            <m:r>
-              <m:t>2</m:t>
-            </m:r>
-          </m:sub>
-        </m:sSub>
-      </m:oMath>
-      <w:r>
-        <w:t xml:space="preserve"> </w:t>
-      </w:r>
-      <w:r>
-        <w:t xml:space="preserve">noch einmal. Bleibt die Aussage aus d) gültig?</w:t>
-      </w:r>
-      <w:r>
-        <w:br/>
-      </w:r>
-      <m:oMath>
-        <m:r>
-          <m:t>k</m:t>
-        </m:r>
-        <m:r>
-          <m:t>A</m:t>
-        </m:r>
-        <m:r>
-          <m:rPr>
-            <m:sty m:val="p"/>
-          </m:rPr>
-          <m:t>=</m:t>
-        </m:r>
-        <m:r>
-          <m:t>0</m:t>
-        </m:r>
-        <m:r>
-          <m:rPr>
-            <m:sty m:val="p"/>
-          </m:rPr>
-          <m:t>,</m:t>
-        </m:r>
-        <m:r>
-          <m:t>4440</m:t>
-        </m:r>
-        <m:r>
-          <m:t> </m:t>
-        </m:r>
-        <m:r>
-          <m:rPr>
-            <m:sty m:val="p"/>
-          </m:rPr>
-          <m:t>W</m:t>
-        </m:r>
-        <m:r>
-          <m:rPr>
-            <m:sty m:val="p"/>
-          </m:rPr>
-          <m:t>/</m:t>
-        </m:r>
-        <m:r>
-          <m:rPr>
-            <m:sty m:val="p"/>
-          </m:rPr>
-          <m:t>K</m:t>
-        </m:r>
-      </m:oMath>
-      <w:r>
-        <w:t xml:space="preserve">,</w:t>
-      </w:r>
-      <w:r>
-        <w:t xml:space="preserve"> </w:t>
-      </w:r>
-      <m:oMath>
-        <m:r>
-          <m:t> </m:t>
-        </m:r>
-        <m:sSub>
-          <m:e>
-            <m:r>
-              <m:t>ϑ</m:t>
-            </m:r>
-          </m:e>
-          <m:sub>
-            <m:r>
-              <m:t>1</m:t>
-            </m:r>
-          </m:sub>
-        </m:sSub>
-        <m:r>
-          <m:rPr>
-            <m:sty m:val="p"/>
-          </m:rPr>
-          <m:t>=</m:t>
-        </m:r>
-        <m:r>
-          <m:t>34</m:t>
-        </m:r>
-        <m:r>
-          <m:rPr>
-            <m:sty m:val="p"/>
-          </m:rPr>
-          <m:t>,</m:t>
-        </m:r>
-        <m:r>
-          <m:t>04</m:t>
-        </m:r>
-        <m:r>
-          <m:t> </m:t>
-        </m:r>
-        <m:r>
-          <m:rPr>
-            <m:sty m:val="p"/>
-          </m:rPr>
-          <m:t>°</m:t>
-        </m:r>
-        <m:r>
-          <m:rPr>
-            <m:sty m:val="p"/>
-          </m:rPr>
-          <m:t>C</m:t>
-        </m:r>
-      </m:oMath>
-      <w:r>
-        <w:t xml:space="preserve">,</w:t>
-      </w:r>
-      <w:r>
-        <w:t xml:space="preserve"> </w:t>
-      </w:r>
-      <m:oMath>
-        <m:r>
-          <m:t> </m:t>
-        </m:r>
-        <m:sSub>
-          <m:e>
-            <m:r>
-              <m:t>ϑ</m:t>
-            </m:r>
-          </m:e>
-          <m:sub>
-            <m:r>
-              <m:t>2</m:t>
-            </m:r>
-          </m:sub>
-        </m:sSub>
-        <m:r>
-          <m:rPr>
-            <m:sty m:val="p"/>
-          </m:rPr>
-          <m:t>=</m:t>
-        </m:r>
-        <m:r>
-          <m:t>30</m:t>
-        </m:r>
-        <m:r>
-          <m:rPr>
-            <m:sty m:val="p"/>
-          </m:rPr>
-          <m:t>,</m:t>
-        </m:r>
-        <m:r>
-          <m:t>96</m:t>
-        </m:r>
-        <m:r>
-          <m:t> </m:t>
-        </m:r>
-        <m:r>
-          <m:rPr>
-            <m:sty m:val="p"/>
-          </m:rPr>
-          <m:t>°</m:t>
-        </m:r>
-        <m:r>
-          <m:rPr>
-            <m:sty m:val="p"/>
-          </m:rPr>
-          <m:t>C</m:t>
-        </m:r>
-      </m:oMath>
-    </w:p>
-    <w:p>
-      <w:pPr>
-        <w:numPr>
-          <w:ilvl w:val="0"/>
-          <w:numId w:val="1002"/>
-        </w:numPr>
-      </w:pPr>
-      <w:r>
-        <w:t xml:space="preserve">Am nächsten Tag trinkt Ihr Mitbewohner Cappuccino: Statt kalter Milch kommt Milchschaum mit</w:t>
-      </w:r>
-      <w:r>
-        <w:t xml:space="preserve"> </w:t>
-      </w:r>
-      <m:oMath>
-        <m:sSub>
-          <m:e>
-            <m:r>
-              <m:t>ϑ</m:t>
-            </m:r>
-          </m:e>
-          <m:sub>
-            <m:r>
-              <m:t>S</m:t>
-            </m:r>
-          </m:sub>
-        </m:sSub>
-      </m:oMath>
-      <w:r>
-        <w:t xml:space="preserve"> </w:t>
-      </w:r>
-      <w:r>
-        <w:t xml:space="preserve">in beide Tassen (gleiche Masse, Becher wieder vernachlässigt). Sagen Sie zuerst voraus, welche Tasse nach 60 Minuten wärmer ist. Prüfen Sie Ihre Vorhersage dann mit den Gleichungen aus d).</w:t>
-      </w:r>
-      <w:r>
-        <w:br/>
-      </w:r>
-      <m:oMath>
-        <m:sSub>
-          <m:e>
-            <m:r>
-              <m:t>ϑ</m:t>
-            </m:r>
-          </m:e>
-          <m:sub>
-            <m:r>
-              <m:t>1</m:t>
-            </m:r>
-          </m:sub>
-        </m:sSub>
-        <m:r>
-          <m:rPr>
-            <m:sty m:val="p"/>
-          </m:rPr>
-          <m:t>=</m:t>
-        </m:r>
-        <m:r>
-          <m:t>35</m:t>
-        </m:r>
-        <m:r>
-          <m:rPr>
-            <m:sty m:val="p"/>
-          </m:rPr>
-          <m:t>,</m:t>
-        </m:r>
-        <m:r>
-          <m:t>99</m:t>
-        </m:r>
-        <m:r>
-          <m:t> </m:t>
-        </m:r>
-        <m:r>
-          <m:rPr>
-            <m:sty m:val="p"/>
-          </m:rPr>
-          <m:t>°</m:t>
-        </m:r>
-        <m:r>
-          <m:rPr>
-            <m:sty m:val="p"/>
-          </m:rPr>
-          <m:t>C</m:t>
-        </m:r>
-      </m:oMath>
-      <w:r>
-        <w:t xml:space="preserve">,</w:t>
-      </w:r>
-      <w:r>
-        <w:t xml:space="preserve"> </w:t>
-      </w:r>
-      <m:oMath>
-        <m:r>
-          <m:t> </m:t>
-        </m:r>
-        <m:sSub>
-          <m:e>
-            <m:r>
-              <m:t>ϑ</m:t>
-            </m:r>
-          </m:e>
-          <m:sub>
-            <m:r>
-              <m:t>2</m:t>
-            </m:r>
-          </m:sub>
-        </m:sSub>
-        <m:r>
-          <m:rPr>
-            <m:sty m:val="p"/>
-          </m:rPr>
-          <m:t>=</m:t>
-        </m:r>
-        <m:r>
-          <m:t>37</m:t>
-        </m:r>
-        <m:r>
-          <m:rPr>
-            <m:sty m:val="p"/>
-          </m:rPr>
-          <m:t>,</m:t>
-        </m:r>
-        <m:r>
-          <m:t>18</m:t>
-        </m:r>
-        <m:r>
-          <m:t> </m:t>
-        </m:r>
-        <m:r>
-          <m:rPr>
-            <m:sty m:val="p"/>
-          </m:rPr>
-          <m:t>°</m:t>
-        </m:r>
-        <m:r>
-          <m:rPr>
-            <m:sty m:val="p"/>
-          </m:rPr>
-          <m:t>C</m:t>
-        </m:r>
-      </m:oMath>
-    </w:p>
-    <w:p>
-      <w:pPr>
-        <w:numPr>
-          <w:ilvl w:val="0"/>
-          <w:numId w:val="1002"/>
-        </w:numPr>
-      </w:pPr>
-      <w:r>
-        <w:rPr>
-          <w:iCs/>
-          <w:i/>
-        </w:rPr>
-        <w:t xml:space="preserve">Zusatzfrage:</w:t>
-      </w:r>
-      <w:r>
-        <w:t xml:space="preserve"> </w:t>
-      </w:r>
-      <w:r>
-        <w:t xml:space="preserve">(1) Bei welcher Milchtemperatur ist es egal, ob die Milch sofort oder erst nach 60 Minuten hineinkommt (ohne Becher)? (2) Sie nehmen die Milch für Tasse 2 schon bei</w:t>
-      </w:r>
-      <w:r>
-        <w:t xml:space="preserve"> </w:t>
-      </w:r>
-      <m:oMath>
-        <m:r>
-          <m:t>t</m:t>
-        </m:r>
-        <m:r>
-          <m:rPr>
-            <m:sty m:val="p"/>
-          </m:rPr>
-          <m:t>=</m:t>
-        </m:r>
-        <m:r>
-          <m:t>0</m:t>
-        </m:r>
-      </m:oMath>
-      <w:r>
-        <w:t xml:space="preserve"> </w:t>
-      </w:r>
-      <w:r>
-        <w:t xml:space="preserve">aus dem Kühlschrank und stellen sie neben die Tasse. Kann Tasse 2 dadurch wärmer werden als Tasse 1? Begründen Sie mit einer Abschätzung und den Ergebnissen aus e).</w:t>
-      </w:r>
-      <w:r>
-        <w:br/>
-      </w:r>
-      <w:r>
-        <w:t xml:space="preserve">Zu (1):</w:t>
-      </w:r>
-      <w:r>
-        <w:t xml:space="preserve"> </w:t>
-      </w:r>
-      <m:oMath>
-        <m:sSub>
-          <m:e>
-            <m:r>
-              <m:t>ϑ</m:t>
-            </m:r>
-          </m:e>
-          <m:sub>
-            <m:r>
-              <m:t>M</m:t>
-            </m:r>
-          </m:sub>
-        </m:sSub>
-        <m:r>
-          <m:rPr>
-            <m:sty m:val="p"/>
-          </m:rPr>
-          <m:t>=</m:t>
-        </m:r>
-        <m:r>
-          <m:t>47</m:t>
-        </m:r>
-        <m:r>
-          <m:rPr>
-            <m:sty m:val="p"/>
-          </m:rPr>
-          <m:t>,</m:t>
-        </m:r>
-        <m:r>
-          <m:t>0</m:t>
-        </m:r>
-        <m:r>
-          <m:t> </m:t>
-        </m:r>
-        <m:r>
-          <m:rPr>
-            <m:sty m:val="p"/>
-          </m:rPr>
-          <m:t>°</m:t>
-        </m:r>
-        <m:r>
-          <m:rPr>
-            <m:sty m:val="p"/>
-          </m:rPr>
-          <m:t>C</m:t>
-        </m:r>
-      </m:oMath>
-    </w:p>
-    <w:p>
-      <w:pPr>
-        <w:pStyle w:val="FirstParagraph"/>
+        <w:pStyle w:val="Baustein"/>
         <w:keepNext/>
       </w:pPr>
       <w:r>
@@ -2836,13 +3458,21 @@
           <w:bCs/>
           <w:b/>
         </w:rPr>
-        <w:t xml:space="preserve">Versuch zu Aufgabe 1</w:t>
-      </w:r>
-      <w:r>
-        <w:t xml:space="preserve"> </w:t>
-      </w:r>
-      <w:r>
-        <w:t xml:space="preserve">(im Tutorium, läuft neben der Rechnung)</w:t>
+        <w:t xml:space="preserve">Lösung</w:t>
+      </w:r>
+    </w:p>
+    <w:p>
+      <w:pPr>
+        <w:pStyle w:val="Baustein"/>
+        <w:keepNext/>
+      </w:pPr>
+      <w:r>
+        <w:rPr>
+          <w:u w:val="single"/>
+          <w:bCs/>
+          <w:b/>
+        </w:rPr>
+        <w:t xml:space="preserve">Frage 1</w:t>
       </w:r>
     </w:p>
     <w:p>
@@ -2850,351 +3480,12 @@
         <w:pStyle w:val="BodyText"/>
       </w:pPr>
       <w:r>
-        <w:rPr>
-          <w:iCs/>
-          <w:i/>
-        </w:rPr>
-        <w:t xml:space="preserve">Material:</w:t>
-      </w:r>
-      <w:r>
-        <w:t xml:space="preserve"> </w:t>
-      </w:r>
-      <w:r>
-        <w:t xml:space="preserve">drei gleiche Becher, heißes Wasser oder Kaffee aus der Thermoskanne, Milch aus der Kühltasche, ein kleines Glas, Messbecher, ein Einstichthermometer für alle Becher, Löffel, Uhr.</w:t>
+        <w:t xml:space="preserve">Tasse 1 (Milch sofort) ist nach einer Stunde wärmer: 34,05 °C gegenüber 30,19 °C. Das Argument des Mitbewohners trägt nicht: Erhalten bleibt die Energie von Kaffee, Milch und Umgebung zusammen; wie viel Wärme an die Umgebung geht, hängt vom Temperaturverlauf ab (Aufgabe 1, Teile d und e).</w:t>
       </w:r>
     </w:p>
     <w:p>
       <w:pPr>
-        <w:numPr>
-          <w:ilvl w:val="0"/>
-          <w:numId w:val="1003"/>
-        </w:numPr>
-        <w:pStyle w:val="Compact"/>
-      </w:pPr>
-      <w:r>
-        <w:t xml:space="preserve">Notieren Sie Ihre Vermutung zu Frage 1.</w:t>
-      </w:r>
-    </w:p>
-    <w:p>
-      <w:pPr>
-        <w:numPr>
-          <w:ilvl w:val="0"/>
-          <w:numId w:val="1003"/>
-        </w:numPr>
-        <w:pStyle w:val="Compact"/>
-      </w:pPr>
-      <m:oMath>
-        <m:r>
-          <m:t>t</m:t>
-        </m:r>
-        <m:r>
-          <m:rPr>
-            <m:sty m:val="p"/>
-          </m:rPr>
-          <m:t>=</m:t>
-        </m:r>
-        <m:r>
-          <m:t>0</m:t>
-        </m:r>
-      </m:oMath>
-      <w:r>
-        <w:t xml:space="preserve">: Becher vorwärmen, je 200 ml einfüllen und die Starttemperatur messen. Becher 1 bekommt die Milch sofort. Für Becher 2 bleibt die Milch in der Kühltasche, für Becher 3 steht sie im Glas neben dem Becher.</w:t>
-      </w:r>
-    </w:p>
-    <w:p>
-      <w:pPr>
-        <w:numPr>
-          <w:ilvl w:val="0"/>
-          <w:numId w:val="1003"/>
-        </w:numPr>
-        <w:pStyle w:val="Compact"/>
-      </w:pPr>
-      <m:oMath>
-        <m:r>
-          <m:t>t</m:t>
-        </m:r>
-        <m:r>
-          <m:rPr>
-            <m:sty m:val="p"/>
-          </m:rPr>
-          <m:t>=</m:t>
-        </m:r>
-        <m:r>
-          <m:t>10</m:t>
-        </m:r>
-        <m:r>
-          <m:t> </m:t>
-        </m:r>
-        <m:r>
-          <m:rPr>
-            <m:sty m:val="p"/>
-          </m:rPr>
-          <m:t>m</m:t>
-        </m:r>
-        <m:r>
-          <m:rPr>
-            <m:sty m:val="p"/>
-          </m:rPr>
-          <m:t>i</m:t>
-        </m:r>
-        <m:r>
-          <m:rPr>
-            <m:sty m:val="p"/>
-          </m:rPr>
-          <m:t>n</m:t>
-        </m:r>
-      </m:oMath>
-      <w:r>
-        <w:t xml:space="preserve">: Becher 2 messen und daraus</w:t>
-      </w:r>
-      <w:r>
-        <w:t xml:space="preserve"> </w:t>
-      </w:r>
-      <m:oMath>
-        <m:r>
-          <m:t>k</m:t>
-        </m:r>
-        <m:r>
-          <m:t>A</m:t>
-        </m:r>
-      </m:oMath>
-      <w:r>
-        <w:t xml:space="preserve"> </w:t>
-      </w:r>
-      <w:r>
-        <w:t xml:space="preserve">wie in Teil f (mit Becher) bestimmen.</w:t>
-      </w:r>
-    </w:p>
-    <w:p>
-      <w:pPr>
-        <w:numPr>
-          <w:ilvl w:val="0"/>
-          <w:numId w:val="1003"/>
-        </w:numPr>
-        <w:pStyle w:val="Compact"/>
-      </w:pPr>
-      <w:r>
-        <w:t xml:space="preserve">Mit den gemessenen Werten die Temperaturen nach 60 Minuten vorhersagen, für Becher 3 mit Milch bei Raumtemperatur.</w:t>
-      </w:r>
-    </w:p>
-    <w:p>
-      <w:pPr>
-        <w:numPr>
-          <w:ilvl w:val="0"/>
-          <w:numId w:val="1003"/>
-        </w:numPr>
-        <w:pStyle w:val="Compact"/>
-      </w:pPr>
-      <m:oMath>
-        <m:r>
-          <m:t>t</m:t>
-        </m:r>
-        <m:r>
-          <m:rPr>
-            <m:sty m:val="p"/>
-          </m:rPr>
-          <m:t>=</m:t>
-        </m:r>
-        <m:r>
-          <m:t>60</m:t>
-        </m:r>
-        <m:r>
-          <m:t> </m:t>
-        </m:r>
-        <m:r>
-          <m:rPr>
-            <m:sty m:val="p"/>
-          </m:rPr>
-          <m:t>m</m:t>
-        </m:r>
-        <m:r>
-          <m:rPr>
-            <m:sty m:val="p"/>
-          </m:rPr>
-          <m:t>i</m:t>
-        </m:r>
-        <m:r>
-          <m:rPr>
-            <m:sty m:val="p"/>
-          </m:rPr>
-          <m:t>n</m:t>
-        </m:r>
-      </m:oMath>
-      <w:r>
-        <w:t xml:space="preserve">: Milchtemperatur in Kühltasche und Glas messen, Milch in Becher 2 und 3 gießen, umrühren und alle drei Becher messen.</w:t>
-      </w:r>
-    </w:p>
-    <w:tbl>
-      <w:tblPr>
-        <w:tblStyle w:val="Table"/>
-        <w:tblW w:type="pct" w:w="5000"/>
-        <w:tblLook w:firstRow="1" w:lastRow="0" w:firstColumn="0" w:lastColumn="0" w:noHBand="0" w:noVBand="0" w:val="0020"/>
-        <w:jc w:val="start"/>
-      </w:tblPr>
-      <w:tblGrid>
-        <w:gridCol w:w="2880"/>
-        <w:gridCol w:w="2520"/>
-        <w:gridCol w:w="2520"/>
-      </w:tblGrid>
-      <w:tr>
-        <w:trPr>
-          <w:cantSplit/>
-          <w:tblHeader w:val="true"/>
-        </w:trPr>
-        <w:tc>
-          <w:tcPr/>
-          <w:p>
-            <w:pPr>
-              <w:pStyle w:val="Compact"/>
-              <w:keepNext/>
-              <w:jc w:val="left"/>
-            </w:pPr>
-            <w:r>
-              <w:t xml:space="preserve">Becher</w:t>
-            </w:r>
-          </w:p>
-        </w:tc>
-        <w:tc>
-          <w:tcPr/>
-          <w:p>
-            <w:pPr>
-              <w:pStyle w:val="Compact"/>
-              <w:keepNext/>
-              <w:jc w:val="left"/>
-            </w:pPr>
-            <w:r>
-              <w:t xml:space="preserve">Vorhersage nach 60 min</w:t>
-            </w:r>
-          </w:p>
-        </w:tc>
-        <w:tc>
-          <w:tcPr/>
-          <w:p>
-            <w:pPr>
-              <w:pStyle w:val="Compact"/>
-              <w:keepNext/>
-              <w:jc w:val="left"/>
-            </w:pPr>
-            <w:r>
-              <w:t xml:space="preserve">Messung nach 60 min</w:t>
-            </w:r>
-          </w:p>
-        </w:tc>
-      </w:tr>
-      <w:tr>
-        <w:trPr>
-          <w:cantSplit/>
-        </w:trPr>
-        <w:tc>
-          <w:tcPr/>
-          <w:p>
-            <w:pPr>
-              <w:pStyle w:val="Compact"/>
-              <w:keepNext/>
-              <w:jc w:val="left"/>
-            </w:pPr>
-            <w:r>
-              <w:t xml:space="preserve">1: Milch sofort</w:t>
-            </w:r>
-          </w:p>
-        </w:tc>
-        <w:tc>
-          <w:tcPr/>
-          <w:p>
-            <w:pPr>
-              <w:pStyle w:val="Compact"/>
-              <w:keepNext/>
-            </w:pPr>
-          </w:p>
-        </w:tc>
-        <w:tc>
-          <w:tcPr/>
-          <w:p>
-            <w:pPr>
-              <w:pStyle w:val="Compact"/>
-              <w:keepNext/>
-            </w:pPr>
-          </w:p>
-        </w:tc>
-      </w:tr>
-      <w:tr>
-        <w:trPr>
-          <w:cantSplit/>
-        </w:trPr>
-        <w:tc>
-          <w:tcPr/>
-          <w:p>
-            <w:pPr>
-              <w:pStyle w:val="Compact"/>
-              <w:keepNext/>
-              <w:jc w:val="left"/>
-            </w:pPr>
-            <w:r>
-              <w:t xml:space="preserve">2: Milch nach 60 min aus der Kühltasche</w:t>
-            </w:r>
-          </w:p>
-        </w:tc>
-        <w:tc>
-          <w:tcPr/>
-          <w:p>
-            <w:pPr>
-              <w:pStyle w:val="Compact"/>
-              <w:keepNext/>
-            </w:pPr>
-          </w:p>
-        </w:tc>
-        <w:tc>
-          <w:tcPr/>
-          <w:p>
-            <w:pPr>
-              <w:pStyle w:val="Compact"/>
-              <w:keepNext/>
-            </w:pPr>
-          </w:p>
-        </w:tc>
-      </w:tr>
-      <w:tr>
-        <w:trPr>
-          <w:cantSplit/>
-        </w:trPr>
-        <w:tc>
-          <w:tcPr/>
-          <w:p>
-            <w:pPr>
-              <w:pStyle w:val="Compact"/>
-              <w:jc w:val="left"/>
-            </w:pPr>
-            <w:r>
-              <w:t xml:space="preserve">3: Milch nach 60 min aus dem Glas</w:t>
-            </w:r>
-          </w:p>
-        </w:tc>
-        <w:tc>
-          <w:tcPr/>
-          <w:p>
-            <w:pPr>
-              <w:pStyle w:val="Compact"/>
-            </w:pPr>
-          </w:p>
-        </w:tc>
-        <w:tc>
-          <w:tcPr/>
-          <w:p>
-            <w:pPr>
-              <w:pStyle w:val="Compact"/>
-            </w:pPr>
-          </w:p>
-        </w:tc>
-      </w:tr>
-    </w:tbl>
-    <w:p>
-      <w:r>
-        <w:br w:type="page"/>
-      </w:r>
-    </w:p>
-    <w:p>
-      <w:pPr>
-        <w:pStyle w:val="BodyText"/>
+        <w:pStyle w:val="Baustein"/>
         <w:keepNext/>
       </w:pPr>
       <w:r>
@@ -3203,41 +3494,7 @@
           <w:bCs/>
           <w:b/>
         </w:rPr>
-        <w:t xml:space="preserve">Lösung:</w:t>
-      </w:r>
-    </w:p>
-    <w:p>
-      <w:pPr>
-        <w:pStyle w:val="BodyText"/>
-        <w:keepNext/>
-      </w:pPr>
-      <w:r>
-        <w:rPr>
-          <w:u w:val="single"/>
-          <w:bCs/>
-          <w:b/>
-        </w:rPr>
-        <w:t xml:space="preserve">Frage 1:</w:t>
-      </w:r>
-      <w:r>
-        <w:t xml:space="preserve"> </w:t>
-      </w:r>
-      <w:r>
-        <w:t xml:space="preserve">Tasse 1 (Milch sofort) ist nach einer Stunde wärmer: 34,05 °C gegenüber 30,19 °C. Das Argument des Mitbewohners trägt nicht: Erhalten bleibt die Energie von Kaffee, Milch und Umgebung zusammen; wie viel Wärme an die Umgebung geht, hängt vom Temperaturverlauf ab (Aufgabe 1, Teile d und e).</w:t>
-      </w:r>
-    </w:p>
-    <w:p>
-      <w:pPr>
-        <w:pStyle w:val="BodyText"/>
-        <w:keepNext/>
-      </w:pPr>
-      <w:r>
-        <w:rPr>
-          <w:u w:val="single"/>
-          <w:bCs/>
-          <w:b/>
-        </w:rPr>
-        <w:t xml:space="preserve">Aufgabe 1:</w:t>
+        <w:t xml:space="preserve">Aufgabe 1</w:t>
       </w:r>
     </w:p>
     <w:p>
@@ -3246,7 +3503,8 @@
       </w:pPr>
       <w:r>
         <w:rPr>
-          <w:u w:val="single"/>
+          <w:bCs/>
+          <w:b/>
         </w:rPr>
         <w:t xml:space="preserve">Geg.:</w:t>
       </w:r>
@@ -3596,7 +3854,8 @@
       </w:pPr>
       <w:r>
         <w:rPr>
-          <w:u w:val="single"/>
+          <w:bCs/>
+          <w:b/>
         </w:rPr>
         <w:t xml:space="preserve">Ges.:</w:t>
       </w:r>
@@ -3790,7 +4049,7 @@
         <w:t xml:space="preserve"> </w:t>
       </w:r>
       <w:r>
-        <w:t xml:space="preserve">mit Becher (f), mit Milchschaum (g) und die Milchtemperatur aus h</w:t>
+        <w:t xml:space="preserve">mit Becher (f), mit erwärmter Milch (g) und die Milchtemperatur aus h</w:t>
       </w:r>
     </w:p>
     <w:p>
@@ -3799,7 +4058,8 @@
       </w:pPr>
       <w:r>
         <w:rPr>
-          <w:u w:val="single"/>
+          <w:bCs/>
+          <w:b/>
         </w:rPr>
         <w:t xml:space="preserve">Skizze:</w:t>
       </w:r>
@@ -3817,7 +4077,8 @@
       </w:pPr>
       <w:r>
         <w:rPr>
-          <w:u w:val="single"/>
+          <w:bCs/>
+          <w:b/>
         </w:rPr>
         <w:t xml:space="preserve">Annahmen:</w:t>
       </w:r>
@@ -3834,7 +4095,8 @@
       </w:pPr>
       <w:r>
         <w:rPr>
-          <w:u w:val="single"/>
+          <w:bCs/>
+          <w:b/>
         </w:rPr>
         <w:t xml:space="preserve">Ansatz:</w:t>
       </w:r>
@@ -3847,13 +4109,13 @@
     </w:p>
     <w:p>
       <w:pPr>
-        <w:pStyle w:val="BodyText"/>
+        <w:pStyle w:val="Abbildung"/>
         <w:keepNext/>
       </w:pPr>
       <w:r>
         <w:drawing>
           <wp:inline>
-            <wp:extent cx="2531364" cy="1927448"/>
+            <wp:extent cx="2876550" cy="1810550"/>
             <wp:effectExtent b="0" l="0" r="0" t="0"/>
             <wp:docPr descr="" title="" id="24" name="Picture"/>
             <a:graphic>
@@ -3874,7 +4136,7 @@
                   <pic:spPr bwMode="auto">
                     <a:xfrm>
                       <a:off x="0" y="0"/>
-                      <a:ext cx="2531364" cy="1927448"/>
+                      <a:ext cx="2876550" cy="1810550"/>
                     </a:xfrm>
                     <a:prstGeom prst="rect">
                       <a:avLst/>
@@ -3895,7 +4157,7 @@
     </w:p>
     <w:p>
       <w:pPr>
-        <w:pStyle w:val="BodyText"/>
+        <w:pStyle w:val="Bildunterschrift"/>
       </w:pPr>
       <w:r>
         <w:rPr>
@@ -3908,7 +4170,7 @@
         <w:t xml:space="preserve"> </w:t>
       </w:r>
       <w:r>
-        <w:t xml:space="preserve">Bilanzraum um den Tasseninhalt</w:t>
+        <w:t xml:space="preserve">Bilanzraum um den Tasseninhalt (in Teil f: Inhalt und Becher)</w:t>
       </w:r>
     </w:p>
     <w:p>
@@ -3926,7 +4188,78 @@
         <w:t xml:space="preserve"> </w:t>
       </w:r>
       <w:r>
-        <w:t xml:space="preserve">Energiebilanz für das Mischen (geschlossenes System, keine Wärmeabgabe während des Mischens): Die Wärme, die der Kaffee abgibt, nimmt die Milch auf.</w:t>
+        <w:t xml:space="preserve">Energiebilanz um Kaffee und Milch zusammen (geschlossenes System, keine Wärmeabgabe während des Mischens): Die innere Energie bleibt gleich,</w:t>
+      </w:r>
+      <w:r>
+        <w:t xml:space="preserve"> </w:t>
+      </w:r>
+      <m:oMath>
+        <m:sSub>
+          <m:e>
+            <m:r>
+              <m:t>U</m:t>
+            </m:r>
+          </m:e>
+          <m:sub>
+            <m:r>
+              <m:t>n</m:t>
+            </m:r>
+            <m:r>
+              <m:t>a</m:t>
+            </m:r>
+            <m:r>
+              <m:t>c</m:t>
+            </m:r>
+            <m:r>
+              <m:t>h</m:t>
+            </m:r>
+            <m:r>
+              <m:t>h</m:t>
+            </m:r>
+            <m:r>
+              <m:t>e</m:t>
+            </m:r>
+            <m:r>
+              <m:t>r</m:t>
+            </m:r>
+          </m:sub>
+        </m:sSub>
+        <m:r>
+          <m:rPr>
+            <m:sty m:val="p"/>
+          </m:rPr>
+          <m:t>=</m:t>
+        </m:r>
+        <m:sSub>
+          <m:e>
+            <m:r>
+              <m:t>U</m:t>
+            </m:r>
+          </m:e>
+          <m:sub>
+            <m:r>
+              <m:t>v</m:t>
+            </m:r>
+            <m:r>
+              <m:t>o</m:t>
+            </m:r>
+            <m:r>
+              <m:t>r</m:t>
+            </m:r>
+            <m:r>
+              <m:t>h</m:t>
+            </m:r>
+            <m:r>
+              <m:t>e</m:t>
+            </m:r>
+            <m:r>
+              <m:t>r</m:t>
+            </m:r>
+          </m:sub>
+        </m:sSub>
+      </m:oMath>
+      <w:r>
+        <w:t xml:space="preserve">.</w:t>
       </w:r>
     </w:p>
     <w:p>
@@ -3990,7 +4323,7 @@
                 </m:e>
                 <m:sub>
                   <m:r>
-                    <m:t>K</m:t>
+                    <m:t>1</m:t>
                   </m:r>
                   <m:r>
                     <m:rPr>
@@ -4017,7 +4350,7 @@
                 </m:e>
                 <m:sub>
                   <m:r>
-                    <m:t>1</m:t>
+                    <m:t>K</m:t>
                   </m:r>
                   <m:r>
                     <m:rPr>
@@ -4036,7 +4369,7 @@
             <m:rPr>
               <m:sty m:val="p"/>
             </m:rPr>
-            <m:t>=</m:t>
+            <m:t>+</m:t>
           </m:r>
           <m:sSub>
             <m:e>
@@ -4123,6 +4456,15 @@
               </m:sSub>
             </m:e>
           </m:d>
+          <m:r>
+            <m:rPr>
+              <m:sty m:val="p"/>
+            </m:rPr>
+            <m:t>=</m:t>
+          </m:r>
+          <m:r>
+            <m:t>0</m:t>
+          </m:r>
         </m:oMath>
       </m:oMathPara>
     </w:p>
@@ -4679,57 +5021,7 @@
         <w:t xml:space="preserve"> </w:t>
       </w:r>
       <w:r>
-        <w:t xml:space="preserve">Globale instationäre Energiebilanz um das geschlossene System „Tasseninhalt“ (</w:t>
-      </w:r>
-      <m:oMath>
-        <m:r>
-          <m:t>V</m:t>
-        </m:r>
-        <m:r>
-          <m:rPr>
-            <m:sty m:val="p"/>
-          </m:rPr>
-          <m:t>=</m:t>
-        </m:r>
-        <m:r>
-          <m:rPr>
-            <m:sty m:val="p"/>
-          </m:rPr>
-          <m:t>c</m:t>
-        </m:r>
-        <m:r>
-          <m:rPr>
-            <m:sty m:val="p"/>
-          </m:rPr>
-          <m:t>o</m:t>
-        </m:r>
-        <m:r>
-          <m:rPr>
-            <m:sty m:val="p"/>
-          </m:rPr>
-          <m:t>n</m:t>
-        </m:r>
-        <m:r>
-          <m:rPr>
-            <m:sty m:val="p"/>
-          </m:rPr>
-          <m:t>s</m:t>
-        </m:r>
-        <m:r>
-          <m:rPr>
-            <m:sty m:val="p"/>
-          </m:rPr>
-          <m:t>t</m:t>
-        </m:r>
-        <m:r>
-          <m:rPr>
-            <m:sty m:val="p"/>
-          </m:rPr>
-          <m:t>.</m:t>
-        </m:r>
-      </m:oMath>
-      <w:r>
-        <w:t xml:space="preserve">, kein Zu- und Abfluss, keine Quelle):</w:t>
+        <w:t xml:space="preserve">Allgemeine Energiebilanz (Foliensatz 05, Folie 8, mit den Enthalpieströmen wie in Gl. (4-1) der bisherigen Tutoriumsunterlage):</w:t>
       </w:r>
     </w:p>
     <w:p>
@@ -4768,12 +5060,6 @@
             </m:rPr>
             <m:t>=</m:t>
           </m:r>
-          <m:r>
-            <m:rPr>
-              <m:sty m:val="p"/>
-            </m:rPr>
-            <m:t>−</m:t>
-          </m:r>
           <m:sSub>
             <m:e>
               <m:acc>
@@ -4782,32 +5068,565 @@
                 </m:accPr>
                 <m:e>
                   <m:r>
-                    <m:t>Q</m:t>
+                    <m:t>H</m:t>
                   </m:r>
                 </m:e>
               </m:acc>
             </m:e>
             <m:sub>
               <m:r>
-                <m:t>a</m:t>
-              </m:r>
-              <m:r>
-                <m:t>b</m:t>
+                <m:t>z</m:t>
+              </m:r>
+              <m:r>
+                <m:t>u</m:t>
               </m:r>
             </m:sub>
           </m:sSub>
           <m:r>
-            <m:t> </m:t>
-          </m:r>
-          <m:r>
-            <m:rPr>
-              <m:sty m:val="p"/>
-            </m:rPr>
-            <m:t>⇒</m:t>
-          </m:r>
-          <m:r>
-            <m:t> </m:t>
-          </m:r>
+            <m:rPr>
+              <m:sty m:val="p"/>
+            </m:rPr>
+            <m:t>−</m:t>
+          </m:r>
+          <m:sSub>
+            <m:e>
+              <m:acc>
+                <m:accPr>
+                  <m:chr m:val="̇"/>
+                </m:accPr>
+                <m:e>
+                  <m:r>
+                    <m:t>H</m:t>
+                  </m:r>
+                </m:e>
+              </m:acc>
+            </m:e>
+            <m:sub>
+              <m:r>
+                <m:t>a</m:t>
+              </m:r>
+              <m:r>
+                <m:t>b</m:t>
+              </m:r>
+            </m:sub>
+          </m:sSub>
+          <m:r>
+            <m:rPr>
+              <m:sty m:val="p"/>
+            </m:rPr>
+            <m:t>+</m:t>
+          </m:r>
+          <m:sSub>
+            <m:e>
+              <m:acc>
+                <m:accPr>
+                  <m:chr m:val="̇"/>
+                </m:accPr>
+                <m:e>
+                  <m:r>
+                    <m:t>Q</m:t>
+                  </m:r>
+                </m:e>
+              </m:acc>
+            </m:e>
+            <m:sub>
+              <m:r>
+                <m:t>z</m:t>
+              </m:r>
+              <m:r>
+                <m:t>u</m:t>
+              </m:r>
+            </m:sub>
+          </m:sSub>
+          <m:r>
+            <m:rPr>
+              <m:sty m:val="p"/>
+            </m:rPr>
+            <m:t>−</m:t>
+          </m:r>
+          <m:sSub>
+            <m:e>
+              <m:acc>
+                <m:accPr>
+                  <m:chr m:val="̇"/>
+                </m:accPr>
+                <m:e>
+                  <m:r>
+                    <m:t>Q</m:t>
+                  </m:r>
+                </m:e>
+              </m:acc>
+            </m:e>
+            <m:sub>
+              <m:r>
+                <m:t>a</m:t>
+              </m:r>
+              <m:r>
+                <m:t>b</m:t>
+              </m:r>
+            </m:sub>
+          </m:sSub>
+          <m:r>
+            <m:rPr>
+              <m:sty m:val="p"/>
+            </m:rPr>
+            <m:t>+</m:t>
+          </m:r>
+          <m:sSub>
+            <m:e>
+              <m:acc>
+                <m:accPr>
+                  <m:chr m:val="̇"/>
+                </m:accPr>
+                <m:e>
+                  <m:r>
+                    <m:t>Q</m:t>
+                  </m:r>
+                </m:e>
+              </m:acc>
+            </m:e>
+            <m:sub>
+              <m:r>
+                <m:t>K</m:t>
+              </m:r>
+              <m:r>
+                <m:t>V</m:t>
+              </m:r>
+            </m:sub>
+          </m:sSub>
+        </m:oMath>
+      </m:oMathPara>
+    </w:p>
+    <w:p>
+      <w:pPr>
+        <w:pStyle w:val="FirstParagraph"/>
+      </w:pPr>
+      <w:r>
+        <w:t xml:space="preserve">Für den Tasseninhalt entfallen</w:t>
+      </w:r>
+      <w:r>
+        <w:t xml:space="preserve"> </w:t>
+      </w:r>
+      <m:oMath>
+        <m:sSub>
+          <m:e>
+            <m:acc>
+              <m:accPr>
+                <m:chr m:val="̇"/>
+              </m:accPr>
+              <m:e>
+                <m:r>
+                  <m:t>H</m:t>
+                </m:r>
+              </m:e>
+            </m:acc>
+          </m:e>
+          <m:sub>
+            <m:r>
+              <m:t>z</m:t>
+            </m:r>
+            <m:r>
+              <m:t>u</m:t>
+            </m:r>
+          </m:sub>
+        </m:sSub>
+        <m:r>
+          <m:rPr>
+            <m:sty m:val="p"/>
+          </m:rPr>
+          <m:t>=</m:t>
+        </m:r>
+        <m:sSub>
+          <m:e>
+            <m:acc>
+              <m:accPr>
+                <m:chr m:val="̇"/>
+              </m:accPr>
+              <m:e>
+                <m:r>
+                  <m:t>H</m:t>
+                </m:r>
+              </m:e>
+            </m:acc>
+          </m:e>
+          <m:sub>
+            <m:r>
+              <m:t>a</m:t>
+            </m:r>
+            <m:r>
+              <m:t>b</m:t>
+            </m:r>
+          </m:sub>
+        </m:sSub>
+        <m:r>
+          <m:rPr>
+            <m:sty m:val="p"/>
+          </m:rPr>
+          <m:t>=</m:t>
+        </m:r>
+        <m:r>
+          <m:t>0</m:t>
+        </m:r>
+      </m:oMath>
+      <w:r>
+        <w:t xml:space="preserve"> </w:t>
+      </w:r>
+      <w:r>
+        <w:t xml:space="preserve">(geschlossenes System; die verdunstete Masse wird vernachlässigt, die mit dem Dampf abgeführte Energie steckt pauschal in</w:t>
+      </w:r>
+      <w:r>
+        <w:t xml:space="preserve"> </w:t>
+      </w:r>
+      <m:oMath>
+        <m:r>
+          <m:t>k</m:t>
+        </m:r>
+        <m:r>
+          <m:t>A</m:t>
+        </m:r>
+      </m:oMath>
+      <w:r>
+        <w:t xml:space="preserve">),</w:t>
+      </w:r>
+      <w:r>
+        <w:t xml:space="preserve"> </w:t>
+      </w:r>
+      <m:oMath>
+        <m:sSub>
+          <m:e>
+            <m:acc>
+              <m:accPr>
+                <m:chr m:val="̇"/>
+              </m:accPr>
+              <m:e>
+                <m:r>
+                  <m:t>Q</m:t>
+                </m:r>
+              </m:e>
+            </m:acc>
+          </m:e>
+          <m:sub>
+            <m:r>
+              <m:t>z</m:t>
+            </m:r>
+            <m:r>
+              <m:t>u</m:t>
+            </m:r>
+          </m:sub>
+        </m:sSub>
+        <m:r>
+          <m:rPr>
+            <m:sty m:val="p"/>
+          </m:rPr>
+          <m:t>=</m:t>
+        </m:r>
+        <m:r>
+          <m:t>0</m:t>
+        </m:r>
+      </m:oMath>
+      <w:r>
+        <w:t xml:space="preserve"> </w:t>
+      </w:r>
+      <w:r>
+        <w:t xml:space="preserve">(der gesamte Austausch mit der Umgebung steckt in</w:t>
+      </w:r>
+      <w:r>
+        <w:t xml:space="preserve"> </w:t>
+      </w:r>
+      <m:oMath>
+        <m:sSub>
+          <m:e>
+            <m:acc>
+              <m:accPr>
+                <m:chr m:val="̇"/>
+              </m:accPr>
+              <m:e>
+                <m:r>
+                  <m:t>Q</m:t>
+                </m:r>
+              </m:e>
+            </m:acc>
+          </m:e>
+          <m:sub>
+            <m:r>
+              <m:t>a</m:t>
+            </m:r>
+            <m:r>
+              <m:t>b</m:t>
+            </m:r>
+          </m:sub>
+        </m:sSub>
+      </m:oMath>
+      <w:r>
+        <w:t xml:space="preserve">) und</w:t>
+      </w:r>
+      <w:r>
+        <w:t xml:space="preserve"> </w:t>
+      </w:r>
+      <m:oMath>
+        <m:sSub>
+          <m:e>
+            <m:acc>
+              <m:accPr>
+                <m:chr m:val="̇"/>
+              </m:accPr>
+              <m:e>
+                <m:r>
+                  <m:t>Q</m:t>
+                </m:r>
+              </m:e>
+            </m:acc>
+          </m:e>
+          <m:sub>
+            <m:r>
+              <m:t>K</m:t>
+            </m:r>
+            <m:r>
+              <m:t>V</m:t>
+            </m:r>
+          </m:sub>
+        </m:sSub>
+        <m:r>
+          <m:rPr>
+            <m:sty m:val="p"/>
+          </m:rPr>
+          <m:t>=</m:t>
+        </m:r>
+        <m:r>
+          <m:t>0</m:t>
+        </m:r>
+      </m:oMath>
+      <w:r>
+        <w:t xml:space="preserve"> </w:t>
+      </w:r>
+      <w:r>
+        <w:t xml:space="preserve">(keine Wärmequelle). Mit</w:t>
+      </w:r>
+      <w:r>
+        <w:t xml:space="preserve"> </w:t>
+      </w:r>
+      <m:oMath>
+        <m:r>
+          <m:t>d</m:t>
+        </m:r>
+        <m:r>
+          <m:t>U</m:t>
+        </m:r>
+        <m:r>
+          <m:rPr>
+            <m:sty m:val="p"/>
+          </m:rPr>
+          <m:t>=</m:t>
+        </m:r>
+        <m:r>
+          <m:t>m</m:t>
+        </m:r>
+        <m:r>
+          <m:t> </m:t>
+        </m:r>
+        <m:sSub>
+          <m:e>
+            <m:r>
+              <m:t>c</m:t>
+            </m:r>
+          </m:e>
+          <m:sub>
+            <m:r>
+              <m:t>v</m:t>
+            </m:r>
+          </m:sub>
+        </m:sSub>
+        <m:r>
+          <m:t> </m:t>
+        </m:r>
+        <m:r>
+          <m:t>d</m:t>
+        </m:r>
+        <m:r>
+          <m:t>T</m:t>
+        </m:r>
+        <m:r>
+          <m:rPr>
+            <m:sty m:val="p"/>
+          </m:rPr>
+          <m:t>=</m:t>
+        </m:r>
+        <m:r>
+          <m:t>m</m:t>
+        </m:r>
+        <m:r>
+          <m:t> </m:t>
+        </m:r>
+        <m:sSub>
+          <m:e>
+            <m:r>
+              <m:t>c</m:t>
+            </m:r>
+          </m:e>
+          <m:sub>
+            <m:r>
+              <m:t>p</m:t>
+            </m:r>
+          </m:sub>
+        </m:sSub>
+        <m:r>
+          <m:t> </m:t>
+        </m:r>
+        <m:r>
+          <m:t>d</m:t>
+        </m:r>
+        <m:r>
+          <m:t>T</m:t>
+        </m:r>
+      </m:oMath>
+      <w:r>
+        <w:t xml:space="preserve"> </w:t>
+      </w:r>
+      <w:r>
+        <w:t xml:space="preserve">(inkompressibel,</w:t>
+      </w:r>
+      <w:r>
+        <w:t xml:space="preserve"> </w:t>
+      </w:r>
+      <m:oMath>
+        <m:r>
+          <m:t>V</m:t>
+        </m:r>
+        <m:r>
+          <m:rPr>
+            <m:sty m:val="p"/>
+          </m:rPr>
+          <m:t>=</m:t>
+        </m:r>
+        <m:r>
+          <m:rPr>
+            <m:sty m:val="p"/>
+          </m:rPr>
+          <m:t>c</m:t>
+        </m:r>
+        <m:r>
+          <m:rPr>
+            <m:sty m:val="p"/>
+          </m:rPr>
+          <m:t>o</m:t>
+        </m:r>
+        <m:r>
+          <m:rPr>
+            <m:sty m:val="p"/>
+          </m:rPr>
+          <m:t>n</m:t>
+        </m:r>
+        <m:r>
+          <m:rPr>
+            <m:sty m:val="p"/>
+          </m:rPr>
+          <m:t>s</m:t>
+        </m:r>
+        <m:r>
+          <m:rPr>
+            <m:sty m:val="p"/>
+          </m:rPr>
+          <m:t>t</m:t>
+        </m:r>
+        <m:r>
+          <m:rPr>
+            <m:sty m:val="p"/>
+          </m:rPr>
+          <m:t>.</m:t>
+        </m:r>
+      </m:oMath>
+      <w:r>
+        <w:t xml:space="preserve">) und</w:t>
+      </w:r>
+      <w:r>
+        <w:t xml:space="preserve"> </w:t>
+      </w:r>
+      <m:oMath>
+        <m:sSub>
+          <m:e>
+            <m:acc>
+              <m:accPr>
+                <m:chr m:val="̇"/>
+              </m:accPr>
+              <m:e>
+                <m:r>
+                  <m:t>Q</m:t>
+                </m:r>
+              </m:e>
+            </m:acc>
+          </m:e>
+          <m:sub>
+            <m:r>
+              <m:t>a</m:t>
+            </m:r>
+            <m:r>
+              <m:t>b</m:t>
+            </m:r>
+          </m:sub>
+        </m:sSub>
+        <m:r>
+          <m:rPr>
+            <m:sty m:val="p"/>
+          </m:rPr>
+          <m:t>=</m:t>
+        </m:r>
+        <m:r>
+          <m:t>k</m:t>
+        </m:r>
+        <m:r>
+          <m:t>A</m:t>
+        </m:r>
+        <m:r>
+          <m:t> </m:t>
+        </m:r>
+        <m:d>
+          <m:dPr>
+            <m:begChr m:val="("/>
+            <m:endChr m:val=")"/>
+            <m:sepChr m:val=""/>
+            <m:grow/>
+          </m:dPr>
+          <m:e>
+            <m:r>
+              <m:t>T</m:t>
+            </m:r>
+            <m:r>
+              <m:rPr>
+                <m:sty m:val="p"/>
+              </m:rPr>
+              <m:t>−</m:t>
+            </m:r>
+            <m:sSub>
+              <m:e>
+                <m:r>
+                  <m:t>T</m:t>
+                </m:r>
+              </m:e>
+              <m:sub>
+                <m:r>
+                  <m:t>u</m:t>
+                </m:r>
+              </m:sub>
+            </m:sSub>
+          </m:e>
+        </m:d>
+      </m:oMath>
+      <w:r>
+        <w:t xml:space="preserve"> </w:t>
+      </w:r>
+      <w:r>
+        <w:t xml:space="preserve">ergibt sich die globale instationäre Energiebilanz:</w:t>
+      </w:r>
+    </w:p>
+    <w:p>
+      <w:pPr>
+        <w:pStyle w:val="BodyText"/>
+      </w:pPr>
+      <m:oMathPara>
+        <m:oMathParaPr>
+          <m:jc m:val="center"/>
+        </m:oMathParaPr>
+        <m:oMath>
           <m:r>
             <m:t>m</m:t>
           </m:r>
@@ -5976,6 +6795,82 @@
         <w:pStyle w:val="FirstParagraph"/>
       </w:pPr>
       <w:r>
+        <w:t xml:space="preserve">Annahme für Tasse 1:</w:t>
+      </w:r>
+      <w:r>
+        <w:t xml:space="preserve"> </w:t>
+      </w:r>
+      <m:oMath>
+        <m:r>
+          <m:t>k</m:t>
+        </m:r>
+        <m:r>
+          <m:t>A</m:t>
+        </m:r>
+      </m:oMath>
+      <w:r>
+        <w:t xml:space="preserve"> </w:t>
+      </w:r>
+      <w:r>
+        <w:t xml:space="preserve">ist mit und ohne Milch gleich. Das ist plausibel, weil es dieselbe Tasse mit derselben freien Oberfläche ist, über die Strahlung und Verdunstung laufen. Mit Milch steht der Inhalt aber höher (bei 8 cm Innendurchmesser 4,6 statt 4,0 cm), die wärmeabgebende Fläche wächst um 7,5 %;</w:t>
+      </w:r>
+      <w:r>
+        <w:t xml:space="preserve"> </w:t>
+      </w:r>
+      <m:oMath>
+        <m:r>
+          <m:t>k</m:t>
+        </m:r>
+        <m:r>
+          <m:t>A</m:t>
+        </m:r>
+      </m:oMath>
+      <w:r>
+        <w:t xml:space="preserve"> </w:t>
+      </w:r>
+      <w:r>
+        <w:t xml:space="preserve">ist in Tasse 1 also eher um 3 bis 5 % größer. Dann sinkt der Unterschied aus d) auf 3,32 bis 2,98 K; umkehren würde ihn erst ein um 25 % größeres</w:t>
+      </w:r>
+      <w:r>
+        <w:t xml:space="preserve"> </w:t>
+      </w:r>
+      <m:oMath>
+        <m:r>
+          <m:t>k</m:t>
+        </m:r>
+        <m:r>
+          <m:t>A</m:t>
+        </m:r>
+      </m:oMath>
+      <w:r>
+        <w:t xml:space="preserve"> </w:t>
+      </w:r>
+      <w:r>
+        <w:t xml:space="preserve">(mit Becher 19 %). Die Messung kalibriert das Modell; ob</w:t>
+      </w:r>
+      <w:r>
+        <w:t xml:space="preserve"> </w:t>
+      </w:r>
+      <m:oMath>
+        <m:r>
+          <m:t>k</m:t>
+        </m:r>
+        <m:r>
+          <m:t>A</m:t>
+        </m:r>
+      </m:oMath>
+      <w:r>
+        <w:t xml:space="preserve"> </w:t>
+      </w:r>
+      <w:r>
+        <w:t xml:space="preserve">auch für den Milchkaffee gilt, zeigt erst eine eigene Messung.</w:t>
+      </w:r>
+    </w:p>
+    <w:p>
+      <w:pPr>
+        <w:pStyle w:val="BodyText"/>
+      </w:pPr>
+      <w:r>
         <w:t xml:space="preserve">Zur Einordnung: Zeitkonstante</w:t>
       </w:r>
       <w:r>
@@ -6108,12 +7003,26 @@
         </m:r>
       </m:oMath>
       <w:r>
-        <w:t xml:space="preserve">. Das passt zu Messungen an einem offenen, nicht umgerührten Keramikbecher (</w:t>
+        <w:t xml:space="preserve">; nach der Zeit</w:t>
+      </w:r>
+      <w:r>
+        <w:t xml:space="preserve"> </w:t>
       </w:r>
       <m:oMath>
         <m:r>
           <m:t>τ</m:t>
         </m:r>
+      </m:oMath>
+      <w:r>
+        <w:t xml:space="preserve"> </w:t>
+      </w:r>
+      <w:r>
+        <w:t xml:space="preserve">hat der schwarze Kaffee noch 42,1 °C. Das passt zu Messungen an einem offenen, nicht umgerührten Keramikbecher (</w:t>
+      </w:r>
+      <m:oMath>
+        <m:r>
+          <m:t>τ</m:t>
+        </m:r>
         <m:r>
           <m:rPr>
             <m:sty m:val="p"/>
@@ -6149,7 +7058,94 @@
         <w:t xml:space="preserve"> </w:t>
       </w:r>
       <w:r>
-        <w:t xml:space="preserve">aus der Steigung in Abb. 6 bei Ferreira 2025).</w:t>
+        <w:t xml:space="preserve">aus der Steigung in Abb. 6 bei Ferreira 2025). Bezogen auf rund 201 cm² Oberfläche ist</w:t>
+      </w:r>
+      <w:r>
+        <w:t xml:space="preserve"> </w:t>
+      </w:r>
+      <m:oMath>
+        <m:r>
+          <m:t>k</m:t>
+        </m:r>
+        <m:r>
+          <m:t>A</m:t>
+        </m:r>
+        <m:r>
+          <m:rPr>
+            <m:sty m:val="p"/>
+          </m:rPr>
+          <m:t>/</m:t>
+        </m:r>
+        <m:r>
+          <m:t>A</m:t>
+        </m:r>
+        <m:r>
+          <m:rPr>
+            <m:sty m:val="p"/>
+          </m:rPr>
+          <m:t>≈</m:t>
+        </m:r>
+        <m:r>
+          <m:t>17</m:t>
+        </m:r>
+        <m:r>
+          <m:t> </m:t>
+        </m:r>
+        <m:r>
+          <m:rPr>
+            <m:sty m:val="p"/>
+          </m:rPr>
+          <m:t>W</m:t>
+        </m:r>
+        <m:r>
+          <m:rPr>
+            <m:sty m:val="p"/>
+          </m:rPr>
+          <m:t>/</m:t>
+        </m:r>
+        <m:d>
+          <m:dPr>
+            <m:begChr m:val="("/>
+            <m:endChr m:val=")"/>
+            <m:sepChr m:val=""/>
+            <m:grow/>
+          </m:dPr>
+          <m:e>
+            <m:sSup>
+              <m:e>
+                <m:r>
+                  <m:rPr>
+                    <m:sty m:val="p"/>
+                  </m:rPr>
+                  <m:t>m</m:t>
+                </m:r>
+              </m:e>
+              <m:sup>
+                <m:r>
+                  <m:rPr>
+                    <m:sty m:val="p"/>
+                  </m:rPr>
+                  <m:t>2</m:t>
+                </m:r>
+              </m:sup>
+            </m:sSup>
+            <m:r>
+              <m:rPr>
+                <m:sty m:val="p"/>
+              </m:rPr>
+              <m:t> </m:t>
+            </m:r>
+            <m:r>
+              <m:rPr>
+                <m:sty m:val="p"/>
+              </m:rPr>
+              <m:t>K</m:t>
+            </m:r>
+          </m:e>
+        </m:d>
+      </m:oMath>
+      <w:r>
+        <w:t xml:space="preserve">: freie Konvektion, Strahlung und Verdunstung zusammen.</w:t>
       </w:r>
     </w:p>
     <w:p>
@@ -7697,7 +8693,7 @@
         <w:pStyle w:val="FirstParagraph"/>
       </w:pPr>
       <w:r>
-        <w:t xml:space="preserve">Tasse 2 ist um</w:t>
+        <w:t xml:space="preserve">Tasse 1 ist wärmer, Tasse 2 um</w:t>
       </w:r>
       <w:r>
         <w:t xml:space="preserve"> </w:t>
@@ -7730,6 +8726,31 @@
       </w:r>
       <w:r>
         <w:t xml:space="preserve">kühler.</w:t>
+      </w:r>
+    </w:p>
+    <w:p>
+      <w:pPr>
+        <w:pStyle w:val="BodyText"/>
+      </w:pPr>
+      <w:r>
+        <w:t xml:space="preserve">Zur Einordnung: Liegt die Messung 1 K daneben (66 oder 68 °C), ändert sich</w:t>
+      </w:r>
+      <w:r>
+        <w:t xml:space="preserve"> </w:t>
+      </w:r>
+      <m:oMath>
+        <m:r>
+          <m:t>k</m:t>
+        </m:r>
+        <m:r>
+          <m:t>A</m:t>
+        </m:r>
+      </m:oMath>
+      <w:r>
+        <w:t xml:space="preserve"> </w:t>
+      </w:r>
+      <w:r>
+        <w:t xml:space="preserve">um rund 9 % und beide Endtemperaturen um rund 1,6 K, der Unterschied aber nur um 0,03 K (3,82 bzw. 3,86 K). Die Aussage „Tasse 1 ist wärmer“ hängt also nicht an der genauen Messung, die Absolutwerte schon.</w:t>
       </w:r>
     </w:p>
     <w:p>
@@ -8516,18 +9537,18 @@
         <w:t xml:space="preserve"> </w:t>
       </w:r>
       <w:r>
-        <w:t xml:space="preserve">ist umso größer, je heißer der Tasseninhalt ist. Der Kaffee in Tasse 2 startet ohne Milch heißer (Wärmestrom am Anfang 20,4 W gegenüber 17,2 W in Tasse 1) und bleibt es bis etwa 56 min (Abb. L2). Er gibt deshalb mehr Wärme ab. Die Energie bleibt erhalten, aber wie viel davon an die Umgebung geht, hängt vom Temperaturverlauf ab. Der Mitbewohner hat also nicht recht. Wer seinen Kaffee später möglichst warm trinken will, gibt die Milch sofort hinein.</w:t>
+        <w:t xml:space="preserve">ist umso größer, je heißer der Tasseninhalt ist. Der Kaffee in Tasse 2 startet ohne Milch heißer (Wärmestrom am Anfang 20,4 W gegenüber 17,2 W in Tasse 1) und bleibt es bis etwa 56 min (Abb. L2). Er gibt deshalb mehr Wärme ab. Wärme ist eine Prozessgröße: Wie viel abgegeben wird, hängt vom Temperaturverlauf ab, nicht nur von Anfangs- und Endzustand. Der Denkfehler des Mitbewohners: Erhalten bleibt die Energie von Tasseninhalt und Umgebung zusammen, nicht die des Tasseninhalts. Wer seinen Kaffee später möglichst warm trinken will, gibt die Milch sofort hinein.</w:t>
       </w:r>
     </w:p>
     <w:p>
       <w:pPr>
-        <w:pStyle w:val="BodyText"/>
+        <w:pStyle w:val="Abbildung"/>
         <w:keepNext/>
       </w:pPr>
       <w:r>
         <w:drawing>
           <wp:inline>
-            <wp:extent cx="4027170" cy="2484907"/>
+            <wp:extent cx="4487418" cy="2719120"/>
             <wp:effectExtent b="0" l="0" r="0" t="0"/>
             <wp:docPr descr="" title="" id="27" name="Picture"/>
             <a:graphic>
@@ -8548,7 +9569,7 @@
                   <pic:spPr bwMode="auto">
                     <a:xfrm>
                       <a:off x="0" y="0"/>
-                      <a:ext cx="4027170" cy="2484907"/>
+                      <a:ext cx="4487418" cy="2719120"/>
                     </a:xfrm>
                     <a:prstGeom prst="rect">
                       <a:avLst/>
@@ -8569,7 +9590,7 @@
     </w:p>
     <w:p>
       <w:pPr>
-        <w:pStyle w:val="BodyText"/>
+        <w:pStyle w:val="Bildunterschrift"/>
       </w:pPr>
       <w:r>
         <w:rPr>
@@ -8582,7 +9603,7 @@
         <w:t xml:space="preserve"> </w:t>
       </w:r>
       <w:r>
-        <w:t xml:space="preserve">Temperaturverlauf beider Tassen</w:t>
+        <w:t xml:space="preserve">Temperaturverlauf beider Tassen (Ausschnitt: Schnittpunkt bei etwa 56 min)</w:t>
       </w:r>
     </w:p>
     <w:p>
@@ -8600,7 +9621,7 @@
         <w:t xml:space="preserve"> </w:t>
       </w:r>
       <w:r>
-        <w:t xml:space="preserve">Die Wärmekapazität des Bechers kommt zu jedem Tasseninhalt hinzu:</w:t>
+        <w:t xml:space="preserve">Der Bilanzraum umfasst jetzt Inhalt und Becher (Abb. L1): Kaffee und vorgewärmter Becher bilden eine gemeinsame Speicherkapazität, auch beim Zugießen der Milch. Das ist gerechtfertigt, weil die Widerstände innen (Kaffee zur Wand) und in der dünnen Keramikwand klein sind gegenüber dem Widerstand außen zur Luft.</w:t>
       </w:r>
       <w:r>
         <w:t xml:space="preserve"> </w:t>
@@ -8780,7 +9801,51 @@
         </m:r>
       </m:oMath>
       <w:r>
-        <w:t xml:space="preserve">. Messung in Tasse 2 wie in c), jetzt mit</w:t>
+        <w:t xml:space="preserve"> </w:t>
+      </w:r>
+      <w:r>
+        <w:t xml:space="preserve">(30,5 % von</w:t>
+      </w:r>
+      <w:r>
+        <w:t xml:space="preserve"> </w:t>
+      </w:r>
+      <m:oMath>
+        <m:sSub>
+          <m:e>
+            <m:r>
+              <m:t>m</m:t>
+            </m:r>
+          </m:e>
+          <m:sub>
+            <m:r>
+              <m:t>K</m:t>
+            </m:r>
+          </m:sub>
+        </m:sSub>
+        <m:sSub>
+          <m:e>
+            <m:r>
+              <m:t>c</m:t>
+            </m:r>
+          </m:e>
+          <m:sub>
+            <m:r>
+              <m:t>p</m:t>
+            </m:r>
+            <m:r>
+              <m:rPr>
+                <m:sty m:val="p"/>
+              </m:rPr>
+              <m:t>,</m:t>
+            </m:r>
+            <m:r>
+              <m:t>K</m:t>
+            </m:r>
+          </m:sub>
+        </m:sSub>
+      </m:oMath>
+      <w:r>
+        <w:t xml:space="preserve">). Messung in Tasse 2 wie in c), jetzt mit</w:t>
       </w:r>
       <w:r>
         <w:t xml:space="preserve"> </w:t>
@@ -9185,6 +10250,157 @@
     <w:p>
       <w:pPr>
         <w:pStyle w:val="FirstParagraph"/>
+      </w:pPr>
+      <m:oMath>
+        <m:r>
+          <m:t>k</m:t>
+        </m:r>
+        <m:r>
+          <m:t>A</m:t>
+        </m:r>
+      </m:oMath>
+      <w:r>
+        <w:t xml:space="preserve"> </w:t>
+      </w:r>
+      <w:r>
+        <w:t xml:space="preserve">ist ein an die Messung angepasster Modellparameter: In c) musste es auch die Wärme erklären, die der Becher abgegeben hat; mit Becher im Bilanzraum ist es um 31 % größer. Die Zeitkonstante</w:t>
+      </w:r>
+      <w:r>
+        <w:t xml:space="preserve"> </w:t>
+      </w:r>
+      <m:oMath>
+        <m:r>
+          <m:t>τ</m:t>
+        </m:r>
+        <m:r>
+          <m:rPr>
+            <m:sty m:val="p"/>
+          </m:rPr>
+          <m:t>=</m:t>
+        </m:r>
+        <m:d>
+          <m:dPr>
+            <m:begChr m:val="("/>
+            <m:endChr m:val=")"/>
+            <m:sepChr m:val=""/>
+            <m:grow/>
+          </m:dPr>
+          <m:e>
+            <m:sSub>
+              <m:e>
+                <m:r>
+                  <m:t>m</m:t>
+                </m:r>
+              </m:e>
+              <m:sub>
+                <m:r>
+                  <m:t>K</m:t>
+                </m:r>
+              </m:sub>
+            </m:sSub>
+            <m:sSub>
+              <m:e>
+                <m:r>
+                  <m:t>c</m:t>
+                </m:r>
+              </m:e>
+              <m:sub>
+                <m:r>
+                  <m:t>p</m:t>
+                </m:r>
+                <m:r>
+                  <m:rPr>
+                    <m:sty m:val="p"/>
+                  </m:rPr>
+                  <m:t>,</m:t>
+                </m:r>
+                <m:r>
+                  <m:t>K</m:t>
+                </m:r>
+              </m:sub>
+            </m:sSub>
+            <m:r>
+              <m:rPr>
+                <m:sty m:val="p"/>
+              </m:rPr>
+              <m:t>+</m:t>
+            </m:r>
+            <m:sSub>
+              <m:e>
+                <m:r>
+                  <m:t>C</m:t>
+                </m:r>
+              </m:e>
+              <m:sub>
+                <m:r>
+                  <m:t>B</m:t>
+                </m:r>
+              </m:sub>
+            </m:sSub>
+          </m:e>
+        </m:d>
+        <m:r>
+          <m:rPr>
+            <m:sty m:val="p"/>
+          </m:rPr>
+          <m:t>/</m:t>
+        </m:r>
+        <m:r>
+          <m:t>k</m:t>
+        </m:r>
+        <m:r>
+          <m:t>A</m:t>
+        </m:r>
+        <m:r>
+          <m:rPr>
+            <m:sty m:val="p"/>
+          </m:rPr>
+          <m:t>=</m:t>
+        </m:r>
+        <m:r>
+          <m:t>41</m:t>
+        </m:r>
+        <m:r>
+          <m:rPr>
+            <m:sty m:val="p"/>
+          </m:rPr>
+          <m:t>,</m:t>
+        </m:r>
+        <m:r>
+          <m:t>0</m:t>
+        </m:r>
+        <m:r>
+          <m:t> </m:t>
+        </m:r>
+        <m:r>
+          <m:rPr>
+            <m:sty m:val="p"/>
+          </m:rPr>
+          <m:t>m</m:t>
+        </m:r>
+        <m:r>
+          <m:rPr>
+            <m:sty m:val="p"/>
+          </m:rPr>
+          <m:t>i</m:t>
+        </m:r>
+        <m:r>
+          <m:rPr>
+            <m:sty m:val="p"/>
+          </m:rPr>
+          <m:t>n</m:t>
+        </m:r>
+      </m:oMath>
+      <w:r>
+        <w:t xml:space="preserve"> </w:t>
+      </w:r>
+      <w:r>
+        <w:t xml:space="preserve">bleibt gleich.</w:t>
+      </w:r>
+    </w:p>
+    <w:p>
+      <w:pPr>
+        <w:pStyle w:val="BodyText"/>
       </w:pPr>
       <w:r>
         <w:t xml:space="preserve">Tasse 1: Mischen mit Becher (er hat vorher die Kaffeetemperatur), dann Abkühlen:</w:t>
@@ -10333,7 +11549,7 @@
         <w:pStyle w:val="FirstParagraph"/>
       </w:pPr>
       <w:r>
-        <w:t xml:space="preserve">Tasse 2 bleibt kühler, der Unterschied sinkt von 3,85 K auf 3,08 K: Der Becher gibt beim Mischen Wärme an die kalte Milch ab und dämpft so den Mischsprung.</w:t>
+        <w:t xml:space="preserve">Die Aussage aus d) gilt weiter, der Unterschied sinkt aber von 3,85 K auf 3,08 K. Beide Anteile aus der Zerlegung in g) werden kleiner: Die Milch erhöht die Wärmekapazität nur noch um 11 % statt 15 % (Kaffee-Effekt 1,98 statt 2,48 K), und der Becher gibt beim Mischen Wärme an die kalte Milch ab und dämpft den Mischsprung (Milch-Effekt 1,10 statt 1,38 K).</w:t>
       </w:r>
     </w:p>
     <w:p>
@@ -10365,7 +11581,16 @@
           </m:e>
           <m:sub>
             <m:r>
-              <m:t>S</m:t>
+              <m:t>M</m:t>
+            </m:r>
+            <m:r>
+              <m:rPr>
+                <m:sty m:val="p"/>
+              </m:rPr>
+              <m:t>,</m:t>
+            </m:r>
+            <m:r>
+              <m:t>h</m:t>
             </m:r>
           </m:sub>
         </m:sSub>
@@ -10572,7 +11797,16 @@
                 </m:e>
                 <m:sub>
                   <m:r>
-                    <m:t>S</m:t>
+                    <m:t>M</m:t>
+                  </m:r>
+                  <m:r>
+                    <m:rPr>
+                      <m:sty m:val="p"/>
+                    </m:rPr>
+                    <m:t>,</m:t>
+                  </m:r>
+                  <m:r>
+                    <m:t>h</m:t>
                   </m:r>
                 </m:sub>
               </m:sSub>
@@ -11021,7 +12255,16 @@
                 </m:e>
                 <m:sub>
                   <m:r>
-                    <m:t>S</m:t>
+                    <m:t>M</m:t>
+                  </m:r>
+                  <m:r>
+                    <m:rPr>
+                      <m:sty m:val="p"/>
+                    </m:rPr>
+                    <m:t>,</m:t>
+                  </m:r>
+                  <m:r>
+                    <m:t>h</m:t>
                   </m:r>
                 </m:sub>
               </m:sSub>
@@ -11169,7 +12412,15 @@
         <w:pStyle w:val="FirstParagraph"/>
       </w:pPr>
       <w:r>
-        <w:t xml:space="preserve">Jetzt ist Tasse 2 um 1,19 K wärmer. Zieht man die Ergebnisse aus d) voneinander ab, ergeben sich zwei Anteile:</w:t>
+        <w:t xml:space="preserve">Jetzt ist Tasse 2 um 1,19 K wärmer. Erklärung: Die Milch wirkt zweimal. Während der 60 Minuten macht sie Tasse 1 träger (mehr Wärmekapazität), das spricht immer für „sofort“. Beim späten Zugießen bringt sie ihre eigene Temperatur mit: Kalte Milch kühlt Tasse 2 dann stärker ab, warme Milch wärmt sie stärker auf. Bei 60 °C überwiegt der zweite Effekt.</w:t>
+      </w:r>
+    </w:p>
+    <w:p>
+      <w:pPr>
+        <w:pStyle w:val="BodyText"/>
+      </w:pPr>
+      <w:r>
+        <w:t xml:space="preserve">Zur Erklärung (die Zerlegung ist nicht verlangt): Zieht man die Ergebnisse aus d) voneinander ab, ergeben sich die beiden Anteile</w:t>
       </w:r>
     </w:p>
     <w:p>
@@ -11977,7 +13228,7 @@
         </m:r>
       </m:oMath>
       <w:r>
-        <w:t xml:space="preserve">. Kaffee-Effekt: Mit Milch ist mehr Wärmekapazität in der Tasse, der Kaffee kühlt langsamer ab; er spricht immer für „sofort“ (2,48 K). Milch-Effekt: Spät zugegossene Milch bringt ihre Temperatur unverändert mit. Kalte Milch kühlt dann stärker (1,38 K für „sofort“), heißer Schaum wärmt stärker (−3,67 K, also für „später“).</w:t>
+        <w:t xml:space="preserve">. Kaffee-Effekt 2,48 K; Milch-Effekt 1,38 K für kalte Milch (für „sofort“), −3,67 K für erwärmte Milch (für „später“).</w:t>
       </w:r>
     </w:p>
     <w:p>
@@ -12377,7 +13628,53 @@
         <w:pStyle w:val="FirstParagraph"/>
       </w:pPr>
       <w:r>
-        <w:t xml:space="preserve">Erst Milch über etwa 47 °C dreht das Ergebnis um.</w:t>
+        <w:t xml:space="preserve">Zweiter Weg:</w:t>
+      </w:r>
+      <w:r>
+        <w:t xml:space="preserve"> </w:t>
+      </w:r>
+      <m:oMath>
+        <m:sSub>
+          <m:e>
+            <m:r>
+              <m:t>ϑ</m:t>
+            </m:r>
+          </m:e>
+          <m:sub>
+            <m:r>
+              <m:t>1</m:t>
+            </m:r>
+          </m:sub>
+        </m:sSub>
+      </m:oMath>
+      <w:r>
+        <w:t xml:space="preserve"> </w:t>
+      </w:r>
+      <w:r>
+        <w:t xml:space="preserve">und</w:t>
+      </w:r>
+      <w:r>
+        <w:t xml:space="preserve"> </w:t>
+      </w:r>
+      <m:oMath>
+        <m:sSub>
+          <m:e>
+            <m:r>
+              <m:t>ϑ</m:t>
+            </m:r>
+          </m:e>
+          <m:sub>
+            <m:r>
+              <m:t>2</m:t>
+            </m:r>
+          </m:sub>
+        </m:sSub>
+      </m:oMath>
+      <w:r>
+        <w:t xml:space="preserve"> </w:t>
+      </w:r>
+      <w:r>
+        <w:t xml:space="preserve">hängen linear von der Milchtemperatur ab. Der Unterschied ist 3,85 K bei 5 °C und −1,19 K bei 60 °C, null also bei 5 °C + 55 K · 3,85/5,05 = 47,0 °C.</w:t>
       </w:r>
     </w:p>
     <w:p>
@@ -12385,7 +13682,66 @@
         <w:pStyle w:val="BodyText"/>
       </w:pPr>
       <w:r>
-        <w:t xml:space="preserve">Zu (2): Nein. Draußen erwärmt sich die Milch höchstens auf Raumtemperatur und nimmt dabei aus der Raumluft höchstens</w:t>
+        <w:t xml:space="preserve">Erst Milch über etwa 47 °C dreht das Ergebnis um. Der Wert gilt im Modell mit gleichem</w:t>
+      </w:r>
+      <w:r>
+        <w:t xml:space="preserve"> </w:t>
+      </w:r>
+      <m:oMath>
+        <m:r>
+          <m:t>k</m:t>
+        </m:r>
+        <m:r>
+          <m:t>A</m:t>
+        </m:r>
+      </m:oMath>
+      <w:r>
+        <w:t xml:space="preserve"> </w:t>
+      </w:r>
+      <w:r>
+        <w:t xml:space="preserve">und ist empfindlich: Ist</w:t>
+      </w:r>
+      <w:r>
+        <w:t xml:space="preserve"> </w:t>
+      </w:r>
+      <m:oMath>
+        <m:r>
+          <m:t>k</m:t>
+        </m:r>
+        <m:r>
+          <m:t>A</m:t>
+        </m:r>
+      </m:oMath>
+      <w:r>
+        <w:t xml:space="preserve"> </w:t>
+      </w:r>
+      <w:r>
+        <w:t xml:space="preserve">mit Milch 5 % größer, liegt er bei etwa 37 °C, bei 5 % kleinerem</w:t>
+      </w:r>
+      <w:r>
+        <w:t xml:space="preserve"> </w:t>
+      </w:r>
+      <m:oMath>
+        <m:r>
+          <m:t>k</m:t>
+        </m:r>
+        <m:r>
+          <m:t>A</m:t>
+        </m:r>
+      </m:oMath>
+      <w:r>
+        <w:t xml:space="preserve"> </w:t>
+      </w:r>
+      <w:r>
+        <w:t xml:space="preserve">bei 58 °C; mit überlinearer Wärmeabgabe (Exponent 4/3) bei rund 50 °C.</w:t>
+      </w:r>
+    </w:p>
+    <w:p>
+      <w:pPr>
+        <w:pStyle w:val="BodyText"/>
+      </w:pPr>
+      <w:r>
+        <w:t xml:space="preserve">Zu (2): Nein. Die Milch wird nur von der Raumluft erwärmt, also höchstens auf Raumtemperatur, und nimmt dabei höchstens</w:t>
       </w:r>
     </w:p>
     <w:p>
@@ -13066,12 +14422,12 @@
         </m:r>
       </m:oMath>
       <w:r>
-        <w:t xml:space="preserve">). Der Kipppunkt aus (1) entscheidet die Frage nicht allein, weil er für gleich warme Milch in beiden Tassen gilt.</w:t>
+        <w:t xml:space="preserve">). Der Kipppunkt aus (1) entscheidet die Frage nicht allein, weil er für gleich warme Milch in beiden Tassen gilt. Die Schranke gilt nur ohne weitere Wärmequelle: Käme Wärme vom heißen Becher dazu, würde schon eine späte Portion von 35,3 °C Tasse 2 auf die Temperatur von Tasse 1 bringen.</w:t>
       </w:r>
     </w:p>
     <w:p>
       <w:pPr>
-        <w:pStyle w:val="BodyText"/>
+        <w:pStyle w:val="Baustein"/>
         <w:keepNext/>
       </w:pPr>
       <w:r>
@@ -13081,6 +14437,720 @@
           <w:b/>
         </w:rPr>
         <w:t xml:space="preserve">Hinweise für die Tutoriumsleitung</w:t>
+      </w:r>
+    </w:p>
+    <w:p>
+      <w:pPr>
+        <w:pStyle w:val="BodyText"/>
+      </w:pPr>
+      <w:r>
+        <w:rPr>
+          <w:iCs/>
+          <w:i/>
+        </w:rPr>
+        <w:t xml:space="preserve">Ablauf im Tutorium:</w:t>
+      </w:r>
+      <w:r>
+        <w:t xml:space="preserve"> </w:t>
+      </w:r>
+      <w:r>
+        <w:t xml:space="preserve">Kern sind Frage 1, a bis e, g und der Versuch; f ist Vertiefung, h Zusatz oder Hausaufgabe. Frage 1 vor dem Austeilen stellen: Vermutung mit Begründung notieren lassen, Handzeichen (Tasse 1, Tasse 2, gleich warm), Verteilung an die Tafel und am Ende wieder zeigen; die Ergebnisse in d) verraten sonst die Antwort. Zeitplan als Schätzung, beim ersten Einsatz messen:</w:t>
+      </w:r>
+    </w:p>
+    <w:tbl>
+      <w:tblPr>
+        <w:tblStyle w:val="Table"/>
+        <w:tblW w:type="pct" w:w="5000"/>
+        <w:tblLook w:firstRow="1" w:lastRow="0" w:firstColumn="0" w:lastColumn="0" w:noHBand="0" w:noVBand="0" w:val="0020"/>
+        <w:jc w:val="start"/>
+      </w:tblPr>
+      <w:tblGrid>
+        <w:gridCol w:w="1120"/>
+        <w:gridCol w:w="6799"/>
+      </w:tblGrid>
+      <w:tr>
+        <w:trPr>
+          <w:cantSplit/>
+          <w:tblHeader w:val="true"/>
+        </w:trPr>
+        <w:tc>
+          <w:tcPr/>
+          <w:p>
+            <w:pPr>
+              <w:pStyle w:val="Compact"/>
+              <w:keepNext/>
+              <w:jc w:val="left"/>
+            </w:pPr>
+            <w:r>
+              <w:t xml:space="preserve">Minute</w:t>
+            </w:r>
+          </w:p>
+        </w:tc>
+        <w:tc>
+          <w:tcPr/>
+          <w:p>
+            <w:pPr>
+              <w:pStyle w:val="Compact"/>
+              <w:keepNext/>
+              <w:jc w:val="left"/>
+            </w:pPr>
+            <w:r>
+              <w:t xml:space="preserve">Ablauf</w:t>
+            </w:r>
+          </w:p>
+        </w:tc>
+      </w:tr>
+      <w:tr>
+        <w:trPr>
+          <w:cantSplit/>
+        </w:trPr>
+        <w:tc>
+          <w:tcPr/>
+          <w:p>
+            <w:pPr>
+              <w:pStyle w:val="Compact"/>
+              <w:keepNext/>
+              <w:jc w:val="left"/>
+            </w:pPr>
+            <w:r>
+              <w:t xml:space="preserve">0 bis 5</w:t>
+            </w:r>
+          </w:p>
+        </w:tc>
+        <w:tc>
+          <w:tcPr/>
+          <w:p>
+            <w:pPr>
+              <w:pStyle w:val="Compact"/>
+              <w:keepNext/>
+              <w:jc w:val="left"/>
+            </w:pPr>
+            <w:r>
+              <w:t xml:space="preserve">Ausgangssituation, Frage 1 (Vermutung, Handzeichen), dann Blatt austeilen</w:t>
+            </w:r>
+          </w:p>
+        </w:tc>
+      </w:tr>
+      <w:tr>
+        <w:trPr>
+          <w:cantSplit/>
+        </w:trPr>
+        <w:tc>
+          <w:tcPr/>
+          <w:p>
+            <w:pPr>
+              <w:pStyle w:val="Compact"/>
+              <w:keepNext/>
+              <w:jc w:val="left"/>
+            </w:pPr>
+            <w:r>
+              <w:t xml:space="preserve">5 bis 12</w:t>
+            </w:r>
+          </w:p>
+        </w:tc>
+        <w:tc>
+          <w:tcPr/>
+          <w:p>
+            <w:pPr>
+              <w:pStyle w:val="Compact"/>
+              <w:keepNext/>
+              <w:jc w:val="left"/>
+            </w:pPr>
+            <w:r>
+              <w:t xml:space="preserve">Studierende: Frage 3 (Biot) oder Beginn von a. TL startet mit zwei Freiwilligen den Versuch (</w:t>
+            </w:r>
+            <m:oMath>
+              <m:r>
+                <m:t>t</m:t>
+              </m:r>
+              <m:r>
+                <m:rPr>
+                  <m:sty m:val="p"/>
+                </m:rPr>
+                <m:t>=</m:t>
+              </m:r>
+              <m:r>
+                <m:t>0</m:t>
+              </m:r>
+            </m:oMath>
+            <w:r>
+              <w:t xml:space="preserve"> </w:t>
+            </w:r>
+            <w:r>
+              <w:t xml:space="preserve">etwa in Minute 10)</w:t>
+            </w:r>
+          </w:p>
+        </w:tc>
+      </w:tr>
+      <w:tr>
+        <w:trPr>
+          <w:cantSplit/>
+        </w:trPr>
+        <w:tc>
+          <w:tcPr/>
+          <w:p>
+            <w:pPr>
+              <w:pStyle w:val="Compact"/>
+              <w:keepNext/>
+              <w:jc w:val="left"/>
+            </w:pPr>
+            <w:r>
+              <w:t xml:space="preserve">12 bis 50</w:t>
+            </w:r>
+          </w:p>
+        </w:tc>
+        <w:tc>
+          <w:tcPr/>
+          <w:p>
+            <w:pPr>
+              <w:pStyle w:val="Compact"/>
+              <w:keepNext/>
+              <w:jc w:val="left"/>
+            </w:pPr>
+            <w:r>
+              <w:t xml:space="preserve">a bis e; etwa Minute 20 Messung bei</w:t>
+            </w:r>
+            <w:r>
+              <w:t xml:space="preserve"> </w:t>
+            </w:r>
+            <m:oMath>
+              <m:r>
+                <m:t>t</m:t>
+              </m:r>
+              <m:r>
+                <m:rPr>
+                  <m:sty m:val="p"/>
+                </m:rPr>
+                <m:t>=</m:t>
+              </m:r>
+              <m:r>
+                <m:t>10</m:t>
+              </m:r>
+              <m:r>
+                <m:t> </m:t>
+              </m:r>
+              <m:r>
+                <m:rPr>
+                  <m:sty m:val="p"/>
+                </m:rPr>
+                <m:t>m</m:t>
+              </m:r>
+              <m:r>
+                <m:rPr>
+                  <m:sty m:val="p"/>
+                </m:rPr>
+                <m:t>i</m:t>
+              </m:r>
+              <m:r>
+                <m:rPr>
+                  <m:sty m:val="p"/>
+                </m:rPr>
+                <m:t>n</m:t>
+              </m:r>
+            </m:oMath>
+            <w:r>
+              <w:t xml:space="preserve">; nach d) Vorhersage für</w:t>
+            </w:r>
+            <w:r>
+              <w:t xml:space="preserve"> </w:t>
+            </w:r>
+            <m:oMath>
+              <m:r>
+                <m:t>t</m:t>
+              </m:r>
+              <m:r>
+                <m:rPr>
+                  <m:sty m:val="p"/>
+                </m:rPr>
+                <m:t>=</m:t>
+              </m:r>
+              <m:r>
+                <m:t>40</m:t>
+              </m:r>
+              <m:r>
+                <m:t> </m:t>
+              </m:r>
+              <m:r>
+                <m:rPr>
+                  <m:sty m:val="p"/>
+                </m:rPr>
+                <m:t>m</m:t>
+              </m:r>
+              <m:r>
+                <m:rPr>
+                  <m:sty m:val="p"/>
+                </m:rPr>
+                <m:t>i</m:t>
+              </m:r>
+              <m:r>
+                <m:rPr>
+                  <m:sty m:val="p"/>
+                </m:rPr>
+                <m:t>n</m:t>
+              </m:r>
+            </m:oMath>
+            <w:r>
+              <w:t xml:space="preserve"> </w:t>
+            </w:r>
+            <w:r>
+              <w:t xml:space="preserve">an der Tafel</w:t>
+            </w:r>
+          </w:p>
+        </w:tc>
+      </w:tr>
+      <w:tr>
+        <w:trPr>
+          <w:cantSplit/>
+        </w:trPr>
+        <w:tc>
+          <w:tcPr/>
+          <w:p>
+            <w:pPr>
+              <w:pStyle w:val="Compact"/>
+              <w:keepNext/>
+              <w:jc w:val="left"/>
+            </w:pPr>
+            <w:r>
+              <w:t xml:space="preserve">50 bis 58</w:t>
+            </w:r>
+          </w:p>
+        </w:tc>
+        <w:tc>
+          <w:tcPr/>
+          <w:p>
+            <w:pPr>
+              <w:pStyle w:val="Compact"/>
+              <w:keepNext/>
+              <w:jc w:val="left"/>
+            </w:pPr>
+            <w:r>
+              <w:t xml:space="preserve">Messung bei</w:t>
+            </w:r>
+            <w:r>
+              <w:t xml:space="preserve"> </w:t>
+            </w:r>
+            <m:oMath>
+              <m:r>
+                <m:t>t</m:t>
+              </m:r>
+              <m:r>
+                <m:rPr>
+                  <m:sty m:val="p"/>
+                </m:rPr>
+                <m:t>=</m:t>
+              </m:r>
+              <m:r>
+                <m:t>40</m:t>
+              </m:r>
+              <m:r>
+                <m:t> </m:t>
+              </m:r>
+              <m:r>
+                <m:rPr>
+                  <m:sty m:val="p"/>
+                </m:rPr>
+                <m:t>m</m:t>
+              </m:r>
+              <m:r>
+                <m:rPr>
+                  <m:sty m:val="p"/>
+                </m:rPr>
+                <m:t>i</m:t>
+              </m:r>
+              <m:r>
+                <m:rPr>
+                  <m:sty m:val="p"/>
+                </m:rPr>
+                <m:t>n</m:t>
+              </m:r>
+            </m:oMath>
+            <w:r>
+              <w:t xml:space="preserve">, Vergleich mit der Vorhersage, Auflösung von Frage 1</w:t>
+            </w:r>
+          </w:p>
+        </w:tc>
+      </w:tr>
+      <w:tr>
+        <w:trPr>
+          <w:cantSplit/>
+        </w:trPr>
+        <w:tc>
+          <w:tcPr/>
+          <w:p>
+            <w:pPr>
+              <w:pStyle w:val="Compact"/>
+              <w:keepNext/>
+              <w:jc w:val="left"/>
+            </w:pPr>
+            <w:r>
+              <w:t xml:space="preserve">58 bis 72</w:t>
+            </w:r>
+          </w:p>
+        </w:tc>
+        <w:tc>
+          <w:tcPr/>
+          <w:p>
+            <w:pPr>
+              <w:pStyle w:val="Compact"/>
+              <w:keepNext/>
+              <w:jc w:val="left"/>
+            </w:pPr>
+            <w:r>
+              <w:t xml:space="preserve">g mit Vorhersage und Erklärung</w:t>
+            </w:r>
+          </w:p>
+        </w:tc>
+      </w:tr>
+      <w:tr>
+        <w:trPr>
+          <w:cantSplit/>
+        </w:trPr>
+        <w:tc>
+          <w:tcPr/>
+          <w:p>
+            <w:pPr>
+              <w:pStyle w:val="Compact"/>
+              <w:keepNext/>
+              <w:jc w:val="left"/>
+            </w:pPr>
+            <w:r>
+              <w:t xml:space="preserve">72 bis 85</w:t>
+            </w:r>
+          </w:p>
+        </w:tc>
+        <w:tc>
+          <w:tcPr/>
+          <w:p>
+            <w:pPr>
+              <w:pStyle w:val="Compact"/>
+              <w:keepNext/>
+              <w:jc w:val="left"/>
+            </w:pPr>
+            <w:r>
+              <w:t xml:space="preserve">f für Schnelle, sonst Besprechung; h als Zusatz</w:t>
+            </w:r>
+          </w:p>
+        </w:tc>
+      </w:tr>
+      <w:tr>
+        <w:trPr>
+          <w:cantSplit/>
+        </w:trPr>
+        <w:tc>
+          <w:tcPr/>
+          <w:p>
+            <w:pPr>
+              <w:pStyle w:val="Compact"/>
+              <w:jc w:val="left"/>
+            </w:pPr>
+            <w:r>
+              <w:t xml:space="preserve">85 bis 90</w:t>
+            </w:r>
+          </w:p>
+        </w:tc>
+        <w:tc>
+          <w:tcPr/>
+          <w:p>
+            <w:pPr>
+              <w:pStyle w:val="Compact"/>
+              <w:jc w:val="left"/>
+            </w:pPr>
+            <w:r>
+              <w:t xml:space="preserve">Zusammenfassung</w:t>
+            </w:r>
+          </w:p>
+        </w:tc>
+      </w:tr>
+    </w:tbl>
+    <w:p>
+      <w:pPr>
+        <w:numPr>
+          <w:ilvl w:val="0"/>
+          <w:numId w:val="1004"/>
+        </w:numPr>
+        <w:pStyle w:val="Compact"/>
+      </w:pPr>
+      <w:r>
+        <w:rPr>
+          <w:iCs/>
+          <w:i/>
+        </w:rPr>
+        <w:t xml:space="preserve">Typische Fehler:</w:t>
+      </w:r>
+      <w:r>
+        <w:t xml:space="preserve"> </w:t>
+      </w:r>
+      <w:r>
+        <w:t xml:space="preserve">Mischtemperatur nach dem Volumen statt nach</w:t>
+      </w:r>
+      <w:r>
+        <w:t xml:space="preserve"> </w:t>
+      </w:r>
+      <m:oMath>
+        <m:r>
+          <m:t>m</m:t>
+        </m:r>
+        <m:r>
+          <m:t> </m:t>
+        </m:r>
+        <m:sSub>
+          <m:e>
+            <m:r>
+              <m:t>c</m:t>
+            </m:r>
+          </m:e>
+          <m:sub>
+            <m:r>
+              <m:t>p</m:t>
+            </m:r>
+          </m:sub>
+        </m:sSub>
+      </m:oMath>
+      <w:r>
+        <w:t xml:space="preserve"> </w:t>
+      </w:r>
+      <w:r>
+        <w:t xml:space="preserve">gewichtet; in Tasse 1 nur mit</w:t>
+      </w:r>
+      <w:r>
+        <w:t xml:space="preserve"> </w:t>
+      </w:r>
+      <m:oMath>
+        <m:sSub>
+          <m:e>
+            <m:r>
+              <m:t>m</m:t>
+            </m:r>
+          </m:e>
+          <m:sub>
+            <m:r>
+              <m:t>K</m:t>
+            </m:r>
+          </m:sub>
+        </m:sSub>
+        <m:sSub>
+          <m:e>
+            <m:r>
+              <m:t>c</m:t>
+            </m:r>
+          </m:e>
+          <m:sub>
+            <m:r>
+              <m:t>p</m:t>
+            </m:r>
+            <m:r>
+              <m:rPr>
+                <m:sty m:val="p"/>
+              </m:rPr>
+              <m:t>,</m:t>
+            </m:r>
+            <m:r>
+              <m:t>K</m:t>
+            </m:r>
+          </m:sub>
+        </m:sSub>
+      </m:oMath>
+      <w:r>
+        <w:t xml:space="preserve"> </w:t>
+      </w:r>
+      <w:r>
+        <w:t xml:space="preserve">gerechnet; in Tasse 2 schon während der 60 Minuten mit</w:t>
+      </w:r>
+      <w:r>
+        <w:t xml:space="preserve"> </w:t>
+      </w:r>
+      <m:oMath>
+        <m:sSub>
+          <m:e>
+            <m:r>
+              <m:t>m</m:t>
+            </m:r>
+          </m:e>
+          <m:sub>
+            <m:r>
+              <m:t>K</m:t>
+            </m:r>
+          </m:sub>
+        </m:sSub>
+        <m:sSub>
+          <m:e>
+            <m:r>
+              <m:t>c</m:t>
+            </m:r>
+          </m:e>
+          <m:sub>
+            <m:r>
+              <m:t>p</m:t>
+            </m:r>
+            <m:r>
+              <m:rPr>
+                <m:sty m:val="p"/>
+              </m:rPr>
+              <m:t>,</m:t>
+            </m:r>
+            <m:r>
+              <m:t>K</m:t>
+            </m:r>
+          </m:sub>
+        </m:sSub>
+        <m:r>
+          <m:rPr>
+            <m:sty m:val="p"/>
+          </m:rPr>
+          <m:t>+</m:t>
+        </m:r>
+        <m:sSub>
+          <m:e>
+            <m:r>
+              <m:t>m</m:t>
+            </m:r>
+          </m:e>
+          <m:sub>
+            <m:r>
+              <m:t>M</m:t>
+            </m:r>
+          </m:sub>
+        </m:sSub>
+        <m:sSub>
+          <m:e>
+            <m:r>
+              <m:t>c</m:t>
+            </m:r>
+          </m:e>
+          <m:sub>
+            <m:r>
+              <m:t>p</m:t>
+            </m:r>
+            <m:r>
+              <m:rPr>
+                <m:sty m:val="p"/>
+              </m:rPr>
+              <m:t>,</m:t>
+            </m:r>
+            <m:r>
+              <m:t>M</m:t>
+            </m:r>
+          </m:sub>
+        </m:sSub>
+      </m:oMath>
+      <w:r>
+        <w:t xml:space="preserve"> </w:t>
+      </w:r>
+      <w:r>
+        <w:t xml:space="preserve">gerechnet; Zeit in Minuten eingesetzt (</w:t>
+      </w:r>
+      <m:oMath>
+        <m:r>
+          <m:t>k</m:t>
+        </m:r>
+        <m:r>
+          <m:t>A</m:t>
+        </m:r>
+        <m:r>
+          <m:rPr>
+            <m:sty m:val="p"/>
+          </m:rPr>
+          <m:t>=</m:t>
+        </m:r>
+        <m:r>
+          <m:t>20</m:t>
+        </m:r>
+        <m:r>
+          <m:rPr>
+            <m:sty m:val="p"/>
+          </m:rPr>
+          <m:t>,</m:t>
+        </m:r>
+        <m:r>
+          <m:t>41</m:t>
+        </m:r>
+      </m:oMath>
+      <w:r>
+        <w:t xml:space="preserve"> </w:t>
+      </w:r>
+      <w:r>
+        <w:t xml:space="preserve">statt</w:t>
+      </w:r>
+      <w:r>
+        <w:t xml:space="preserve"> </w:t>
+      </w:r>
+      <m:oMath>
+        <m:r>
+          <m:t>0</m:t>
+        </m:r>
+        <m:r>
+          <m:rPr>
+            <m:sty m:val="p"/>
+          </m:rPr>
+          <m:t>,</m:t>
+        </m:r>
+        <m:r>
+          <m:t>3402</m:t>
+        </m:r>
+        <m:r>
+          <m:t> </m:t>
+        </m:r>
+        <m:r>
+          <m:rPr>
+            <m:sty m:val="p"/>
+          </m:rPr>
+          <m:t>W</m:t>
+        </m:r>
+        <m:r>
+          <m:rPr>
+            <m:sty m:val="p"/>
+          </m:rPr>
+          <m:t>/</m:t>
+        </m:r>
+        <m:r>
+          <m:rPr>
+            <m:sty m:val="p"/>
+          </m:rPr>
+          <m:t>K</m:t>
+        </m:r>
+      </m:oMath>
+      <w:r>
+        <w:t xml:space="preserve">); Vorzeichen in der Bilanz vergessen (die Temperatur stiege);</w:t>
+      </w:r>
+      <w:r>
+        <w:t xml:space="preserve"> </w:t>
+      </w:r>
+      <m:oMath>
+        <m:sSub>
+          <m:e>
+            <m:r>
+              <m:t>Q</m:t>
+            </m:r>
+          </m:e>
+          <m:sub>
+            <m:r>
+              <m:t>2</m:t>
+            </m:r>
+          </m:sub>
+        </m:sSub>
+      </m:oMath>
+      <w:r>
+        <w:t xml:space="preserve"> </w:t>
+      </w:r>
+      <w:r>
+        <w:t xml:space="preserve">mit Kaffee und Milch gerechnet (44,19 statt 38,57 kJ); in f) das alte</w:t>
+      </w:r>
+      <w:r>
+        <w:t xml:space="preserve"> </w:t>
+      </w:r>
+      <m:oMath>
+        <m:r>
+          <m:t>k</m:t>
+        </m:r>
+        <m:r>
+          <m:t>A</m:t>
+        </m:r>
+      </m:oMath>
+      <w:r>
+        <w:t xml:space="preserve"> </w:t>
+      </w:r>
+      <w:r>
+        <w:t xml:space="preserve">weiterverwendet (dann 39,1 und 36,1 °C: Aussage gleich, aber nicht mehr passend zur Messung) oder den Becher beim Zugießen nicht mitgemischt (33,51 und 30,19 °C); in h) (2) nur mit dem Kipppunkt argumentiert (20 °C &lt; 47 °C), obwohl Tasse 1 weiter die kalte Milch bekommt.</w:t>
       </w:r>
     </w:p>
     <w:p>
@@ -13096,186 +15166,13 @@
           <w:iCs/>
           <w:i/>
         </w:rPr>
-        <w:t xml:space="preserve">Typische Fehler:</w:t>
-      </w:r>
-      <w:r>
-        <w:t xml:space="preserve"> </w:t>
-      </w:r>
-      <w:r>
-        <w:t xml:space="preserve">Mischtemperatur nach dem Volumen statt nach</w:t>
-      </w:r>
-      <w:r>
-        <w:t xml:space="preserve"> </w:t>
-      </w:r>
-      <m:oMath>
-        <m:r>
-          <m:t>m</m:t>
-        </m:r>
-        <m:r>
-          <m:t> </m:t>
-        </m:r>
-        <m:sSub>
-          <m:e>
-            <m:r>
-              <m:t>c</m:t>
-            </m:r>
-          </m:e>
-          <m:sub>
-            <m:r>
-              <m:t>p</m:t>
-            </m:r>
-          </m:sub>
-        </m:sSub>
-      </m:oMath>
-      <w:r>
-        <w:t xml:space="preserve"> </w:t>
-      </w:r>
-      <w:r>
-        <w:t xml:space="preserve">gewichtet; in Tasse 1 nur mit</w:t>
-      </w:r>
-      <w:r>
-        <w:t xml:space="preserve"> </w:t>
-      </w:r>
-      <m:oMath>
-        <m:sSub>
-          <m:e>
-            <m:r>
-              <m:t>m</m:t>
-            </m:r>
-          </m:e>
-          <m:sub>
-            <m:r>
-              <m:t>K</m:t>
-            </m:r>
-          </m:sub>
-        </m:sSub>
-        <m:sSub>
-          <m:e>
-            <m:r>
-              <m:t>c</m:t>
-            </m:r>
-          </m:e>
-          <m:sub>
-            <m:r>
-              <m:t>p</m:t>
-            </m:r>
-            <m:r>
-              <m:rPr>
-                <m:sty m:val="p"/>
-              </m:rPr>
-              <m:t>,</m:t>
-            </m:r>
-            <m:r>
-              <m:t>K</m:t>
-            </m:r>
-          </m:sub>
-        </m:sSub>
-      </m:oMath>
-      <w:r>
-        <w:t xml:space="preserve"> </w:t>
-      </w:r>
-      <w:r>
-        <w:t xml:space="preserve">gerechnet; in Tasse 2 schon während der 60 Minuten mit</w:t>
-      </w:r>
-      <w:r>
-        <w:t xml:space="preserve"> </w:t>
-      </w:r>
-      <m:oMath>
-        <m:sSub>
-          <m:e>
-            <m:r>
-              <m:t>m</m:t>
-            </m:r>
-          </m:e>
-          <m:sub>
-            <m:r>
-              <m:t>K</m:t>
-            </m:r>
-          </m:sub>
-        </m:sSub>
-        <m:sSub>
-          <m:e>
-            <m:r>
-              <m:t>c</m:t>
-            </m:r>
-          </m:e>
-          <m:sub>
-            <m:r>
-              <m:t>p</m:t>
-            </m:r>
-            <m:r>
-              <m:rPr>
-                <m:sty m:val="p"/>
-              </m:rPr>
-              <m:t>,</m:t>
-            </m:r>
-            <m:r>
-              <m:t>K</m:t>
-            </m:r>
-          </m:sub>
-        </m:sSub>
-        <m:r>
-          <m:rPr>
-            <m:sty m:val="p"/>
-          </m:rPr>
-          <m:t>+</m:t>
-        </m:r>
-        <m:sSub>
-          <m:e>
-            <m:r>
-              <m:t>m</m:t>
-            </m:r>
-          </m:e>
-          <m:sub>
-            <m:r>
-              <m:t>M</m:t>
-            </m:r>
-          </m:sub>
-        </m:sSub>
-        <m:sSub>
-          <m:e>
-            <m:r>
-              <m:t>c</m:t>
-            </m:r>
-          </m:e>
-          <m:sub>
-            <m:r>
-              <m:t>p</m:t>
-            </m:r>
-            <m:r>
-              <m:rPr>
-                <m:sty m:val="p"/>
-              </m:rPr>
-              <m:t>,</m:t>
-            </m:r>
-            <m:r>
-              <m:t>M</m:t>
-            </m:r>
-          </m:sub>
-        </m:sSub>
-      </m:oMath>
-      <w:r>
-        <w:t xml:space="preserve"> </w:t>
-      </w:r>
-      <w:r>
-        <w:t xml:space="preserve">gerechnet; in f) das alte</w:t>
-      </w:r>
-      <w:r>
-        <w:t xml:space="preserve"> </w:t>
-      </w:r>
-      <m:oMath>
-        <m:r>
-          <m:t>k</m:t>
-        </m:r>
-        <m:r>
-          <m:t>A</m:t>
-        </m:r>
-      </m:oMath>
-      <w:r>
-        <w:t xml:space="preserve"> </w:t>
-      </w:r>
-      <w:r>
-        <w:t xml:space="preserve">weiterverwendet (dann 39,1 und 36,1 °C: Aussage gleich, aber nicht mehr passend zur Messung).</w:t>
+        <w:t xml:space="preserve">Fehlvorstellungen:</w:t>
+      </w:r>
+      <w:r>
+        <w:t xml:space="preserve"> </w:t>
+      </w:r>
+      <w:r>
+        <w:t xml:space="preserve">„Energieerhaltung, also egal“: Erhalten bleibt die Energie von Kaffee, Milch und Umgebung zusammen, nicht die des Tasseninhalts (Teil e). „Erwärmte Milch ist kälter als der Kaffee, wirkt also wie kalte Milch“: Entscheidend ist nicht der Vergleich mit dem Kaffee, sondern ob die Milch wärmer als der Kipppunkt aus h ist. „Milchkaffee ist heller und strahlt deshalb weniger ab“: Im Infraroten strahlen schwarzer Kaffee und Milchkaffee gleich; die sichtbare Farbe spielt keine Rolle.</w:t>
       </w:r>
     </w:p>
     <w:p>
@@ -13291,13 +15188,30 @@
           <w:iCs/>
           <w:i/>
         </w:rPr>
-        <w:t xml:space="preserve">Fehlvorstellungen:</w:t>
-      </w:r>
-      <w:r>
-        <w:t xml:space="preserve"> </w:t>
-      </w:r>
-      <w:r>
-        <w:t xml:space="preserve">„Energieerhaltung, also egal“: Erhalten bleibt die Energie von Kaffee, Milch und Umgebung zusammen, nicht die des Tasseninhalts (Teil e). „Schaum ist kälter als der Kaffee, wirkt also wie kalte Milch“: Entscheidend ist nicht der Vergleich mit dem Kaffee, sondern ob die Milch wärmer als der Kipppunkt aus h ist.</w:t>
+        <w:t xml:space="preserve">Zu g:</w:t>
+      </w:r>
+      <w:r>
+        <w:t xml:space="preserve"> </w:t>
+      </w:r>
+      <w:r>
+        <w:t xml:space="preserve">Hilfe bei Bedarf: „Was bewirkt die Milch während der 60 Minuten, und was beim Zugießen?“ Die späte Portion muss frisch erwärmt sein; unter 50,6 °C wäre Tasse 2 nicht mehr wärmer. Ein echter Cappuccino verhält sich anders: Der Schaum mischt sich nicht und liegt als dämmende Schicht oben. Schon 5,6 % weniger</w:t>
+      </w:r>
+      <w:r>
+        <w:t xml:space="preserve"> </w:t>
+      </w:r>
+      <m:oMath>
+        <m:r>
+          <m:t>k</m:t>
+        </m:r>
+        <m:r>
+          <m:t>A</m:t>
+        </m:r>
+      </m:oMath>
+      <w:r>
+        <w:t xml:space="preserve"> </w:t>
+      </w:r>
+      <w:r>
+        <w:t xml:space="preserve">in Tasse 1 gleichen den Vorsprung von Tasse 2 aus, bei 10 % weniger ist Tasse 1 um 0,99 K wärmer.</w:t>
       </w:r>
     </w:p>
     <w:p>
@@ -13319,13 +15233,42 @@
         <w:t xml:space="preserve"> </w:t>
       </w:r>
       <w:r>
-        <w:t xml:space="preserve">Bei hoher Temperatur trägt die Verdunstung rund die Hälfte der Wärmeabgabe (Condoret 2007, Tab. 2), deshalb ist</w:t>
+        <w:t xml:space="preserve">(1) Die Verdunstung wächst mit dem Dampfdruck, also viel stärker als linear mit</w:t>
       </w:r>
       <w:r>
         <w:t xml:space="preserve"> </w:t>
       </w:r>
       <m:oMath>
         <m:r>
+          <m:t>T</m:t>
+        </m:r>
+        <m:r>
+          <m:rPr>
+            <m:sty m:val="p"/>
+          </m:rPr>
+          <m:t>−</m:t>
+        </m:r>
+        <m:sSub>
+          <m:e>
+            <m:r>
+              <m:t>T</m:t>
+            </m:r>
+          </m:e>
+          <m:sub>
+            <m:r>
+              <m:t>u</m:t>
+            </m:r>
+          </m:sub>
+        </m:sSub>
+      </m:oMath>
+      <w:r>
+        <w:t xml:space="preserve">; bei 80 °C trägt sie rund die Hälfte der Wärmeabgabe (Condoret 2007, Tab. 2), bei 35 °C deutlich weniger. Mit</w:t>
+      </w:r>
+      <w:r>
+        <w:t xml:space="preserve"> </w:t>
+      </w:r>
+      <m:oMath>
+        <m:r>
           <m:t>k</m:t>
         </m:r>
         <m:r>
@@ -13336,7 +15279,7 @@
         <w:t xml:space="preserve"> </w:t>
       </w:r>
       <w:r>
-        <w:t xml:space="preserve">in Wirklichkeit nicht konstant. Mit einer überlinearen Wärmeabgabe</w:t>
+        <w:t xml:space="preserve">aus der 10-Minuten-Messung liegen die berechneten Temperaturen nach 60 min deshalb einige Kelvin zu tief (Abschätzung mit einem Verdunstungsmodell: 38 bis 40 statt 34 °C), der Unterschied wächst auf rund 4,5 K. Das Potenzgesetz</w:t>
       </w:r>
       <w:r>
         <w:t xml:space="preserve"> </w:t>
@@ -13421,7 +15364,10 @@
         </m:sSup>
       </m:oMath>
       <w:r>
-        <w:t xml:space="preserve">, angepasst an dieselbe Messung, ergeben sich</w:t>
+        <w:t xml:space="preserve"> </w:t>
+      </w:r>
+      <w:r>
+        <w:t xml:space="preserve">(freie Konvektion), angepasst an dieselbe Messung, bildet das nur teilweise ab:</w:t>
       </w:r>
       <w:r>
         <w:t xml:space="preserve"> </w:t>
@@ -13530,7 +15476,24 @@
         </m:r>
       </m:oMath>
       <w:r>
-        <w:t xml:space="preserve">, also 4,31 K statt 3,85 K: Der Vorsprung der heißeren Tasse 2 beim Wärmeverlust wächst.</w:t>
+        <w:t xml:space="preserve">, also 4,31 K. (2) Mit Milch ist die Tasse voller,</w:t>
+      </w:r>
+      <w:r>
+        <w:t xml:space="preserve"> </w:t>
+      </w:r>
+      <m:oMath>
+        <m:r>
+          <m:t>k</m:t>
+        </m:r>
+        <m:r>
+          <m:t>A</m:t>
+        </m:r>
+      </m:oMath>
+      <w:r>
+        <w:t xml:space="preserve"> </w:t>
+      </w:r>
+      <w:r>
+        <w:t xml:space="preserve">steigt um einige Prozent; je 5 % sinkt der Unterschied um rund 0,9 K. Beide Effekte heben sich etwa auf.</w:t>
       </w:r>
     </w:p>
     <w:p>
@@ -13552,7 +15515,30 @@
         <w:t xml:space="preserve"> </w:t>
       </w:r>
       <w:r>
-        <w:t xml:space="preserve">Hätte die Milch in beiden Tassen Raumtemperatur, wäre der Unterschied mit 2,5 K kleiner, aber vorhanden. Der schwarze Kaffee ist bis etwa 56 min heißer als das Gemisch in Tasse 1 (Abb. L2) und verliert deshalb mehr Wärme; erst die kalte Milch am Ende macht Tasse 2 deutlich kühler.</w:t>
+        <w:t xml:space="preserve">Hätte die Milch in beiden Tassen Raumtemperatur, wäre der Unterschied mit 2,5 K kleiner, aber vorhanden. Der schwarze Kaffee ist bis etwa 56 min heißer als das Gemisch in Tasse 1 (Abb. L2) und verliert deshalb mehr Wärme; am größten ist der Unterschied, wenn die Milch nach etwa 56 min kommt (3,86 K). Wie viel Kaffee verdunstet? Geht die Hälfte von</w:t>
+      </w:r>
+      <w:r>
+        <w:t xml:space="preserve"> </w:t>
+      </w:r>
+      <m:oMath>
+        <m:sSub>
+          <m:e>
+            <m:r>
+              <m:t>Q</m:t>
+            </m:r>
+          </m:e>
+          <m:sub>
+            <m:r>
+              <m:t>2</m:t>
+            </m:r>
+          </m:sub>
+        </m:sSub>
+      </m:oMath>
+      <w:r>
+        <w:t xml:space="preserve"> </w:t>
+      </w:r>
+      <w:r>
+        <w:t xml:space="preserve">in die Verdunstung, sind es höchstens rund 8 g (4 %); die Annahme ist vertretbar.</w:t>
       </w:r>
     </w:p>
     <w:p>
@@ -13568,18 +15554,608 @@
           <w:iCs/>
           <w:i/>
         </w:rPr>
-        <w:t xml:space="preserve">Versuch:</w:t>
-      </w:r>
-      <w:r>
-        <w:t xml:space="preserve"> </w:t>
-      </w:r>
-      <w:r>
-        <w:t xml:space="preserve">Mit echten, vorgewärmten Bechern sind nach 60 Minuten zwischen Becher 1 und 2 rund 3 K Unterschied zu erwarten (nach 30 Minuten schon gut 2,5 K), mit einem Küchenthermometer gut messbar; Becher 3 (Milch draußen) bleibt um mindestens 1,6 K kühler als Becher 1. Starttemperatur messen statt 80 °C annehmen, ein Thermometer für alle Becher verwenden, vor jeder Messung umrühren. Heißes Wasser verhält sich wie Kaffee; Verbrühungsgefahr beachten.</w:t>
+        <w:t xml:space="preserve">Impulse:</w:t>
+      </w:r>
+      <w:r>
+        <w:t xml:space="preserve"> </w:t>
+      </w:r>
+      <w:r>
+        <w:t xml:space="preserve">Zu c): „Wie warm ist der schwarze Kaffee nach der Zeit</w:t>
+      </w:r>
+      <w:r>
+        <w:t xml:space="preserve"> </w:t>
+      </w:r>
+      <m:oMath>
+        <m:r>
+          <m:t>τ</m:t>
+        </m:r>
+      </m:oMath>
+      <w:r>
+        <w:t xml:space="preserve">, und passt das zu Ihrer Erfahrung?“ (42,1 °C). Umgekehrtes Ziel: Wer den Kaffee möglichst bald bei Trinktemperatur haben will, gießt die kalte Milch spät dazu, aus demselben Grund. Technisch ist die Reihenfolge von Mischen und Kühlen eine Frage der Prozessführung: Soll ein heißer Ansatz schnell abkühlen, gibt man eine kalte Komponente spät zu. Quellterm als Impuls: Ein Tassenwärmer soll den Kaffee bei 60 °C halten; nötig ist</w:t>
+      </w:r>
+      <w:r>
+        <w:t xml:space="preserve"> </w:t>
+      </w:r>
+      <m:oMath>
+        <m:r>
+          <m:t>P</m:t>
+        </m:r>
+        <m:r>
+          <m:rPr>
+            <m:sty m:val="p"/>
+          </m:rPr>
+          <m:t>=</m:t>
+        </m:r>
+        <m:r>
+          <m:t>k</m:t>
+        </m:r>
+        <m:r>
+          <m:t>A</m:t>
+        </m:r>
+        <m:r>
+          <m:t> </m:t>
+        </m:r>
+        <m:d>
+          <m:dPr>
+            <m:begChr m:val="("/>
+            <m:endChr m:val=")"/>
+            <m:sepChr m:val=""/>
+            <m:grow/>
+          </m:dPr>
+          <m:e>
+            <m:r>
+              <m:t>ϑ</m:t>
+            </m:r>
+            <m:r>
+              <m:rPr>
+                <m:sty m:val="p"/>
+              </m:rPr>
+              <m:t>−</m:t>
+            </m:r>
+            <m:sSub>
+              <m:e>
+                <m:r>
+                  <m:t>ϑ</m:t>
+                </m:r>
+              </m:e>
+              <m:sub>
+                <m:r>
+                  <m:t>u</m:t>
+                </m:r>
+              </m:sub>
+            </m:sSub>
+          </m:e>
+        </m:d>
+      </m:oMath>
+      <w:r>
+        <w:t xml:space="preserve">, also 13,6 W mit</w:t>
+      </w:r>
+      <w:r>
+        <w:t xml:space="preserve"> </w:t>
+      </w:r>
+      <m:oMath>
+        <m:r>
+          <m:t>k</m:t>
+        </m:r>
+        <m:r>
+          <m:t>A</m:t>
+        </m:r>
+      </m:oMath>
+      <w:r>
+        <w:t xml:space="preserve"> </w:t>
+      </w:r>
+      <w:r>
+        <w:t xml:space="preserve">aus c) und 17,8 W mit</w:t>
+      </w:r>
+      <w:r>
+        <w:t xml:space="preserve"> </w:t>
+      </w:r>
+      <m:oMath>
+        <m:r>
+          <m:t>k</m:t>
+        </m:r>
+        <m:r>
+          <m:t>A</m:t>
+        </m:r>
+      </m:oMath>
+      <w:r>
+        <w:t xml:space="preserve"> </w:t>
+      </w:r>
+      <w:r>
+        <w:t xml:space="preserve">aus f). Wer den Becher bei der Bestimmung von</w:t>
+      </w:r>
+      <w:r>
+        <w:t xml:space="preserve"> </w:t>
+      </w:r>
+      <m:oMath>
+        <m:r>
+          <m:t>k</m:t>
+        </m:r>
+        <m:r>
+          <m:t>A</m:t>
+        </m:r>
+      </m:oMath>
+      <w:r>
+        <w:t xml:space="preserve"> </w:t>
+      </w:r>
+      <w:r>
+        <w:t xml:space="preserve">vernachlässigt, unterschätzt die Leistung um 23 %.</w:t>
       </w:r>
     </w:p>
     <w:p>
       <w:pPr>
-        <w:pStyle w:val="FirstParagraph"/>
+        <w:numPr>
+          <w:ilvl w:val="0"/>
+          <w:numId w:val="1004"/>
+        </w:numPr>
+        <w:pStyle w:val="Compact"/>
+      </w:pPr>
+      <w:r>
+        <w:rPr>
+          <w:iCs/>
+          <w:i/>
+        </w:rPr>
+        <w:t xml:space="preserve">Fachlicher Beleg</w:t>
+      </w:r>
+      <w:r>
+        <w:t xml:space="preserve"> </w:t>
+      </w:r>
+      <w:r>
+        <w:t xml:space="preserve">für die Hauptaussage: Rees &amp; Viney (1988, Am. J. Phys. 56, 434); im Netz kursieren auch Fehlschlüsse („der Zeitpunkt ist egal“), Teil e widerlegt sie.</w:t>
+      </w:r>
+    </w:p>
+    <w:p>
+      <w:pPr>
+        <w:numPr>
+          <w:ilvl w:val="0"/>
+          <w:numId w:val="1004"/>
+        </w:numPr>
+        <w:pStyle w:val="Compact"/>
+      </w:pPr>
+      <w:r>
+        <w:rPr>
+          <w:iCs/>
+          <w:i/>
+        </w:rPr>
+        <w:t xml:space="preserve">Versuch, Ablauf:</w:t>
+      </w:r>
+      <w:r>
+        <w:t xml:space="preserve"> </w:t>
+      </w:r>
+      <w:r>
+        <w:t xml:space="preserve">Material: drei gleiche Becher, heißes Wasser oder Kaffee aus der Thermoskanne, Milch aus der Kühltasche, ein kleines Glas, Messbecher, ein Einstichthermometer für alle Messungen, Löffel, Uhr.</w:t>
+      </w:r>
+      <w:r>
+        <w:t xml:space="preserve"> </w:t>
+      </w:r>
+      <m:oMath>
+        <m:r>
+          <m:t>t</m:t>
+        </m:r>
+        <m:r>
+          <m:rPr>
+            <m:sty m:val="p"/>
+          </m:rPr>
+          <m:t>=</m:t>
+        </m:r>
+        <m:r>
+          <m:t>0</m:t>
+        </m:r>
+      </m:oMath>
+      <w:r>
+        <w:t xml:space="preserve">: Raumtemperatur messen; Becher vorwärmen, je 200 ml einfüllen, Start- und Milchtemperatur messen; Becher 1 bekommt die Milch sofort, nach dem Umrühren Mischtemperatur messen (Vergleich mit a). Die Milch für Becher 2 bleibt in der Kühltasche, die für Becher 3 steht im Glas mit Abstand zu den Bechern (sonst erwärmt sie auch der heiße Becher, h (2)).</w:t>
+      </w:r>
+      <w:r>
+        <w:t xml:space="preserve"> </w:t>
+      </w:r>
+      <m:oMath>
+        <m:r>
+          <m:t>t</m:t>
+        </m:r>
+        <m:r>
+          <m:rPr>
+            <m:sty m:val="p"/>
+          </m:rPr>
+          <m:t>=</m:t>
+        </m:r>
+        <m:r>
+          <m:t>10</m:t>
+        </m:r>
+        <m:r>
+          <m:t> </m:t>
+        </m:r>
+        <m:r>
+          <m:rPr>
+            <m:sty m:val="p"/>
+          </m:rPr>
+          <m:t>m</m:t>
+        </m:r>
+        <m:r>
+          <m:rPr>
+            <m:sty m:val="p"/>
+          </m:rPr>
+          <m:t>i</m:t>
+        </m:r>
+        <m:r>
+          <m:rPr>
+            <m:sty m:val="p"/>
+          </m:rPr>
+          <m:t>n</m:t>
+        </m:r>
+      </m:oMath>
+      <w:r>
+        <w:t xml:space="preserve">: Becher 2 und 3 messen; der Unterschied zeigt die Streuung gleicher Becher. Vorhersage nach d) mit dem Mittelwert, für Becher 3 mit Raumtemperatur als obere Grenze; Abkürzung für den schwarzen Kaffee:</w:t>
+      </w:r>
+      <w:r>
+        <w:t xml:space="preserve"> </w:t>
+      </w:r>
+      <m:oMath>
+        <m:sSub>
+          <m:e>
+            <m:r>
+              <m:t>ϑ</m:t>
+            </m:r>
+          </m:e>
+          <m:sub>
+            <m:r>
+              <m:t>K</m:t>
+            </m:r>
+          </m:sub>
+        </m:sSub>
+        <m:d>
+          <m:dPr>
+            <m:begChr m:val="("/>
+            <m:endChr m:val=")"/>
+            <m:sepChr m:val=""/>
+            <m:grow/>
+          </m:dPr>
+          <m:e>
+            <m:r>
+              <m:t>t</m:t>
+            </m:r>
+          </m:e>
+        </m:d>
+        <m:r>
+          <m:rPr>
+            <m:sty m:val="p"/>
+          </m:rPr>
+          <m:t>=</m:t>
+        </m:r>
+        <m:sSub>
+          <m:e>
+            <m:r>
+              <m:t>ϑ</m:t>
+            </m:r>
+          </m:e>
+          <m:sub>
+            <m:r>
+              <m:t>u</m:t>
+            </m:r>
+          </m:sub>
+        </m:sSub>
+        <m:r>
+          <m:rPr>
+            <m:sty m:val="p"/>
+          </m:rPr>
+          <m:t>+</m:t>
+        </m:r>
+        <m:d>
+          <m:dPr>
+            <m:begChr m:val="("/>
+            <m:endChr m:val=")"/>
+            <m:sepChr m:val=""/>
+            <m:grow/>
+          </m:dPr>
+          <m:e>
+            <m:sSub>
+              <m:e>
+                <m:r>
+                  <m:t>ϑ</m:t>
+                </m:r>
+              </m:e>
+              <m:sub>
+                <m:r>
+                  <m:t>K</m:t>
+                </m:r>
+                <m:r>
+                  <m:rPr>
+                    <m:sty m:val="p"/>
+                  </m:rPr>
+                  <m:t>,</m:t>
+                </m:r>
+                <m:r>
+                  <m:t>0</m:t>
+                </m:r>
+              </m:sub>
+            </m:sSub>
+            <m:r>
+              <m:rPr>
+                <m:sty m:val="p"/>
+              </m:rPr>
+              <m:t>−</m:t>
+            </m:r>
+            <m:sSub>
+              <m:e>
+                <m:r>
+                  <m:t>ϑ</m:t>
+                </m:r>
+              </m:e>
+              <m:sub>
+                <m:r>
+                  <m:t>u</m:t>
+                </m:r>
+              </m:sub>
+            </m:sSub>
+          </m:e>
+        </m:d>
+        <m:r>
+          <m:t> </m:t>
+        </m:r>
+        <m:sSup>
+          <m:e>
+            <m:r>
+              <m:t>r</m:t>
+            </m:r>
+          </m:e>
+          <m:sup>
+            <m:r>
+              <m:t>t</m:t>
+            </m:r>
+            <m:r>
+              <m:rPr>
+                <m:sty m:val="p"/>
+              </m:rPr>
+              <m:t>/</m:t>
+            </m:r>
+            <m:r>
+              <m:t>10</m:t>
+            </m:r>
+            <m:r>
+              <m:t> </m:t>
+            </m:r>
+            <m:r>
+              <m:rPr>
+                <m:sty m:val="p"/>
+              </m:rPr>
+              <m:t>m</m:t>
+            </m:r>
+            <m:r>
+              <m:rPr>
+                <m:sty m:val="p"/>
+              </m:rPr>
+              <m:t>i</m:t>
+            </m:r>
+            <m:r>
+              <m:rPr>
+                <m:sty m:val="p"/>
+              </m:rPr>
+              <m:t>n</m:t>
+            </m:r>
+          </m:sup>
+        </m:sSup>
+      </m:oMath>
+      <w:r>
+        <w:t xml:space="preserve"> </w:t>
+      </w:r>
+      <w:r>
+        <w:t xml:space="preserve">mit</w:t>
+      </w:r>
+      <w:r>
+        <w:t xml:space="preserve"> </w:t>
+      </w:r>
+      <m:oMath>
+        <m:r>
+          <m:t>r</m:t>
+        </m:r>
+      </m:oMath>
+      <w:r>
+        <w:t xml:space="preserve"> </w:t>
+      </w:r>
+      <w:r>
+        <w:t xml:space="preserve">aus der 10-Minuten-Messung.</w:t>
+      </w:r>
+      <w:r>
+        <w:t xml:space="preserve"> </w:t>
+      </w:r>
+      <m:oMath>
+        <m:r>
+          <m:t>t</m:t>
+        </m:r>
+        <m:r>
+          <m:rPr>
+            <m:sty m:val="p"/>
+          </m:rPr>
+          <m:t>=</m:t>
+        </m:r>
+        <m:r>
+          <m:t>40</m:t>
+        </m:r>
+        <m:r>
+          <m:t> </m:t>
+        </m:r>
+        <m:r>
+          <m:rPr>
+            <m:sty m:val="p"/>
+          </m:rPr>
+          <m:t>m</m:t>
+        </m:r>
+        <m:r>
+          <m:rPr>
+            <m:sty m:val="p"/>
+          </m:rPr>
+          <m:t>i</m:t>
+        </m:r>
+        <m:r>
+          <m:rPr>
+            <m:sty m:val="p"/>
+          </m:rPr>
+          <m:t>n</m:t>
+        </m:r>
+      </m:oMath>
+      <w:r>
+        <w:t xml:space="preserve">: Milchtemperaturen messen, Milch zugießen, alle drei Becher umrühren und in fester Reihenfolge zügig messen. Messregel: vor jeder Messung umrühren, Thermometer mittig und halb tief, warten, bis die Anzeige steht, Uhrzeit notieren (bei 40 °C kühlt ein Becher um rund 0,4 K je Minute ab); alle Becher offen nebeneinander auf derselben Unterlage, ohne Zugluft. Ein Thermometer für alle Messungen hebt seinen festen Fehler im Vergleich auf. Heißes Wasser verhält sich wie Kaffee; Verbrühungsgefahr beachten.</w:t>
+      </w:r>
+    </w:p>
+    <w:p>
+      <w:pPr>
+        <w:numPr>
+          <w:ilvl w:val="0"/>
+          <w:numId w:val="1004"/>
+        </w:numPr>
+        <w:pStyle w:val="Compact"/>
+      </w:pPr>
+      <w:r>
+        <w:rPr>
+          <w:iCs/>
+          <w:i/>
+        </w:rPr>
+        <w:t xml:space="preserve">Versuch, Erwartung:</w:t>
+      </w:r>
+      <w:r>
+        <w:t xml:space="preserve"> </w:t>
+      </w:r>
+      <w:r>
+        <w:t xml:space="preserve">Mit vorgewärmten Bechern sind nach 40 Minuten zwischen Becher 1 und 2 rund 2 bis 3 K zu erwarten (Modell mit Becher 2,97 K; das Modell aus d) ohne Becher sagt 3,70 K voraus, der Unterschied ist ein Anlass für f), mit einem Thermometer für alle Messungen gut messbar. Becher 3 liegt dazwischen: rund 1 bis 2 K kühler als Becher 1 und oft nur 0,5 bis 1,5 K wärmer als Becher 2, kaum mehr als die Streuung zwischen zwei Bechern. Die Werte sind Modellwerte: Ist</w:t>
+      </w:r>
+      <w:r>
+        <w:t xml:space="preserve"> </w:t>
+      </w:r>
+      <m:oMath>
+        <m:r>
+          <m:t>k</m:t>
+        </m:r>
+        <m:r>
+          <m:t>A</m:t>
+        </m:r>
+      </m:oMath>
+      <w:r>
+        <w:t xml:space="preserve"> </w:t>
+      </w:r>
+      <w:r>
+        <w:t xml:space="preserve">beim volleren Milchkaffee nur 3 bis 5 % größer, sinkt der Unterschied zwischen Becher 1 und 2 im Modell auf 2,0 bis 2,4 K; die Verdunstung hebt ihn wieder etwas an. Die gemessenen Temperaturen liegen meist einige Kelvin über der Vorhersage, weil</w:t>
+      </w:r>
+      <w:r>
+        <w:t xml:space="preserve"> </w:t>
+      </w:r>
+      <m:oMath>
+        <m:r>
+          <m:t>k</m:t>
+        </m:r>
+        <m:r>
+          <m:t>A</m:t>
+        </m:r>
+      </m:oMath>
+      <w:r>
+        <w:t xml:space="preserve"> </w:t>
+      </w:r>
+      <w:r>
+        <w:t xml:space="preserve">mit sinkender Temperatur kleiner wird (Verdunstung). Das ist die Grenze des Modells, kein Messfehler.</w:t>
+      </w:r>
+    </w:p>
+    <w:p>
+      <w:pPr>
+        <w:numPr>
+          <w:ilvl w:val="0"/>
+          <w:numId w:val="1004"/>
+        </w:numPr>
+        <w:pStyle w:val="Compact"/>
+      </w:pPr>
+      <w:r>
+        <w:rPr>
+          <w:iCs/>
+          <w:i/>
+        </w:rPr>
+        <w:t xml:space="preserve">Probelauf:</w:t>
+      </w:r>
+      <w:r>
+        <w:t xml:space="preserve"> </w:t>
+      </w:r>
+      <w:r>
+        <w:t xml:space="preserve">Den Versuch einmal vorab mit den Tutoriumsbechern und dem Thermometer machen (Becher wiegen, Zeitkonstante, Streuung und Wiederholgenauigkeit ansehen, dazu eine Abkühlreihe mit fertigem Milchkaffee, um gleiches</w:t>
+      </w:r>
+      <w:r>
+        <w:t xml:space="preserve"> </w:t>
+      </w:r>
+      <m:oMath>
+        <m:r>
+          <m:t>k</m:t>
+        </m:r>
+        <m:r>
+          <m:t>A</m:t>
+        </m:r>
+      </m:oMath>
+      <w:r>
+        <w:t xml:space="preserve"> </w:t>
+      </w:r>
+      <w:r>
+        <w:t xml:space="preserve">zu prüfen) und die Messreihe als Reserve bereithalten. Wer Zeit hat, misst Becher 2 zusätzlich nach 5, 20 und 30 min und trägt</w:t>
+      </w:r>
+      <w:r>
+        <w:t xml:space="preserve"> </w:t>
+      </w:r>
+      <m:oMath>
+        <m:r>
+          <m:rPr>
+            <m:sty m:val="p"/>
+          </m:rPr>
+          <m:t>ln</m:t>
+        </m:r>
+        <m:d>
+          <m:dPr>
+            <m:begChr m:val="("/>
+            <m:endChr m:val=")"/>
+            <m:sepChr m:val=""/>
+            <m:grow/>
+          </m:dPr>
+          <m:e>
+            <m:r>
+              <m:t>ϑ</m:t>
+            </m:r>
+            <m:r>
+              <m:rPr>
+                <m:sty m:val="p"/>
+              </m:rPr>
+              <m:t>−</m:t>
+            </m:r>
+            <m:sSub>
+              <m:e>
+                <m:r>
+                  <m:t>ϑ</m:t>
+                </m:r>
+              </m:e>
+              <m:sub>
+                <m:r>
+                  <m:t>u</m:t>
+                </m:r>
+              </m:sub>
+            </m:sSub>
+          </m:e>
+        </m:d>
+      </m:oMath>
+      <w:r>
+        <w:t xml:space="preserve"> </w:t>
+      </w:r>
+      <w:r>
+        <w:t xml:space="preserve">über</w:t>
+      </w:r>
+      <w:r>
+        <w:t xml:space="preserve"> </w:t>
+      </w:r>
+      <m:oMath>
+        <m:r>
+          <m:t>t</m:t>
+        </m:r>
+      </m:oMath>
+      <w:r>
+        <w:t xml:space="preserve"> </w:t>
+      </w:r>
+      <w:r>
+        <w:t xml:space="preserve">auf: Die Punkte liegen nicht ganz auf einer Geraden (Verdunstung).</w:t>
+      </w:r>
+    </w:p>
+    <w:p>
+      <w:pPr>
+        <w:pStyle w:val="Baustein"/>
         <w:keepNext/>
       </w:pPr>
       <w:r>
@@ -13600,7 +16176,7 @@
         <w:pStyle w:val="Compact"/>
       </w:pPr>
       <w:r>
-        <w:t xml:space="preserve">Kaffee: Ausschank 71 bis 85 °C (Brown &amp; Diller 2008, Burns 34, 648); beim Eingießen 2 bis 5 K weniger (Abraham &amp; Diller 2019, J. Food Sci. 84); Stoffwerte wie Wasser (SCA, Gehalt an gelösten Stoffen 1,15 bis 1,35 %).</w:t>
+        <w:t xml:space="preserve">Kaffee: gebrüht bei etwa 93 °C, in der Glaskanne einer Haushaltsmaschine bis etwa 11 K kälter, beim Eingießen 2 bis 5 K kälter (Abraham &amp; Diller 2019, J. Food Sci. 84(8), 2011 bis 2014, Tab. 1); 80 °C liegen in diesem Bereich und im Servierbereich 71 bis 85 °C (Brown &amp; Diller 2008, Burns 34(5), 648 bis 654, doi:10.1016/j.burns.2007.09.012). Stoffwerte wie Wasser (SCA, Gehalt an gelösten Stoffen 1,15 bis 1,35 %).</w:t>
       </w:r>
     </w:p>
     <w:p>
@@ -13635,7 +16211,7 @@
         <w:t xml:space="preserve"> </w:t>
       </w:r>
       <w:r>
-        <w:t xml:space="preserve">wie in Tutorium 8.</w:t>
+        <w:t xml:space="preserve">wie in Tutorium 8 (Quelle dort).</w:t>
       </w:r>
     </w:p>
     <w:p>
@@ -13691,7 +16267,44 @@
         <w:t xml:space="preserve"> </w:t>
       </w:r>
       <w:r>
-        <w:t xml:space="preserve">aus der Steigung 0,0241 1/min in Abb. 6 (Ferreira 2025, Phys. Educ. 60, 035001); Verdunstung bei 79 °C 12,0 von 22,7 W (Condoret 2007, Chem. Eng. Educ. 41, 137, Tab. 2).</w:t>
+        <w:t xml:space="preserve">aus der Steigung 0,0241 1/min in Abb. 6 (Ferreira 2025, Forced convection and the coffee cup, Phys. Educ. 60, 035001, doi:10.1088/1361-6552/adb6ea); Haushaltsbecher kühlen je nach Form und Füllung auch schneller ab (</w:t>
+      </w:r>
+      <m:oMath>
+        <m:r>
+          <m:t>τ</m:t>
+        </m:r>
+        <m:r>
+          <m:rPr>
+            <m:sty m:val="p"/>
+          </m:rPr>
+          <m:t>≈</m:t>
+        </m:r>
+        <m:r>
+          <m:t>20</m:t>
+        </m:r>
+      </m:oMath>
+      <w:r>
+        <w:t xml:space="preserve"> </w:t>
+      </w:r>
+      <w:r>
+        <w:t xml:space="preserve">bis 40 min), die Aussage hängt davon kaum ab. Verdunstung bei 79 °C 12,0 von 22,7 W (Condoret 2007, Teaching transport phenomena around a cup of coffee, Chem. Eng. Educ. 41, 137, Tab. 2; nicht frei einsehbar); als zweiter Beleg senkt ein Deckel das scheinbare</w:t>
+      </w:r>
+      <w:r>
+        <w:t xml:space="preserve"> </w:t>
+      </w:r>
+      <m:oMath>
+        <m:r>
+          <m:t>k</m:t>
+        </m:r>
+        <m:r>
+          <m:t>A</m:t>
+        </m:r>
+      </m:oMath>
+      <w:r>
+        <w:t xml:space="preserve"> </w:t>
+      </w:r>
+      <w:r>
+        <w:t xml:space="preserve">um 44 % (Ferreira 2025, Abb. 6).</w:t>
       </w:r>
     </w:p>
     <w:p>
@@ -13703,7 +16316,19 @@
         <w:pStyle w:val="Compact"/>
       </w:pPr>
       <w:r>
-        <w:t xml:space="preserve">Milchschaum 55 bis 65 °C (Thermoplan, Coffee knowledge: milk); Keramikbecher 300 g mit 0,85 kJ/(kg·K) als Arbeitswert (Schätzung).</w:t>
+        <w:t xml:space="preserve">Erwärmte Milch 55 bis 65 °C (Thermoplan, Coffee knowledge: milk); Keramikbecher 300 g mit 0,85 kJ/(kg·K) als Arbeitswert (Schätzung).</w:t>
+      </w:r>
+    </w:p>
+    <w:p>
+      <w:pPr>
+        <w:numPr>
+          <w:ilvl w:val="0"/>
+          <w:numId w:val="1005"/>
+        </w:numPr>
+        <w:pStyle w:val="Compact"/>
+      </w:pPr>
+      <w:r>
+        <w:t xml:space="preserve">Hauptaussage: Rees &amp; Viney (1988), On cooling tea and coffee, Am. J. Phys. 56(5), 434 bis 437, doi:10.1119/1.15572.</w:t>
       </w:r>
     </w:p>
     <w:p>
@@ -13792,7 +16417,7 @@
       <w:tab/>
       <w:t>Wärmeübertragung</w:t>
       <w:tab/>
-      <w:t>Entwurf, Stand 23.10.2026</w:t>
+      <w:t>Lösung, Entwurf, Stand 30.10.2026</w:t>
     </w:r>
   </w:p>
 </w:hdr>
@@ -14738,6 +17363,74 @@
       <w:sz w:val="28"/>
     </w:rPr>
   </w:style>
+  <w:style w:customStyle="1" w:styleId="Blatttitel" w:type="paragraph">
+    <w:name w:val="Blatttitel"/>
+    <w:basedOn w:val="BodyText"/>
+    <w:next w:val="BodyText"/>
+    <w:qFormat/>
+    <w:pPr>
+      <w:keepNext/>
+      <w:spacing w:after="240" w:before="0"/>
+      <w:jc w:val="center"/>
+    </w:pPr>
+    <w:rPr>
+      <w:b/>
+      <w:bCs/>
+      <w:sz w:val="36"/>
+      <w:szCs w:val="36"/>
+    </w:rPr>
+  </w:style>
+  <w:style w:customStyle="1" w:styleId="Baustein" w:type="paragraph">
+    <w:name w:val="Baustein"/>
+    <w:basedOn w:val="BodyText"/>
+    <w:next w:val="BodyText"/>
+    <w:qFormat/>
+    <w:pPr>
+      <w:keepNext/>
+      <w:spacing w:after="120" w:before="360"/>
+      <w:jc w:val="left"/>
+    </w:pPr>
+    <w:rPr>
+      <w:sz w:val="28"/>
+      <w:szCs w:val="28"/>
+    </w:rPr>
+  </w:style>
+  <w:style w:customStyle="1" w:styleId="BausteinZusatz" w:type="character">
+    <w:name w:val="BausteinZusatz"/>
+    <w:qFormat/>
+    <w:rPr>
+      <w:b w:val="0"/>
+      <w:bCs w:val="0"/>
+      <w:u w:val="none"/>
+      <w:sz w:val="22"/>
+      <w:szCs w:val="22"/>
+    </w:rPr>
+  </w:style>
+  <w:style w:customStyle="1" w:styleId="Abbildung" w:type="paragraph">
+    <w:name w:val="Abbildung"/>
+    <w:basedOn w:val="BodyText"/>
+    <w:next w:val="Bildunterschrift"/>
+    <w:qFormat/>
+    <w:pPr>
+      <w:keepNext/>
+      <w:spacing w:after="0" w:before="120"/>
+      <w:jc w:val="center"/>
+    </w:pPr>
+  </w:style>
+  <w:style w:customStyle="1" w:styleId="Bildunterschrift" w:type="paragraph">
+    <w:name w:val="Bildunterschrift"/>
+    <w:basedOn w:val="BodyText"/>
+    <w:next w:val="BodyText"/>
+    <w:qFormat/>
+    <w:pPr>
+      <w:spacing w:after="240" w:before="80"/>
+      <w:jc w:val="center"/>
+    </w:pPr>
+    <w:rPr>
+      <w:sz w:val="20"/>
+      <w:szCs w:val="20"/>
+    </w:rPr>
+  </w:style>
   <w:style w:type="paragraph" w:customStyle="1" w:styleId="SourceCode">
     <w:name w:val="Source Code"/>
     <w:basedOn w:val="Normal"/>

--- a/pruefung/Kaffee_Pruefpaket_2026-10-23/material/B_loesung/Kaffee_Loesung.docx
+++ b/pruefung/Kaffee_Pruefpaket_2026-10-23/material/B_loesung/Kaffee_Loesung.docx
@@ -4,7 +4,7 @@
   <w:body>
     <w:p>
       <w:pPr>
-        <w:pStyle w:val="Blatttitel"/>
+        <w:pStyle w:val="Zentriert"/>
       </w:pPr>
       <w:r>
         <w:rPr>
@@ -12,12 +12,12 @@
           <w:bCs/>
           <w:b/>
         </w:rPr>
-        <w:t xml:space="preserve">Tutorium 5: Wärmebilanzen (instationär global), Lösung</w:t>
+        <w:t xml:space="preserve">Tutorium 5: Wärmebilanzen (instationär global)</w:t>
       </w:r>
     </w:p>
     <w:p>
       <w:pPr>
-        <w:pStyle w:val="Baustein"/>
+        <w:pStyle w:val="BodyText"/>
         <w:keepNext/>
       </w:pPr>
       <w:r>
@@ -39,7 +39,7 @@
     </w:p>
     <w:p>
       <w:pPr>
-        <w:pStyle w:val="Abbildung"/>
+        <w:pStyle w:val="BodyText"/>
         <w:keepNext/>
       </w:pPr>
       <w:r>
@@ -87,7 +87,7 @@
     </w:p>
     <w:p>
       <w:pPr>
-        <w:pStyle w:val="Bildunterschrift"/>
+        <w:pStyle w:val="BodyText"/>
       </w:pPr>
       <w:r>
         <w:rPr>
@@ -105,7 +105,7 @@
     </w:p>
     <w:p>
       <w:pPr>
-        <w:pStyle w:val="Baustein"/>
+        <w:pStyle w:val="BodyText"/>
         <w:keepNext/>
       </w:pPr>
       <w:r>
@@ -117,15 +117,9 @@
         <w:t xml:space="preserve">Frage 1</w:t>
       </w:r>
       <w:r>
-        <w:rPr>
-          <w:rStyle w:val="BausteinZusatz"/>
-        </w:rPr>
         <w:t xml:space="preserve"> </w:t>
       </w:r>
       <w:r>
-        <w:rPr>
-          <w:rStyle w:val="BausteinZusatz"/>
-        </w:rPr>
         <w:t xml:space="preserve">(Vorab-Frage)</w:t>
       </w:r>
     </w:p>
@@ -134,12 +128,12 @@
         <w:pStyle w:val="BodyText"/>
       </w:pPr>
       <w:r>
-        <w:t xml:space="preserve">Ihr Mitbewohner meint: „Ob man die Milch sofort oder später hineingießt, ist egal. Die Energie bleibt ja erhalten.“ Welche Tasse ist nach einer Stunde wärmer: Tasse 1, Tasse 2, oder sind beide gleich warm? Notieren Sie Ihre Vermutung mit einem Satz Begründung, bevor Sie Aufgabe 1 rechnen.</w:t>
+        <w:t xml:space="preserve">Ihr Mitbewohner meint: „Ob man die Milch sofort oder später hineingießt, ist egal. Die Energie bleibt ja erhalten.“ Welche Tasse ist nach einer Stunde wärmer? Notieren Sie Ihre Vermutung, bevor Sie Aufgabe 1 rechnen.</w:t>
       </w:r>
     </w:p>
     <w:p>
       <w:pPr>
-        <w:pStyle w:val="Baustein"/>
+        <w:pStyle w:val="BodyText"/>
         <w:keepNext/>
       </w:pPr>
       <w:r>
@@ -151,15 +145,9 @@
         <w:t xml:space="preserve">Aufgabe 1</w:t>
       </w:r>
       <w:r>
-        <w:rPr>
-          <w:rStyle w:val="BausteinZusatz"/>
-        </w:rPr>
         <w:t xml:space="preserve"> </w:t>
       </w:r>
       <w:r>
-        <w:rPr>
-          <w:rStyle w:val="BausteinZusatz"/>
-        </w:rPr>
         <w:t xml:space="preserve">(neu)</w:t>
       </w:r>
     </w:p>
@@ -168,7 +156,7 @@
         <w:pStyle w:val="BodyText"/>
       </w:pPr>
       <w:r>
-        <w:t xml:space="preserve">Um die Frage zu klären, messen Sie nach 10 Minuten die Temperatur in Tasse 2 (noch ohne Milch).</w:t>
+        <w:t xml:space="preserve">Um die Frage zu klären, messen Sie nach 10 Minuten die Temperatur in Tasse 2, die bis dahin noch keine Milch enthält.</w:t>
       </w:r>
     </w:p>
     <w:p>
@@ -193,7 +181,7 @@
         <w:pStyle w:val="Compact"/>
       </w:pPr>
       <w:r>
-        <w:t xml:space="preserve">Der Tasseninhalt ist ideal durchmischt, die Milch mischt sich sofort und ohne Wärmeverlust.</w:t>
+        <w:t xml:space="preserve">Der Tasseninhalt wird als ideal durchmischt angenommen.</w:t>
       </w:r>
     </w:p>
     <w:p>
@@ -217,100 +205,24 @@
         <w:pStyle w:val="Compact"/>
       </w:pPr>
       <w:r>
-        <w:t xml:space="preserve">Die gesamte Wärmeabgabe (auch durch Strahlung und Verdunstung) ist</w:t>
+        <w:t xml:space="preserve">Die gesamte Wärmeabgabe an die Umgebung (Konvektion, Strahlung, Verdunstung und Wärmedurchgang durch die Tassenwand) wird über ein konstantes Produkt</w:t>
       </w:r>
       <w:r>
         <w:t xml:space="preserve"> </w:t>
       </w:r>
       <m:oMath>
-        <m:sSub>
-          <m:e>
-            <m:acc>
-              <m:accPr>
-                <m:chr m:val="̇"/>
-              </m:accPr>
-              <m:e>
-                <m:r>
-                  <m:t>Q</m:t>
-                </m:r>
-              </m:e>
-            </m:acc>
-          </m:e>
-          <m:sub>
-            <m:r>
-              <m:t>a</m:t>
-            </m:r>
-            <m:r>
-              <m:t>b</m:t>
-            </m:r>
-          </m:sub>
-        </m:sSub>
-        <m:r>
-          <m:rPr>
-            <m:sty m:val="p"/>
-          </m:rPr>
-          <m:t>=</m:t>
-        </m:r>
         <m:r>
           <m:t>k</m:t>
         </m:r>
         <m:r>
           <m:t>A</m:t>
         </m:r>
-        <m:r>
-          <m:t> </m:t>
-        </m:r>
-        <m:d>
-          <m:dPr>
-            <m:begChr m:val="("/>
-            <m:endChr m:val=")"/>
-            <m:sepChr m:val=""/>
-            <m:grow/>
-          </m:dPr>
-          <m:e>
-            <m:r>
-              <m:t>ϑ</m:t>
-            </m:r>
-            <m:r>
-              <m:rPr>
-                <m:sty m:val="p"/>
-              </m:rPr>
-              <m:t>−</m:t>
-            </m:r>
-            <m:sSub>
-              <m:e>
-                <m:r>
-                  <m:t>ϑ</m:t>
-                </m:r>
-              </m:e>
-              <m:sub>
-                <m:r>
-                  <m:t>u</m:t>
-                </m:r>
-              </m:sub>
-            </m:sSub>
-          </m:e>
-        </m:d>
       </m:oMath>
       <w:r>
         <w:t xml:space="preserve"> </w:t>
       </w:r>
       <w:r>
-        <w:t xml:space="preserve">mit konstantem</w:t>
-      </w:r>
-      <w:r>
-        <w:t xml:space="preserve"> </w:t>
-      </w:r>
-      <m:oMath>
-        <m:r>
-          <m:t>k</m:t>
-        </m:r>
-        <m:r>
-          <m:t>A</m:t>
-        </m:r>
-      </m:oMath>
-      <w:r>
-        <w:t xml:space="preserve">; die verdunstete Masse wird vernachlässigt.</w:t>
+        <w:t xml:space="preserve">beschrieben, das mit und ohne Milch gleich ist. Die verdunstete Masse wird vernachlässigt.</w:t>
       </w:r>
     </w:p>
     <w:p>
@@ -322,42 +234,19 @@
         <w:pStyle w:val="Compact"/>
       </w:pPr>
       <w:r>
-        <w:t xml:space="preserve">Kaffee (Stoffdaten von Wasser) und Milch sind inkompressibel (</w:t>
-      </w:r>
-      <m:oMath>
-        <m:sSub>
-          <m:e>
-            <m:r>
-              <m:t>c</m:t>
-            </m:r>
-          </m:e>
-          <m:sub>
-            <m:r>
-              <m:t>p</m:t>
-            </m:r>
-          </m:sub>
-        </m:sSub>
-        <m:r>
-          <m:rPr>
-            <m:sty m:val="p"/>
-          </m:rPr>
-          <m:t>=</m:t>
-        </m:r>
-        <m:sSub>
-          <m:e>
-            <m:r>
-              <m:t>c</m:t>
-            </m:r>
-          </m:e>
-          <m:sub>
-            <m:r>
-              <m:t>v</m:t>
-            </m:r>
-          </m:sub>
-        </m:sSub>
-      </m:oMath>
-      <w:r>
-        <w:t xml:space="preserve">); die Stoffdaten sind konstant.</w:t>
+        <w:t xml:space="preserve">Kaffee und Milch mischen sich sofort und ohne Wärmeverlust.</w:t>
+      </w:r>
+    </w:p>
+    <w:p>
+      <w:pPr>
+        <w:numPr>
+          <w:ilvl w:val="0"/>
+          <w:numId w:val="1001"/>
+        </w:numPr>
+        <w:pStyle w:val="Compact"/>
+      </w:pPr>
+      <w:r>
+        <w:t xml:space="preserve">Die Stoffdaten sind unabhängig von der Temperatur; Kaffee hat die Stoffdaten von Wasser.</w:t>
       </w:r>
     </w:p>
     <w:p>
@@ -367,6 +256,8 @@
       </w:pPr>
       <w:r>
         <w:rPr>
+          <w:iCs/>
+          <w:i/>
           <w:bCs/>
           <w:b/>
         </w:rPr>
@@ -381,10 +272,10 @@
         <w:jc w:val="start"/>
       </w:tblPr>
       <w:tblGrid>
-        <w:gridCol w:w="1835"/>
-        <w:gridCol w:w="2124"/>
-        <w:gridCol w:w="1835"/>
-        <w:gridCol w:w="2124"/>
+        <w:gridCol w:w="1675"/>
+        <w:gridCol w:w="2284"/>
+        <w:gridCol w:w="1675"/>
+        <w:gridCol w:w="2284"/>
       </w:tblGrid>
       <w:tr>
         <w:trPr>
@@ -401,10 +292,12 @@
             </w:pPr>
             <w:r>
               <w:rPr>
+                <w:iCs/>
+                <w:i/>
                 <w:bCs/>
                 <w:b/>
               </w:rPr>
-              <w:t xml:space="preserve">Kaffee</w:t>
+              <w:t xml:space="preserve">Kaffee:</w:t>
             </w:r>
           </w:p>
         </w:tc>
@@ -427,10 +320,12 @@
             </w:pPr>
             <w:r>
               <w:rPr>
+                <w:iCs/>
+                <w:i/>
                 <w:bCs/>
                 <w:b/>
               </w:rPr>
-              <w:t xml:space="preserve">Milch</w:t>
+              <w:t xml:space="preserve">Milch:</w:t>
             </w:r>
           </w:p>
         </w:tc>
@@ -457,7 +352,7 @@
               <w:jc w:val="left"/>
             </w:pPr>
             <w:r>
-              <w:t xml:space="preserve">Volumen</w:t>
+              <w:t xml:space="preserve">Volumen:</w:t>
             </w:r>
           </w:p>
         </w:tc>
@@ -518,7 +413,7 @@
               <w:jc w:val="left"/>
             </w:pPr>
             <w:r>
-              <w:t xml:space="preserve">Volumen</w:t>
+              <w:t xml:space="preserve">Volumen:</w:t>
             </w:r>
           </w:p>
         </w:tc>
@@ -584,7 +479,7 @@
               <w:jc w:val="left"/>
             </w:pPr>
             <w:r>
-              <w:t xml:space="preserve">Dichte</w:t>
+              <w:t xml:space="preserve">Dichte:</w:t>
             </w:r>
           </w:p>
         </w:tc>
@@ -669,7 +564,7 @@
               <w:jc w:val="left"/>
             </w:pPr>
             <w:r>
-              <w:t xml:space="preserve">Dichte</w:t>
+              <w:t xml:space="preserve">Dichte:</w:t>
             </w:r>
           </w:p>
         </w:tc>
@@ -759,7 +654,7 @@
               <w:jc w:val="left"/>
             </w:pPr>
             <w:r>
-              <w:t xml:space="preserve">Spez. Wärmekapazität</w:t>
+              <w:t xml:space="preserve">Spez. Wärmekapazität:</w:t>
             </w:r>
           </w:p>
         </w:tc>
@@ -878,7 +773,7 @@
               <w:jc w:val="left"/>
             </w:pPr>
             <w:r>
-              <w:t xml:space="preserve">Spez. Wärmekapazität</w:t>
+              <w:t xml:space="preserve">Spez. Wärmekapazität:</w:t>
             </w:r>
           </w:p>
         </w:tc>
@@ -1002,7 +897,27 @@
               <w:jc w:val="left"/>
             </w:pPr>
             <w:r>
-              <w:t xml:space="preserve">Anfangstemperatur</w:t>
+              <w:t xml:space="preserve">Temperatur bei</w:t>
+            </w:r>
+            <w:r>
+              <w:t xml:space="preserve"> </w:t>
+            </w:r>
+            <m:oMath>
+              <m:r>
+                <m:t>t</m:t>
+              </m:r>
+              <m:r>
+                <m:rPr>
+                  <m:sty m:val="p"/>
+                </m:rPr>
+                <m:t>=</m:t>
+              </m:r>
+              <m:r>
+                <m:t>0</m:t>
+              </m:r>
+            </m:oMath>
+            <w:r>
+              <w:t xml:space="preserve">:</w:t>
             </w:r>
           </w:p>
         </w:tc>
@@ -1072,7 +987,7 @@
               <w:jc w:val="left"/>
             </w:pPr>
             <w:r>
-              <w:t xml:space="preserve">Temperatur</w:t>
+              <w:t xml:space="preserve">Temperatur:</w:t>
             </w:r>
           </w:p>
         </w:tc>
@@ -1129,2124 +1044,6 @@
         <w:trPr>
           <w:cantSplit/>
         </w:trPr>
-        <w:tc>
-          <w:tcPr/>
-          <w:p>
-            <w:pPr>
-              <w:pStyle w:val="Compact"/>
-              <w:keepNext/>
-              <w:jc w:val="left"/>
-            </w:pPr>
-            <w:r>
-              <w:rPr>
-                <w:bCs/>
-                <w:b/>
-              </w:rPr>
-              <w:t xml:space="preserve">Umgebung</w:t>
-            </w:r>
-          </w:p>
-        </w:tc>
-        <w:tc>
-          <w:tcPr/>
-          <w:p>
-            <w:pPr>
-              <w:pStyle w:val="Compact"/>
-              <w:keepNext/>
-            </w:pPr>
-          </w:p>
-        </w:tc>
-        <w:tc>
-          <w:tcPr/>
-          <w:p>
-            <w:pPr>
-              <w:pStyle w:val="Compact"/>
-              <w:keepNext/>
-              <w:jc w:val="left"/>
-            </w:pPr>
-            <w:r>
-              <w:rPr>
-                <w:bCs/>
-                <w:b/>
-              </w:rPr>
-              <w:t xml:space="preserve">Messung in Tasse 2</w:t>
-            </w:r>
-          </w:p>
-        </w:tc>
-        <w:tc>
-          <w:tcPr/>
-          <w:p>
-            <w:pPr>
-              <w:pStyle w:val="Compact"/>
-              <w:keepNext/>
-            </w:pPr>
-          </w:p>
-        </w:tc>
-      </w:tr>
-      <w:tr>
-        <w:trPr>
-          <w:cantSplit/>
-        </w:trPr>
-        <w:tc>
-          <w:tcPr/>
-          <w:p>
-            <w:pPr>
-              <w:pStyle w:val="Compact"/>
-              <w:keepNext/>
-              <w:jc w:val="left"/>
-            </w:pPr>
-            <w:r>
-              <w:t xml:space="preserve">Temperatur</w:t>
-            </w:r>
-          </w:p>
-        </w:tc>
-        <w:tc>
-          <w:tcPr/>
-          <w:p>
-            <w:pPr>
-              <w:pStyle w:val="Compact"/>
-              <w:keepNext/>
-              <w:jc w:val="left"/>
-            </w:pPr>
-            <m:oMath>
-              <m:sSub>
-                <m:e>
-                  <m:r>
-                    <m:t>ϑ</m:t>
-                  </m:r>
-                </m:e>
-                <m:sub>
-                  <m:r>
-                    <m:t>u</m:t>
-                  </m:r>
-                </m:sub>
-              </m:sSub>
-              <m:r>
-                <m:rPr>
-                  <m:sty m:val="p"/>
-                </m:rPr>
-                <m:t>=</m:t>
-              </m:r>
-              <m:r>
-                <m:t>20</m:t>
-              </m:r>
-              <m:r>
-                <m:t> </m:t>
-              </m:r>
-              <m:r>
-                <m:rPr>
-                  <m:sty m:val="p"/>
-                </m:rPr>
-                <m:t>°</m:t>
-              </m:r>
-              <m:r>
-                <m:rPr>
-                  <m:sty m:val="p"/>
-                </m:rPr>
-                <m:t>C</m:t>
-              </m:r>
-            </m:oMath>
-          </w:p>
-        </w:tc>
-        <w:tc>
-          <w:tcPr/>
-          <w:p>
-            <w:pPr>
-              <w:pStyle w:val="Compact"/>
-              <w:keepNext/>
-              <w:jc w:val="left"/>
-            </w:pPr>
-            <w:r>
-              <w:t xml:space="preserve">nach 10 min</w:t>
-            </w:r>
-          </w:p>
-        </w:tc>
-        <w:tc>
-          <w:tcPr/>
-          <w:p>
-            <w:pPr>
-              <w:pStyle w:val="Compact"/>
-              <w:keepNext/>
-              <w:jc w:val="left"/>
-            </w:pPr>
-            <m:oMath>
-              <m:sSub>
-                <m:e>
-                  <m:r>
-                    <m:t>ϑ</m:t>
-                  </m:r>
-                </m:e>
-                <m:sub>
-                  <m:r>
-                    <m:t>K</m:t>
-                  </m:r>
-                </m:sub>
-              </m:sSub>
-              <m:d>
-                <m:dPr>
-                  <m:begChr m:val="("/>
-                  <m:endChr m:val=")"/>
-                  <m:sepChr m:val=""/>
-                  <m:grow/>
-                </m:dPr>
-                <m:e>
-                  <m:r>
-                    <m:t>10</m:t>
-                  </m:r>
-                  <m:r>
-                    <m:t> </m:t>
-                  </m:r>
-                  <m:r>
-                    <m:rPr>
-                      <m:sty m:val="p"/>
-                    </m:rPr>
-                    <m:t>m</m:t>
-                  </m:r>
-                  <m:r>
-                    <m:rPr>
-                      <m:sty m:val="p"/>
-                    </m:rPr>
-                    <m:t>i</m:t>
-                  </m:r>
-                  <m:r>
-                    <m:rPr>
-                      <m:sty m:val="p"/>
-                    </m:rPr>
-                    <m:t>n</m:t>
-                  </m:r>
-                </m:e>
-              </m:d>
-              <m:r>
-                <m:rPr>
-                  <m:sty m:val="p"/>
-                </m:rPr>
-                <m:t>=</m:t>
-              </m:r>
-              <m:r>
-                <m:t>67</m:t>
-              </m:r>
-              <m:r>
-                <m:t> </m:t>
-              </m:r>
-              <m:r>
-                <m:rPr>
-                  <m:sty m:val="p"/>
-                </m:rPr>
-                <m:t>°</m:t>
-              </m:r>
-              <m:r>
-                <m:rPr>
-                  <m:sty m:val="p"/>
-                </m:rPr>
-                <m:t>C</m:t>
-              </m:r>
-            </m:oMath>
-          </w:p>
-        </w:tc>
-      </w:tr>
-      <w:tr>
-        <w:trPr>
-          <w:cantSplit/>
-        </w:trPr>
-        <w:tc>
-          <w:tcPr/>
-          <w:p>
-            <w:pPr>
-              <w:pStyle w:val="Compact"/>
-              <w:keepNext/>
-              <w:jc w:val="left"/>
-            </w:pPr>
-            <w:r>
-              <w:rPr>
-                <w:bCs/>
-                <w:b/>
-              </w:rPr>
-              <w:t xml:space="preserve">Becher ab Teil f</w:t>
-            </w:r>
-          </w:p>
-        </w:tc>
-        <w:tc>
-          <w:tcPr/>
-          <w:p>
-            <w:pPr>
-              <w:pStyle w:val="Compact"/>
-              <w:keepNext/>
-            </w:pPr>
-          </w:p>
-        </w:tc>
-        <w:tc>
-          <w:tcPr/>
-          <w:p>
-            <w:pPr>
-              <w:pStyle w:val="Compact"/>
-              <w:keepNext/>
-              <w:jc w:val="left"/>
-            </w:pPr>
-            <w:r>
-              <w:rPr>
-                <w:bCs/>
-                <w:b/>
-              </w:rPr>
-              <w:t xml:space="preserve">Milch in Teil g</w:t>
-            </w:r>
-          </w:p>
-        </w:tc>
-        <w:tc>
-          <w:tcPr/>
-          <w:p>
-            <w:pPr>
-              <w:pStyle w:val="Compact"/>
-              <w:keepNext/>
-            </w:pPr>
-          </w:p>
-        </w:tc>
-      </w:tr>
-      <w:tr>
-        <w:trPr>
-          <w:cantSplit/>
-        </w:trPr>
-        <w:tc>
-          <w:tcPr/>
-          <w:p>
-            <w:pPr>
-              <w:pStyle w:val="Compact"/>
-              <w:keepNext/>
-              <w:jc w:val="left"/>
-            </w:pPr>
-            <w:r>
-              <w:t xml:space="preserve">Masse</w:t>
-            </w:r>
-          </w:p>
-        </w:tc>
-        <w:tc>
-          <w:tcPr/>
-          <w:p>
-            <w:pPr>
-              <w:pStyle w:val="Compact"/>
-              <w:keepNext/>
-              <w:jc w:val="left"/>
-            </w:pPr>
-            <m:oMath>
-              <m:sSub>
-                <m:e>
-                  <m:r>
-                    <m:t>m</m:t>
-                  </m:r>
-                </m:e>
-                <m:sub>
-                  <m:r>
-                    <m:t>B</m:t>
-                  </m:r>
-                </m:sub>
-              </m:sSub>
-              <m:r>
-                <m:rPr>
-                  <m:sty m:val="p"/>
-                </m:rPr>
-                <m:t>=</m:t>
-              </m:r>
-              <m:r>
-                <m:t>300</m:t>
-              </m:r>
-              <m:r>
-                <m:t> </m:t>
-              </m:r>
-              <m:r>
-                <m:rPr>
-                  <m:sty m:val="p"/>
-                </m:rPr>
-                <m:t>g</m:t>
-              </m:r>
-            </m:oMath>
-          </w:p>
-        </w:tc>
-        <w:tc>
-          <w:tcPr/>
-          <w:p>
-            <w:pPr>
-              <w:pStyle w:val="Compact"/>
-              <w:keepNext/>
-              <w:jc w:val="left"/>
-            </w:pPr>
-            <w:r>
-              <w:t xml:space="preserve">Temperatur</w:t>
-            </w:r>
-          </w:p>
-        </w:tc>
-        <w:tc>
-          <w:tcPr/>
-          <w:p>
-            <w:pPr>
-              <w:pStyle w:val="Compact"/>
-              <w:keepNext/>
-              <w:jc w:val="left"/>
-            </w:pPr>
-            <m:oMath>
-              <m:sSub>
-                <m:e>
-                  <m:r>
-                    <m:t>ϑ</m:t>
-                  </m:r>
-                </m:e>
-                <m:sub>
-                  <m:r>
-                    <m:t>M</m:t>
-                  </m:r>
-                  <m:r>
-                    <m:rPr>
-                      <m:sty m:val="p"/>
-                    </m:rPr>
-                    <m:t>,</m:t>
-                  </m:r>
-                  <m:r>
-                    <m:t>h</m:t>
-                  </m:r>
-                </m:sub>
-              </m:sSub>
-              <m:r>
-                <m:rPr>
-                  <m:sty m:val="p"/>
-                </m:rPr>
-                <m:t>=</m:t>
-              </m:r>
-              <m:r>
-                <m:t>60</m:t>
-              </m:r>
-              <m:r>
-                <m:t> </m:t>
-              </m:r>
-              <m:r>
-                <m:rPr>
-                  <m:sty m:val="p"/>
-                </m:rPr>
-                <m:t>°</m:t>
-              </m:r>
-              <m:r>
-                <m:rPr>
-                  <m:sty m:val="p"/>
-                </m:rPr>
-                <m:t>C</m:t>
-              </m:r>
-            </m:oMath>
-          </w:p>
-        </w:tc>
-      </w:tr>
-      <w:tr>
-        <w:trPr>
-          <w:cantSplit/>
-        </w:trPr>
-        <w:tc>
-          <w:tcPr/>
-          <w:p>
-            <w:pPr>
-              <w:pStyle w:val="Compact"/>
-              <w:jc w:val="left"/>
-            </w:pPr>
-            <w:r>
-              <w:t xml:space="preserve">Spez. Wärmekapazität</w:t>
-            </w:r>
-          </w:p>
-        </w:tc>
-        <w:tc>
-          <w:tcPr/>
-          <w:p>
-            <w:pPr>
-              <w:pStyle w:val="Compact"/>
-              <w:jc w:val="left"/>
-            </w:pPr>
-            <m:oMath>
-              <m:sSub>
-                <m:e>
-                  <m:r>
-                    <m:t>c</m:t>
-                  </m:r>
-                </m:e>
-                <m:sub>
-                  <m:r>
-                    <m:t>B</m:t>
-                  </m:r>
-                </m:sub>
-              </m:sSub>
-              <m:r>
-                <m:rPr>
-                  <m:sty m:val="p"/>
-                </m:rPr>
-                <m:t>=</m:t>
-              </m:r>
-              <m:r>
-                <m:t>0</m:t>
-              </m:r>
-              <m:r>
-                <m:rPr>
-                  <m:sty m:val="p"/>
-                </m:rPr>
-                <m:t>,</m:t>
-              </m:r>
-              <m:r>
-                <m:t>85</m:t>
-              </m:r>
-              <m:r>
-                <m:t> </m:t>
-              </m:r>
-              <m:r>
-                <m:rPr>
-                  <m:sty m:val="p"/>
-                </m:rPr>
-                <m:t>k</m:t>
-              </m:r>
-              <m:r>
-                <m:rPr>
-                  <m:sty m:val="p"/>
-                </m:rPr>
-                <m:t>J</m:t>
-              </m:r>
-              <m:r>
-                <m:rPr>
-                  <m:sty m:val="p"/>
-                </m:rPr>
-                <m:t>/</m:t>
-              </m:r>
-              <m:d>
-                <m:dPr>
-                  <m:begChr m:val="("/>
-                  <m:endChr m:val=")"/>
-                  <m:sepChr m:val=""/>
-                  <m:grow/>
-                </m:dPr>
-                <m:e>
-                  <m:r>
-                    <m:rPr>
-                      <m:sty m:val="p"/>
-                    </m:rPr>
-                    <m:t>k</m:t>
-                  </m:r>
-                  <m:r>
-                    <m:rPr>
-                      <m:sty m:val="p"/>
-                    </m:rPr>
-                    <m:t>g</m:t>
-                  </m:r>
-                  <m:r>
-                    <m:rPr>
-                      <m:sty m:val="p"/>
-                    </m:rPr>
-                    <m:t> </m:t>
-                  </m:r>
-                  <m:r>
-                    <m:rPr>
-                      <m:sty m:val="p"/>
-                    </m:rPr>
-                    <m:t>K</m:t>
-                  </m:r>
-                </m:e>
-              </m:d>
-            </m:oMath>
-          </w:p>
-        </w:tc>
-        <w:tc>
-          <w:tcPr/>
-          <w:p>
-            <w:pPr>
-              <w:pStyle w:val="Compact"/>
-            </w:pPr>
-          </w:p>
-        </w:tc>
-        <w:tc>
-          <w:tcPr/>
-          <w:p>
-            <w:pPr>
-              <w:pStyle w:val="Compact"/>
-            </w:pPr>
-          </w:p>
-        </w:tc>
-      </w:tr>
-    </w:tbl>
-    <w:p>
-      <w:pPr>
-        <w:pStyle w:val="BodyText"/>
-        <w:keepNext/>
-      </w:pPr>
-      <w:r>
-        <w:rPr>
-          <w:bCs/>
-          <w:b/>
-        </w:rPr>
-        <w:t xml:space="preserve">Aufgabenstellung:</w:t>
-      </w:r>
-    </w:p>
-    <w:p>
-      <w:pPr>
-        <w:numPr>
-          <w:ilvl w:val="0"/>
-          <w:numId w:val="1002"/>
-        </w:numPr>
-      </w:pPr>
-      <w:r>
-        <w:t xml:space="preserve">Bestimmen Sie mit einer Energiebilanz die Mischtemperatur</w:t>
-      </w:r>
-      <w:r>
-        <w:t xml:space="preserve"> </w:t>
-      </w:r>
-      <m:oMath>
-        <m:sSub>
-          <m:e>
-            <m:r>
-              <m:t>ϑ</m:t>
-            </m:r>
-          </m:e>
-          <m:sub>
-            <m:r>
-              <m:t>1</m:t>
-            </m:r>
-            <m:r>
-              <m:rPr>
-                <m:sty m:val="p"/>
-              </m:rPr>
-              <m:t>,</m:t>
-            </m:r>
-            <m:r>
-              <m:t>0</m:t>
-            </m:r>
-          </m:sub>
-        </m:sSub>
-      </m:oMath>
-      <w:r>
-        <w:t xml:space="preserve"> </w:t>
-      </w:r>
-      <w:r>
-        <w:t xml:space="preserve">direkt nach dem Zugießen der Milch in Tasse 1.</w:t>
-      </w:r>
-      <w:r>
-        <w:br/>
-      </w:r>
-      <m:oMath>
-        <m:sSub>
-          <m:e>
-            <m:r>
-              <m:t>ϑ</m:t>
-            </m:r>
-          </m:e>
-          <m:sub>
-            <m:r>
-              <m:t>1</m:t>
-            </m:r>
-            <m:r>
-              <m:rPr>
-                <m:sty m:val="p"/>
-              </m:rPr>
-              <m:t>,</m:t>
-            </m:r>
-            <m:r>
-              <m:t>0</m:t>
-            </m:r>
-          </m:sub>
-        </m:sSub>
-        <m:r>
-          <m:rPr>
-            <m:sty m:val="p"/>
-          </m:rPr>
-          <m:t>=</m:t>
-        </m:r>
-        <m:r>
-          <m:t>70</m:t>
-        </m:r>
-        <m:r>
-          <m:rPr>
-            <m:sty m:val="p"/>
-          </m:rPr>
-          <m:t>,</m:t>
-        </m:r>
-        <m:r>
-          <m:t>47</m:t>
-        </m:r>
-        <m:r>
-          <m:t> </m:t>
-        </m:r>
-        <m:r>
-          <m:rPr>
-            <m:sty m:val="p"/>
-          </m:rPr>
-          <m:t>°</m:t>
-        </m:r>
-        <m:r>
-          <m:rPr>
-            <m:sty m:val="p"/>
-          </m:rPr>
-          <m:t>C</m:t>
-        </m:r>
-      </m:oMath>
-    </w:p>
-    <w:p>
-      <w:pPr>
-        <w:numPr>
-          <w:ilvl w:val="0"/>
-          <w:numId w:val="1002"/>
-        </w:numPr>
-      </w:pPr>
-      <w:r>
-        <w:t xml:space="preserve">Zeichnen Sie den Bilanzraum um den Inhalt von Tasse 1 in Abb. 1 ein. Vereinfachen Sie die allgemeine Energiebilanz zur globalen instationären Bilanz für den Inhalt einer Tasse und begründen Sie, welche Terme entfallen. Lösen Sie sie durch Trennung der Variablen für</w:t>
-      </w:r>
-      <w:r>
-        <w:t xml:space="preserve"> </w:t>
-      </w:r>
-      <m:oMath>
-        <m:r>
-          <m:t>T</m:t>
-        </m:r>
-        <m:d>
-          <m:dPr>
-            <m:begChr m:val="("/>
-            <m:endChr m:val=")"/>
-            <m:sepChr m:val=""/>
-            <m:grow/>
-          </m:dPr>
-          <m:e>
-            <m:r>
-              <m:t>t</m:t>
-            </m:r>
-            <m:r>
-              <m:rPr>
-                <m:sty m:val="p"/>
-              </m:rPr>
-              <m:t>=</m:t>
-            </m:r>
-            <m:r>
-              <m:t>0</m:t>
-            </m:r>
-            <m:r>
-              <m:t> </m:t>
-            </m:r>
-            <m:r>
-              <m:rPr>
-                <m:sty m:val="p"/>
-              </m:rPr>
-              <m:t>s</m:t>
-            </m:r>
-          </m:e>
-        </m:d>
-        <m:r>
-          <m:rPr>
-            <m:sty m:val="p"/>
-          </m:rPr>
-          <m:t>=</m:t>
-        </m:r>
-        <m:sSub>
-          <m:e>
-            <m:r>
-              <m:t>T</m:t>
-            </m:r>
-          </m:e>
-          <m:sub>
-            <m:r>
-              <m:t>0</m:t>
-            </m:r>
-          </m:sub>
-        </m:sSub>
-      </m:oMath>
-      <w:r>
-        <w:t xml:space="preserve">.</w:t>
-      </w:r>
-      <w:r>
-        <w:br/>
-      </w:r>
-      <m:oMath>
-        <m:r>
-          <m:t>T</m:t>
-        </m:r>
-        <m:d>
-          <m:dPr>
-            <m:begChr m:val="("/>
-            <m:endChr m:val=")"/>
-            <m:sepChr m:val=""/>
-            <m:grow/>
-          </m:dPr>
-          <m:e>
-            <m:r>
-              <m:t>t</m:t>
-            </m:r>
-          </m:e>
-        </m:d>
-        <m:r>
-          <m:rPr>
-            <m:sty m:val="p"/>
-          </m:rPr>
-          <m:t>=</m:t>
-        </m:r>
-        <m:sSub>
-          <m:e>
-            <m:r>
-              <m:t>T</m:t>
-            </m:r>
-          </m:e>
-          <m:sub>
-            <m:r>
-              <m:t>u</m:t>
-            </m:r>
-          </m:sub>
-        </m:sSub>
-        <m:r>
-          <m:rPr>
-            <m:sty m:val="p"/>
-          </m:rPr>
-          <m:t>+</m:t>
-        </m:r>
-        <m:d>
-          <m:dPr>
-            <m:begChr m:val="("/>
-            <m:endChr m:val=")"/>
-            <m:sepChr m:val=""/>
-            <m:grow/>
-          </m:dPr>
-          <m:e>
-            <m:sSub>
-              <m:e>
-                <m:r>
-                  <m:t>T</m:t>
-                </m:r>
-              </m:e>
-              <m:sub>
-                <m:r>
-                  <m:t>0</m:t>
-                </m:r>
-              </m:sub>
-            </m:sSub>
-            <m:r>
-              <m:rPr>
-                <m:sty m:val="p"/>
-              </m:rPr>
-              <m:t>−</m:t>
-            </m:r>
-            <m:sSub>
-              <m:e>
-                <m:r>
-                  <m:t>T</m:t>
-                </m:r>
-              </m:e>
-              <m:sub>
-                <m:r>
-                  <m:t>u</m:t>
-                </m:r>
-              </m:sub>
-            </m:sSub>
-          </m:e>
-        </m:d>
-        <m:r>
-          <m:rPr>
-            <m:sty m:val="p"/>
-          </m:rPr>
-          <m:t>⋅</m:t>
-        </m:r>
-        <m:r>
-          <m:rPr>
-            <m:sty m:val="p"/>
-          </m:rPr>
-          <m:t>exp</m:t>
-        </m:r>
-        <m:d>
-          <m:dPr>
-            <m:begChr m:val="("/>
-            <m:endChr m:val=")"/>
-            <m:sepChr m:val=""/>
-            <m:grow/>
-          </m:dPr>
-          <m:e>
-            <m:r>
-              <m:rPr>
-                <m:sty m:val="p"/>
-              </m:rPr>
-              <m:t>−</m:t>
-            </m:r>
-            <m:f>
-              <m:fPr>
-                <m:type m:val="bar"/>
-              </m:fPr>
-              <m:num>
-                <m:r>
-                  <m:t>k</m:t>
-                </m:r>
-                <m:r>
-                  <m:t>A</m:t>
-                </m:r>
-              </m:num>
-              <m:den>
-                <m:r>
-                  <m:t>m</m:t>
-                </m:r>
-                <m:r>
-                  <m:t> </m:t>
-                </m:r>
-                <m:sSub>
-                  <m:e>
-                    <m:r>
-                      <m:t>c</m:t>
-                    </m:r>
-                  </m:e>
-                  <m:sub>
-                    <m:r>
-                      <m:t>p</m:t>
-                    </m:r>
-                  </m:sub>
-                </m:sSub>
-              </m:den>
-            </m:f>
-            <m:r>
-              <m:t> </m:t>
-            </m:r>
-            <m:r>
-              <m:t>t</m:t>
-            </m:r>
-          </m:e>
-        </m:d>
-      </m:oMath>
-    </w:p>
-    <w:p>
-      <w:pPr>
-        <w:numPr>
-          <w:ilvl w:val="0"/>
-          <w:numId w:val="1002"/>
-        </w:numPr>
-      </w:pPr>
-      <w:r>
-        <w:t xml:space="preserve">Bestimmen Sie</w:t>
-      </w:r>
-      <w:r>
-        <w:t xml:space="preserve"> </w:t>
-      </w:r>
-      <m:oMath>
-        <m:r>
-          <m:t>k</m:t>
-        </m:r>
-        <m:r>
-          <m:t>A</m:t>
-        </m:r>
-      </m:oMath>
-      <w:r>
-        <w:t xml:space="preserve"> </w:t>
-      </w:r>
-      <w:r>
-        <w:t xml:space="preserve">aus der Messung in Tasse 2. Welche Annahme brauchen Sie, um diesen Wert auch für Tasse 1 zu verwenden, und ist sie plausibel?</w:t>
-      </w:r>
-      <w:r>
-        <w:br/>
-      </w:r>
-      <m:oMath>
-        <m:r>
-          <m:t>k</m:t>
-        </m:r>
-        <m:r>
-          <m:t>A</m:t>
-        </m:r>
-        <m:r>
-          <m:rPr>
-            <m:sty m:val="p"/>
-          </m:rPr>
-          <m:t>=</m:t>
-        </m:r>
-        <m:r>
-          <m:t>0</m:t>
-        </m:r>
-        <m:r>
-          <m:rPr>
-            <m:sty m:val="p"/>
-          </m:rPr>
-          <m:t>,</m:t>
-        </m:r>
-        <m:r>
-          <m:t>3402</m:t>
-        </m:r>
-        <m:r>
-          <m:t> </m:t>
-        </m:r>
-        <m:r>
-          <m:rPr>
-            <m:sty m:val="p"/>
-          </m:rPr>
-          <m:t>W</m:t>
-        </m:r>
-        <m:r>
-          <m:rPr>
-            <m:sty m:val="p"/>
-          </m:rPr>
-          <m:t>/</m:t>
-        </m:r>
-        <m:r>
-          <m:rPr>
-            <m:sty m:val="p"/>
-          </m:rPr>
-          <m:t>K</m:t>
-        </m:r>
-      </m:oMath>
-    </w:p>
-    <w:p>
-      <w:pPr>
-        <w:numPr>
-          <w:ilvl w:val="0"/>
-          <w:numId w:val="1002"/>
-        </w:numPr>
-      </w:pPr>
-      <w:r>
-        <w:t xml:space="preserve">Berechnen Sie</w:t>
-      </w:r>
-      <w:r>
-        <w:t xml:space="preserve"> </w:t>
-      </w:r>
-      <m:oMath>
-        <m:sSub>
-          <m:e>
-            <m:r>
-              <m:t>ϑ</m:t>
-            </m:r>
-          </m:e>
-          <m:sub>
-            <m:r>
-              <m:t>1</m:t>
-            </m:r>
-          </m:sub>
-        </m:sSub>
-      </m:oMath>
-      <w:r>
-        <w:t xml:space="preserve"> </w:t>
-      </w:r>
-      <w:r>
-        <w:t xml:space="preserve">und</w:t>
-      </w:r>
-      <w:r>
-        <w:t xml:space="preserve"> </w:t>
-      </w:r>
-      <m:oMath>
-        <m:sSub>
-          <m:e>
-            <m:r>
-              <m:t>ϑ</m:t>
-            </m:r>
-          </m:e>
-          <m:sub>
-            <m:r>
-              <m:t>2</m:t>
-            </m:r>
-          </m:sub>
-        </m:sSub>
-      </m:oMath>
-      <w:r>
-        <w:t xml:space="preserve"> </w:t>
-      </w:r>
-      <w:r>
-        <w:t xml:space="preserve">nach 60 Minuten (Tasse 2 direkt nach dem Zugießen). Welches</w:t>
-      </w:r>
-      <w:r>
-        <w:t xml:space="preserve"> </w:t>
-      </w:r>
-      <m:oMath>
-        <m:r>
-          <m:t>m</m:t>
-        </m:r>
-        <m:r>
-          <m:t> </m:t>
-        </m:r>
-        <m:sSub>
-          <m:e>
-            <m:r>
-              <m:t>c</m:t>
-            </m:r>
-          </m:e>
-          <m:sub>
-            <m:r>
-              <m:t>p</m:t>
-            </m:r>
-          </m:sub>
-        </m:sSub>
-      </m:oMath>
-      <w:r>
-        <w:t xml:space="preserve"> </w:t>
-      </w:r>
-      <w:r>
-        <w:t xml:space="preserve">setzen Sie jeweils ein? Welche Tasse ist wärmer?</w:t>
-      </w:r>
-      <w:r>
-        <w:br/>
-      </w:r>
-      <m:oMath>
-        <m:sSub>
-          <m:e>
-            <m:r>
-              <m:t>ϑ</m:t>
-            </m:r>
-          </m:e>
-          <m:sub>
-            <m:r>
-              <m:t>1</m:t>
-            </m:r>
-          </m:sub>
-        </m:sSub>
-        <m:r>
-          <m:rPr>
-            <m:sty m:val="p"/>
-          </m:rPr>
-          <m:t>=</m:t>
-        </m:r>
-        <m:r>
-          <m:t>34</m:t>
-        </m:r>
-        <m:r>
-          <m:rPr>
-            <m:sty m:val="p"/>
-          </m:rPr>
-          <m:t>,</m:t>
-        </m:r>
-        <m:r>
-          <m:t>05</m:t>
-        </m:r>
-        <m:r>
-          <m:t> </m:t>
-        </m:r>
-        <m:r>
-          <m:rPr>
-            <m:sty m:val="p"/>
-          </m:rPr>
-          <m:t>°</m:t>
-        </m:r>
-        <m:r>
-          <m:rPr>
-            <m:sty m:val="p"/>
-          </m:rPr>
-          <m:t>C</m:t>
-        </m:r>
-      </m:oMath>
-      <w:r>
-        <w:t xml:space="preserve">,</w:t>
-      </w:r>
-      <w:r>
-        <w:t xml:space="preserve"> </w:t>
-      </w:r>
-      <m:oMath>
-        <m:r>
-          <m:t> </m:t>
-        </m:r>
-        <m:sSub>
-          <m:e>
-            <m:r>
-              <m:t>ϑ</m:t>
-            </m:r>
-          </m:e>
-          <m:sub>
-            <m:r>
-              <m:t>2</m:t>
-            </m:r>
-          </m:sub>
-        </m:sSub>
-        <m:r>
-          <m:rPr>
-            <m:sty m:val="p"/>
-          </m:rPr>
-          <m:t>=</m:t>
-        </m:r>
-        <m:r>
-          <m:t>30</m:t>
-        </m:r>
-        <m:r>
-          <m:rPr>
-            <m:sty m:val="p"/>
-          </m:rPr>
-          <m:t>,</m:t>
-        </m:r>
-        <m:r>
-          <m:t>19</m:t>
-        </m:r>
-        <m:r>
-          <m:t> </m:t>
-        </m:r>
-        <m:r>
-          <m:rPr>
-            <m:sty m:val="p"/>
-          </m:rPr>
-          <m:t>°</m:t>
-        </m:r>
-        <m:r>
-          <m:rPr>
-            <m:sty m:val="p"/>
-          </m:rPr>
-          <m:t>C</m:t>
-        </m:r>
-      </m:oMath>
-    </w:p>
-    <w:p>
-      <w:pPr>
-        <w:numPr>
-          <w:ilvl w:val="0"/>
-          <w:numId w:val="1002"/>
-        </w:numPr>
-      </w:pPr>
-      <w:r>
-        <w:t xml:space="preserve">Berechnen Sie die Wärme, die jede Tasse in 60 Minuten an die Umgebung abgibt. Zeigen Sie, dass</w:t>
-      </w:r>
-      <w:r>
-        <w:t xml:space="preserve"> </w:t>
-      </w:r>
-      <m:oMath>
-        <m:sSub>
-          <m:e>
-            <m:r>
-              <m:t>Q</m:t>
-            </m:r>
-          </m:e>
-          <m:sub>
-            <m:r>
-              <m:t>2</m:t>
-            </m:r>
-          </m:sub>
-        </m:sSub>
-        <m:r>
-          <m:rPr>
-            <m:sty m:val="p"/>
-          </m:rPr>
-          <m:t>−</m:t>
-        </m:r>
-        <m:sSub>
-          <m:e>
-            <m:r>
-              <m:t>Q</m:t>
-            </m:r>
-          </m:e>
-          <m:sub>
-            <m:r>
-              <m:t>1</m:t>
-            </m:r>
-          </m:sub>
-        </m:sSub>
-      </m:oMath>
-      <w:r>
-        <w:t xml:space="preserve"> </w:t>
-      </w:r>
-      <w:r>
-        <w:t xml:space="preserve">den Temperaturunterschied aus d) erklärt. Wo liegt der Denkfehler Ihres Mitbewohners?</w:t>
-      </w:r>
-      <w:r>
-        <w:br/>
-      </w:r>
-      <m:oMath>
-        <m:sSub>
-          <m:e>
-            <m:r>
-              <m:t>Q</m:t>
-            </m:r>
-          </m:e>
-          <m:sub>
-            <m:r>
-              <m:t>1</m:t>
-            </m:r>
-          </m:sub>
-        </m:sSub>
-        <m:r>
-          <m:rPr>
-            <m:sty m:val="p"/>
-          </m:rPr>
-          <m:t>=</m:t>
-        </m:r>
-        <m:r>
-          <m:t>34</m:t>
-        </m:r>
-        <m:r>
-          <m:rPr>
-            <m:sty m:val="p"/>
-          </m:rPr>
-          <m:t>,</m:t>
-        </m:r>
-        <m:r>
-          <m:t>88</m:t>
-        </m:r>
-        <m:r>
-          <m:t> </m:t>
-        </m:r>
-        <m:r>
-          <m:rPr>
-            <m:sty m:val="p"/>
-          </m:rPr>
-          <m:t>k</m:t>
-        </m:r>
-        <m:r>
-          <m:rPr>
-            <m:sty m:val="p"/>
-          </m:rPr>
-          <m:t>J</m:t>
-        </m:r>
-      </m:oMath>
-      <w:r>
-        <w:t xml:space="preserve">,</w:t>
-      </w:r>
-      <w:r>
-        <w:t xml:space="preserve"> </w:t>
-      </w:r>
-      <m:oMath>
-        <m:r>
-          <m:t> </m:t>
-        </m:r>
-        <m:sSub>
-          <m:e>
-            <m:r>
-              <m:t>Q</m:t>
-            </m:r>
-          </m:e>
-          <m:sub>
-            <m:r>
-              <m:t>2</m:t>
-            </m:r>
-          </m:sub>
-        </m:sSub>
-        <m:r>
-          <m:rPr>
-            <m:sty m:val="p"/>
-          </m:rPr>
-          <m:t>=</m:t>
-        </m:r>
-        <m:r>
-          <m:t>38</m:t>
-        </m:r>
-        <m:r>
-          <m:rPr>
-            <m:sty m:val="p"/>
-          </m:rPr>
-          <m:t>,</m:t>
-        </m:r>
-        <m:r>
-          <m:t>57</m:t>
-        </m:r>
-        <m:r>
-          <m:t> </m:t>
-        </m:r>
-        <m:r>
-          <m:rPr>
-            <m:sty m:val="p"/>
-          </m:rPr>
-          <m:t>k</m:t>
-        </m:r>
-        <m:r>
-          <m:rPr>
-            <m:sty m:val="p"/>
-          </m:rPr>
-          <m:t>J</m:t>
-        </m:r>
-      </m:oMath>
-    </w:p>
-    <w:p>
-      <w:pPr>
-        <w:numPr>
-          <w:ilvl w:val="0"/>
-          <w:numId w:val="1002"/>
-        </w:numPr>
-      </w:pPr>
-      <w:r>
-        <w:rPr>
-          <w:iCs/>
-          <w:i/>
-        </w:rPr>
-        <w:t xml:space="preserve">Vertiefung:</w:t>
-      </w:r>
-      <w:r>
-        <w:t xml:space="preserve"> </w:t>
-      </w:r>
-      <w:r>
-        <w:t xml:space="preserve">Die Tassen sind vorgewärmte Keramikbecher, die immer die Temperatur ihres Inhalts haben, auch beim Zugießen der Milch. Passen Sie Bilanzraum und Bilanz aus b) an, bestimmen Sie</w:t>
-      </w:r>
-      <w:r>
-        <w:t xml:space="preserve"> </w:t>
-      </w:r>
-      <m:oMath>
-        <m:r>
-          <m:t>k</m:t>
-        </m:r>
-        <m:r>
-          <m:t>A</m:t>
-        </m:r>
-      </m:oMath>
-      <w:r>
-        <w:t xml:space="preserve"> </w:t>
-      </w:r>
-      <w:r>
-        <w:t xml:space="preserve">neu und berechnen Sie</w:t>
-      </w:r>
-      <w:r>
-        <w:t xml:space="preserve"> </w:t>
-      </w:r>
-      <m:oMath>
-        <m:sSub>
-          <m:e>
-            <m:r>
-              <m:t>ϑ</m:t>
-            </m:r>
-          </m:e>
-          <m:sub>
-            <m:r>
-              <m:t>1</m:t>
-            </m:r>
-          </m:sub>
-        </m:sSub>
-      </m:oMath>
-      <w:r>
-        <w:t xml:space="preserve"> </w:t>
-      </w:r>
-      <w:r>
-        <w:t xml:space="preserve">und</w:t>
-      </w:r>
-      <w:r>
-        <w:t xml:space="preserve"> </w:t>
-      </w:r>
-      <m:oMath>
-        <m:sSub>
-          <m:e>
-            <m:r>
-              <m:t>ϑ</m:t>
-            </m:r>
-          </m:e>
-          <m:sub>
-            <m:r>
-              <m:t>2</m:t>
-            </m:r>
-          </m:sub>
-        </m:sSub>
-      </m:oMath>
-      <w:r>
-        <w:t xml:space="preserve">. Gilt die Aussage aus d) weiter?</w:t>
-      </w:r>
-      <w:r>
-        <w:br/>
-      </w:r>
-      <m:oMath>
-        <m:r>
-          <m:t>k</m:t>
-        </m:r>
-        <m:r>
-          <m:t>A</m:t>
-        </m:r>
-        <m:r>
-          <m:rPr>
-            <m:sty m:val="p"/>
-          </m:rPr>
-          <m:t>=</m:t>
-        </m:r>
-        <m:r>
-          <m:t>0</m:t>
-        </m:r>
-        <m:r>
-          <m:rPr>
-            <m:sty m:val="p"/>
-          </m:rPr>
-          <m:t>,</m:t>
-        </m:r>
-        <m:r>
-          <m:t>4440</m:t>
-        </m:r>
-        <m:r>
-          <m:t> </m:t>
-        </m:r>
-        <m:r>
-          <m:rPr>
-            <m:sty m:val="p"/>
-          </m:rPr>
-          <m:t>W</m:t>
-        </m:r>
-        <m:r>
-          <m:rPr>
-            <m:sty m:val="p"/>
-          </m:rPr>
-          <m:t>/</m:t>
-        </m:r>
-        <m:r>
-          <m:rPr>
-            <m:sty m:val="p"/>
-          </m:rPr>
-          <m:t>K</m:t>
-        </m:r>
-      </m:oMath>
-      <w:r>
-        <w:t xml:space="preserve">,</w:t>
-      </w:r>
-      <w:r>
-        <w:t xml:space="preserve"> </w:t>
-      </w:r>
-      <m:oMath>
-        <m:r>
-          <m:t> </m:t>
-        </m:r>
-        <m:sSub>
-          <m:e>
-            <m:r>
-              <m:t>ϑ</m:t>
-            </m:r>
-          </m:e>
-          <m:sub>
-            <m:r>
-              <m:t>1</m:t>
-            </m:r>
-          </m:sub>
-        </m:sSub>
-        <m:r>
-          <m:rPr>
-            <m:sty m:val="p"/>
-          </m:rPr>
-          <m:t>=</m:t>
-        </m:r>
-        <m:r>
-          <m:t>34</m:t>
-        </m:r>
-        <m:r>
-          <m:rPr>
-            <m:sty m:val="p"/>
-          </m:rPr>
-          <m:t>,</m:t>
-        </m:r>
-        <m:r>
-          <m:t>04</m:t>
-        </m:r>
-        <m:r>
-          <m:t> </m:t>
-        </m:r>
-        <m:r>
-          <m:rPr>
-            <m:sty m:val="p"/>
-          </m:rPr>
-          <m:t>°</m:t>
-        </m:r>
-        <m:r>
-          <m:rPr>
-            <m:sty m:val="p"/>
-          </m:rPr>
-          <m:t>C</m:t>
-        </m:r>
-      </m:oMath>
-      <w:r>
-        <w:t xml:space="preserve">,</w:t>
-      </w:r>
-      <w:r>
-        <w:t xml:space="preserve"> </w:t>
-      </w:r>
-      <m:oMath>
-        <m:r>
-          <m:t> </m:t>
-        </m:r>
-        <m:sSub>
-          <m:e>
-            <m:r>
-              <m:t>ϑ</m:t>
-            </m:r>
-          </m:e>
-          <m:sub>
-            <m:r>
-              <m:t>2</m:t>
-            </m:r>
-          </m:sub>
-        </m:sSub>
-        <m:r>
-          <m:rPr>
-            <m:sty m:val="p"/>
-          </m:rPr>
-          <m:t>=</m:t>
-        </m:r>
-        <m:r>
-          <m:t>30</m:t>
-        </m:r>
-        <m:r>
-          <m:rPr>
-            <m:sty m:val="p"/>
-          </m:rPr>
-          <m:t>,</m:t>
-        </m:r>
-        <m:r>
-          <m:t>96</m:t>
-        </m:r>
-        <m:r>
-          <m:t> </m:t>
-        </m:r>
-        <m:r>
-          <m:rPr>
-            <m:sty m:val="p"/>
-          </m:rPr>
-          <m:t>°</m:t>
-        </m:r>
-        <m:r>
-          <m:rPr>
-            <m:sty m:val="p"/>
-          </m:rPr>
-          <m:t>C</m:t>
-        </m:r>
-      </m:oMath>
-    </w:p>
-    <w:p>
-      <w:pPr>
-        <w:numPr>
-          <w:ilvl w:val="0"/>
-          <w:numId w:val="1002"/>
-        </w:numPr>
-      </w:pPr>
-      <w:r>
-        <w:t xml:space="preserve">Am nächsten Tag gibt es Milchkaffee: Die Milch wird je Tasse kurz vorher auf</w:t>
-      </w:r>
-      <w:r>
-        <w:t xml:space="preserve"> </w:t>
-      </w:r>
-      <m:oMath>
-        <m:sSub>
-          <m:e>
-            <m:r>
-              <m:t>ϑ</m:t>
-            </m:r>
-          </m:e>
-          <m:sub>
-            <m:r>
-              <m:t>M</m:t>
-            </m:r>
-            <m:r>
-              <m:rPr>
-                <m:sty m:val="p"/>
-              </m:rPr>
-              <m:t>,</m:t>
-            </m:r>
-            <m:r>
-              <m:t>h</m:t>
-            </m:r>
-          </m:sub>
-        </m:sSub>
-      </m:oMath>
-      <w:r>
-        <w:t xml:space="preserve"> </w:t>
-      </w:r>
-      <w:r>
-        <w:t xml:space="preserve">erwärmt und untergerührt (gleiche Masse und Stoffdaten, ohne Becher). Welche Tasse ist nach 60 Minuten wärmer? Sagen Sie es mit kurzer Begründung voraus, prüfen Sie dann mit den Gleichungen aus d) und erklären Sie das Ergebnis.</w:t>
-      </w:r>
-      <w:r>
-        <w:br/>
-      </w:r>
-      <m:oMath>
-        <m:r>
-          <m:t>35</m:t>
-        </m:r>
-        <m:r>
-          <m:rPr>
-            <m:sty m:val="p"/>
-          </m:rPr>
-          <m:t>,</m:t>
-        </m:r>
-        <m:r>
-          <m:t>99</m:t>
-        </m:r>
-        <m:r>
-          <m:t> </m:t>
-        </m:r>
-        <m:r>
-          <m:rPr>
-            <m:sty m:val="p"/>
-          </m:rPr>
-          <m:t>°</m:t>
-        </m:r>
-        <m:r>
-          <m:rPr>
-            <m:sty m:val="p"/>
-          </m:rPr>
-          <m:t>C</m:t>
-        </m:r>
-      </m:oMath>
-      <w:r>
-        <w:t xml:space="preserve"> </w:t>
-      </w:r>
-      <w:r>
-        <w:t xml:space="preserve">und</w:t>
-      </w:r>
-      <w:r>
-        <w:t xml:space="preserve"> </w:t>
-      </w:r>
-      <m:oMath>
-        <m:r>
-          <m:t>37</m:t>
-        </m:r>
-        <m:r>
-          <m:rPr>
-            <m:sty m:val="p"/>
-          </m:rPr>
-          <m:t>,</m:t>
-        </m:r>
-        <m:r>
-          <m:t>18</m:t>
-        </m:r>
-        <m:r>
-          <m:t> </m:t>
-        </m:r>
-        <m:r>
-          <m:rPr>
-            <m:sty m:val="p"/>
-          </m:rPr>
-          <m:t>°</m:t>
-        </m:r>
-        <m:r>
-          <m:rPr>
-            <m:sty m:val="p"/>
-          </m:rPr>
-          <m:t>C</m:t>
-        </m:r>
-      </m:oMath>
-      <w:r>
-        <w:t xml:space="preserve"> </w:t>
-      </w:r>
-      <w:r>
-        <w:t xml:space="preserve">(Zuordnung selbst bestimmen)</w:t>
-      </w:r>
-    </w:p>
-    <w:p>
-      <w:pPr>
-        <w:numPr>
-          <w:ilvl w:val="0"/>
-          <w:numId w:val="1002"/>
-        </w:numPr>
-      </w:pPr>
-      <w:r>
-        <w:rPr>
-          <w:iCs/>
-          <w:i/>
-        </w:rPr>
-        <w:t xml:space="preserve">Zusatzfrage:</w:t>
-      </w:r>
-      <w:r>
-        <w:t xml:space="preserve"> </w:t>
-      </w:r>
-      <w:r>
-        <w:t xml:space="preserve">(1) Bei welcher Milchtemperatur sind beide Tassen nach 60 Minuten gleich warm (ohne Becher)? (2) Die Milch für Tasse 2 steht ab</w:t>
-      </w:r>
-      <w:r>
-        <w:t xml:space="preserve"> </w:t>
-      </w:r>
-      <m:oMath>
-        <m:r>
-          <m:t>t</m:t>
-        </m:r>
-        <m:r>
-          <m:rPr>
-            <m:sty m:val="p"/>
-          </m:rPr>
-          <m:t>=</m:t>
-        </m:r>
-        <m:r>
-          <m:t>0</m:t>
-        </m:r>
-      </m:oMath>
-      <w:r>
-        <w:t xml:space="preserve"> </w:t>
-      </w:r>
-      <w:r>
-        <w:t xml:space="preserve">neben der Tasse und wird nur von der Raumluft erwärmt. Kann Tasse 2 so wärmer werden als Tasse 1? Begründen Sie mit einer Abschätzung und e).</w:t>
-      </w:r>
-      <w:r>
-        <w:br/>
-      </w:r>
-      <m:oMath>
-        <m:sSub>
-          <m:e>
-            <m:r>
-              <m:t>ϑ</m:t>
-            </m:r>
-          </m:e>
-          <m:sub>
-            <m:r>
-              <m:t>M</m:t>
-            </m:r>
-          </m:sub>
-        </m:sSub>
-        <m:r>
-          <m:rPr>
-            <m:sty m:val="p"/>
-          </m:rPr>
-          <m:t>=</m:t>
-        </m:r>
-        <m:r>
-          <m:t>47</m:t>
-        </m:r>
-        <m:r>
-          <m:rPr>
-            <m:sty m:val="p"/>
-          </m:rPr>
-          <m:t>,</m:t>
-        </m:r>
-        <m:r>
-          <m:t>0</m:t>
-        </m:r>
-        <m:r>
-          <m:t> </m:t>
-        </m:r>
-        <m:r>
-          <m:rPr>
-            <m:sty m:val="p"/>
-          </m:rPr>
-          <m:t>°</m:t>
-        </m:r>
-        <m:r>
-          <m:rPr>
-            <m:sty m:val="p"/>
-          </m:rPr>
-          <m:t>C</m:t>
-        </m:r>
-      </m:oMath>
-    </w:p>
-    <w:p>
-      <w:r>
-        <w:br w:type="page"/>
-      </w:r>
-    </w:p>
-    <w:p>
-      <w:pPr>
-        <w:pStyle w:val="Baustein"/>
-        <w:keepNext/>
-      </w:pPr>
-      <w:r>
-        <w:rPr>
-          <w:u w:val="single"/>
-          <w:bCs/>
-          <w:b/>
-        </w:rPr>
-        <w:t xml:space="preserve">Versuch zu Aufgabe 1</w:t>
-      </w:r>
-      <w:r>
-        <w:rPr>
-          <w:rStyle w:val="BausteinZusatz"/>
-        </w:rPr>
-        <w:t xml:space="preserve"> </w:t>
-      </w:r>
-      <w:r>
-        <w:rPr>
-          <w:rStyle w:val="BausteinZusatz"/>
-        </w:rPr>
-        <w:t xml:space="preserve">(im Tutorium, läuft neben der Rechnung)</w:t>
-      </w:r>
-    </w:p>
-    <w:p>
-      <w:pPr>
-        <w:pStyle w:val="BodyText"/>
-      </w:pPr>
-      <w:r>
-        <w:t xml:space="preserve">Drei gleiche, vorgewärmte Becher mit je 200 ml heißem Wasser oder Kaffee: Becher 1 bekommt die Milch sofort, Becher 2 und 3 erst nach 40 Minuten (Milch aus der Kühltasche bzw. aus einem Glas neben den Bechern). Nach 10 Minuten werden Becher 2 und 3 gemessen.</w:t>
-      </w:r>
-    </w:p>
-    <w:p>
-      <w:pPr>
-        <w:numPr>
-          <w:ilvl w:val="0"/>
-          <w:numId w:val="1003"/>
-        </w:numPr>
-        <w:pStyle w:val="Compact"/>
-      </w:pPr>
-      <w:r>
-        <w:t xml:space="preserve">Bestimmen Sie</w:t>
-      </w:r>
-      <w:r>
-        <w:t xml:space="preserve"> </w:t>
-      </w:r>
-      <m:oMath>
-        <m:r>
-          <m:t>k</m:t>
-        </m:r>
-        <m:r>
-          <m:t>A</m:t>
-        </m:r>
-      </m:oMath>
-      <w:r>
-        <w:t xml:space="preserve"> </w:t>
-      </w:r>
-      <w:r>
-        <w:t xml:space="preserve">aus dem Mittelwert wie in Teil c und sagen Sie mit den Gleichungen aus d) die Temperaturen nach 40 Minuten voraus (Becher 3 mit Milch bei Raumtemperatur).</w:t>
-      </w:r>
-    </w:p>
-    <w:p>
-      <w:pPr>
-        <w:numPr>
-          <w:ilvl w:val="0"/>
-          <w:numId w:val="1003"/>
-        </w:numPr>
-        <w:pStyle w:val="Compact"/>
-      </w:pPr>
-      <w:r>
-        <w:t xml:space="preserve">Ist der gemessene Unterschied zwischen Becher 1 und 2 größer als die Messunsicherheit? Nennen Sie zwei Gründe für Abweichungen vom Modell.</w:t>
-      </w:r>
-    </w:p>
-    <w:tbl>
-      <w:tblPr>
-        <w:tblStyle w:val="Table"/>
-        <w:tblW w:type="pct" w:w="5000"/>
-        <w:tblLook w:firstRow="1" w:lastRow="0" w:firstColumn="0" w:lastColumn="0" w:noHBand="0" w:noVBand="0" w:val="0020"/>
-        <w:jc w:val="start"/>
-      </w:tblPr>
-      <w:tblGrid>
-        <w:gridCol w:w="2269"/>
-        <w:gridCol w:w="1062"/>
-        <w:gridCol w:w="1159"/>
-        <w:gridCol w:w="1014"/>
-        <w:gridCol w:w="1207"/>
-        <w:gridCol w:w="1207"/>
-      </w:tblGrid>
-      <w:tr>
-        <w:trPr>
-          <w:cantSplit/>
-          <w:trHeight w:val="567" w:hRule="atLeast"/>
-          <w:tblHeader w:val="true"/>
-        </w:trPr>
-        <w:tc>
-          <w:tcPr/>
-          <w:p>
-            <w:pPr>
-              <w:pStyle w:val="Compact"/>
-              <w:keepNext/>
-              <w:jc w:val="left"/>
-            </w:pPr>
-            <w:r>
-              <w:t xml:space="preserve">Becher</w:t>
-            </w:r>
-          </w:p>
-        </w:tc>
-        <w:tc>
-          <w:tcPr/>
-          <w:p>
-            <w:pPr>
-              <w:pStyle w:val="Compact"/>
-              <w:keepNext/>
-              <w:jc w:val="left"/>
-            </w:pPr>
-            <w:r>
-              <w:t xml:space="preserve">Start</w:t>
-            </w:r>
-            <w:r>
-              <w:t xml:space="preserve"> </w:t>
-            </w:r>
-            <m:oMath>
-              <m:r>
-                <m:t>ϑ</m:t>
-              </m:r>
-              <m:d>
-                <m:dPr>
-                  <m:begChr m:val="("/>
-                  <m:endChr m:val=")"/>
-                  <m:sepChr m:val=""/>
-                  <m:grow/>
-                </m:dPr>
-                <m:e>
-                  <m:r>
-                    <m:t>0</m:t>
-                  </m:r>
-                </m:e>
-              </m:d>
-            </m:oMath>
-          </w:p>
-        </w:tc>
-        <w:tc>
-          <w:tcPr/>
-          <w:p>
-            <w:pPr>
-              <w:pStyle w:val="Compact"/>
-              <w:keepNext/>
-              <w:jc w:val="left"/>
-            </w:pPr>
-            <m:oMath>
-              <m:r>
-                <m:t>ϑ</m:t>
-              </m:r>
-              <m:d>
-                <m:dPr>
-                  <m:begChr m:val="("/>
-                  <m:endChr m:val=")"/>
-                  <m:sepChr m:val=""/>
-                  <m:grow/>
-                </m:dPr>
-                <m:e>
-                  <m:r>
-                    <m:t>10</m:t>
-                  </m:r>
-                  <m:r>
-                    <m:t> </m:t>
-                  </m:r>
-                  <m:r>
-                    <m:rPr>
-                      <m:sty m:val="p"/>
-                    </m:rPr>
-                    <m:t>m</m:t>
-                  </m:r>
-                  <m:r>
-                    <m:rPr>
-                      <m:sty m:val="p"/>
-                    </m:rPr>
-                    <m:t>i</m:t>
-                  </m:r>
-                  <m:r>
-                    <m:rPr>
-                      <m:sty m:val="p"/>
-                    </m:rPr>
-                    <m:t>n</m:t>
-                  </m:r>
-                </m:e>
-              </m:d>
-            </m:oMath>
-          </w:p>
-        </w:tc>
-        <w:tc>
-          <w:tcPr/>
-          <w:p>
-            <w:pPr>
-              <w:pStyle w:val="Compact"/>
-              <w:keepNext/>
-              <w:jc w:val="left"/>
-            </w:pPr>
-            <w:r>
-              <w:t xml:space="preserve">Milch</w:t>
-            </w:r>
-            <w:r>
-              <w:t xml:space="preserve"> </w:t>
-            </w:r>
-            <m:oMath>
-              <m:sSub>
-                <m:e>
-                  <m:r>
-                    <m:t>ϑ</m:t>
-                  </m:r>
-                </m:e>
-                <m:sub>
-                  <m:r>
-                    <m:t>M</m:t>
-                  </m:r>
-                </m:sub>
-              </m:sSub>
-            </m:oMath>
-          </w:p>
-        </w:tc>
-        <w:tc>
-          <w:tcPr/>
-          <w:p>
-            <w:pPr>
-              <w:pStyle w:val="Compact"/>
-              <w:keepNext/>
-              <w:jc w:val="left"/>
-            </w:pPr>
-            <w:r>
-              <w:t xml:space="preserve">Vorhersage</w:t>
-            </w:r>
-            <w:r>
-              <w:t xml:space="preserve"> </w:t>
-            </w:r>
-            <m:oMath>
-              <m:r>
-                <m:t>ϑ</m:t>
-              </m:r>
-              <m:d>
-                <m:dPr>
-                  <m:begChr m:val="("/>
-                  <m:endChr m:val=")"/>
-                  <m:sepChr m:val=""/>
-                  <m:grow/>
-                </m:dPr>
-                <m:e>
-                  <m:r>
-                    <m:t>40</m:t>
-                  </m:r>
-                  <m:r>
-                    <m:t> </m:t>
-                  </m:r>
-                  <m:r>
-                    <m:rPr>
-                      <m:sty m:val="p"/>
-                    </m:rPr>
-                    <m:t>m</m:t>
-                  </m:r>
-                  <m:r>
-                    <m:rPr>
-                      <m:sty m:val="p"/>
-                    </m:rPr>
-                    <m:t>i</m:t>
-                  </m:r>
-                  <m:r>
-                    <m:rPr>
-                      <m:sty m:val="p"/>
-                    </m:rPr>
-                    <m:t>n</m:t>
-                  </m:r>
-                </m:e>
-              </m:d>
-            </m:oMath>
-          </w:p>
-        </w:tc>
-        <w:tc>
-          <w:tcPr/>
-          <w:p>
-            <w:pPr>
-              <w:pStyle w:val="Compact"/>
-              <w:keepNext/>
-              <w:jc w:val="left"/>
-            </w:pPr>
-            <w:r>
-              <w:t xml:space="preserve">Messung</w:t>
-            </w:r>
-            <w:r>
-              <w:t xml:space="preserve"> </w:t>
-            </w:r>
-            <m:oMath>
-              <m:r>
-                <m:t>ϑ</m:t>
-              </m:r>
-              <m:d>
-                <m:dPr>
-                  <m:begChr m:val="("/>
-                  <m:endChr m:val=")"/>
-                  <m:sepChr m:val=""/>
-                  <m:grow/>
-                </m:dPr>
-                <m:e>
-                  <m:r>
-                    <m:t>40</m:t>
-                  </m:r>
-                  <m:r>
-                    <m:t> </m:t>
-                  </m:r>
-                  <m:r>
-                    <m:rPr>
-                      <m:sty m:val="p"/>
-                    </m:rPr>
-                    <m:t>m</m:t>
-                  </m:r>
-                  <m:r>
-                    <m:rPr>
-                      <m:sty m:val="p"/>
-                    </m:rPr>
-                    <m:t>i</m:t>
-                  </m:r>
-                  <m:r>
-                    <m:rPr>
-                      <m:sty m:val="p"/>
-                    </m:rPr>
-                    <m:t>n</m:t>
-                  </m:r>
-                </m:e>
-              </m:d>
-            </m:oMath>
-          </w:p>
-        </w:tc>
-      </w:tr>
-      <w:tr>
-        <w:trPr>
-          <w:cantSplit/>
-          <w:trHeight w:val="567" w:hRule="atLeast"/>
-        </w:trPr>
-        <w:tc>
-          <w:tcPr/>
-          <w:p>
-            <w:pPr>
-              <w:pStyle w:val="Compact"/>
-              <w:keepNext/>
-              <w:jc w:val="left"/>
-            </w:pPr>
-            <w:r>
-              <w:t xml:space="preserve">1: Milch sofort</w:t>
-            </w:r>
-          </w:p>
-        </w:tc>
-        <w:tc>
-          <w:tcPr/>
-          <w:p>
-            <w:pPr>
-              <w:pStyle w:val="Compact"/>
-              <w:keepNext/>
-            </w:pPr>
-          </w:p>
-        </w:tc>
         <w:tc>
           <w:tcPr/>
           <w:p>
@@ -3287,7 +1084,6 @@
       <w:tr>
         <w:trPr>
           <w:cantSplit/>
-          <w:trHeight w:val="567" w:hRule="atLeast"/>
         </w:trPr>
         <w:tc>
           <w:tcPr/>
@@ -3298,7 +1094,13 @@
               <w:jc w:val="left"/>
             </w:pPr>
             <w:r>
-              <w:t xml:space="preserve">2: Milch nach 40 min aus der Kühltasche</w:t>
+              <w:rPr>
+                <w:iCs/>
+                <w:i/>
+                <w:bCs/>
+                <w:b/>
+              </w:rPr>
+              <w:t xml:space="preserve">Umgebung:</w:t>
             </w:r>
           </w:p>
         </w:tc>
@@ -3311,6 +1113,200 @@
             </w:pPr>
           </w:p>
         </w:tc>
+        <w:tc>
+          <w:tcPr/>
+          <w:p>
+            <w:pPr>
+              <w:pStyle w:val="Compact"/>
+              <w:keepNext/>
+              <w:jc w:val="left"/>
+            </w:pPr>
+            <w:r>
+              <w:rPr>
+                <w:iCs/>
+                <w:i/>
+                <w:bCs/>
+                <w:b/>
+              </w:rPr>
+              <w:t xml:space="preserve">Messung:</w:t>
+            </w:r>
+          </w:p>
+        </w:tc>
+        <w:tc>
+          <w:tcPr/>
+          <w:p>
+            <w:pPr>
+              <w:pStyle w:val="Compact"/>
+              <w:keepNext/>
+            </w:pPr>
+          </w:p>
+        </w:tc>
+      </w:tr>
+      <w:tr>
+        <w:trPr>
+          <w:cantSplit/>
+        </w:trPr>
+        <w:tc>
+          <w:tcPr/>
+          <w:p>
+            <w:pPr>
+              <w:pStyle w:val="Compact"/>
+              <w:keepNext/>
+              <w:jc w:val="left"/>
+            </w:pPr>
+            <w:r>
+              <w:t xml:space="preserve">Temperatur:</w:t>
+            </w:r>
+          </w:p>
+        </w:tc>
+        <w:tc>
+          <w:tcPr/>
+          <w:p>
+            <w:pPr>
+              <w:pStyle w:val="Compact"/>
+              <w:keepNext/>
+              <w:jc w:val="left"/>
+            </w:pPr>
+            <m:oMath>
+              <m:sSub>
+                <m:e>
+                  <m:r>
+                    <m:t>ϑ</m:t>
+                  </m:r>
+                </m:e>
+                <m:sub>
+                  <m:r>
+                    <m:t>u</m:t>
+                  </m:r>
+                </m:sub>
+              </m:sSub>
+              <m:r>
+                <m:rPr>
+                  <m:sty m:val="p"/>
+                </m:rPr>
+                <m:t>=</m:t>
+              </m:r>
+              <m:r>
+                <m:t>20</m:t>
+              </m:r>
+              <m:r>
+                <m:t> </m:t>
+              </m:r>
+              <m:r>
+                <m:rPr>
+                  <m:sty m:val="p"/>
+                </m:rPr>
+                <m:t>°</m:t>
+              </m:r>
+              <m:r>
+                <m:rPr>
+                  <m:sty m:val="p"/>
+                </m:rPr>
+                <m:t>C</m:t>
+              </m:r>
+            </m:oMath>
+          </w:p>
+        </w:tc>
+        <w:tc>
+          <w:tcPr/>
+          <w:p>
+            <w:pPr>
+              <w:pStyle w:val="Compact"/>
+              <w:keepNext/>
+              <w:jc w:val="left"/>
+            </w:pPr>
+            <w:r>
+              <w:t xml:space="preserve">Temperatur nach 10 min:</w:t>
+            </w:r>
+          </w:p>
+        </w:tc>
+        <w:tc>
+          <w:tcPr/>
+          <w:p>
+            <w:pPr>
+              <w:pStyle w:val="Compact"/>
+              <w:keepNext/>
+              <w:jc w:val="left"/>
+            </w:pPr>
+            <m:oMath>
+              <m:sSub>
+                <m:e>
+                  <m:r>
+                    <m:t>ϑ</m:t>
+                  </m:r>
+                </m:e>
+                <m:sub>
+                  <m:r>
+                    <m:t>K</m:t>
+                  </m:r>
+                </m:sub>
+              </m:sSub>
+              <m:d>
+                <m:dPr>
+                  <m:begChr m:val="("/>
+                  <m:endChr m:val=")"/>
+                  <m:sepChr m:val=""/>
+                  <m:grow/>
+                </m:dPr>
+                <m:e>
+                  <m:r>
+                    <m:t>10</m:t>
+                  </m:r>
+                  <m:r>
+                    <m:t> </m:t>
+                  </m:r>
+                  <m:r>
+                    <m:rPr>
+                      <m:sty m:val="p"/>
+                    </m:rPr>
+                    <m:t>m</m:t>
+                  </m:r>
+                  <m:r>
+                    <m:rPr>
+                      <m:sty m:val="p"/>
+                    </m:rPr>
+                    <m:t>i</m:t>
+                  </m:r>
+                  <m:r>
+                    <m:rPr>
+                      <m:sty m:val="p"/>
+                    </m:rPr>
+                    <m:t>n</m:t>
+                  </m:r>
+                </m:e>
+              </m:d>
+              <m:r>
+                <m:rPr>
+                  <m:sty m:val="p"/>
+                </m:rPr>
+                <m:t>=</m:t>
+              </m:r>
+              <m:r>
+                <m:t>67</m:t>
+              </m:r>
+              <m:r>
+                <m:t> </m:t>
+              </m:r>
+              <m:r>
+                <m:rPr>
+                  <m:sty m:val="p"/>
+                </m:rPr>
+                <m:t>°</m:t>
+              </m:r>
+              <m:r>
+                <m:rPr>
+                  <m:sty m:val="p"/>
+                </m:rPr>
+                <m:t>C</m:t>
+              </m:r>
+            </m:oMath>
+          </w:p>
+        </w:tc>
+      </w:tr>
+      <w:tr>
+        <w:trPr>
+          <w:cantSplit/>
+        </w:trPr>
         <w:tc>
           <w:tcPr/>
           <w:p>
@@ -3351,7 +1347,188 @@
       <w:tr>
         <w:trPr>
           <w:cantSplit/>
-          <w:trHeight w:val="567" w:hRule="atLeast"/>
+        </w:trPr>
+        <w:tc>
+          <w:tcPr/>
+          <w:p>
+            <w:pPr>
+              <w:pStyle w:val="Compact"/>
+              <w:keepNext/>
+              <w:jc w:val="left"/>
+            </w:pPr>
+            <w:r>
+              <w:rPr>
+                <w:iCs/>
+                <w:i/>
+                <w:bCs/>
+                <w:b/>
+              </w:rPr>
+              <w:t xml:space="preserve">Becher:</w:t>
+            </w:r>
+          </w:p>
+        </w:tc>
+        <w:tc>
+          <w:tcPr/>
+          <w:p>
+            <w:pPr>
+              <w:pStyle w:val="Compact"/>
+              <w:keepNext/>
+            </w:pPr>
+          </w:p>
+        </w:tc>
+        <w:tc>
+          <w:tcPr/>
+          <w:p>
+            <w:pPr>
+              <w:pStyle w:val="Compact"/>
+              <w:keepNext/>
+              <w:jc w:val="left"/>
+            </w:pPr>
+            <w:r>
+              <w:rPr>
+                <w:iCs/>
+                <w:i/>
+                <w:bCs/>
+                <w:b/>
+              </w:rPr>
+              <w:t xml:space="preserve">Milchschaum:</w:t>
+            </w:r>
+          </w:p>
+        </w:tc>
+        <w:tc>
+          <w:tcPr/>
+          <w:p>
+            <w:pPr>
+              <w:pStyle w:val="Compact"/>
+              <w:keepNext/>
+            </w:pPr>
+          </w:p>
+        </w:tc>
+      </w:tr>
+      <w:tr>
+        <w:trPr>
+          <w:cantSplit/>
+        </w:trPr>
+        <w:tc>
+          <w:tcPr/>
+          <w:p>
+            <w:pPr>
+              <w:pStyle w:val="Compact"/>
+              <w:keepNext/>
+              <w:jc w:val="left"/>
+            </w:pPr>
+            <w:r>
+              <w:t xml:space="preserve">Masse:</w:t>
+            </w:r>
+          </w:p>
+        </w:tc>
+        <w:tc>
+          <w:tcPr/>
+          <w:p>
+            <w:pPr>
+              <w:pStyle w:val="Compact"/>
+              <w:keepNext/>
+              <w:jc w:val="left"/>
+            </w:pPr>
+            <m:oMath>
+              <m:sSub>
+                <m:e>
+                  <m:r>
+                    <m:t>m</m:t>
+                  </m:r>
+                </m:e>
+                <m:sub>
+                  <m:r>
+                    <m:t>B</m:t>
+                  </m:r>
+                </m:sub>
+              </m:sSub>
+              <m:r>
+                <m:rPr>
+                  <m:sty m:val="p"/>
+                </m:rPr>
+                <m:t>=</m:t>
+              </m:r>
+              <m:r>
+                <m:t>300</m:t>
+              </m:r>
+              <m:r>
+                <m:t> </m:t>
+              </m:r>
+              <m:r>
+                <m:rPr>
+                  <m:sty m:val="p"/>
+                </m:rPr>
+                <m:t>g</m:t>
+              </m:r>
+            </m:oMath>
+          </w:p>
+        </w:tc>
+        <w:tc>
+          <w:tcPr/>
+          <w:p>
+            <w:pPr>
+              <w:pStyle w:val="Compact"/>
+              <w:keepNext/>
+              <w:jc w:val="left"/>
+            </w:pPr>
+            <w:r>
+              <w:t xml:space="preserve">Temperatur:</w:t>
+            </w:r>
+          </w:p>
+        </w:tc>
+        <w:tc>
+          <w:tcPr/>
+          <w:p>
+            <w:pPr>
+              <w:pStyle w:val="Compact"/>
+              <w:keepNext/>
+              <w:jc w:val="left"/>
+            </w:pPr>
+            <m:oMath>
+              <m:sSub>
+                <m:e>
+                  <m:r>
+                    <m:t>ϑ</m:t>
+                  </m:r>
+                </m:e>
+                <m:sub>
+                  <m:r>
+                    <m:t>S</m:t>
+                  </m:r>
+                </m:sub>
+              </m:sSub>
+              <m:r>
+                <m:rPr>
+                  <m:sty m:val="p"/>
+                </m:rPr>
+                <m:t>=</m:t>
+              </m:r>
+              <m:r>
+                <m:t>60</m:t>
+              </m:r>
+              <m:r>
+                <m:t> </m:t>
+              </m:r>
+              <m:r>
+                <m:rPr>
+                  <m:sty m:val="p"/>
+                </m:rPr>
+                <m:t>°</m:t>
+              </m:r>
+              <m:r>
+                <m:rPr>
+                  <m:sty m:val="p"/>
+                </m:rPr>
+                <m:t>C</m:t>
+              </m:r>
+            </m:oMath>
+          </w:p>
+        </w:tc>
+      </w:tr>
+      <w:tr>
+        <w:trPr>
+          <w:cantSplit/>
         </w:trPr>
         <w:tc>
           <w:tcPr/>
@@ -3361,7 +1538,7 @@
               <w:jc w:val="left"/>
             </w:pPr>
             <w:r>
-              <w:t xml:space="preserve">3: Milch nach 40 min aus dem Glas</w:t>
+              <w:t xml:space="preserve">Spez. Wärmekapazität:</w:t>
             </w:r>
           </w:p>
         </w:tc>
@@ -3370,23 +1547,95 @@
           <w:p>
             <w:pPr>
               <w:pStyle w:val="Compact"/>
+              <w:jc w:val="left"/>
             </w:pPr>
-          </w:p>
-        </w:tc>
-        <w:tc>
-          <w:tcPr/>
-          <w:p>
-            <w:pPr>
-              <w:pStyle w:val="Compact"/>
-            </w:pPr>
-          </w:p>
-        </w:tc>
-        <w:tc>
-          <w:tcPr/>
-          <w:p>
-            <w:pPr>
-              <w:pStyle w:val="Compact"/>
-            </w:pPr>
+            <m:oMath>
+              <m:sSub>
+                <m:e>
+                  <m:r>
+                    <m:t>c</m:t>
+                  </m:r>
+                </m:e>
+                <m:sub>
+                  <m:r>
+                    <m:t>B</m:t>
+                  </m:r>
+                </m:sub>
+              </m:sSub>
+              <m:r>
+                <m:rPr>
+                  <m:sty m:val="p"/>
+                </m:rPr>
+                <m:t>=</m:t>
+              </m:r>
+              <m:r>
+                <m:t>0</m:t>
+              </m:r>
+              <m:r>
+                <m:rPr>
+                  <m:sty m:val="p"/>
+                </m:rPr>
+                <m:t>,</m:t>
+              </m:r>
+              <m:r>
+                <m:t>85</m:t>
+              </m:r>
+              <m:r>
+                <m:t> </m:t>
+              </m:r>
+              <m:r>
+                <m:rPr>
+                  <m:sty m:val="p"/>
+                </m:rPr>
+                <m:t>k</m:t>
+              </m:r>
+              <m:r>
+                <m:rPr>
+                  <m:sty m:val="p"/>
+                </m:rPr>
+                <m:t>J</m:t>
+              </m:r>
+              <m:r>
+                <m:rPr>
+                  <m:sty m:val="p"/>
+                </m:rPr>
+                <m:t>/</m:t>
+              </m:r>
+              <m:d>
+                <m:dPr>
+                  <m:begChr m:val="("/>
+                  <m:endChr m:val=")"/>
+                  <m:sepChr m:val=""/>
+                  <m:grow/>
+                </m:dPr>
+                <m:e>
+                  <m:r>
+                    <m:rPr>
+                      <m:sty m:val="p"/>
+                    </m:rPr>
+                    <m:t>k</m:t>
+                  </m:r>
+                  <m:r>
+                    <m:rPr>
+                      <m:sty m:val="p"/>
+                    </m:rPr>
+                    <m:t>g</m:t>
+                  </m:r>
+                  <m:r>
+                    <m:rPr>
+                      <m:sty m:val="p"/>
+                    </m:rPr>
+                    <m:t> </m:t>
+                  </m:r>
+                  <m:r>
+                    <m:rPr>
+                      <m:sty m:val="p"/>
+                    </m:rPr>
+                    <m:t>K</m:t>
+                  </m:r>
+                </m:e>
+              </m:d>
+            </m:oMath>
           </w:p>
         </w:tc>
         <w:tc>
@@ -3410,9 +1659,1190 @@
     <w:p>
       <w:pPr>
         <w:pStyle w:val="BodyText"/>
+        <w:keepNext/>
       </w:pPr>
       <w:r>
-        <w:t xml:space="preserve">Raumtemperatur: __________ °C</w:t>
+        <w:rPr>
+          <w:bCs/>
+          <w:b/>
+        </w:rPr>
+        <w:t xml:space="preserve">Aufgabenstellung:</w:t>
+      </w:r>
+    </w:p>
+    <w:p>
+      <w:pPr>
+        <w:numPr>
+          <w:ilvl w:val="0"/>
+          <w:numId w:val="1002"/>
+        </w:numPr>
+      </w:pPr>
+      <w:r>
+        <w:t xml:space="preserve">Bestimmen Sie mit einer Energiebilanz die Mischtemperatur</w:t>
+      </w:r>
+      <w:r>
+        <w:t xml:space="preserve"> </w:t>
+      </w:r>
+      <m:oMath>
+        <m:sSub>
+          <m:e>
+            <m:r>
+              <m:t>ϑ</m:t>
+            </m:r>
+          </m:e>
+          <m:sub>
+            <m:r>
+              <m:t>1</m:t>
+            </m:r>
+            <m:r>
+              <m:rPr>
+                <m:sty m:val="p"/>
+              </m:rPr>
+              <m:t>,</m:t>
+            </m:r>
+            <m:r>
+              <m:t>0</m:t>
+            </m:r>
+          </m:sub>
+        </m:sSub>
+      </m:oMath>
+      <w:r>
+        <w:t xml:space="preserve"> </w:t>
+      </w:r>
+      <w:r>
+        <w:t xml:space="preserve">direkt nach dem Zugießen der Milch in Tasse 1.</w:t>
+      </w:r>
+      <w:r>
+        <w:br/>
+      </w:r>
+      <m:oMath>
+        <m:sSub>
+          <m:e>
+            <m:r>
+              <m:t>ϑ</m:t>
+            </m:r>
+          </m:e>
+          <m:sub>
+            <m:r>
+              <m:t>1</m:t>
+            </m:r>
+            <m:r>
+              <m:rPr>
+                <m:sty m:val="p"/>
+              </m:rPr>
+              <m:t>,</m:t>
+            </m:r>
+            <m:r>
+              <m:t>0</m:t>
+            </m:r>
+          </m:sub>
+        </m:sSub>
+        <m:r>
+          <m:rPr>
+            <m:sty m:val="p"/>
+          </m:rPr>
+          <m:t>=</m:t>
+        </m:r>
+        <m:r>
+          <m:t>70</m:t>
+        </m:r>
+        <m:r>
+          <m:rPr>
+            <m:sty m:val="p"/>
+          </m:rPr>
+          <m:t>,</m:t>
+        </m:r>
+        <m:r>
+          <m:t>47</m:t>
+        </m:r>
+        <m:r>
+          <m:t> </m:t>
+        </m:r>
+        <m:r>
+          <m:rPr>
+            <m:sty m:val="p"/>
+          </m:rPr>
+          <m:t>°</m:t>
+        </m:r>
+        <m:r>
+          <m:rPr>
+            <m:sty m:val="p"/>
+          </m:rPr>
+          <m:t>C</m:t>
+        </m:r>
+      </m:oMath>
+    </w:p>
+    <w:p>
+      <w:pPr>
+        <w:numPr>
+          <w:ilvl w:val="0"/>
+          <w:numId w:val="1002"/>
+        </w:numPr>
+      </w:pPr>
+      <w:r>
+        <w:t xml:space="preserve">Zeichnen Sie den Bilanzraum für Tasse 1 in Abb. 1 ein und stellen Sie die instationäre Energiebilanz für den Inhalt einer Tasse auf. Lösen Sie die Differentialgleichung durch Trennung der Variablen für die Anfangstemperatur</w:t>
+      </w:r>
+      <w:r>
+        <w:t xml:space="preserve"> </w:t>
+      </w:r>
+      <m:oMath>
+        <m:r>
+          <m:t>T</m:t>
+        </m:r>
+        <m:d>
+          <m:dPr>
+            <m:begChr m:val="("/>
+            <m:endChr m:val=")"/>
+            <m:sepChr m:val=""/>
+            <m:grow/>
+          </m:dPr>
+          <m:e>
+            <m:r>
+              <m:t>t</m:t>
+            </m:r>
+            <m:r>
+              <m:rPr>
+                <m:sty m:val="p"/>
+              </m:rPr>
+              <m:t>=</m:t>
+            </m:r>
+            <m:r>
+              <m:t>0</m:t>
+            </m:r>
+            <m:r>
+              <m:t> </m:t>
+            </m:r>
+            <m:r>
+              <m:rPr>
+                <m:sty m:val="p"/>
+              </m:rPr>
+              <m:t>s</m:t>
+            </m:r>
+          </m:e>
+        </m:d>
+        <m:r>
+          <m:rPr>
+            <m:sty m:val="p"/>
+          </m:rPr>
+          <m:t>=</m:t>
+        </m:r>
+        <m:sSub>
+          <m:e>
+            <m:r>
+              <m:t>T</m:t>
+            </m:r>
+          </m:e>
+          <m:sub>
+            <m:r>
+              <m:t>0</m:t>
+            </m:r>
+          </m:sub>
+        </m:sSub>
+      </m:oMath>
+      <w:r>
+        <w:t xml:space="preserve">.</w:t>
+      </w:r>
+      <w:r>
+        <w:br/>
+      </w:r>
+      <m:oMath>
+        <m:r>
+          <m:t>T</m:t>
+        </m:r>
+        <m:d>
+          <m:dPr>
+            <m:begChr m:val="("/>
+            <m:endChr m:val=")"/>
+            <m:sepChr m:val=""/>
+            <m:grow/>
+          </m:dPr>
+          <m:e>
+            <m:r>
+              <m:t>t</m:t>
+            </m:r>
+          </m:e>
+        </m:d>
+        <m:r>
+          <m:rPr>
+            <m:sty m:val="p"/>
+          </m:rPr>
+          <m:t>=</m:t>
+        </m:r>
+        <m:sSub>
+          <m:e>
+            <m:r>
+              <m:t>T</m:t>
+            </m:r>
+          </m:e>
+          <m:sub>
+            <m:r>
+              <m:t>u</m:t>
+            </m:r>
+          </m:sub>
+        </m:sSub>
+        <m:r>
+          <m:rPr>
+            <m:sty m:val="p"/>
+          </m:rPr>
+          <m:t>+</m:t>
+        </m:r>
+        <m:d>
+          <m:dPr>
+            <m:begChr m:val="("/>
+            <m:endChr m:val=")"/>
+            <m:sepChr m:val=""/>
+            <m:grow/>
+          </m:dPr>
+          <m:e>
+            <m:sSub>
+              <m:e>
+                <m:r>
+                  <m:t>T</m:t>
+                </m:r>
+              </m:e>
+              <m:sub>
+                <m:r>
+                  <m:t>0</m:t>
+                </m:r>
+              </m:sub>
+            </m:sSub>
+            <m:r>
+              <m:rPr>
+                <m:sty m:val="p"/>
+              </m:rPr>
+              <m:t>−</m:t>
+            </m:r>
+            <m:sSub>
+              <m:e>
+                <m:r>
+                  <m:t>T</m:t>
+                </m:r>
+              </m:e>
+              <m:sub>
+                <m:r>
+                  <m:t>u</m:t>
+                </m:r>
+              </m:sub>
+            </m:sSub>
+          </m:e>
+        </m:d>
+        <m:r>
+          <m:rPr>
+            <m:sty m:val="p"/>
+          </m:rPr>
+          <m:t>⋅</m:t>
+        </m:r>
+        <m:r>
+          <m:rPr>
+            <m:sty m:val="p"/>
+          </m:rPr>
+          <m:t>exp</m:t>
+        </m:r>
+        <m:d>
+          <m:dPr>
+            <m:begChr m:val="("/>
+            <m:endChr m:val=")"/>
+            <m:sepChr m:val=""/>
+            <m:grow/>
+          </m:dPr>
+          <m:e>
+            <m:r>
+              <m:rPr>
+                <m:sty m:val="p"/>
+              </m:rPr>
+              <m:t>−</m:t>
+            </m:r>
+            <m:f>
+              <m:fPr>
+                <m:type m:val="bar"/>
+              </m:fPr>
+              <m:num>
+                <m:r>
+                  <m:t>k</m:t>
+                </m:r>
+                <m:r>
+                  <m:t>A</m:t>
+                </m:r>
+              </m:num>
+              <m:den>
+                <m:r>
+                  <m:t>m</m:t>
+                </m:r>
+                <m:r>
+                  <m:t> </m:t>
+                </m:r>
+                <m:sSub>
+                  <m:e>
+                    <m:r>
+                      <m:t>c</m:t>
+                    </m:r>
+                  </m:e>
+                  <m:sub>
+                    <m:r>
+                      <m:t>p</m:t>
+                    </m:r>
+                  </m:sub>
+                </m:sSub>
+              </m:den>
+            </m:f>
+            <m:r>
+              <m:t> </m:t>
+            </m:r>
+            <m:r>
+              <m:t>t</m:t>
+            </m:r>
+          </m:e>
+        </m:d>
+      </m:oMath>
+    </w:p>
+    <w:p>
+      <w:pPr>
+        <w:numPr>
+          <w:ilvl w:val="0"/>
+          <w:numId w:val="1002"/>
+        </w:numPr>
+      </w:pPr>
+      <w:r>
+        <w:t xml:space="preserve">Bestimmen Sie aus der Messung in Tasse 2 das Produkt</w:t>
+      </w:r>
+      <w:r>
+        <w:t xml:space="preserve"> </w:t>
+      </w:r>
+      <m:oMath>
+        <m:r>
+          <m:t>k</m:t>
+        </m:r>
+        <m:r>
+          <m:t>A</m:t>
+        </m:r>
+      </m:oMath>
+      <w:r>
+        <w:t xml:space="preserve">.</w:t>
+      </w:r>
+      <w:r>
+        <w:br/>
+      </w:r>
+      <m:oMath>
+        <m:r>
+          <m:t>k</m:t>
+        </m:r>
+        <m:r>
+          <m:t>A</m:t>
+        </m:r>
+        <m:r>
+          <m:rPr>
+            <m:sty m:val="p"/>
+          </m:rPr>
+          <m:t>=</m:t>
+        </m:r>
+        <m:r>
+          <m:t>0</m:t>
+        </m:r>
+        <m:r>
+          <m:rPr>
+            <m:sty m:val="p"/>
+          </m:rPr>
+          <m:t>,</m:t>
+        </m:r>
+        <m:r>
+          <m:t>3402</m:t>
+        </m:r>
+        <m:r>
+          <m:t> </m:t>
+        </m:r>
+        <m:r>
+          <m:rPr>
+            <m:sty m:val="p"/>
+          </m:rPr>
+          <m:t>W</m:t>
+        </m:r>
+        <m:r>
+          <m:rPr>
+            <m:sty m:val="p"/>
+          </m:rPr>
+          <m:t>/</m:t>
+        </m:r>
+        <m:r>
+          <m:rPr>
+            <m:sty m:val="p"/>
+          </m:rPr>
+          <m:t>K</m:t>
+        </m:r>
+      </m:oMath>
+    </w:p>
+    <w:p>
+      <w:pPr>
+        <w:numPr>
+          <w:ilvl w:val="0"/>
+          <w:numId w:val="1002"/>
+        </w:numPr>
+      </w:pPr>
+      <w:r>
+        <w:t xml:space="preserve">Berechnen Sie die Temperaturen</w:t>
+      </w:r>
+      <w:r>
+        <w:t xml:space="preserve"> </w:t>
+      </w:r>
+      <m:oMath>
+        <m:sSub>
+          <m:e>
+            <m:r>
+              <m:t>ϑ</m:t>
+            </m:r>
+          </m:e>
+          <m:sub>
+            <m:r>
+              <m:t>1</m:t>
+            </m:r>
+          </m:sub>
+        </m:sSub>
+      </m:oMath>
+      <w:r>
+        <w:t xml:space="preserve"> </w:t>
+      </w:r>
+      <w:r>
+        <w:t xml:space="preserve">und</w:t>
+      </w:r>
+      <w:r>
+        <w:t xml:space="preserve"> </w:t>
+      </w:r>
+      <m:oMath>
+        <m:sSub>
+          <m:e>
+            <m:r>
+              <m:t>ϑ</m:t>
+            </m:r>
+          </m:e>
+          <m:sub>
+            <m:r>
+              <m:t>2</m:t>
+            </m:r>
+          </m:sub>
+        </m:sSub>
+      </m:oMath>
+      <w:r>
+        <w:t xml:space="preserve"> </w:t>
+      </w:r>
+      <w:r>
+        <w:t xml:space="preserve">beider Tassen nach 60 Minuten, bei Tasse 2 direkt nach dem Zugießen der Milch. Welche Tasse ist kühler?</w:t>
+      </w:r>
+      <w:r>
+        <w:br/>
+      </w:r>
+      <m:oMath>
+        <m:sSub>
+          <m:e>
+            <m:r>
+              <m:t>ϑ</m:t>
+            </m:r>
+          </m:e>
+          <m:sub>
+            <m:r>
+              <m:t>1</m:t>
+            </m:r>
+          </m:sub>
+        </m:sSub>
+        <m:r>
+          <m:rPr>
+            <m:sty m:val="p"/>
+          </m:rPr>
+          <m:t>=</m:t>
+        </m:r>
+        <m:r>
+          <m:t>34</m:t>
+        </m:r>
+        <m:r>
+          <m:rPr>
+            <m:sty m:val="p"/>
+          </m:rPr>
+          <m:t>,</m:t>
+        </m:r>
+        <m:r>
+          <m:t>05</m:t>
+        </m:r>
+        <m:r>
+          <m:t> </m:t>
+        </m:r>
+        <m:r>
+          <m:rPr>
+            <m:sty m:val="p"/>
+          </m:rPr>
+          <m:t>°</m:t>
+        </m:r>
+        <m:r>
+          <m:rPr>
+            <m:sty m:val="p"/>
+          </m:rPr>
+          <m:t>C</m:t>
+        </m:r>
+      </m:oMath>
+      <w:r>
+        <w:t xml:space="preserve">,</w:t>
+      </w:r>
+      <w:r>
+        <w:t xml:space="preserve"> </w:t>
+      </w:r>
+      <m:oMath>
+        <m:r>
+          <m:t> </m:t>
+        </m:r>
+        <m:sSub>
+          <m:e>
+            <m:r>
+              <m:t>ϑ</m:t>
+            </m:r>
+          </m:e>
+          <m:sub>
+            <m:r>
+              <m:t>2</m:t>
+            </m:r>
+          </m:sub>
+        </m:sSub>
+        <m:r>
+          <m:rPr>
+            <m:sty m:val="p"/>
+          </m:rPr>
+          <m:t>=</m:t>
+        </m:r>
+        <m:r>
+          <m:t>30</m:t>
+        </m:r>
+        <m:r>
+          <m:rPr>
+            <m:sty m:val="p"/>
+          </m:rPr>
+          <m:t>,</m:t>
+        </m:r>
+        <m:r>
+          <m:t>19</m:t>
+        </m:r>
+        <m:r>
+          <m:t> </m:t>
+        </m:r>
+        <m:r>
+          <m:rPr>
+            <m:sty m:val="p"/>
+          </m:rPr>
+          <m:t>°</m:t>
+        </m:r>
+        <m:r>
+          <m:rPr>
+            <m:sty m:val="p"/>
+          </m:rPr>
+          <m:t>C</m:t>
+        </m:r>
+      </m:oMath>
+    </w:p>
+    <w:p>
+      <w:pPr>
+        <w:numPr>
+          <w:ilvl w:val="0"/>
+          <w:numId w:val="1002"/>
+        </w:numPr>
+      </w:pPr>
+      <w:r>
+        <w:t xml:space="preserve">Berechnen Sie für beide Tassen die Wärme, die in den 60 Minuten an die Umgebung abgegeben wird. Erklären Sie damit das Ergebnis aus d). Hat Ihr Mitbewohner recht?</w:t>
+      </w:r>
+      <w:r>
+        <w:br/>
+      </w:r>
+      <m:oMath>
+        <m:sSub>
+          <m:e>
+            <m:r>
+              <m:t>Q</m:t>
+            </m:r>
+          </m:e>
+          <m:sub>
+            <m:r>
+              <m:t>1</m:t>
+            </m:r>
+          </m:sub>
+        </m:sSub>
+        <m:r>
+          <m:rPr>
+            <m:sty m:val="p"/>
+          </m:rPr>
+          <m:t>=</m:t>
+        </m:r>
+        <m:r>
+          <m:t>34</m:t>
+        </m:r>
+        <m:r>
+          <m:rPr>
+            <m:sty m:val="p"/>
+          </m:rPr>
+          <m:t>,</m:t>
+        </m:r>
+        <m:r>
+          <m:t>88</m:t>
+        </m:r>
+        <m:r>
+          <m:t> </m:t>
+        </m:r>
+        <m:r>
+          <m:rPr>
+            <m:sty m:val="p"/>
+          </m:rPr>
+          <m:t>k</m:t>
+        </m:r>
+        <m:r>
+          <m:rPr>
+            <m:sty m:val="p"/>
+          </m:rPr>
+          <m:t>J</m:t>
+        </m:r>
+      </m:oMath>
+      <w:r>
+        <w:t xml:space="preserve">,</w:t>
+      </w:r>
+      <w:r>
+        <w:t xml:space="preserve"> </w:t>
+      </w:r>
+      <m:oMath>
+        <m:r>
+          <m:t> </m:t>
+        </m:r>
+        <m:sSub>
+          <m:e>
+            <m:r>
+              <m:t>Q</m:t>
+            </m:r>
+          </m:e>
+          <m:sub>
+            <m:r>
+              <m:t>2</m:t>
+            </m:r>
+          </m:sub>
+        </m:sSub>
+        <m:r>
+          <m:rPr>
+            <m:sty m:val="p"/>
+          </m:rPr>
+          <m:t>=</m:t>
+        </m:r>
+        <m:r>
+          <m:t>38</m:t>
+        </m:r>
+        <m:r>
+          <m:rPr>
+            <m:sty m:val="p"/>
+          </m:rPr>
+          <m:t>,</m:t>
+        </m:r>
+        <m:r>
+          <m:t>57</m:t>
+        </m:r>
+        <m:r>
+          <m:t> </m:t>
+        </m:r>
+        <m:r>
+          <m:rPr>
+            <m:sty m:val="p"/>
+          </m:rPr>
+          <m:t>k</m:t>
+        </m:r>
+        <m:r>
+          <m:rPr>
+            <m:sty m:val="p"/>
+          </m:rPr>
+          <m:t>J</m:t>
+        </m:r>
+      </m:oMath>
+    </w:p>
+    <w:p>
+      <w:pPr>
+        <w:numPr>
+          <w:ilvl w:val="0"/>
+          <w:numId w:val="1002"/>
+        </w:numPr>
+      </w:pPr>
+      <w:r>
+        <w:t xml:space="preserve">Die Tassen sind in Wirklichkeit Keramikbecher. Sie wurden vorgewärmt und haben immer die Temperatur ihres Inhalts. Bestimmen Sie</w:t>
+      </w:r>
+      <w:r>
+        <w:t xml:space="preserve"> </w:t>
+      </w:r>
+      <m:oMath>
+        <m:r>
+          <m:t>k</m:t>
+        </m:r>
+        <m:r>
+          <m:t>A</m:t>
+        </m:r>
+      </m:oMath>
+      <w:r>
+        <w:t xml:space="preserve"> </w:t>
+      </w:r>
+      <w:r>
+        <w:t xml:space="preserve">mit Becher erneut aus der Messung und berechnen Sie</w:t>
+      </w:r>
+      <w:r>
+        <w:t xml:space="preserve"> </w:t>
+      </w:r>
+      <m:oMath>
+        <m:sSub>
+          <m:e>
+            <m:r>
+              <m:t>ϑ</m:t>
+            </m:r>
+          </m:e>
+          <m:sub>
+            <m:r>
+              <m:t>1</m:t>
+            </m:r>
+          </m:sub>
+        </m:sSub>
+      </m:oMath>
+      <w:r>
+        <w:t xml:space="preserve"> </w:t>
+      </w:r>
+      <w:r>
+        <w:t xml:space="preserve">und</w:t>
+      </w:r>
+      <w:r>
+        <w:t xml:space="preserve"> </w:t>
+      </w:r>
+      <m:oMath>
+        <m:sSub>
+          <m:e>
+            <m:r>
+              <m:t>ϑ</m:t>
+            </m:r>
+          </m:e>
+          <m:sub>
+            <m:r>
+              <m:t>2</m:t>
+            </m:r>
+          </m:sub>
+        </m:sSub>
+      </m:oMath>
+      <w:r>
+        <w:t xml:space="preserve"> </w:t>
+      </w:r>
+      <w:r>
+        <w:t xml:space="preserve">noch einmal. Bleibt die Aussage aus d) gültig?</w:t>
+      </w:r>
+      <w:r>
+        <w:br/>
+      </w:r>
+      <m:oMath>
+        <m:r>
+          <m:t>k</m:t>
+        </m:r>
+        <m:r>
+          <m:t>A</m:t>
+        </m:r>
+        <m:r>
+          <m:rPr>
+            <m:sty m:val="p"/>
+          </m:rPr>
+          <m:t>=</m:t>
+        </m:r>
+        <m:r>
+          <m:t>0</m:t>
+        </m:r>
+        <m:r>
+          <m:rPr>
+            <m:sty m:val="p"/>
+          </m:rPr>
+          <m:t>,</m:t>
+        </m:r>
+        <m:r>
+          <m:t>4440</m:t>
+        </m:r>
+        <m:r>
+          <m:t> </m:t>
+        </m:r>
+        <m:r>
+          <m:rPr>
+            <m:sty m:val="p"/>
+          </m:rPr>
+          <m:t>W</m:t>
+        </m:r>
+        <m:r>
+          <m:rPr>
+            <m:sty m:val="p"/>
+          </m:rPr>
+          <m:t>/</m:t>
+        </m:r>
+        <m:r>
+          <m:rPr>
+            <m:sty m:val="p"/>
+          </m:rPr>
+          <m:t>K</m:t>
+        </m:r>
+      </m:oMath>
+      <w:r>
+        <w:t xml:space="preserve">,</w:t>
+      </w:r>
+      <w:r>
+        <w:t xml:space="preserve"> </w:t>
+      </w:r>
+      <m:oMath>
+        <m:r>
+          <m:t> </m:t>
+        </m:r>
+        <m:sSub>
+          <m:e>
+            <m:r>
+              <m:t>ϑ</m:t>
+            </m:r>
+          </m:e>
+          <m:sub>
+            <m:r>
+              <m:t>1</m:t>
+            </m:r>
+          </m:sub>
+        </m:sSub>
+        <m:r>
+          <m:rPr>
+            <m:sty m:val="p"/>
+          </m:rPr>
+          <m:t>=</m:t>
+        </m:r>
+        <m:r>
+          <m:t>34</m:t>
+        </m:r>
+        <m:r>
+          <m:rPr>
+            <m:sty m:val="p"/>
+          </m:rPr>
+          <m:t>,</m:t>
+        </m:r>
+        <m:r>
+          <m:t>04</m:t>
+        </m:r>
+        <m:r>
+          <m:t> </m:t>
+        </m:r>
+        <m:r>
+          <m:rPr>
+            <m:sty m:val="p"/>
+          </m:rPr>
+          <m:t>°</m:t>
+        </m:r>
+        <m:r>
+          <m:rPr>
+            <m:sty m:val="p"/>
+          </m:rPr>
+          <m:t>C</m:t>
+        </m:r>
+      </m:oMath>
+      <w:r>
+        <w:t xml:space="preserve">,</w:t>
+      </w:r>
+      <w:r>
+        <w:t xml:space="preserve"> </w:t>
+      </w:r>
+      <m:oMath>
+        <m:r>
+          <m:t> </m:t>
+        </m:r>
+        <m:sSub>
+          <m:e>
+            <m:r>
+              <m:t>ϑ</m:t>
+            </m:r>
+          </m:e>
+          <m:sub>
+            <m:r>
+              <m:t>2</m:t>
+            </m:r>
+          </m:sub>
+        </m:sSub>
+        <m:r>
+          <m:rPr>
+            <m:sty m:val="p"/>
+          </m:rPr>
+          <m:t>=</m:t>
+        </m:r>
+        <m:r>
+          <m:t>30</m:t>
+        </m:r>
+        <m:r>
+          <m:rPr>
+            <m:sty m:val="p"/>
+          </m:rPr>
+          <m:t>,</m:t>
+        </m:r>
+        <m:r>
+          <m:t>96</m:t>
+        </m:r>
+        <m:r>
+          <m:t> </m:t>
+        </m:r>
+        <m:r>
+          <m:rPr>
+            <m:sty m:val="p"/>
+          </m:rPr>
+          <m:t>°</m:t>
+        </m:r>
+        <m:r>
+          <m:rPr>
+            <m:sty m:val="p"/>
+          </m:rPr>
+          <m:t>C</m:t>
+        </m:r>
+      </m:oMath>
+    </w:p>
+    <w:p>
+      <w:pPr>
+        <w:numPr>
+          <w:ilvl w:val="0"/>
+          <w:numId w:val="1002"/>
+        </w:numPr>
+      </w:pPr>
+      <w:r>
+        <w:t xml:space="preserve">Am nächsten Tag trinkt Ihr Mitbewohner Cappuccino: Statt kalter Milch kommt Milchschaum mit</w:t>
+      </w:r>
+      <w:r>
+        <w:t xml:space="preserve"> </w:t>
+      </w:r>
+      <m:oMath>
+        <m:sSub>
+          <m:e>
+            <m:r>
+              <m:t>ϑ</m:t>
+            </m:r>
+          </m:e>
+          <m:sub>
+            <m:r>
+              <m:t>S</m:t>
+            </m:r>
+          </m:sub>
+        </m:sSub>
+      </m:oMath>
+      <w:r>
+        <w:t xml:space="preserve"> </w:t>
+      </w:r>
+      <w:r>
+        <w:t xml:space="preserve">in beide Tassen (gleiche Masse, Becher wieder vernachlässigt). Sagen Sie zuerst voraus, welche Tasse nach 60 Minuten wärmer ist. Prüfen Sie Ihre Vorhersage dann mit den Gleichungen aus d).</w:t>
+      </w:r>
+      <w:r>
+        <w:br/>
+      </w:r>
+      <m:oMath>
+        <m:sSub>
+          <m:e>
+            <m:r>
+              <m:t>ϑ</m:t>
+            </m:r>
+          </m:e>
+          <m:sub>
+            <m:r>
+              <m:t>1</m:t>
+            </m:r>
+          </m:sub>
+        </m:sSub>
+        <m:r>
+          <m:rPr>
+            <m:sty m:val="p"/>
+          </m:rPr>
+          <m:t>=</m:t>
+        </m:r>
+        <m:r>
+          <m:t>35</m:t>
+        </m:r>
+        <m:r>
+          <m:rPr>
+            <m:sty m:val="p"/>
+          </m:rPr>
+          <m:t>,</m:t>
+        </m:r>
+        <m:r>
+          <m:t>99</m:t>
+        </m:r>
+        <m:r>
+          <m:t> </m:t>
+        </m:r>
+        <m:r>
+          <m:rPr>
+            <m:sty m:val="p"/>
+          </m:rPr>
+          <m:t>°</m:t>
+        </m:r>
+        <m:r>
+          <m:rPr>
+            <m:sty m:val="p"/>
+          </m:rPr>
+          <m:t>C</m:t>
+        </m:r>
+      </m:oMath>
+      <w:r>
+        <w:t xml:space="preserve">,</w:t>
+      </w:r>
+      <w:r>
+        <w:t xml:space="preserve"> </w:t>
+      </w:r>
+      <m:oMath>
+        <m:r>
+          <m:t> </m:t>
+        </m:r>
+        <m:sSub>
+          <m:e>
+            <m:r>
+              <m:t>ϑ</m:t>
+            </m:r>
+          </m:e>
+          <m:sub>
+            <m:r>
+              <m:t>2</m:t>
+            </m:r>
+          </m:sub>
+        </m:sSub>
+        <m:r>
+          <m:rPr>
+            <m:sty m:val="p"/>
+          </m:rPr>
+          <m:t>=</m:t>
+        </m:r>
+        <m:r>
+          <m:t>37</m:t>
+        </m:r>
+        <m:r>
+          <m:rPr>
+            <m:sty m:val="p"/>
+          </m:rPr>
+          <m:t>,</m:t>
+        </m:r>
+        <m:r>
+          <m:t>18</m:t>
+        </m:r>
+        <m:r>
+          <m:t> </m:t>
+        </m:r>
+        <m:r>
+          <m:rPr>
+            <m:sty m:val="p"/>
+          </m:rPr>
+          <m:t>°</m:t>
+        </m:r>
+        <m:r>
+          <m:rPr>
+            <m:sty m:val="p"/>
+          </m:rPr>
+          <m:t>C</m:t>
+        </m:r>
+      </m:oMath>
+    </w:p>
+    <w:p>
+      <w:pPr>
+        <w:numPr>
+          <w:ilvl w:val="0"/>
+          <w:numId w:val="1002"/>
+        </w:numPr>
+      </w:pPr>
+      <w:r>
+        <w:rPr>
+          <w:iCs/>
+          <w:i/>
+        </w:rPr>
+        <w:t xml:space="preserve">Zusatzfrage:</w:t>
+      </w:r>
+      <w:r>
+        <w:t xml:space="preserve"> </w:t>
+      </w:r>
+      <w:r>
+        <w:t xml:space="preserve">(1) Bei welcher Milchtemperatur ist es egal, ob die Milch sofort oder erst nach 60 Minuten hineinkommt (ohne Becher)? (2) Sie nehmen die Milch für Tasse 2 schon bei</w:t>
+      </w:r>
+      <w:r>
+        <w:t xml:space="preserve"> </w:t>
+      </w:r>
+      <m:oMath>
+        <m:r>
+          <m:t>t</m:t>
+        </m:r>
+        <m:r>
+          <m:rPr>
+            <m:sty m:val="p"/>
+          </m:rPr>
+          <m:t>=</m:t>
+        </m:r>
+        <m:r>
+          <m:t>0</m:t>
+        </m:r>
+      </m:oMath>
+      <w:r>
+        <w:t xml:space="preserve"> </w:t>
+      </w:r>
+      <w:r>
+        <w:t xml:space="preserve">aus dem Kühlschrank und stellen sie neben die Tasse. Kann Tasse 2 dadurch wärmer werden als Tasse 1? Begründen Sie mit einer Abschätzung und den Ergebnissen aus e).</w:t>
+      </w:r>
+      <w:r>
+        <w:br/>
+      </w:r>
+      <w:r>
+        <w:t xml:space="preserve">Zu (1):</w:t>
+      </w:r>
+      <w:r>
+        <w:t xml:space="preserve"> </w:t>
+      </w:r>
+      <m:oMath>
+        <m:sSub>
+          <m:e>
+            <m:r>
+              <m:t>ϑ</m:t>
+            </m:r>
+          </m:e>
+          <m:sub>
+            <m:r>
+              <m:t>M</m:t>
+            </m:r>
+          </m:sub>
+        </m:sSub>
+        <m:r>
+          <m:rPr>
+            <m:sty m:val="p"/>
+          </m:rPr>
+          <m:t>=</m:t>
+        </m:r>
+        <m:r>
+          <m:t>47</m:t>
+        </m:r>
+        <m:r>
+          <m:rPr>
+            <m:sty m:val="p"/>
+          </m:rPr>
+          <m:t>,</m:t>
+        </m:r>
+        <m:r>
+          <m:t>0</m:t>
+        </m:r>
+        <m:r>
+          <m:t> </m:t>
+        </m:r>
+        <m:r>
+          <m:rPr>
+            <m:sty m:val="p"/>
+          </m:rPr>
+          <m:t>°</m:t>
+        </m:r>
+        <m:r>
+          <m:rPr>
+            <m:sty m:val="p"/>
+          </m:rPr>
+          <m:t>C</m:t>
+        </m:r>
+      </m:oMath>
+    </w:p>
+    <w:p>
+      <w:pPr>
+        <w:pStyle w:val="FirstParagraph"/>
+        <w:keepNext/>
+      </w:pPr>
+      <w:r>
+        <w:rPr>
+          <w:u w:val="single"/>
+          <w:bCs/>
+          <w:b/>
+        </w:rPr>
+        <w:t xml:space="preserve">Versuch zu Aufgabe 1</w:t>
+      </w:r>
+      <w:r>
+        <w:t xml:space="preserve"> </w:t>
+      </w:r>
+      <w:r>
+        <w:t xml:space="preserve">(im Tutorium, läuft neben der Rechnung)</w:t>
       </w:r>
     </w:p>
     <w:p>
@@ -3420,91 +2850,403 @@
         <w:pStyle w:val="BodyText"/>
       </w:pPr>
       <w:r>
-        <w:t xml:space="preserve">Mischtemperatur Becher 1: __________ °C</w:t>
+        <w:rPr>
+          <w:iCs/>
+          <w:i/>
+        </w:rPr>
+        <w:t xml:space="preserve">Material:</w:t>
+      </w:r>
+      <w:r>
+        <w:t xml:space="preserve"> </w:t>
+      </w:r>
+      <w:r>
+        <w:t xml:space="preserve">drei gleiche Becher, heißes Wasser oder Kaffee aus der Thermoskanne, Milch aus der Kühltasche, ein kleines Glas, Messbecher, ein Einstichthermometer für alle Becher, Löffel, Uhr.</w:t>
+      </w:r>
+    </w:p>
+    <w:p>
+      <w:pPr>
+        <w:numPr>
+          <w:ilvl w:val="0"/>
+          <w:numId w:val="1003"/>
+        </w:numPr>
+        <w:pStyle w:val="Compact"/>
+      </w:pPr>
+      <w:r>
+        <w:t xml:space="preserve">Notieren Sie Ihre Vermutung zu Frage 1.</w:t>
+      </w:r>
+    </w:p>
+    <w:p>
+      <w:pPr>
+        <w:numPr>
+          <w:ilvl w:val="0"/>
+          <w:numId w:val="1003"/>
+        </w:numPr>
+        <w:pStyle w:val="Compact"/>
+      </w:pPr>
+      <m:oMath>
+        <m:r>
+          <m:t>t</m:t>
+        </m:r>
+        <m:r>
+          <m:rPr>
+            <m:sty m:val="p"/>
+          </m:rPr>
+          <m:t>=</m:t>
+        </m:r>
+        <m:r>
+          <m:t>0</m:t>
+        </m:r>
+      </m:oMath>
+      <w:r>
+        <w:t xml:space="preserve">: Becher vorwärmen, je 200 ml einfüllen und die Starttemperatur messen. Becher 1 bekommt die Milch sofort. Für Becher 2 bleibt die Milch in der Kühltasche, für Becher 3 steht sie im Glas neben dem Becher.</w:t>
+      </w:r>
+    </w:p>
+    <w:p>
+      <w:pPr>
+        <w:numPr>
+          <w:ilvl w:val="0"/>
+          <w:numId w:val="1003"/>
+        </w:numPr>
+        <w:pStyle w:val="Compact"/>
+      </w:pPr>
+      <m:oMath>
+        <m:r>
+          <m:t>t</m:t>
+        </m:r>
+        <m:r>
+          <m:rPr>
+            <m:sty m:val="p"/>
+          </m:rPr>
+          <m:t>=</m:t>
+        </m:r>
+        <m:r>
+          <m:t>10</m:t>
+        </m:r>
+        <m:r>
+          <m:t> </m:t>
+        </m:r>
+        <m:r>
+          <m:rPr>
+            <m:sty m:val="p"/>
+          </m:rPr>
+          <m:t>m</m:t>
+        </m:r>
+        <m:r>
+          <m:rPr>
+            <m:sty m:val="p"/>
+          </m:rPr>
+          <m:t>i</m:t>
+        </m:r>
+        <m:r>
+          <m:rPr>
+            <m:sty m:val="p"/>
+          </m:rPr>
+          <m:t>n</m:t>
+        </m:r>
+      </m:oMath>
+      <w:r>
+        <w:t xml:space="preserve">: Becher 2 messen und daraus</w:t>
+      </w:r>
+      <w:r>
+        <w:t xml:space="preserve"> </w:t>
+      </w:r>
+      <m:oMath>
+        <m:r>
+          <m:t>k</m:t>
+        </m:r>
+        <m:r>
+          <m:t>A</m:t>
+        </m:r>
+      </m:oMath>
+      <w:r>
+        <w:t xml:space="preserve"> </w:t>
+      </w:r>
+      <w:r>
+        <w:t xml:space="preserve">wie in Teil f (mit Becher) bestimmen.</w:t>
+      </w:r>
+    </w:p>
+    <w:p>
+      <w:pPr>
+        <w:numPr>
+          <w:ilvl w:val="0"/>
+          <w:numId w:val="1003"/>
+        </w:numPr>
+        <w:pStyle w:val="Compact"/>
+      </w:pPr>
+      <w:r>
+        <w:t xml:space="preserve">Mit den gemessenen Werten die Temperaturen nach 60 Minuten vorhersagen, für Becher 3 mit Milch bei Raumtemperatur.</w:t>
+      </w:r>
+    </w:p>
+    <w:p>
+      <w:pPr>
+        <w:numPr>
+          <w:ilvl w:val="0"/>
+          <w:numId w:val="1003"/>
+        </w:numPr>
+        <w:pStyle w:val="Compact"/>
+      </w:pPr>
+      <m:oMath>
+        <m:r>
+          <m:t>t</m:t>
+        </m:r>
+        <m:r>
+          <m:rPr>
+            <m:sty m:val="p"/>
+          </m:rPr>
+          <m:t>=</m:t>
+        </m:r>
+        <m:r>
+          <m:t>60</m:t>
+        </m:r>
+        <m:r>
+          <m:t> </m:t>
+        </m:r>
+        <m:r>
+          <m:rPr>
+            <m:sty m:val="p"/>
+          </m:rPr>
+          <m:t>m</m:t>
+        </m:r>
+        <m:r>
+          <m:rPr>
+            <m:sty m:val="p"/>
+          </m:rPr>
+          <m:t>i</m:t>
+        </m:r>
+        <m:r>
+          <m:rPr>
+            <m:sty m:val="p"/>
+          </m:rPr>
+          <m:t>n</m:t>
+        </m:r>
+      </m:oMath>
+      <w:r>
+        <w:t xml:space="preserve">: Milchtemperatur in Kühltasche und Glas messen, Milch in Becher 2 und 3 gießen, umrühren und alle drei Becher messen.</w:t>
+      </w:r>
+    </w:p>
+    <w:tbl>
+      <w:tblPr>
+        <w:tblStyle w:val="Table"/>
+        <w:tblW w:type="pct" w:w="5000"/>
+        <w:tblLook w:firstRow="1" w:lastRow="0" w:firstColumn="0" w:lastColumn="0" w:noHBand="0" w:noVBand="0" w:val="0020"/>
+        <w:jc w:val="start"/>
+      </w:tblPr>
+      <w:tblGrid>
+        <w:gridCol w:w="2880"/>
+        <w:gridCol w:w="2520"/>
+        <w:gridCol w:w="2520"/>
+      </w:tblGrid>
+      <w:tr>
+        <w:trPr>
+          <w:cantSplit/>
+          <w:tblHeader w:val="true"/>
+        </w:trPr>
+        <w:tc>
+          <w:tcPr/>
+          <w:p>
+            <w:pPr>
+              <w:pStyle w:val="Compact"/>
+              <w:keepNext/>
+              <w:jc w:val="left"/>
+            </w:pPr>
+            <w:r>
+              <w:t xml:space="preserve">Becher</w:t>
+            </w:r>
+          </w:p>
+        </w:tc>
+        <w:tc>
+          <w:tcPr/>
+          <w:p>
+            <w:pPr>
+              <w:pStyle w:val="Compact"/>
+              <w:keepNext/>
+              <w:jc w:val="left"/>
+            </w:pPr>
+            <w:r>
+              <w:t xml:space="preserve">Vorhersage nach 60 min</w:t>
+            </w:r>
+          </w:p>
+        </w:tc>
+        <w:tc>
+          <w:tcPr/>
+          <w:p>
+            <w:pPr>
+              <w:pStyle w:val="Compact"/>
+              <w:keepNext/>
+              <w:jc w:val="left"/>
+            </w:pPr>
+            <w:r>
+              <w:t xml:space="preserve">Messung nach 60 min</w:t>
+            </w:r>
+          </w:p>
+        </w:tc>
+      </w:tr>
+      <w:tr>
+        <w:trPr>
+          <w:cantSplit/>
+        </w:trPr>
+        <w:tc>
+          <w:tcPr/>
+          <w:p>
+            <w:pPr>
+              <w:pStyle w:val="Compact"/>
+              <w:keepNext/>
+              <w:jc w:val="left"/>
+            </w:pPr>
+            <w:r>
+              <w:t xml:space="preserve">1: Milch sofort</w:t>
+            </w:r>
+          </w:p>
+        </w:tc>
+        <w:tc>
+          <w:tcPr/>
+          <w:p>
+            <w:pPr>
+              <w:pStyle w:val="Compact"/>
+              <w:keepNext/>
+            </w:pPr>
+          </w:p>
+        </w:tc>
+        <w:tc>
+          <w:tcPr/>
+          <w:p>
+            <w:pPr>
+              <w:pStyle w:val="Compact"/>
+              <w:keepNext/>
+            </w:pPr>
+          </w:p>
+        </w:tc>
+      </w:tr>
+      <w:tr>
+        <w:trPr>
+          <w:cantSplit/>
+        </w:trPr>
+        <w:tc>
+          <w:tcPr/>
+          <w:p>
+            <w:pPr>
+              <w:pStyle w:val="Compact"/>
+              <w:keepNext/>
+              <w:jc w:val="left"/>
+            </w:pPr>
+            <w:r>
+              <w:t xml:space="preserve">2: Milch nach 60 min aus der Kühltasche</w:t>
+            </w:r>
+          </w:p>
+        </w:tc>
+        <w:tc>
+          <w:tcPr/>
+          <w:p>
+            <w:pPr>
+              <w:pStyle w:val="Compact"/>
+              <w:keepNext/>
+            </w:pPr>
+          </w:p>
+        </w:tc>
+        <w:tc>
+          <w:tcPr/>
+          <w:p>
+            <w:pPr>
+              <w:pStyle w:val="Compact"/>
+              <w:keepNext/>
+            </w:pPr>
+          </w:p>
+        </w:tc>
+      </w:tr>
+      <w:tr>
+        <w:trPr>
+          <w:cantSplit/>
+        </w:trPr>
+        <w:tc>
+          <w:tcPr/>
+          <w:p>
+            <w:pPr>
+              <w:pStyle w:val="Compact"/>
+              <w:jc w:val="left"/>
+            </w:pPr>
+            <w:r>
+              <w:t xml:space="preserve">3: Milch nach 60 min aus dem Glas</w:t>
+            </w:r>
+          </w:p>
+        </w:tc>
+        <w:tc>
+          <w:tcPr/>
+          <w:p>
+            <w:pPr>
+              <w:pStyle w:val="Compact"/>
+            </w:pPr>
+          </w:p>
+        </w:tc>
+        <w:tc>
+          <w:tcPr/>
+          <w:p>
+            <w:pPr>
+              <w:pStyle w:val="Compact"/>
+            </w:pPr>
+          </w:p>
+        </w:tc>
+      </w:tr>
+    </w:tbl>
+    <w:p>
+      <w:r>
+        <w:br w:type="page"/>
+      </w:r>
+    </w:p>
+    <w:p>
+      <w:pPr>
+        <w:pStyle w:val="BodyText"/>
+        <w:keepNext/>
+      </w:pPr>
+      <w:r>
+        <w:rPr>
+          <w:u w:val="single"/>
+          <w:bCs/>
+          <w:b/>
+        </w:rPr>
+        <w:t xml:space="preserve">Lösung:</w:t>
+      </w:r>
+    </w:p>
+    <w:p>
+      <w:pPr>
+        <w:pStyle w:val="BodyText"/>
+        <w:keepNext/>
+      </w:pPr>
+      <w:r>
+        <w:rPr>
+          <w:u w:val="single"/>
+          <w:bCs/>
+          <w:b/>
+        </w:rPr>
+        <w:t xml:space="preserve">Frage 1:</w:t>
+      </w:r>
+      <w:r>
+        <w:t xml:space="preserve"> </w:t>
+      </w:r>
+      <w:r>
+        <w:t xml:space="preserve">Tasse 1 (Milch sofort) ist nach einer Stunde wärmer: 34,05 °C gegenüber 30,19 °C. Das Argument des Mitbewohners trägt nicht: Erhalten bleibt die Energie von Kaffee, Milch und Umgebung zusammen; wie viel Wärme an die Umgebung geht, hängt vom Temperaturverlauf ab (Aufgabe 1, Teile d und e).</w:t>
+      </w:r>
+    </w:p>
+    <w:p>
+      <w:pPr>
+        <w:pStyle w:val="BodyText"/>
+        <w:keepNext/>
+      </w:pPr>
+      <w:r>
+        <w:rPr>
+          <w:u w:val="single"/>
+          <w:bCs/>
+          <w:b/>
+        </w:rPr>
+        <w:t xml:space="preserve">Aufgabe 1:</w:t>
       </w:r>
     </w:p>
     <w:p>
       <w:pPr>
         <w:pStyle w:val="BodyText"/>
       </w:pPr>
-      <m:oMath>
-        <m:r>
-          <m:t>k</m:t>
-        </m:r>
-        <m:r>
-          <m:t>A</m:t>
-        </m:r>
-      </m:oMath>
-      <w:r>
-        <w:t xml:space="preserve"> </w:t>
-      </w:r>
-      <w:r>
-        <w:t xml:space="preserve">aus Becher 2 und 3: __________ W/K</w:t>
-      </w:r>
-    </w:p>
-    <w:p>
-      <w:r>
-        <w:br w:type="page"/>
-      </w:r>
-    </w:p>
-    <w:p>
-      <w:pPr>
-        <w:pStyle w:val="Baustein"/>
-        <w:keepNext/>
-      </w:pPr>
       <w:r>
         <w:rPr>
           <w:u w:val="single"/>
-          <w:bCs/>
-          <w:b/>
-        </w:rPr>
-        <w:t xml:space="preserve">Lösung</w:t>
-      </w:r>
-    </w:p>
-    <w:p>
-      <w:pPr>
-        <w:pStyle w:val="Baustein"/>
-        <w:keepNext/>
-      </w:pPr>
-      <w:r>
-        <w:rPr>
-          <w:u w:val="single"/>
-          <w:bCs/>
-          <w:b/>
-        </w:rPr>
-        <w:t xml:space="preserve">Frage 1</w:t>
-      </w:r>
-    </w:p>
-    <w:p>
-      <w:pPr>
-        <w:pStyle w:val="BodyText"/>
-      </w:pPr>
-      <w:r>
-        <w:t xml:space="preserve">Tasse 1 (Milch sofort) ist nach einer Stunde wärmer: 34,05 °C gegenüber 30,19 °C. Das Argument des Mitbewohners trägt nicht: Erhalten bleibt die Energie von Kaffee, Milch und Umgebung zusammen; wie viel Wärme an die Umgebung geht, hängt vom Temperaturverlauf ab (Aufgabe 1, Teile d und e).</w:t>
-      </w:r>
-    </w:p>
-    <w:p>
-      <w:pPr>
-        <w:pStyle w:val="Baustein"/>
-        <w:keepNext/>
-      </w:pPr>
-      <w:r>
-        <w:rPr>
-          <w:u w:val="single"/>
-          <w:bCs/>
-          <w:b/>
-        </w:rPr>
-        <w:t xml:space="preserve">Aufgabe 1</w:t>
-      </w:r>
-    </w:p>
-    <w:p>
-      <w:pPr>
-        <w:pStyle w:val="BodyText"/>
-      </w:pPr>
-      <w:r>
-        <w:rPr>
-          <w:bCs/>
-          <w:b/>
         </w:rPr>
         <w:t xml:space="preserve">Geg.:</w:t>
       </w:r>
@@ -3854,8 +3596,7 @@
       </w:pPr>
       <w:r>
         <w:rPr>
-          <w:bCs/>
-          <w:b/>
+          <w:u w:val="single"/>
         </w:rPr>
         <w:t xml:space="preserve">Ges.:</w:t>
       </w:r>
@@ -4049,7 +3790,7 @@
         <w:t xml:space="preserve"> </w:t>
       </w:r>
       <w:r>
-        <w:t xml:space="preserve">mit Becher (f), mit erwärmter Milch (g) und die Milchtemperatur aus h</w:t>
+        <w:t xml:space="preserve">mit Becher (f), mit Milchschaum (g) und die Milchtemperatur aus h</w:t>
       </w:r>
     </w:p>
     <w:p>
@@ -4058,8 +3799,7 @@
       </w:pPr>
       <w:r>
         <w:rPr>
-          <w:bCs/>
-          <w:b/>
+          <w:u w:val="single"/>
         </w:rPr>
         <w:t xml:space="preserve">Skizze:</w:t>
       </w:r>
@@ -4077,8 +3817,7 @@
       </w:pPr>
       <w:r>
         <w:rPr>
-          <w:bCs/>
-          <w:b/>
+          <w:u w:val="single"/>
         </w:rPr>
         <w:t xml:space="preserve">Annahmen:</w:t>
       </w:r>
@@ -4095,8 +3834,7 @@
       </w:pPr>
       <w:r>
         <w:rPr>
-          <w:bCs/>
-          <w:b/>
+          <w:u w:val="single"/>
         </w:rPr>
         <w:t xml:space="preserve">Ansatz:</w:t>
       </w:r>
@@ -4109,13 +3847,13 @@
     </w:p>
     <w:p>
       <w:pPr>
-        <w:pStyle w:val="Abbildung"/>
+        <w:pStyle w:val="BodyText"/>
         <w:keepNext/>
       </w:pPr>
       <w:r>
         <w:drawing>
           <wp:inline>
-            <wp:extent cx="2876550" cy="1810550"/>
+            <wp:extent cx="2531364" cy="1927448"/>
             <wp:effectExtent b="0" l="0" r="0" t="0"/>
             <wp:docPr descr="" title="" id="24" name="Picture"/>
             <a:graphic>
@@ -4136,7 +3874,7 @@
                   <pic:spPr bwMode="auto">
                     <a:xfrm>
                       <a:off x="0" y="0"/>
-                      <a:ext cx="2876550" cy="1810550"/>
+                      <a:ext cx="2531364" cy="1927448"/>
                     </a:xfrm>
                     <a:prstGeom prst="rect">
                       <a:avLst/>
@@ -4157,7 +3895,7 @@
     </w:p>
     <w:p>
       <w:pPr>
-        <w:pStyle w:val="Bildunterschrift"/>
+        <w:pStyle w:val="BodyText"/>
       </w:pPr>
       <w:r>
         <w:rPr>
@@ -4170,7 +3908,7 @@
         <w:t xml:space="preserve"> </w:t>
       </w:r>
       <w:r>
-        <w:t xml:space="preserve">Bilanzraum um den Tasseninhalt (in Teil f: Inhalt und Becher)</w:t>
+        <w:t xml:space="preserve">Bilanzraum um den Tasseninhalt</w:t>
       </w:r>
     </w:p>
     <w:p>
@@ -4188,78 +3926,7 @@
         <w:t xml:space="preserve"> </w:t>
       </w:r>
       <w:r>
-        <w:t xml:space="preserve">Energiebilanz um Kaffee und Milch zusammen (geschlossenes System, keine Wärmeabgabe während des Mischens): Die innere Energie bleibt gleich,</w:t>
-      </w:r>
-      <w:r>
-        <w:t xml:space="preserve"> </w:t>
-      </w:r>
-      <m:oMath>
-        <m:sSub>
-          <m:e>
-            <m:r>
-              <m:t>U</m:t>
-            </m:r>
-          </m:e>
-          <m:sub>
-            <m:r>
-              <m:t>n</m:t>
-            </m:r>
-            <m:r>
-              <m:t>a</m:t>
-            </m:r>
-            <m:r>
-              <m:t>c</m:t>
-            </m:r>
-            <m:r>
-              <m:t>h</m:t>
-            </m:r>
-            <m:r>
-              <m:t>h</m:t>
-            </m:r>
-            <m:r>
-              <m:t>e</m:t>
-            </m:r>
-            <m:r>
-              <m:t>r</m:t>
-            </m:r>
-          </m:sub>
-        </m:sSub>
-        <m:r>
-          <m:rPr>
-            <m:sty m:val="p"/>
-          </m:rPr>
-          <m:t>=</m:t>
-        </m:r>
-        <m:sSub>
-          <m:e>
-            <m:r>
-              <m:t>U</m:t>
-            </m:r>
-          </m:e>
-          <m:sub>
-            <m:r>
-              <m:t>v</m:t>
-            </m:r>
-            <m:r>
-              <m:t>o</m:t>
-            </m:r>
-            <m:r>
-              <m:t>r</m:t>
-            </m:r>
-            <m:r>
-              <m:t>h</m:t>
-            </m:r>
-            <m:r>
-              <m:t>e</m:t>
-            </m:r>
-            <m:r>
-              <m:t>r</m:t>
-            </m:r>
-          </m:sub>
-        </m:sSub>
-      </m:oMath>
-      <w:r>
-        <w:t xml:space="preserve">.</w:t>
+        <w:t xml:space="preserve">Energiebilanz für das Mischen (geschlossenes System, keine Wärmeabgabe während des Mischens): Die Wärme, die der Kaffee abgibt, nimmt die Milch auf.</w:t>
       </w:r>
     </w:p>
     <w:p>
@@ -4323,7 +3990,7 @@
                 </m:e>
                 <m:sub>
                   <m:r>
-                    <m:t>1</m:t>
+                    <m:t>K</m:t>
                   </m:r>
                   <m:r>
                     <m:rPr>
@@ -4350,7 +4017,7 @@
                 </m:e>
                 <m:sub>
                   <m:r>
-                    <m:t>K</m:t>
+                    <m:t>1</m:t>
                   </m:r>
                   <m:r>
                     <m:rPr>
@@ -4369,7 +4036,7 @@
             <m:rPr>
               <m:sty m:val="p"/>
             </m:rPr>
-            <m:t>+</m:t>
+            <m:t>=</m:t>
           </m:r>
           <m:sSub>
             <m:e>
@@ -4456,15 +4123,6 @@
               </m:sSub>
             </m:e>
           </m:d>
-          <m:r>
-            <m:rPr>
-              <m:sty m:val="p"/>
-            </m:rPr>
-            <m:t>=</m:t>
-          </m:r>
-          <m:r>
-            <m:t>0</m:t>
-          </m:r>
         </m:oMath>
       </m:oMathPara>
     </w:p>
@@ -5021,7 +4679,57 @@
         <w:t xml:space="preserve"> </w:t>
       </w:r>
       <w:r>
-        <w:t xml:space="preserve">Allgemeine Energiebilanz (Foliensatz 05, Folie 8, mit den Enthalpieströmen wie in Gl. (4-1) der bisherigen Tutoriumsunterlage):</w:t>
+        <w:t xml:space="preserve">Globale instationäre Energiebilanz um das geschlossene System „Tasseninhalt“ (</w:t>
+      </w:r>
+      <m:oMath>
+        <m:r>
+          <m:t>V</m:t>
+        </m:r>
+        <m:r>
+          <m:rPr>
+            <m:sty m:val="p"/>
+          </m:rPr>
+          <m:t>=</m:t>
+        </m:r>
+        <m:r>
+          <m:rPr>
+            <m:sty m:val="p"/>
+          </m:rPr>
+          <m:t>c</m:t>
+        </m:r>
+        <m:r>
+          <m:rPr>
+            <m:sty m:val="p"/>
+          </m:rPr>
+          <m:t>o</m:t>
+        </m:r>
+        <m:r>
+          <m:rPr>
+            <m:sty m:val="p"/>
+          </m:rPr>
+          <m:t>n</m:t>
+        </m:r>
+        <m:r>
+          <m:rPr>
+            <m:sty m:val="p"/>
+          </m:rPr>
+          <m:t>s</m:t>
+        </m:r>
+        <m:r>
+          <m:rPr>
+            <m:sty m:val="p"/>
+          </m:rPr>
+          <m:t>t</m:t>
+        </m:r>
+        <m:r>
+          <m:rPr>
+            <m:sty m:val="p"/>
+          </m:rPr>
+          <m:t>.</m:t>
+        </m:r>
+      </m:oMath>
+      <w:r>
+        <w:t xml:space="preserve">, kein Zu- und Abfluss, keine Quelle):</w:t>
       </w:r>
     </w:p>
     <w:p>
@@ -5060,6 +4768,12 @@
             </m:rPr>
             <m:t>=</m:t>
           </m:r>
+          <m:r>
+            <m:rPr>
+              <m:sty m:val="p"/>
+            </m:rPr>
+            <m:t>−</m:t>
+          </m:r>
           <m:sSub>
             <m:e>
               <m:acc>
@@ -5068,565 +4782,32 @@
                 </m:accPr>
                 <m:e>
                   <m:r>
-                    <m:t>H</m:t>
+                    <m:t>Q</m:t>
                   </m:r>
                 </m:e>
               </m:acc>
             </m:e>
             <m:sub>
               <m:r>
-                <m:t>z</m:t>
-              </m:r>
-              <m:r>
-                <m:t>u</m:t>
+                <m:t>a</m:t>
+              </m:r>
+              <m:r>
+                <m:t>b</m:t>
               </m:r>
             </m:sub>
           </m:sSub>
           <m:r>
-            <m:rPr>
-              <m:sty m:val="p"/>
-            </m:rPr>
-            <m:t>−</m:t>
-          </m:r>
-          <m:sSub>
-            <m:e>
-              <m:acc>
-                <m:accPr>
-                  <m:chr m:val="̇"/>
-                </m:accPr>
-                <m:e>
-                  <m:r>
-                    <m:t>H</m:t>
-                  </m:r>
-                </m:e>
-              </m:acc>
-            </m:e>
-            <m:sub>
-              <m:r>
-                <m:t>a</m:t>
-              </m:r>
-              <m:r>
-                <m:t>b</m:t>
-              </m:r>
-            </m:sub>
-          </m:sSub>
-          <m:r>
-            <m:rPr>
-              <m:sty m:val="p"/>
-            </m:rPr>
-            <m:t>+</m:t>
-          </m:r>
-          <m:sSub>
-            <m:e>
-              <m:acc>
-                <m:accPr>
-                  <m:chr m:val="̇"/>
-                </m:accPr>
-                <m:e>
-                  <m:r>
-                    <m:t>Q</m:t>
-                  </m:r>
-                </m:e>
-              </m:acc>
-            </m:e>
-            <m:sub>
-              <m:r>
-                <m:t>z</m:t>
-              </m:r>
-              <m:r>
-                <m:t>u</m:t>
-              </m:r>
-            </m:sub>
-          </m:sSub>
-          <m:r>
-            <m:rPr>
-              <m:sty m:val="p"/>
-            </m:rPr>
-            <m:t>−</m:t>
-          </m:r>
-          <m:sSub>
-            <m:e>
-              <m:acc>
-                <m:accPr>
-                  <m:chr m:val="̇"/>
-                </m:accPr>
-                <m:e>
-                  <m:r>
-                    <m:t>Q</m:t>
-                  </m:r>
-                </m:e>
-              </m:acc>
-            </m:e>
-            <m:sub>
-              <m:r>
-                <m:t>a</m:t>
-              </m:r>
-              <m:r>
-                <m:t>b</m:t>
-              </m:r>
-            </m:sub>
-          </m:sSub>
-          <m:r>
-            <m:rPr>
-              <m:sty m:val="p"/>
-            </m:rPr>
-            <m:t>+</m:t>
-          </m:r>
-          <m:sSub>
-            <m:e>
-              <m:acc>
-                <m:accPr>
-                  <m:chr m:val="̇"/>
-                </m:accPr>
-                <m:e>
-                  <m:r>
-                    <m:t>Q</m:t>
-                  </m:r>
-                </m:e>
-              </m:acc>
-            </m:e>
-            <m:sub>
-              <m:r>
-                <m:t>K</m:t>
-              </m:r>
-              <m:r>
-                <m:t>V</m:t>
-              </m:r>
-            </m:sub>
-          </m:sSub>
-        </m:oMath>
-      </m:oMathPara>
-    </w:p>
-    <w:p>
-      <w:pPr>
-        <w:pStyle w:val="FirstParagraph"/>
-      </w:pPr>
-      <w:r>
-        <w:t xml:space="preserve">Für den Tasseninhalt entfallen</w:t>
-      </w:r>
-      <w:r>
-        <w:t xml:space="preserve"> </w:t>
-      </w:r>
-      <m:oMath>
-        <m:sSub>
-          <m:e>
-            <m:acc>
-              <m:accPr>
-                <m:chr m:val="̇"/>
-              </m:accPr>
-              <m:e>
-                <m:r>
-                  <m:t>H</m:t>
-                </m:r>
-              </m:e>
-            </m:acc>
-          </m:e>
-          <m:sub>
-            <m:r>
-              <m:t>z</m:t>
-            </m:r>
-            <m:r>
-              <m:t>u</m:t>
-            </m:r>
-          </m:sub>
-        </m:sSub>
-        <m:r>
-          <m:rPr>
-            <m:sty m:val="p"/>
-          </m:rPr>
-          <m:t>=</m:t>
-        </m:r>
-        <m:sSub>
-          <m:e>
-            <m:acc>
-              <m:accPr>
-                <m:chr m:val="̇"/>
-              </m:accPr>
-              <m:e>
-                <m:r>
-                  <m:t>H</m:t>
-                </m:r>
-              </m:e>
-            </m:acc>
-          </m:e>
-          <m:sub>
-            <m:r>
-              <m:t>a</m:t>
-            </m:r>
-            <m:r>
-              <m:t>b</m:t>
-            </m:r>
-          </m:sub>
-        </m:sSub>
-        <m:r>
-          <m:rPr>
-            <m:sty m:val="p"/>
-          </m:rPr>
-          <m:t>=</m:t>
-        </m:r>
-        <m:r>
-          <m:t>0</m:t>
-        </m:r>
-      </m:oMath>
-      <w:r>
-        <w:t xml:space="preserve"> </w:t>
-      </w:r>
-      <w:r>
-        <w:t xml:space="preserve">(geschlossenes System; die verdunstete Masse wird vernachlässigt, die mit dem Dampf abgeführte Energie steckt pauschal in</w:t>
-      </w:r>
-      <w:r>
-        <w:t xml:space="preserve"> </w:t>
-      </w:r>
-      <m:oMath>
-        <m:r>
-          <m:t>k</m:t>
-        </m:r>
-        <m:r>
-          <m:t>A</m:t>
-        </m:r>
-      </m:oMath>
-      <w:r>
-        <w:t xml:space="preserve">),</w:t>
-      </w:r>
-      <w:r>
-        <w:t xml:space="preserve"> </w:t>
-      </w:r>
-      <m:oMath>
-        <m:sSub>
-          <m:e>
-            <m:acc>
-              <m:accPr>
-                <m:chr m:val="̇"/>
-              </m:accPr>
-              <m:e>
-                <m:r>
-                  <m:t>Q</m:t>
-                </m:r>
-              </m:e>
-            </m:acc>
-          </m:e>
-          <m:sub>
-            <m:r>
-              <m:t>z</m:t>
-            </m:r>
-            <m:r>
-              <m:t>u</m:t>
-            </m:r>
-          </m:sub>
-        </m:sSub>
-        <m:r>
-          <m:rPr>
-            <m:sty m:val="p"/>
-          </m:rPr>
-          <m:t>=</m:t>
-        </m:r>
-        <m:r>
-          <m:t>0</m:t>
-        </m:r>
-      </m:oMath>
-      <w:r>
-        <w:t xml:space="preserve"> </w:t>
-      </w:r>
-      <w:r>
-        <w:t xml:space="preserve">(der gesamte Austausch mit der Umgebung steckt in</w:t>
-      </w:r>
-      <w:r>
-        <w:t xml:space="preserve"> </w:t>
-      </w:r>
-      <m:oMath>
-        <m:sSub>
-          <m:e>
-            <m:acc>
-              <m:accPr>
-                <m:chr m:val="̇"/>
-              </m:accPr>
-              <m:e>
-                <m:r>
-                  <m:t>Q</m:t>
-                </m:r>
-              </m:e>
-            </m:acc>
-          </m:e>
-          <m:sub>
-            <m:r>
-              <m:t>a</m:t>
-            </m:r>
-            <m:r>
-              <m:t>b</m:t>
-            </m:r>
-          </m:sub>
-        </m:sSub>
-      </m:oMath>
-      <w:r>
-        <w:t xml:space="preserve">) und</w:t>
-      </w:r>
-      <w:r>
-        <w:t xml:space="preserve"> </w:t>
-      </w:r>
-      <m:oMath>
-        <m:sSub>
-          <m:e>
-            <m:acc>
-              <m:accPr>
-                <m:chr m:val="̇"/>
-              </m:accPr>
-              <m:e>
-                <m:r>
-                  <m:t>Q</m:t>
-                </m:r>
-              </m:e>
-            </m:acc>
-          </m:e>
-          <m:sub>
-            <m:r>
-              <m:t>K</m:t>
-            </m:r>
-            <m:r>
-              <m:t>V</m:t>
-            </m:r>
-          </m:sub>
-        </m:sSub>
-        <m:r>
-          <m:rPr>
-            <m:sty m:val="p"/>
-          </m:rPr>
-          <m:t>=</m:t>
-        </m:r>
-        <m:r>
-          <m:t>0</m:t>
-        </m:r>
-      </m:oMath>
-      <w:r>
-        <w:t xml:space="preserve"> </w:t>
-      </w:r>
-      <w:r>
-        <w:t xml:space="preserve">(keine Wärmequelle). Mit</w:t>
-      </w:r>
-      <w:r>
-        <w:t xml:space="preserve"> </w:t>
-      </w:r>
-      <m:oMath>
-        <m:r>
-          <m:t>d</m:t>
-        </m:r>
-        <m:r>
-          <m:t>U</m:t>
-        </m:r>
-        <m:r>
-          <m:rPr>
-            <m:sty m:val="p"/>
-          </m:rPr>
-          <m:t>=</m:t>
-        </m:r>
-        <m:r>
-          <m:t>m</m:t>
-        </m:r>
-        <m:r>
-          <m:t> </m:t>
-        </m:r>
-        <m:sSub>
-          <m:e>
-            <m:r>
-              <m:t>c</m:t>
-            </m:r>
-          </m:e>
-          <m:sub>
-            <m:r>
-              <m:t>v</m:t>
-            </m:r>
-          </m:sub>
-        </m:sSub>
-        <m:r>
-          <m:t> </m:t>
-        </m:r>
-        <m:r>
-          <m:t>d</m:t>
-        </m:r>
-        <m:r>
-          <m:t>T</m:t>
-        </m:r>
-        <m:r>
-          <m:rPr>
-            <m:sty m:val="p"/>
-          </m:rPr>
-          <m:t>=</m:t>
-        </m:r>
-        <m:r>
-          <m:t>m</m:t>
-        </m:r>
-        <m:r>
-          <m:t> </m:t>
-        </m:r>
-        <m:sSub>
-          <m:e>
-            <m:r>
-              <m:t>c</m:t>
-            </m:r>
-          </m:e>
-          <m:sub>
-            <m:r>
-              <m:t>p</m:t>
-            </m:r>
-          </m:sub>
-        </m:sSub>
-        <m:r>
-          <m:t> </m:t>
-        </m:r>
-        <m:r>
-          <m:t>d</m:t>
-        </m:r>
-        <m:r>
-          <m:t>T</m:t>
-        </m:r>
-      </m:oMath>
-      <w:r>
-        <w:t xml:space="preserve"> </w:t>
-      </w:r>
-      <w:r>
-        <w:t xml:space="preserve">(inkompressibel,</w:t>
-      </w:r>
-      <w:r>
-        <w:t xml:space="preserve"> </w:t>
-      </w:r>
-      <m:oMath>
-        <m:r>
-          <m:t>V</m:t>
-        </m:r>
-        <m:r>
-          <m:rPr>
-            <m:sty m:val="p"/>
-          </m:rPr>
-          <m:t>=</m:t>
-        </m:r>
-        <m:r>
-          <m:rPr>
-            <m:sty m:val="p"/>
-          </m:rPr>
-          <m:t>c</m:t>
-        </m:r>
-        <m:r>
-          <m:rPr>
-            <m:sty m:val="p"/>
-          </m:rPr>
-          <m:t>o</m:t>
-        </m:r>
-        <m:r>
-          <m:rPr>
-            <m:sty m:val="p"/>
-          </m:rPr>
-          <m:t>n</m:t>
-        </m:r>
-        <m:r>
-          <m:rPr>
-            <m:sty m:val="p"/>
-          </m:rPr>
-          <m:t>s</m:t>
-        </m:r>
-        <m:r>
-          <m:rPr>
-            <m:sty m:val="p"/>
-          </m:rPr>
-          <m:t>t</m:t>
-        </m:r>
-        <m:r>
-          <m:rPr>
-            <m:sty m:val="p"/>
-          </m:rPr>
-          <m:t>.</m:t>
-        </m:r>
-      </m:oMath>
-      <w:r>
-        <w:t xml:space="preserve">) und</w:t>
-      </w:r>
-      <w:r>
-        <w:t xml:space="preserve"> </w:t>
-      </w:r>
-      <m:oMath>
-        <m:sSub>
-          <m:e>
-            <m:acc>
-              <m:accPr>
-                <m:chr m:val="̇"/>
-              </m:accPr>
-              <m:e>
-                <m:r>
-                  <m:t>Q</m:t>
-                </m:r>
-              </m:e>
-            </m:acc>
-          </m:e>
-          <m:sub>
-            <m:r>
-              <m:t>a</m:t>
-            </m:r>
-            <m:r>
-              <m:t>b</m:t>
-            </m:r>
-          </m:sub>
-        </m:sSub>
-        <m:r>
-          <m:rPr>
-            <m:sty m:val="p"/>
-          </m:rPr>
-          <m:t>=</m:t>
-        </m:r>
-        <m:r>
-          <m:t>k</m:t>
-        </m:r>
-        <m:r>
-          <m:t>A</m:t>
-        </m:r>
-        <m:r>
-          <m:t> </m:t>
-        </m:r>
-        <m:d>
-          <m:dPr>
-            <m:begChr m:val="("/>
-            <m:endChr m:val=")"/>
-            <m:sepChr m:val=""/>
-            <m:grow/>
-          </m:dPr>
-          <m:e>
-            <m:r>
-              <m:t>T</m:t>
-            </m:r>
-            <m:r>
-              <m:rPr>
-                <m:sty m:val="p"/>
-              </m:rPr>
-              <m:t>−</m:t>
-            </m:r>
-            <m:sSub>
-              <m:e>
-                <m:r>
-                  <m:t>T</m:t>
-                </m:r>
-              </m:e>
-              <m:sub>
-                <m:r>
-                  <m:t>u</m:t>
-                </m:r>
-              </m:sub>
-            </m:sSub>
-          </m:e>
-        </m:d>
-      </m:oMath>
-      <w:r>
-        <w:t xml:space="preserve"> </w:t>
-      </w:r>
-      <w:r>
-        <w:t xml:space="preserve">ergibt sich die globale instationäre Energiebilanz:</w:t>
-      </w:r>
-    </w:p>
-    <w:p>
-      <w:pPr>
-        <w:pStyle w:val="BodyText"/>
-      </w:pPr>
-      <m:oMathPara>
-        <m:oMathParaPr>
-          <m:jc m:val="center"/>
-        </m:oMathParaPr>
-        <m:oMath>
+            <m:t> </m:t>
+          </m:r>
+          <m:r>
+            <m:rPr>
+              <m:sty m:val="p"/>
+            </m:rPr>
+            <m:t>⇒</m:t>
+          </m:r>
+          <m:r>
+            <m:t> </m:t>
+          </m:r>
           <m:r>
             <m:t>m</m:t>
           </m:r>
@@ -6795,82 +5976,6 @@
         <w:pStyle w:val="FirstParagraph"/>
       </w:pPr>
       <w:r>
-        <w:t xml:space="preserve">Annahme für Tasse 1:</w:t>
-      </w:r>
-      <w:r>
-        <w:t xml:space="preserve"> </w:t>
-      </w:r>
-      <m:oMath>
-        <m:r>
-          <m:t>k</m:t>
-        </m:r>
-        <m:r>
-          <m:t>A</m:t>
-        </m:r>
-      </m:oMath>
-      <w:r>
-        <w:t xml:space="preserve"> </w:t>
-      </w:r>
-      <w:r>
-        <w:t xml:space="preserve">ist mit und ohne Milch gleich. Das ist plausibel, weil es dieselbe Tasse mit derselben freien Oberfläche ist, über die Strahlung und Verdunstung laufen. Mit Milch steht der Inhalt aber höher (bei 8 cm Innendurchmesser 4,6 statt 4,0 cm), die wärmeabgebende Fläche wächst um 7,5 %;</w:t>
-      </w:r>
-      <w:r>
-        <w:t xml:space="preserve"> </w:t>
-      </w:r>
-      <m:oMath>
-        <m:r>
-          <m:t>k</m:t>
-        </m:r>
-        <m:r>
-          <m:t>A</m:t>
-        </m:r>
-      </m:oMath>
-      <w:r>
-        <w:t xml:space="preserve"> </w:t>
-      </w:r>
-      <w:r>
-        <w:t xml:space="preserve">ist in Tasse 1 also eher um 3 bis 5 % größer. Dann sinkt der Unterschied aus d) auf 3,32 bis 2,98 K; umkehren würde ihn erst ein um 25 % größeres</w:t>
-      </w:r>
-      <w:r>
-        <w:t xml:space="preserve"> </w:t>
-      </w:r>
-      <m:oMath>
-        <m:r>
-          <m:t>k</m:t>
-        </m:r>
-        <m:r>
-          <m:t>A</m:t>
-        </m:r>
-      </m:oMath>
-      <w:r>
-        <w:t xml:space="preserve"> </w:t>
-      </w:r>
-      <w:r>
-        <w:t xml:space="preserve">(mit Becher 19 %). Die Messung kalibriert das Modell; ob</w:t>
-      </w:r>
-      <w:r>
-        <w:t xml:space="preserve"> </w:t>
-      </w:r>
-      <m:oMath>
-        <m:r>
-          <m:t>k</m:t>
-        </m:r>
-        <m:r>
-          <m:t>A</m:t>
-        </m:r>
-      </m:oMath>
-      <w:r>
-        <w:t xml:space="preserve"> </w:t>
-      </w:r>
-      <w:r>
-        <w:t xml:space="preserve">auch für den Milchkaffee gilt, zeigt erst eine eigene Messung.</w:t>
-      </w:r>
-    </w:p>
-    <w:p>
-      <w:pPr>
-        <w:pStyle w:val="BodyText"/>
-      </w:pPr>
-      <w:r>
         <w:t xml:space="preserve">Zur Einordnung: Zeitkonstante</w:t>
       </w:r>
       <w:r>
@@ -7003,149 +6108,48 @@
         </m:r>
       </m:oMath>
       <w:r>
-        <w:t xml:space="preserve">; nach der Zeit</w:t>
-      </w:r>
+        <w:t xml:space="preserve">. Das passt zu Messungen an einem offenen, nicht umgerührten Keramikbecher (</w:t>
+      </w:r>
+      <m:oMath>
+        <m:r>
+          <m:t>τ</m:t>
+        </m:r>
+        <m:r>
+          <m:rPr>
+            <m:sty m:val="p"/>
+          </m:rPr>
+          <m:t>≈</m:t>
+        </m:r>
+        <m:r>
+          <m:t>41</m:t>
+        </m:r>
+        <m:r>
+          <m:t> </m:t>
+        </m:r>
+        <m:r>
+          <m:rPr>
+            <m:sty m:val="p"/>
+          </m:rPr>
+          <m:t>m</m:t>
+        </m:r>
+        <m:r>
+          <m:rPr>
+            <m:sty m:val="p"/>
+          </m:rPr>
+          <m:t>i</m:t>
+        </m:r>
+        <m:r>
+          <m:rPr>
+            <m:sty m:val="p"/>
+          </m:rPr>
+          <m:t>n</m:t>
+        </m:r>
+      </m:oMath>
       <w:r>
         <w:t xml:space="preserve"> </w:t>
       </w:r>
-      <m:oMath>
-        <m:r>
-          <m:t>τ</m:t>
-        </m:r>
-      </m:oMath>
-      <w:r>
-        <w:t xml:space="preserve"> </w:t>
-      </w:r>
-      <w:r>
-        <w:t xml:space="preserve">hat der schwarze Kaffee noch 42,1 °C. Das passt zu Messungen an einem offenen, nicht umgerührten Keramikbecher (</w:t>
-      </w:r>
-      <m:oMath>
-        <m:r>
-          <m:t>τ</m:t>
-        </m:r>
-        <m:r>
-          <m:rPr>
-            <m:sty m:val="p"/>
-          </m:rPr>
-          <m:t>≈</m:t>
-        </m:r>
-        <m:r>
-          <m:t>41</m:t>
-        </m:r>
-        <m:r>
-          <m:t> </m:t>
-        </m:r>
-        <m:r>
-          <m:rPr>
-            <m:sty m:val="p"/>
-          </m:rPr>
-          <m:t>m</m:t>
-        </m:r>
-        <m:r>
-          <m:rPr>
-            <m:sty m:val="p"/>
-          </m:rPr>
-          <m:t>i</m:t>
-        </m:r>
-        <m:r>
-          <m:rPr>
-            <m:sty m:val="p"/>
-          </m:rPr>
-          <m:t>n</m:t>
-        </m:r>
-      </m:oMath>
-      <w:r>
-        <w:t xml:space="preserve"> </w:t>
-      </w:r>
-      <w:r>
-        <w:t xml:space="preserve">aus der Steigung in Abb. 6 bei Ferreira 2025). Bezogen auf rund 201 cm² Oberfläche ist</w:t>
-      </w:r>
-      <w:r>
-        <w:t xml:space="preserve"> </w:t>
-      </w:r>
-      <m:oMath>
-        <m:r>
-          <m:t>k</m:t>
-        </m:r>
-        <m:r>
-          <m:t>A</m:t>
-        </m:r>
-        <m:r>
-          <m:rPr>
-            <m:sty m:val="p"/>
-          </m:rPr>
-          <m:t>/</m:t>
-        </m:r>
-        <m:r>
-          <m:t>A</m:t>
-        </m:r>
-        <m:r>
-          <m:rPr>
-            <m:sty m:val="p"/>
-          </m:rPr>
-          <m:t>≈</m:t>
-        </m:r>
-        <m:r>
-          <m:t>17</m:t>
-        </m:r>
-        <m:r>
-          <m:t> </m:t>
-        </m:r>
-        <m:r>
-          <m:rPr>
-            <m:sty m:val="p"/>
-          </m:rPr>
-          <m:t>W</m:t>
-        </m:r>
-        <m:r>
-          <m:rPr>
-            <m:sty m:val="p"/>
-          </m:rPr>
-          <m:t>/</m:t>
-        </m:r>
-        <m:d>
-          <m:dPr>
-            <m:begChr m:val="("/>
-            <m:endChr m:val=")"/>
-            <m:sepChr m:val=""/>
-            <m:grow/>
-          </m:dPr>
-          <m:e>
-            <m:sSup>
-              <m:e>
-                <m:r>
-                  <m:rPr>
-                    <m:sty m:val="p"/>
-                  </m:rPr>
-                  <m:t>m</m:t>
-                </m:r>
-              </m:e>
-              <m:sup>
-                <m:r>
-                  <m:rPr>
-                    <m:sty m:val="p"/>
-                  </m:rPr>
-                  <m:t>2</m:t>
-                </m:r>
-              </m:sup>
-            </m:sSup>
-            <m:r>
-              <m:rPr>
-                <m:sty m:val="p"/>
-              </m:rPr>
-              <m:t> </m:t>
-            </m:r>
-            <m:r>
-              <m:rPr>
-                <m:sty m:val="p"/>
-              </m:rPr>
-              <m:t>K</m:t>
-            </m:r>
-          </m:e>
-        </m:d>
-      </m:oMath>
-      <w:r>
-        <w:t xml:space="preserve">: freie Konvektion, Strahlung und Verdunstung zusammen.</w:t>
+      <w:r>
+        <w:t xml:space="preserve">aus der Steigung in Abb. 6 bei Ferreira 2025).</w:t>
       </w:r>
     </w:p>
     <w:p>
@@ -8693,7 +7697,7 @@
         <w:pStyle w:val="FirstParagraph"/>
       </w:pPr>
       <w:r>
-        <w:t xml:space="preserve">Tasse 1 ist wärmer, Tasse 2 um</w:t>
+        <w:t xml:space="preserve">Tasse 2 ist um</w:t>
       </w:r>
       <w:r>
         <w:t xml:space="preserve"> </w:t>
@@ -8726,31 +7730,6 @@
       </w:r>
       <w:r>
         <w:t xml:space="preserve">kühler.</w:t>
-      </w:r>
-    </w:p>
-    <w:p>
-      <w:pPr>
-        <w:pStyle w:val="BodyText"/>
-      </w:pPr>
-      <w:r>
-        <w:t xml:space="preserve">Zur Einordnung: Liegt die Messung 1 K daneben (66 oder 68 °C), ändert sich</w:t>
-      </w:r>
-      <w:r>
-        <w:t xml:space="preserve"> </w:t>
-      </w:r>
-      <m:oMath>
-        <m:r>
-          <m:t>k</m:t>
-        </m:r>
-        <m:r>
-          <m:t>A</m:t>
-        </m:r>
-      </m:oMath>
-      <w:r>
-        <w:t xml:space="preserve"> </w:t>
-      </w:r>
-      <w:r>
-        <w:t xml:space="preserve">um rund 9 % und beide Endtemperaturen um rund 1,6 K, der Unterschied aber nur um 0,03 K (3,82 bzw. 3,86 K). Die Aussage „Tasse 1 ist wärmer“ hängt also nicht an der genauen Messung, die Absolutwerte schon.</w:t>
       </w:r>
     </w:p>
     <w:p>
@@ -9537,18 +8516,18 @@
         <w:t xml:space="preserve"> </w:t>
       </w:r>
       <w:r>
-        <w:t xml:space="preserve">ist umso größer, je heißer der Tasseninhalt ist. Der Kaffee in Tasse 2 startet ohne Milch heißer (Wärmestrom am Anfang 20,4 W gegenüber 17,2 W in Tasse 1) und bleibt es bis etwa 56 min (Abb. L2). Er gibt deshalb mehr Wärme ab. Wärme ist eine Prozessgröße: Wie viel abgegeben wird, hängt vom Temperaturverlauf ab, nicht nur von Anfangs- und Endzustand. Der Denkfehler des Mitbewohners: Erhalten bleibt die Energie von Tasseninhalt und Umgebung zusammen, nicht die des Tasseninhalts. Wer seinen Kaffee später möglichst warm trinken will, gibt die Milch sofort hinein.</w:t>
+        <w:t xml:space="preserve">ist umso größer, je heißer der Tasseninhalt ist. Der Kaffee in Tasse 2 startet ohne Milch heißer (Wärmestrom am Anfang 20,4 W gegenüber 17,2 W in Tasse 1) und bleibt es bis etwa 56 min (Abb. L2). Er gibt deshalb mehr Wärme ab. Die Energie bleibt erhalten, aber wie viel davon an die Umgebung geht, hängt vom Temperaturverlauf ab. Der Mitbewohner hat also nicht recht. Wer seinen Kaffee später möglichst warm trinken will, gibt die Milch sofort hinein.</w:t>
       </w:r>
     </w:p>
     <w:p>
       <w:pPr>
-        <w:pStyle w:val="Abbildung"/>
+        <w:pStyle w:val="BodyText"/>
         <w:keepNext/>
       </w:pPr>
       <w:r>
         <w:drawing>
           <wp:inline>
-            <wp:extent cx="4487418" cy="2719120"/>
+            <wp:extent cx="4027170" cy="2484907"/>
             <wp:effectExtent b="0" l="0" r="0" t="0"/>
             <wp:docPr descr="" title="" id="27" name="Picture"/>
             <a:graphic>
@@ -9569,7 +8548,7 @@
                   <pic:spPr bwMode="auto">
                     <a:xfrm>
                       <a:off x="0" y="0"/>
-                      <a:ext cx="4487418" cy="2719120"/>
+                      <a:ext cx="4027170" cy="2484907"/>
                     </a:xfrm>
                     <a:prstGeom prst="rect">
                       <a:avLst/>
@@ -9590,7 +8569,7 @@
     </w:p>
     <w:p>
       <w:pPr>
-        <w:pStyle w:val="Bildunterschrift"/>
+        <w:pStyle w:val="BodyText"/>
       </w:pPr>
       <w:r>
         <w:rPr>
@@ -9603,7 +8582,7 @@
         <w:t xml:space="preserve"> </w:t>
       </w:r>
       <w:r>
-        <w:t xml:space="preserve">Temperaturverlauf beider Tassen (Ausschnitt: Schnittpunkt bei etwa 56 min)</w:t>
+        <w:t xml:space="preserve">Temperaturverlauf beider Tassen</w:t>
       </w:r>
     </w:p>
     <w:p>
@@ -9621,7 +8600,7 @@
         <w:t xml:space="preserve"> </w:t>
       </w:r>
       <w:r>
-        <w:t xml:space="preserve">Der Bilanzraum umfasst jetzt Inhalt und Becher (Abb. L1): Kaffee und vorgewärmter Becher bilden eine gemeinsame Speicherkapazität, auch beim Zugießen der Milch. Das ist gerechtfertigt, weil die Widerstände innen (Kaffee zur Wand) und in der dünnen Keramikwand klein sind gegenüber dem Widerstand außen zur Luft.</w:t>
+        <w:t xml:space="preserve">Die Wärmekapazität des Bechers kommt zu jedem Tasseninhalt hinzu:</w:t>
       </w:r>
       <w:r>
         <w:t xml:space="preserve"> </w:t>
@@ -9801,51 +8780,7 @@
         </m:r>
       </m:oMath>
       <w:r>
-        <w:t xml:space="preserve"> </w:t>
-      </w:r>
-      <w:r>
-        <w:t xml:space="preserve">(30,5 % von</w:t>
-      </w:r>
-      <w:r>
-        <w:t xml:space="preserve"> </w:t>
-      </w:r>
-      <m:oMath>
-        <m:sSub>
-          <m:e>
-            <m:r>
-              <m:t>m</m:t>
-            </m:r>
-          </m:e>
-          <m:sub>
-            <m:r>
-              <m:t>K</m:t>
-            </m:r>
-          </m:sub>
-        </m:sSub>
-        <m:sSub>
-          <m:e>
-            <m:r>
-              <m:t>c</m:t>
-            </m:r>
-          </m:e>
-          <m:sub>
-            <m:r>
-              <m:t>p</m:t>
-            </m:r>
-            <m:r>
-              <m:rPr>
-                <m:sty m:val="p"/>
-              </m:rPr>
-              <m:t>,</m:t>
-            </m:r>
-            <m:r>
-              <m:t>K</m:t>
-            </m:r>
-          </m:sub>
-        </m:sSub>
-      </m:oMath>
-      <w:r>
-        <w:t xml:space="preserve">). Messung in Tasse 2 wie in c), jetzt mit</w:t>
+        <w:t xml:space="preserve">. Messung in Tasse 2 wie in c), jetzt mit</w:t>
       </w:r>
       <w:r>
         <w:t xml:space="preserve"> </w:t>
@@ -10250,157 +9185,6 @@
     <w:p>
       <w:pPr>
         <w:pStyle w:val="FirstParagraph"/>
-      </w:pPr>
-      <m:oMath>
-        <m:r>
-          <m:t>k</m:t>
-        </m:r>
-        <m:r>
-          <m:t>A</m:t>
-        </m:r>
-      </m:oMath>
-      <w:r>
-        <w:t xml:space="preserve"> </w:t>
-      </w:r>
-      <w:r>
-        <w:t xml:space="preserve">ist ein an die Messung angepasster Modellparameter: In c) musste es auch die Wärme erklären, die der Becher abgegeben hat; mit Becher im Bilanzraum ist es um 31 % größer. Die Zeitkonstante</w:t>
-      </w:r>
-      <w:r>
-        <w:t xml:space="preserve"> </w:t>
-      </w:r>
-      <m:oMath>
-        <m:r>
-          <m:t>τ</m:t>
-        </m:r>
-        <m:r>
-          <m:rPr>
-            <m:sty m:val="p"/>
-          </m:rPr>
-          <m:t>=</m:t>
-        </m:r>
-        <m:d>
-          <m:dPr>
-            <m:begChr m:val="("/>
-            <m:endChr m:val=")"/>
-            <m:sepChr m:val=""/>
-            <m:grow/>
-          </m:dPr>
-          <m:e>
-            <m:sSub>
-              <m:e>
-                <m:r>
-                  <m:t>m</m:t>
-                </m:r>
-              </m:e>
-              <m:sub>
-                <m:r>
-                  <m:t>K</m:t>
-                </m:r>
-              </m:sub>
-            </m:sSub>
-            <m:sSub>
-              <m:e>
-                <m:r>
-                  <m:t>c</m:t>
-                </m:r>
-              </m:e>
-              <m:sub>
-                <m:r>
-                  <m:t>p</m:t>
-                </m:r>
-                <m:r>
-                  <m:rPr>
-                    <m:sty m:val="p"/>
-                  </m:rPr>
-                  <m:t>,</m:t>
-                </m:r>
-                <m:r>
-                  <m:t>K</m:t>
-                </m:r>
-              </m:sub>
-            </m:sSub>
-            <m:r>
-              <m:rPr>
-                <m:sty m:val="p"/>
-              </m:rPr>
-              <m:t>+</m:t>
-            </m:r>
-            <m:sSub>
-              <m:e>
-                <m:r>
-                  <m:t>C</m:t>
-                </m:r>
-              </m:e>
-              <m:sub>
-                <m:r>
-                  <m:t>B</m:t>
-                </m:r>
-              </m:sub>
-            </m:sSub>
-          </m:e>
-        </m:d>
-        <m:r>
-          <m:rPr>
-            <m:sty m:val="p"/>
-          </m:rPr>
-          <m:t>/</m:t>
-        </m:r>
-        <m:r>
-          <m:t>k</m:t>
-        </m:r>
-        <m:r>
-          <m:t>A</m:t>
-        </m:r>
-        <m:r>
-          <m:rPr>
-            <m:sty m:val="p"/>
-          </m:rPr>
-          <m:t>=</m:t>
-        </m:r>
-        <m:r>
-          <m:t>41</m:t>
-        </m:r>
-        <m:r>
-          <m:rPr>
-            <m:sty m:val="p"/>
-          </m:rPr>
-          <m:t>,</m:t>
-        </m:r>
-        <m:r>
-          <m:t>0</m:t>
-        </m:r>
-        <m:r>
-          <m:t> </m:t>
-        </m:r>
-        <m:r>
-          <m:rPr>
-            <m:sty m:val="p"/>
-          </m:rPr>
-          <m:t>m</m:t>
-        </m:r>
-        <m:r>
-          <m:rPr>
-            <m:sty m:val="p"/>
-          </m:rPr>
-          <m:t>i</m:t>
-        </m:r>
-        <m:r>
-          <m:rPr>
-            <m:sty m:val="p"/>
-          </m:rPr>
-          <m:t>n</m:t>
-        </m:r>
-      </m:oMath>
-      <w:r>
-        <w:t xml:space="preserve"> </w:t>
-      </w:r>
-      <w:r>
-        <w:t xml:space="preserve">bleibt gleich.</w:t>
-      </w:r>
-    </w:p>
-    <w:p>
-      <w:pPr>
-        <w:pStyle w:val="BodyText"/>
       </w:pPr>
       <w:r>
         <w:t xml:space="preserve">Tasse 1: Mischen mit Becher (er hat vorher die Kaffeetemperatur), dann Abkühlen:</w:t>
@@ -11549,7 +10333,7 @@
         <w:pStyle w:val="FirstParagraph"/>
       </w:pPr>
       <w:r>
-        <w:t xml:space="preserve">Die Aussage aus d) gilt weiter, der Unterschied sinkt aber von 3,85 K auf 3,08 K. Beide Anteile aus der Zerlegung in g) werden kleiner: Die Milch erhöht die Wärmekapazität nur noch um 11 % statt 15 % (Kaffee-Effekt 1,98 statt 2,48 K), und der Becher gibt beim Mischen Wärme an die kalte Milch ab und dämpft den Mischsprung (Milch-Effekt 1,10 statt 1,38 K).</w:t>
+        <w:t xml:space="preserve">Tasse 2 bleibt kühler, der Unterschied sinkt von 3,85 K auf 3,08 K: Der Becher gibt beim Mischen Wärme an die kalte Milch ab und dämpft so den Mischsprung.</w:t>
       </w:r>
     </w:p>
     <w:p>
@@ -11581,16 +10365,7 @@
           </m:e>
           <m:sub>
             <m:r>
-              <m:t>M</m:t>
-            </m:r>
-            <m:r>
-              <m:rPr>
-                <m:sty m:val="p"/>
-              </m:rPr>
-              <m:t>,</m:t>
-            </m:r>
-            <m:r>
-              <m:t>h</m:t>
+              <m:t>S</m:t>
             </m:r>
           </m:sub>
         </m:sSub>
@@ -11797,16 +10572,7 @@
                 </m:e>
                 <m:sub>
                   <m:r>
-                    <m:t>M</m:t>
-                  </m:r>
-                  <m:r>
-                    <m:rPr>
-                      <m:sty m:val="p"/>
-                    </m:rPr>
-                    <m:t>,</m:t>
-                  </m:r>
-                  <m:r>
-                    <m:t>h</m:t>
+                    <m:t>S</m:t>
                   </m:r>
                 </m:sub>
               </m:sSub>
@@ -12255,16 +11021,7 @@
                 </m:e>
                 <m:sub>
                   <m:r>
-                    <m:t>M</m:t>
-                  </m:r>
-                  <m:r>
-                    <m:rPr>
-                      <m:sty m:val="p"/>
-                    </m:rPr>
-                    <m:t>,</m:t>
-                  </m:r>
-                  <m:r>
-                    <m:t>h</m:t>
+                    <m:t>S</m:t>
                   </m:r>
                 </m:sub>
               </m:sSub>
@@ -12412,15 +11169,7 @@
         <w:pStyle w:val="FirstParagraph"/>
       </w:pPr>
       <w:r>
-        <w:t xml:space="preserve">Jetzt ist Tasse 2 um 1,19 K wärmer. Erklärung: Die Milch wirkt zweimal. Während der 60 Minuten macht sie Tasse 1 träger (mehr Wärmekapazität), das spricht immer für „sofort“. Beim späten Zugießen bringt sie ihre eigene Temperatur mit: Kalte Milch kühlt Tasse 2 dann stärker ab, warme Milch wärmt sie stärker auf. Bei 60 °C überwiegt der zweite Effekt.</w:t>
-      </w:r>
-    </w:p>
-    <w:p>
-      <w:pPr>
-        <w:pStyle w:val="BodyText"/>
-      </w:pPr>
-      <w:r>
-        <w:t xml:space="preserve">Zur Erklärung (die Zerlegung ist nicht verlangt): Zieht man die Ergebnisse aus d) voneinander ab, ergeben sich die beiden Anteile</w:t>
+        <w:t xml:space="preserve">Jetzt ist Tasse 2 um 1,19 K wärmer. Zieht man die Ergebnisse aus d) voneinander ab, ergeben sich zwei Anteile:</w:t>
       </w:r>
     </w:p>
     <w:p>
@@ -13228,7 +11977,7 @@
         </m:r>
       </m:oMath>
       <w:r>
-        <w:t xml:space="preserve">. Kaffee-Effekt 2,48 K; Milch-Effekt 1,38 K für kalte Milch (für „sofort“), −3,67 K für erwärmte Milch (für „später“).</w:t>
+        <w:t xml:space="preserve">. Kaffee-Effekt: Mit Milch ist mehr Wärmekapazität in der Tasse, der Kaffee kühlt langsamer ab; er spricht immer für „sofort“ (2,48 K). Milch-Effekt: Spät zugegossene Milch bringt ihre Temperatur unverändert mit. Kalte Milch kühlt dann stärker (1,38 K für „sofort“), heißer Schaum wärmt stärker (−3,67 K, also für „später“).</w:t>
       </w:r>
     </w:p>
     <w:p>
@@ -13628,53 +12377,7 @@
         <w:pStyle w:val="FirstParagraph"/>
       </w:pPr>
       <w:r>
-        <w:t xml:space="preserve">Zweiter Weg:</w:t>
-      </w:r>
-      <w:r>
-        <w:t xml:space="preserve"> </w:t>
-      </w:r>
-      <m:oMath>
-        <m:sSub>
-          <m:e>
-            <m:r>
-              <m:t>ϑ</m:t>
-            </m:r>
-          </m:e>
-          <m:sub>
-            <m:r>
-              <m:t>1</m:t>
-            </m:r>
-          </m:sub>
-        </m:sSub>
-      </m:oMath>
-      <w:r>
-        <w:t xml:space="preserve"> </w:t>
-      </w:r>
-      <w:r>
-        <w:t xml:space="preserve">und</w:t>
-      </w:r>
-      <w:r>
-        <w:t xml:space="preserve"> </w:t>
-      </w:r>
-      <m:oMath>
-        <m:sSub>
-          <m:e>
-            <m:r>
-              <m:t>ϑ</m:t>
-            </m:r>
-          </m:e>
-          <m:sub>
-            <m:r>
-              <m:t>2</m:t>
-            </m:r>
-          </m:sub>
-        </m:sSub>
-      </m:oMath>
-      <w:r>
-        <w:t xml:space="preserve"> </w:t>
-      </w:r>
-      <w:r>
-        <w:t xml:space="preserve">hängen linear von der Milchtemperatur ab. Der Unterschied ist 3,85 K bei 5 °C und −1,19 K bei 60 °C, null also bei 5 °C + 55 K · 3,85/5,05 = 47,0 °C.</w:t>
+        <w:t xml:space="preserve">Erst Milch über etwa 47 °C dreht das Ergebnis um.</w:t>
       </w:r>
     </w:p>
     <w:p>
@@ -13682,66 +12385,7 @@
         <w:pStyle w:val="BodyText"/>
       </w:pPr>
       <w:r>
-        <w:t xml:space="preserve">Erst Milch über etwa 47 °C dreht das Ergebnis um. Der Wert gilt im Modell mit gleichem</w:t>
-      </w:r>
-      <w:r>
-        <w:t xml:space="preserve"> </w:t>
-      </w:r>
-      <m:oMath>
-        <m:r>
-          <m:t>k</m:t>
-        </m:r>
-        <m:r>
-          <m:t>A</m:t>
-        </m:r>
-      </m:oMath>
-      <w:r>
-        <w:t xml:space="preserve"> </w:t>
-      </w:r>
-      <w:r>
-        <w:t xml:space="preserve">und ist empfindlich: Ist</w:t>
-      </w:r>
-      <w:r>
-        <w:t xml:space="preserve"> </w:t>
-      </w:r>
-      <m:oMath>
-        <m:r>
-          <m:t>k</m:t>
-        </m:r>
-        <m:r>
-          <m:t>A</m:t>
-        </m:r>
-      </m:oMath>
-      <w:r>
-        <w:t xml:space="preserve"> </w:t>
-      </w:r>
-      <w:r>
-        <w:t xml:space="preserve">mit Milch 5 % größer, liegt er bei etwa 37 °C, bei 5 % kleinerem</w:t>
-      </w:r>
-      <w:r>
-        <w:t xml:space="preserve"> </w:t>
-      </w:r>
-      <m:oMath>
-        <m:r>
-          <m:t>k</m:t>
-        </m:r>
-        <m:r>
-          <m:t>A</m:t>
-        </m:r>
-      </m:oMath>
-      <w:r>
-        <w:t xml:space="preserve"> </w:t>
-      </w:r>
-      <w:r>
-        <w:t xml:space="preserve">bei 58 °C; mit überlinearer Wärmeabgabe (Exponent 4/3) bei rund 50 °C.</w:t>
-      </w:r>
-    </w:p>
-    <w:p>
-      <w:pPr>
-        <w:pStyle w:val="BodyText"/>
-      </w:pPr>
-      <w:r>
-        <w:t xml:space="preserve">Zu (2): Nein. Die Milch wird nur von der Raumluft erwärmt, also höchstens auf Raumtemperatur, und nimmt dabei höchstens</w:t>
+        <w:t xml:space="preserve">Zu (2): Nein. Draußen erwärmt sich die Milch höchstens auf Raumtemperatur und nimmt dabei aus der Raumluft höchstens</w:t>
       </w:r>
     </w:p>
     <w:p>
@@ -14422,12 +13066,12 @@
         </m:r>
       </m:oMath>
       <w:r>
-        <w:t xml:space="preserve">). Der Kipppunkt aus (1) entscheidet die Frage nicht allein, weil er für gleich warme Milch in beiden Tassen gilt. Die Schranke gilt nur ohne weitere Wärmequelle: Käme Wärme vom heißen Becher dazu, würde schon eine späte Portion von 35,3 °C Tasse 2 auf die Temperatur von Tasse 1 bringen.</w:t>
+        <w:t xml:space="preserve">). Der Kipppunkt aus (1) entscheidet die Frage nicht allein, weil er für gleich warme Milch in beiden Tassen gilt.</w:t>
       </w:r>
     </w:p>
     <w:p>
       <w:pPr>
-        <w:pStyle w:val="Baustein"/>
+        <w:pStyle w:val="BodyText"/>
         <w:keepNext/>
       </w:pPr>
       <w:r>
@@ -14437,720 +13081,6 @@
           <w:b/>
         </w:rPr>
         <w:t xml:space="preserve">Hinweise für die Tutoriumsleitung</w:t>
-      </w:r>
-    </w:p>
-    <w:p>
-      <w:pPr>
-        <w:pStyle w:val="BodyText"/>
-      </w:pPr>
-      <w:r>
-        <w:rPr>
-          <w:iCs/>
-          <w:i/>
-        </w:rPr>
-        <w:t xml:space="preserve">Ablauf im Tutorium:</w:t>
-      </w:r>
-      <w:r>
-        <w:t xml:space="preserve"> </w:t>
-      </w:r>
-      <w:r>
-        <w:t xml:space="preserve">Kern sind Frage 1, a bis e, g und der Versuch; f ist Vertiefung, h Zusatz oder Hausaufgabe. Frage 1 vor dem Austeilen stellen: Vermutung mit Begründung notieren lassen, Handzeichen (Tasse 1, Tasse 2, gleich warm), Verteilung an die Tafel und am Ende wieder zeigen; die Ergebnisse in d) verraten sonst die Antwort. Zeitplan als Schätzung, beim ersten Einsatz messen:</w:t>
-      </w:r>
-    </w:p>
-    <w:tbl>
-      <w:tblPr>
-        <w:tblStyle w:val="Table"/>
-        <w:tblW w:type="pct" w:w="5000"/>
-        <w:tblLook w:firstRow="1" w:lastRow="0" w:firstColumn="0" w:lastColumn="0" w:noHBand="0" w:noVBand="0" w:val="0020"/>
-        <w:jc w:val="start"/>
-      </w:tblPr>
-      <w:tblGrid>
-        <w:gridCol w:w="1120"/>
-        <w:gridCol w:w="6799"/>
-      </w:tblGrid>
-      <w:tr>
-        <w:trPr>
-          <w:cantSplit/>
-          <w:tblHeader w:val="true"/>
-        </w:trPr>
-        <w:tc>
-          <w:tcPr/>
-          <w:p>
-            <w:pPr>
-              <w:pStyle w:val="Compact"/>
-              <w:keepNext/>
-              <w:jc w:val="left"/>
-            </w:pPr>
-            <w:r>
-              <w:t xml:space="preserve">Minute</w:t>
-            </w:r>
-          </w:p>
-        </w:tc>
-        <w:tc>
-          <w:tcPr/>
-          <w:p>
-            <w:pPr>
-              <w:pStyle w:val="Compact"/>
-              <w:keepNext/>
-              <w:jc w:val="left"/>
-            </w:pPr>
-            <w:r>
-              <w:t xml:space="preserve">Ablauf</w:t>
-            </w:r>
-          </w:p>
-        </w:tc>
-      </w:tr>
-      <w:tr>
-        <w:trPr>
-          <w:cantSplit/>
-        </w:trPr>
-        <w:tc>
-          <w:tcPr/>
-          <w:p>
-            <w:pPr>
-              <w:pStyle w:val="Compact"/>
-              <w:keepNext/>
-              <w:jc w:val="left"/>
-            </w:pPr>
-            <w:r>
-              <w:t xml:space="preserve">0 bis 5</w:t>
-            </w:r>
-          </w:p>
-        </w:tc>
-        <w:tc>
-          <w:tcPr/>
-          <w:p>
-            <w:pPr>
-              <w:pStyle w:val="Compact"/>
-              <w:keepNext/>
-              <w:jc w:val="left"/>
-            </w:pPr>
-            <w:r>
-              <w:t xml:space="preserve">Ausgangssituation, Frage 1 (Vermutung, Handzeichen), dann Blatt austeilen</w:t>
-            </w:r>
-          </w:p>
-        </w:tc>
-      </w:tr>
-      <w:tr>
-        <w:trPr>
-          <w:cantSplit/>
-        </w:trPr>
-        <w:tc>
-          <w:tcPr/>
-          <w:p>
-            <w:pPr>
-              <w:pStyle w:val="Compact"/>
-              <w:keepNext/>
-              <w:jc w:val="left"/>
-            </w:pPr>
-            <w:r>
-              <w:t xml:space="preserve">5 bis 12</w:t>
-            </w:r>
-          </w:p>
-        </w:tc>
-        <w:tc>
-          <w:tcPr/>
-          <w:p>
-            <w:pPr>
-              <w:pStyle w:val="Compact"/>
-              <w:keepNext/>
-              <w:jc w:val="left"/>
-            </w:pPr>
-            <w:r>
-              <w:t xml:space="preserve">Studierende: Frage 3 (Biot) oder Beginn von a. TL startet mit zwei Freiwilligen den Versuch (</w:t>
-            </w:r>
-            <m:oMath>
-              <m:r>
-                <m:t>t</m:t>
-              </m:r>
-              <m:r>
-                <m:rPr>
-                  <m:sty m:val="p"/>
-                </m:rPr>
-                <m:t>=</m:t>
-              </m:r>
-              <m:r>
-                <m:t>0</m:t>
-              </m:r>
-            </m:oMath>
-            <w:r>
-              <w:t xml:space="preserve"> </w:t>
-            </w:r>
-            <w:r>
-              <w:t xml:space="preserve">etwa in Minute 10)</w:t>
-            </w:r>
-          </w:p>
-        </w:tc>
-      </w:tr>
-      <w:tr>
-        <w:trPr>
-          <w:cantSplit/>
-        </w:trPr>
-        <w:tc>
-          <w:tcPr/>
-          <w:p>
-            <w:pPr>
-              <w:pStyle w:val="Compact"/>
-              <w:keepNext/>
-              <w:jc w:val="left"/>
-            </w:pPr>
-            <w:r>
-              <w:t xml:space="preserve">12 bis 50</w:t>
-            </w:r>
-          </w:p>
-        </w:tc>
-        <w:tc>
-          <w:tcPr/>
-          <w:p>
-            <w:pPr>
-              <w:pStyle w:val="Compact"/>
-              <w:keepNext/>
-              <w:jc w:val="left"/>
-            </w:pPr>
-            <w:r>
-              <w:t xml:space="preserve">a bis e; etwa Minute 20 Messung bei</w:t>
-            </w:r>
-            <w:r>
-              <w:t xml:space="preserve"> </w:t>
-            </w:r>
-            <m:oMath>
-              <m:r>
-                <m:t>t</m:t>
-              </m:r>
-              <m:r>
-                <m:rPr>
-                  <m:sty m:val="p"/>
-                </m:rPr>
-                <m:t>=</m:t>
-              </m:r>
-              <m:r>
-                <m:t>10</m:t>
-              </m:r>
-              <m:r>
-                <m:t> </m:t>
-              </m:r>
-              <m:r>
-                <m:rPr>
-                  <m:sty m:val="p"/>
-                </m:rPr>
-                <m:t>m</m:t>
-              </m:r>
-              <m:r>
-                <m:rPr>
-                  <m:sty m:val="p"/>
-                </m:rPr>
-                <m:t>i</m:t>
-              </m:r>
-              <m:r>
-                <m:rPr>
-                  <m:sty m:val="p"/>
-                </m:rPr>
-                <m:t>n</m:t>
-              </m:r>
-            </m:oMath>
-            <w:r>
-              <w:t xml:space="preserve">; nach d) Vorhersage für</w:t>
-            </w:r>
-            <w:r>
-              <w:t xml:space="preserve"> </w:t>
-            </w:r>
-            <m:oMath>
-              <m:r>
-                <m:t>t</m:t>
-              </m:r>
-              <m:r>
-                <m:rPr>
-                  <m:sty m:val="p"/>
-                </m:rPr>
-                <m:t>=</m:t>
-              </m:r>
-              <m:r>
-                <m:t>40</m:t>
-              </m:r>
-              <m:r>
-                <m:t> </m:t>
-              </m:r>
-              <m:r>
-                <m:rPr>
-                  <m:sty m:val="p"/>
-                </m:rPr>
-                <m:t>m</m:t>
-              </m:r>
-              <m:r>
-                <m:rPr>
-                  <m:sty m:val="p"/>
-                </m:rPr>
-                <m:t>i</m:t>
-              </m:r>
-              <m:r>
-                <m:rPr>
-                  <m:sty m:val="p"/>
-                </m:rPr>
-                <m:t>n</m:t>
-              </m:r>
-            </m:oMath>
-            <w:r>
-              <w:t xml:space="preserve"> </w:t>
-            </w:r>
-            <w:r>
-              <w:t xml:space="preserve">an der Tafel</w:t>
-            </w:r>
-          </w:p>
-        </w:tc>
-      </w:tr>
-      <w:tr>
-        <w:trPr>
-          <w:cantSplit/>
-        </w:trPr>
-        <w:tc>
-          <w:tcPr/>
-          <w:p>
-            <w:pPr>
-              <w:pStyle w:val="Compact"/>
-              <w:keepNext/>
-              <w:jc w:val="left"/>
-            </w:pPr>
-            <w:r>
-              <w:t xml:space="preserve">50 bis 58</w:t>
-            </w:r>
-          </w:p>
-        </w:tc>
-        <w:tc>
-          <w:tcPr/>
-          <w:p>
-            <w:pPr>
-              <w:pStyle w:val="Compact"/>
-              <w:keepNext/>
-              <w:jc w:val="left"/>
-            </w:pPr>
-            <w:r>
-              <w:t xml:space="preserve">Messung bei</w:t>
-            </w:r>
-            <w:r>
-              <w:t xml:space="preserve"> </w:t>
-            </w:r>
-            <m:oMath>
-              <m:r>
-                <m:t>t</m:t>
-              </m:r>
-              <m:r>
-                <m:rPr>
-                  <m:sty m:val="p"/>
-                </m:rPr>
-                <m:t>=</m:t>
-              </m:r>
-              <m:r>
-                <m:t>40</m:t>
-              </m:r>
-              <m:r>
-                <m:t> </m:t>
-              </m:r>
-              <m:r>
-                <m:rPr>
-                  <m:sty m:val="p"/>
-                </m:rPr>
-                <m:t>m</m:t>
-              </m:r>
-              <m:r>
-                <m:rPr>
-                  <m:sty m:val="p"/>
-                </m:rPr>
-                <m:t>i</m:t>
-              </m:r>
-              <m:r>
-                <m:rPr>
-                  <m:sty m:val="p"/>
-                </m:rPr>
-                <m:t>n</m:t>
-              </m:r>
-            </m:oMath>
-            <w:r>
-              <w:t xml:space="preserve">, Vergleich mit der Vorhersage, Auflösung von Frage 1</w:t>
-            </w:r>
-          </w:p>
-        </w:tc>
-      </w:tr>
-      <w:tr>
-        <w:trPr>
-          <w:cantSplit/>
-        </w:trPr>
-        <w:tc>
-          <w:tcPr/>
-          <w:p>
-            <w:pPr>
-              <w:pStyle w:val="Compact"/>
-              <w:keepNext/>
-              <w:jc w:val="left"/>
-            </w:pPr>
-            <w:r>
-              <w:t xml:space="preserve">58 bis 72</w:t>
-            </w:r>
-          </w:p>
-        </w:tc>
-        <w:tc>
-          <w:tcPr/>
-          <w:p>
-            <w:pPr>
-              <w:pStyle w:val="Compact"/>
-              <w:keepNext/>
-              <w:jc w:val="left"/>
-            </w:pPr>
-            <w:r>
-              <w:t xml:space="preserve">g mit Vorhersage und Erklärung</w:t>
-            </w:r>
-          </w:p>
-        </w:tc>
-      </w:tr>
-      <w:tr>
-        <w:trPr>
-          <w:cantSplit/>
-        </w:trPr>
-        <w:tc>
-          <w:tcPr/>
-          <w:p>
-            <w:pPr>
-              <w:pStyle w:val="Compact"/>
-              <w:keepNext/>
-              <w:jc w:val="left"/>
-            </w:pPr>
-            <w:r>
-              <w:t xml:space="preserve">72 bis 85</w:t>
-            </w:r>
-          </w:p>
-        </w:tc>
-        <w:tc>
-          <w:tcPr/>
-          <w:p>
-            <w:pPr>
-              <w:pStyle w:val="Compact"/>
-              <w:keepNext/>
-              <w:jc w:val="left"/>
-            </w:pPr>
-            <w:r>
-              <w:t xml:space="preserve">f für Schnelle, sonst Besprechung; h als Zusatz</w:t>
-            </w:r>
-          </w:p>
-        </w:tc>
-      </w:tr>
-      <w:tr>
-        <w:trPr>
-          <w:cantSplit/>
-        </w:trPr>
-        <w:tc>
-          <w:tcPr/>
-          <w:p>
-            <w:pPr>
-              <w:pStyle w:val="Compact"/>
-              <w:jc w:val="left"/>
-            </w:pPr>
-            <w:r>
-              <w:t xml:space="preserve">85 bis 90</w:t>
-            </w:r>
-          </w:p>
-        </w:tc>
-        <w:tc>
-          <w:tcPr/>
-          <w:p>
-            <w:pPr>
-              <w:pStyle w:val="Compact"/>
-              <w:jc w:val="left"/>
-            </w:pPr>
-            <w:r>
-              <w:t xml:space="preserve">Zusammenfassung</w:t>
-            </w:r>
-          </w:p>
-        </w:tc>
-      </w:tr>
-    </w:tbl>
-    <w:p>
-      <w:pPr>
-        <w:numPr>
-          <w:ilvl w:val="0"/>
-          <w:numId w:val="1004"/>
-        </w:numPr>
-        <w:pStyle w:val="Compact"/>
-      </w:pPr>
-      <w:r>
-        <w:rPr>
-          <w:iCs/>
-          <w:i/>
-        </w:rPr>
-        <w:t xml:space="preserve">Typische Fehler:</w:t>
-      </w:r>
-      <w:r>
-        <w:t xml:space="preserve"> </w:t>
-      </w:r>
-      <w:r>
-        <w:t xml:space="preserve">Mischtemperatur nach dem Volumen statt nach</w:t>
-      </w:r>
-      <w:r>
-        <w:t xml:space="preserve"> </w:t>
-      </w:r>
-      <m:oMath>
-        <m:r>
-          <m:t>m</m:t>
-        </m:r>
-        <m:r>
-          <m:t> </m:t>
-        </m:r>
-        <m:sSub>
-          <m:e>
-            <m:r>
-              <m:t>c</m:t>
-            </m:r>
-          </m:e>
-          <m:sub>
-            <m:r>
-              <m:t>p</m:t>
-            </m:r>
-          </m:sub>
-        </m:sSub>
-      </m:oMath>
-      <w:r>
-        <w:t xml:space="preserve"> </w:t>
-      </w:r>
-      <w:r>
-        <w:t xml:space="preserve">gewichtet; in Tasse 1 nur mit</w:t>
-      </w:r>
-      <w:r>
-        <w:t xml:space="preserve"> </w:t>
-      </w:r>
-      <m:oMath>
-        <m:sSub>
-          <m:e>
-            <m:r>
-              <m:t>m</m:t>
-            </m:r>
-          </m:e>
-          <m:sub>
-            <m:r>
-              <m:t>K</m:t>
-            </m:r>
-          </m:sub>
-        </m:sSub>
-        <m:sSub>
-          <m:e>
-            <m:r>
-              <m:t>c</m:t>
-            </m:r>
-          </m:e>
-          <m:sub>
-            <m:r>
-              <m:t>p</m:t>
-            </m:r>
-            <m:r>
-              <m:rPr>
-                <m:sty m:val="p"/>
-              </m:rPr>
-              <m:t>,</m:t>
-            </m:r>
-            <m:r>
-              <m:t>K</m:t>
-            </m:r>
-          </m:sub>
-        </m:sSub>
-      </m:oMath>
-      <w:r>
-        <w:t xml:space="preserve"> </w:t>
-      </w:r>
-      <w:r>
-        <w:t xml:space="preserve">gerechnet; in Tasse 2 schon während der 60 Minuten mit</w:t>
-      </w:r>
-      <w:r>
-        <w:t xml:space="preserve"> </w:t>
-      </w:r>
-      <m:oMath>
-        <m:sSub>
-          <m:e>
-            <m:r>
-              <m:t>m</m:t>
-            </m:r>
-          </m:e>
-          <m:sub>
-            <m:r>
-              <m:t>K</m:t>
-            </m:r>
-          </m:sub>
-        </m:sSub>
-        <m:sSub>
-          <m:e>
-            <m:r>
-              <m:t>c</m:t>
-            </m:r>
-          </m:e>
-          <m:sub>
-            <m:r>
-              <m:t>p</m:t>
-            </m:r>
-            <m:r>
-              <m:rPr>
-                <m:sty m:val="p"/>
-              </m:rPr>
-              <m:t>,</m:t>
-            </m:r>
-            <m:r>
-              <m:t>K</m:t>
-            </m:r>
-          </m:sub>
-        </m:sSub>
-        <m:r>
-          <m:rPr>
-            <m:sty m:val="p"/>
-          </m:rPr>
-          <m:t>+</m:t>
-        </m:r>
-        <m:sSub>
-          <m:e>
-            <m:r>
-              <m:t>m</m:t>
-            </m:r>
-          </m:e>
-          <m:sub>
-            <m:r>
-              <m:t>M</m:t>
-            </m:r>
-          </m:sub>
-        </m:sSub>
-        <m:sSub>
-          <m:e>
-            <m:r>
-              <m:t>c</m:t>
-            </m:r>
-          </m:e>
-          <m:sub>
-            <m:r>
-              <m:t>p</m:t>
-            </m:r>
-            <m:r>
-              <m:rPr>
-                <m:sty m:val="p"/>
-              </m:rPr>
-              <m:t>,</m:t>
-            </m:r>
-            <m:r>
-              <m:t>M</m:t>
-            </m:r>
-          </m:sub>
-        </m:sSub>
-      </m:oMath>
-      <w:r>
-        <w:t xml:space="preserve"> </w:t>
-      </w:r>
-      <w:r>
-        <w:t xml:space="preserve">gerechnet; Zeit in Minuten eingesetzt (</w:t>
-      </w:r>
-      <m:oMath>
-        <m:r>
-          <m:t>k</m:t>
-        </m:r>
-        <m:r>
-          <m:t>A</m:t>
-        </m:r>
-        <m:r>
-          <m:rPr>
-            <m:sty m:val="p"/>
-          </m:rPr>
-          <m:t>=</m:t>
-        </m:r>
-        <m:r>
-          <m:t>20</m:t>
-        </m:r>
-        <m:r>
-          <m:rPr>
-            <m:sty m:val="p"/>
-          </m:rPr>
-          <m:t>,</m:t>
-        </m:r>
-        <m:r>
-          <m:t>41</m:t>
-        </m:r>
-      </m:oMath>
-      <w:r>
-        <w:t xml:space="preserve"> </w:t>
-      </w:r>
-      <w:r>
-        <w:t xml:space="preserve">statt</w:t>
-      </w:r>
-      <w:r>
-        <w:t xml:space="preserve"> </w:t>
-      </w:r>
-      <m:oMath>
-        <m:r>
-          <m:t>0</m:t>
-        </m:r>
-        <m:r>
-          <m:rPr>
-            <m:sty m:val="p"/>
-          </m:rPr>
-          <m:t>,</m:t>
-        </m:r>
-        <m:r>
-          <m:t>3402</m:t>
-        </m:r>
-        <m:r>
-          <m:t> </m:t>
-        </m:r>
-        <m:r>
-          <m:rPr>
-            <m:sty m:val="p"/>
-          </m:rPr>
-          <m:t>W</m:t>
-        </m:r>
-        <m:r>
-          <m:rPr>
-            <m:sty m:val="p"/>
-          </m:rPr>
-          <m:t>/</m:t>
-        </m:r>
-        <m:r>
-          <m:rPr>
-            <m:sty m:val="p"/>
-          </m:rPr>
-          <m:t>K</m:t>
-        </m:r>
-      </m:oMath>
-      <w:r>
-        <w:t xml:space="preserve">); Vorzeichen in der Bilanz vergessen (die Temperatur stiege);</w:t>
-      </w:r>
-      <w:r>
-        <w:t xml:space="preserve"> </w:t>
-      </w:r>
-      <m:oMath>
-        <m:sSub>
-          <m:e>
-            <m:r>
-              <m:t>Q</m:t>
-            </m:r>
-          </m:e>
-          <m:sub>
-            <m:r>
-              <m:t>2</m:t>
-            </m:r>
-          </m:sub>
-        </m:sSub>
-      </m:oMath>
-      <w:r>
-        <w:t xml:space="preserve"> </w:t>
-      </w:r>
-      <w:r>
-        <w:t xml:space="preserve">mit Kaffee und Milch gerechnet (44,19 statt 38,57 kJ); in f) das alte</w:t>
-      </w:r>
-      <w:r>
-        <w:t xml:space="preserve"> </w:t>
-      </w:r>
-      <m:oMath>
-        <m:r>
-          <m:t>k</m:t>
-        </m:r>
-        <m:r>
-          <m:t>A</m:t>
-        </m:r>
-      </m:oMath>
-      <w:r>
-        <w:t xml:space="preserve"> </w:t>
-      </w:r>
-      <w:r>
-        <w:t xml:space="preserve">weiterverwendet (dann 39,1 und 36,1 °C: Aussage gleich, aber nicht mehr passend zur Messung) oder den Becher beim Zugießen nicht mitgemischt (33,51 und 30,19 °C); in h) (2) nur mit dem Kipppunkt argumentiert (20 °C &lt; 47 °C), obwohl Tasse 1 weiter die kalte Milch bekommt.</w:t>
       </w:r>
     </w:p>
     <w:p>
@@ -15166,13 +13096,186 @@
           <w:iCs/>
           <w:i/>
         </w:rPr>
-        <w:t xml:space="preserve">Fehlvorstellungen:</w:t>
+        <w:t xml:space="preserve">Typische Fehler:</w:t>
       </w:r>
       <w:r>
         <w:t xml:space="preserve"> </w:t>
       </w:r>
       <w:r>
-        <w:t xml:space="preserve">„Energieerhaltung, also egal“: Erhalten bleibt die Energie von Kaffee, Milch und Umgebung zusammen, nicht die des Tasseninhalts (Teil e). „Erwärmte Milch ist kälter als der Kaffee, wirkt also wie kalte Milch“: Entscheidend ist nicht der Vergleich mit dem Kaffee, sondern ob die Milch wärmer als der Kipppunkt aus h ist. „Milchkaffee ist heller und strahlt deshalb weniger ab“: Im Infraroten strahlen schwarzer Kaffee und Milchkaffee gleich; die sichtbare Farbe spielt keine Rolle.</w:t>
+        <w:t xml:space="preserve">Mischtemperatur nach dem Volumen statt nach</w:t>
+      </w:r>
+      <w:r>
+        <w:t xml:space="preserve"> </w:t>
+      </w:r>
+      <m:oMath>
+        <m:r>
+          <m:t>m</m:t>
+        </m:r>
+        <m:r>
+          <m:t> </m:t>
+        </m:r>
+        <m:sSub>
+          <m:e>
+            <m:r>
+              <m:t>c</m:t>
+            </m:r>
+          </m:e>
+          <m:sub>
+            <m:r>
+              <m:t>p</m:t>
+            </m:r>
+          </m:sub>
+        </m:sSub>
+      </m:oMath>
+      <w:r>
+        <w:t xml:space="preserve"> </w:t>
+      </w:r>
+      <w:r>
+        <w:t xml:space="preserve">gewichtet; in Tasse 1 nur mit</w:t>
+      </w:r>
+      <w:r>
+        <w:t xml:space="preserve"> </w:t>
+      </w:r>
+      <m:oMath>
+        <m:sSub>
+          <m:e>
+            <m:r>
+              <m:t>m</m:t>
+            </m:r>
+          </m:e>
+          <m:sub>
+            <m:r>
+              <m:t>K</m:t>
+            </m:r>
+          </m:sub>
+        </m:sSub>
+        <m:sSub>
+          <m:e>
+            <m:r>
+              <m:t>c</m:t>
+            </m:r>
+          </m:e>
+          <m:sub>
+            <m:r>
+              <m:t>p</m:t>
+            </m:r>
+            <m:r>
+              <m:rPr>
+                <m:sty m:val="p"/>
+              </m:rPr>
+              <m:t>,</m:t>
+            </m:r>
+            <m:r>
+              <m:t>K</m:t>
+            </m:r>
+          </m:sub>
+        </m:sSub>
+      </m:oMath>
+      <w:r>
+        <w:t xml:space="preserve"> </w:t>
+      </w:r>
+      <w:r>
+        <w:t xml:space="preserve">gerechnet; in Tasse 2 schon während der 60 Minuten mit</w:t>
+      </w:r>
+      <w:r>
+        <w:t xml:space="preserve"> </w:t>
+      </w:r>
+      <m:oMath>
+        <m:sSub>
+          <m:e>
+            <m:r>
+              <m:t>m</m:t>
+            </m:r>
+          </m:e>
+          <m:sub>
+            <m:r>
+              <m:t>K</m:t>
+            </m:r>
+          </m:sub>
+        </m:sSub>
+        <m:sSub>
+          <m:e>
+            <m:r>
+              <m:t>c</m:t>
+            </m:r>
+          </m:e>
+          <m:sub>
+            <m:r>
+              <m:t>p</m:t>
+            </m:r>
+            <m:r>
+              <m:rPr>
+                <m:sty m:val="p"/>
+              </m:rPr>
+              <m:t>,</m:t>
+            </m:r>
+            <m:r>
+              <m:t>K</m:t>
+            </m:r>
+          </m:sub>
+        </m:sSub>
+        <m:r>
+          <m:rPr>
+            <m:sty m:val="p"/>
+          </m:rPr>
+          <m:t>+</m:t>
+        </m:r>
+        <m:sSub>
+          <m:e>
+            <m:r>
+              <m:t>m</m:t>
+            </m:r>
+          </m:e>
+          <m:sub>
+            <m:r>
+              <m:t>M</m:t>
+            </m:r>
+          </m:sub>
+        </m:sSub>
+        <m:sSub>
+          <m:e>
+            <m:r>
+              <m:t>c</m:t>
+            </m:r>
+          </m:e>
+          <m:sub>
+            <m:r>
+              <m:t>p</m:t>
+            </m:r>
+            <m:r>
+              <m:rPr>
+                <m:sty m:val="p"/>
+              </m:rPr>
+              <m:t>,</m:t>
+            </m:r>
+            <m:r>
+              <m:t>M</m:t>
+            </m:r>
+          </m:sub>
+        </m:sSub>
+      </m:oMath>
+      <w:r>
+        <w:t xml:space="preserve"> </w:t>
+      </w:r>
+      <w:r>
+        <w:t xml:space="preserve">gerechnet; in f) das alte</w:t>
+      </w:r>
+      <w:r>
+        <w:t xml:space="preserve"> </w:t>
+      </w:r>
+      <m:oMath>
+        <m:r>
+          <m:t>k</m:t>
+        </m:r>
+        <m:r>
+          <m:t>A</m:t>
+        </m:r>
+      </m:oMath>
+      <w:r>
+        <w:t xml:space="preserve"> </w:t>
+      </w:r>
+      <w:r>
+        <w:t xml:space="preserve">weiterverwendet (dann 39,1 und 36,1 °C: Aussage gleich, aber nicht mehr passend zur Messung).</w:t>
       </w:r>
     </w:p>
     <w:p>
@@ -15188,30 +13291,13 @@
           <w:iCs/>
           <w:i/>
         </w:rPr>
-        <w:t xml:space="preserve">Zu g:</w:t>
+        <w:t xml:space="preserve">Fehlvorstellungen:</w:t>
       </w:r>
       <w:r>
         <w:t xml:space="preserve"> </w:t>
       </w:r>
       <w:r>
-        <w:t xml:space="preserve">Hilfe bei Bedarf: „Was bewirkt die Milch während der 60 Minuten, und was beim Zugießen?“ Die späte Portion muss frisch erwärmt sein; unter 50,6 °C wäre Tasse 2 nicht mehr wärmer. Ein echter Cappuccino verhält sich anders: Der Schaum mischt sich nicht und liegt als dämmende Schicht oben. Schon 5,6 % weniger</w:t>
-      </w:r>
-      <w:r>
-        <w:t xml:space="preserve"> </w:t>
-      </w:r>
-      <m:oMath>
-        <m:r>
-          <m:t>k</m:t>
-        </m:r>
-        <m:r>
-          <m:t>A</m:t>
-        </m:r>
-      </m:oMath>
-      <w:r>
-        <w:t xml:space="preserve"> </w:t>
-      </w:r>
-      <w:r>
-        <w:t xml:space="preserve">in Tasse 1 gleichen den Vorsprung von Tasse 2 aus, bei 10 % weniger ist Tasse 1 um 0,99 K wärmer.</w:t>
+        <w:t xml:space="preserve">„Energieerhaltung, also egal“: Erhalten bleibt die Energie von Kaffee, Milch und Umgebung zusammen, nicht die des Tasseninhalts (Teil e). „Schaum ist kälter als der Kaffee, wirkt also wie kalte Milch“: Entscheidend ist nicht der Vergleich mit dem Kaffee, sondern ob die Milch wärmer als der Kipppunkt aus h ist.</w:t>
       </w:r>
     </w:p>
     <w:p>
@@ -15233,53 +13319,24 @@
         <w:t xml:space="preserve"> </w:t>
       </w:r>
       <w:r>
-        <w:t xml:space="preserve">(1) Die Verdunstung wächst mit dem Dampfdruck, also viel stärker als linear mit</w:t>
+        <w:t xml:space="preserve">Bei hoher Temperatur trägt die Verdunstung rund die Hälfte der Wärmeabgabe (Condoret 2007, Tab. 2), deshalb ist</w:t>
       </w:r>
       <w:r>
         <w:t xml:space="preserve"> </w:t>
       </w:r>
       <m:oMath>
         <m:r>
-          <m:t>T</m:t>
-        </m:r>
-        <m:r>
-          <m:rPr>
-            <m:sty m:val="p"/>
-          </m:rPr>
-          <m:t>−</m:t>
-        </m:r>
-        <m:sSub>
-          <m:e>
-            <m:r>
-              <m:t>T</m:t>
-            </m:r>
-          </m:e>
-          <m:sub>
-            <m:r>
-              <m:t>u</m:t>
-            </m:r>
-          </m:sub>
-        </m:sSub>
+          <m:t>k</m:t>
+        </m:r>
+        <m:r>
+          <m:t>A</m:t>
+        </m:r>
       </m:oMath>
       <w:r>
-        <w:t xml:space="preserve">; bei 80 °C trägt sie rund die Hälfte der Wärmeabgabe (Condoret 2007, Tab. 2), bei 35 °C deutlich weniger. Mit</w:t>
-      </w:r>
-      <w:r>
         <w:t xml:space="preserve"> </w:t>
       </w:r>
-      <m:oMath>
-        <m:r>
-          <m:t>k</m:t>
-        </m:r>
-        <m:r>
-          <m:t>A</m:t>
-        </m:r>
-      </m:oMath>
-      <w:r>
-        <w:t xml:space="preserve"> </w:t>
-      </w:r>
-      <w:r>
-        <w:t xml:space="preserve">aus der 10-Minuten-Messung liegen die berechneten Temperaturen nach 60 min deshalb einige Kelvin zu tief (Abschätzung mit einem Verdunstungsmodell: 38 bis 40 statt 34 °C), der Unterschied wächst auf rund 4,5 K. Das Potenzgesetz</w:t>
+      <w:r>
+        <w:t xml:space="preserve">in Wirklichkeit nicht konstant. Mit einer überlinearen Wärmeabgabe</w:t>
       </w:r>
       <w:r>
         <w:t xml:space="preserve"> </w:t>
@@ -15364,10 +13421,7 @@
         </m:sSup>
       </m:oMath>
       <w:r>
-        <w:t xml:space="preserve"> </w:t>
-      </w:r>
-      <w:r>
-        <w:t xml:space="preserve">(freie Konvektion), angepasst an dieselbe Messung, bildet das nur teilweise ab:</w:t>
+        <w:t xml:space="preserve">, angepasst an dieselbe Messung, ergeben sich</w:t>
       </w:r>
       <w:r>
         <w:t xml:space="preserve"> </w:t>
@@ -15476,24 +13530,7 @@
         </m:r>
       </m:oMath>
       <w:r>
-        <w:t xml:space="preserve">, also 4,31 K. (2) Mit Milch ist die Tasse voller,</w:t>
-      </w:r>
-      <w:r>
-        <w:t xml:space="preserve"> </w:t>
-      </w:r>
-      <m:oMath>
-        <m:r>
-          <m:t>k</m:t>
-        </m:r>
-        <m:r>
-          <m:t>A</m:t>
-        </m:r>
-      </m:oMath>
-      <w:r>
-        <w:t xml:space="preserve"> </w:t>
-      </w:r>
-      <w:r>
-        <w:t xml:space="preserve">steigt um einige Prozent; je 5 % sinkt der Unterschied um rund 0,9 K. Beide Effekte heben sich etwa auf.</w:t>
+        <w:t xml:space="preserve">, also 4,31 K statt 3,85 K: Der Vorsprung der heißeren Tasse 2 beim Wärmeverlust wächst.</w:t>
       </w:r>
     </w:p>
     <w:p>
@@ -15515,30 +13552,7 @@
         <w:t xml:space="preserve"> </w:t>
       </w:r>
       <w:r>
-        <w:t xml:space="preserve">Hätte die Milch in beiden Tassen Raumtemperatur, wäre der Unterschied mit 2,5 K kleiner, aber vorhanden. Der schwarze Kaffee ist bis etwa 56 min heißer als das Gemisch in Tasse 1 (Abb. L2) und verliert deshalb mehr Wärme; am größten ist der Unterschied, wenn die Milch nach etwa 56 min kommt (3,86 K). Wie viel Kaffee verdunstet? Geht die Hälfte von</w:t>
-      </w:r>
-      <w:r>
-        <w:t xml:space="preserve"> </w:t>
-      </w:r>
-      <m:oMath>
-        <m:sSub>
-          <m:e>
-            <m:r>
-              <m:t>Q</m:t>
-            </m:r>
-          </m:e>
-          <m:sub>
-            <m:r>
-              <m:t>2</m:t>
-            </m:r>
-          </m:sub>
-        </m:sSub>
-      </m:oMath>
-      <w:r>
-        <w:t xml:space="preserve"> </w:t>
-      </w:r>
-      <w:r>
-        <w:t xml:space="preserve">in die Verdunstung, sind es höchstens rund 8 g (4 %); die Annahme ist vertretbar.</w:t>
+        <w:t xml:space="preserve">Hätte die Milch in beiden Tassen Raumtemperatur, wäre der Unterschied mit 2,5 K kleiner, aber vorhanden. Der schwarze Kaffee ist bis etwa 56 min heißer als das Gemisch in Tasse 1 (Abb. L2) und verliert deshalb mehr Wärme; erst die kalte Milch am Ende macht Tasse 2 deutlich kühler.</w:t>
       </w:r>
     </w:p>
     <w:p>
@@ -15554,608 +13568,18 @@
           <w:iCs/>
           <w:i/>
         </w:rPr>
-        <w:t xml:space="preserve">Impulse:</w:t>
+        <w:t xml:space="preserve">Versuch:</w:t>
       </w:r>
       <w:r>
         <w:t xml:space="preserve"> </w:t>
       </w:r>
       <w:r>
-        <w:t xml:space="preserve">Zu c): „Wie warm ist der schwarze Kaffee nach der Zeit</w:t>
-      </w:r>
-      <w:r>
-        <w:t xml:space="preserve"> </w:t>
-      </w:r>
-      <m:oMath>
-        <m:r>
-          <m:t>τ</m:t>
-        </m:r>
-      </m:oMath>
-      <w:r>
-        <w:t xml:space="preserve">, und passt das zu Ihrer Erfahrung?“ (42,1 °C). Umgekehrtes Ziel: Wer den Kaffee möglichst bald bei Trinktemperatur haben will, gießt die kalte Milch spät dazu, aus demselben Grund. Technisch ist die Reihenfolge von Mischen und Kühlen eine Frage der Prozessführung: Soll ein heißer Ansatz schnell abkühlen, gibt man eine kalte Komponente spät zu. Quellterm als Impuls: Ein Tassenwärmer soll den Kaffee bei 60 °C halten; nötig ist</w:t>
-      </w:r>
-      <w:r>
-        <w:t xml:space="preserve"> </w:t>
-      </w:r>
-      <m:oMath>
-        <m:r>
-          <m:t>P</m:t>
-        </m:r>
-        <m:r>
-          <m:rPr>
-            <m:sty m:val="p"/>
-          </m:rPr>
-          <m:t>=</m:t>
-        </m:r>
-        <m:r>
-          <m:t>k</m:t>
-        </m:r>
-        <m:r>
-          <m:t>A</m:t>
-        </m:r>
-        <m:r>
-          <m:t> </m:t>
-        </m:r>
-        <m:d>
-          <m:dPr>
-            <m:begChr m:val="("/>
-            <m:endChr m:val=")"/>
-            <m:sepChr m:val=""/>
-            <m:grow/>
-          </m:dPr>
-          <m:e>
-            <m:r>
-              <m:t>ϑ</m:t>
-            </m:r>
-            <m:r>
-              <m:rPr>
-                <m:sty m:val="p"/>
-              </m:rPr>
-              <m:t>−</m:t>
-            </m:r>
-            <m:sSub>
-              <m:e>
-                <m:r>
-                  <m:t>ϑ</m:t>
-                </m:r>
-              </m:e>
-              <m:sub>
-                <m:r>
-                  <m:t>u</m:t>
-                </m:r>
-              </m:sub>
-            </m:sSub>
-          </m:e>
-        </m:d>
-      </m:oMath>
-      <w:r>
-        <w:t xml:space="preserve">, also 13,6 W mit</w:t>
-      </w:r>
-      <w:r>
-        <w:t xml:space="preserve"> </w:t>
-      </w:r>
-      <m:oMath>
-        <m:r>
-          <m:t>k</m:t>
-        </m:r>
-        <m:r>
-          <m:t>A</m:t>
-        </m:r>
-      </m:oMath>
-      <w:r>
-        <w:t xml:space="preserve"> </w:t>
-      </w:r>
-      <w:r>
-        <w:t xml:space="preserve">aus c) und 17,8 W mit</w:t>
-      </w:r>
-      <w:r>
-        <w:t xml:space="preserve"> </w:t>
-      </w:r>
-      <m:oMath>
-        <m:r>
-          <m:t>k</m:t>
-        </m:r>
-        <m:r>
-          <m:t>A</m:t>
-        </m:r>
-      </m:oMath>
-      <w:r>
-        <w:t xml:space="preserve"> </w:t>
-      </w:r>
-      <w:r>
-        <w:t xml:space="preserve">aus f). Wer den Becher bei der Bestimmung von</w:t>
-      </w:r>
-      <w:r>
-        <w:t xml:space="preserve"> </w:t>
-      </w:r>
-      <m:oMath>
-        <m:r>
-          <m:t>k</m:t>
-        </m:r>
-        <m:r>
-          <m:t>A</m:t>
-        </m:r>
-      </m:oMath>
-      <w:r>
-        <w:t xml:space="preserve"> </w:t>
-      </w:r>
-      <w:r>
-        <w:t xml:space="preserve">vernachlässigt, unterschätzt die Leistung um 23 %.</w:t>
+        <w:t xml:space="preserve">Mit echten, vorgewärmten Bechern sind nach 60 Minuten zwischen Becher 1 und 2 rund 3 K Unterschied zu erwarten (nach 30 Minuten schon gut 2,5 K), mit einem Küchenthermometer gut messbar; Becher 3 (Milch draußen) bleibt um mindestens 1,6 K kühler als Becher 1. Starttemperatur messen statt 80 °C annehmen, ein Thermometer für alle Becher verwenden, vor jeder Messung umrühren. Heißes Wasser verhält sich wie Kaffee; Verbrühungsgefahr beachten.</w:t>
       </w:r>
     </w:p>
     <w:p>
       <w:pPr>
-        <w:numPr>
-          <w:ilvl w:val="0"/>
-          <w:numId w:val="1004"/>
-        </w:numPr>
-        <w:pStyle w:val="Compact"/>
-      </w:pPr>
-      <w:r>
-        <w:rPr>
-          <w:iCs/>
-          <w:i/>
-        </w:rPr>
-        <w:t xml:space="preserve">Fachlicher Beleg</w:t>
-      </w:r>
-      <w:r>
-        <w:t xml:space="preserve"> </w:t>
-      </w:r>
-      <w:r>
-        <w:t xml:space="preserve">für die Hauptaussage: Rees &amp; Viney (1988, Am. J. Phys. 56, 434); im Netz kursieren auch Fehlschlüsse („der Zeitpunkt ist egal“), Teil e widerlegt sie.</w:t>
-      </w:r>
-    </w:p>
-    <w:p>
-      <w:pPr>
-        <w:numPr>
-          <w:ilvl w:val="0"/>
-          <w:numId w:val="1004"/>
-        </w:numPr>
-        <w:pStyle w:val="Compact"/>
-      </w:pPr>
-      <w:r>
-        <w:rPr>
-          <w:iCs/>
-          <w:i/>
-        </w:rPr>
-        <w:t xml:space="preserve">Versuch, Ablauf:</w:t>
-      </w:r>
-      <w:r>
-        <w:t xml:space="preserve"> </w:t>
-      </w:r>
-      <w:r>
-        <w:t xml:space="preserve">Material: drei gleiche Becher, heißes Wasser oder Kaffee aus der Thermoskanne, Milch aus der Kühltasche, ein kleines Glas, Messbecher, ein Einstichthermometer für alle Messungen, Löffel, Uhr.</w:t>
-      </w:r>
-      <w:r>
-        <w:t xml:space="preserve"> </w:t>
-      </w:r>
-      <m:oMath>
-        <m:r>
-          <m:t>t</m:t>
-        </m:r>
-        <m:r>
-          <m:rPr>
-            <m:sty m:val="p"/>
-          </m:rPr>
-          <m:t>=</m:t>
-        </m:r>
-        <m:r>
-          <m:t>0</m:t>
-        </m:r>
-      </m:oMath>
-      <w:r>
-        <w:t xml:space="preserve">: Raumtemperatur messen; Becher vorwärmen, je 200 ml einfüllen, Start- und Milchtemperatur messen; Becher 1 bekommt die Milch sofort, nach dem Umrühren Mischtemperatur messen (Vergleich mit a). Die Milch für Becher 2 bleibt in der Kühltasche, die für Becher 3 steht im Glas mit Abstand zu den Bechern (sonst erwärmt sie auch der heiße Becher, h (2)).</w:t>
-      </w:r>
-      <w:r>
-        <w:t xml:space="preserve"> </w:t>
-      </w:r>
-      <m:oMath>
-        <m:r>
-          <m:t>t</m:t>
-        </m:r>
-        <m:r>
-          <m:rPr>
-            <m:sty m:val="p"/>
-          </m:rPr>
-          <m:t>=</m:t>
-        </m:r>
-        <m:r>
-          <m:t>10</m:t>
-        </m:r>
-        <m:r>
-          <m:t> </m:t>
-        </m:r>
-        <m:r>
-          <m:rPr>
-            <m:sty m:val="p"/>
-          </m:rPr>
-          <m:t>m</m:t>
-        </m:r>
-        <m:r>
-          <m:rPr>
-            <m:sty m:val="p"/>
-          </m:rPr>
-          <m:t>i</m:t>
-        </m:r>
-        <m:r>
-          <m:rPr>
-            <m:sty m:val="p"/>
-          </m:rPr>
-          <m:t>n</m:t>
-        </m:r>
-      </m:oMath>
-      <w:r>
-        <w:t xml:space="preserve">: Becher 2 und 3 messen; der Unterschied zeigt die Streuung gleicher Becher. Vorhersage nach d) mit dem Mittelwert, für Becher 3 mit Raumtemperatur als obere Grenze; Abkürzung für den schwarzen Kaffee:</w:t>
-      </w:r>
-      <w:r>
-        <w:t xml:space="preserve"> </w:t>
-      </w:r>
-      <m:oMath>
-        <m:sSub>
-          <m:e>
-            <m:r>
-              <m:t>ϑ</m:t>
-            </m:r>
-          </m:e>
-          <m:sub>
-            <m:r>
-              <m:t>K</m:t>
-            </m:r>
-          </m:sub>
-        </m:sSub>
-        <m:d>
-          <m:dPr>
-            <m:begChr m:val="("/>
-            <m:endChr m:val=")"/>
-            <m:sepChr m:val=""/>
-            <m:grow/>
-          </m:dPr>
-          <m:e>
-            <m:r>
-              <m:t>t</m:t>
-            </m:r>
-          </m:e>
-        </m:d>
-        <m:r>
-          <m:rPr>
-            <m:sty m:val="p"/>
-          </m:rPr>
-          <m:t>=</m:t>
-        </m:r>
-        <m:sSub>
-          <m:e>
-            <m:r>
-              <m:t>ϑ</m:t>
-            </m:r>
-          </m:e>
-          <m:sub>
-            <m:r>
-              <m:t>u</m:t>
-            </m:r>
-          </m:sub>
-        </m:sSub>
-        <m:r>
-          <m:rPr>
-            <m:sty m:val="p"/>
-          </m:rPr>
-          <m:t>+</m:t>
-        </m:r>
-        <m:d>
-          <m:dPr>
-            <m:begChr m:val="("/>
-            <m:endChr m:val=")"/>
-            <m:sepChr m:val=""/>
-            <m:grow/>
-          </m:dPr>
-          <m:e>
-            <m:sSub>
-              <m:e>
-                <m:r>
-                  <m:t>ϑ</m:t>
-                </m:r>
-              </m:e>
-              <m:sub>
-                <m:r>
-                  <m:t>K</m:t>
-                </m:r>
-                <m:r>
-                  <m:rPr>
-                    <m:sty m:val="p"/>
-                  </m:rPr>
-                  <m:t>,</m:t>
-                </m:r>
-                <m:r>
-                  <m:t>0</m:t>
-                </m:r>
-              </m:sub>
-            </m:sSub>
-            <m:r>
-              <m:rPr>
-                <m:sty m:val="p"/>
-              </m:rPr>
-              <m:t>−</m:t>
-            </m:r>
-            <m:sSub>
-              <m:e>
-                <m:r>
-                  <m:t>ϑ</m:t>
-                </m:r>
-              </m:e>
-              <m:sub>
-                <m:r>
-                  <m:t>u</m:t>
-                </m:r>
-              </m:sub>
-            </m:sSub>
-          </m:e>
-        </m:d>
-        <m:r>
-          <m:t> </m:t>
-        </m:r>
-        <m:sSup>
-          <m:e>
-            <m:r>
-              <m:t>r</m:t>
-            </m:r>
-          </m:e>
-          <m:sup>
-            <m:r>
-              <m:t>t</m:t>
-            </m:r>
-            <m:r>
-              <m:rPr>
-                <m:sty m:val="p"/>
-              </m:rPr>
-              <m:t>/</m:t>
-            </m:r>
-            <m:r>
-              <m:t>10</m:t>
-            </m:r>
-            <m:r>
-              <m:t> </m:t>
-            </m:r>
-            <m:r>
-              <m:rPr>
-                <m:sty m:val="p"/>
-              </m:rPr>
-              <m:t>m</m:t>
-            </m:r>
-            <m:r>
-              <m:rPr>
-                <m:sty m:val="p"/>
-              </m:rPr>
-              <m:t>i</m:t>
-            </m:r>
-            <m:r>
-              <m:rPr>
-                <m:sty m:val="p"/>
-              </m:rPr>
-              <m:t>n</m:t>
-            </m:r>
-          </m:sup>
-        </m:sSup>
-      </m:oMath>
-      <w:r>
-        <w:t xml:space="preserve"> </w:t>
-      </w:r>
-      <w:r>
-        <w:t xml:space="preserve">mit</w:t>
-      </w:r>
-      <w:r>
-        <w:t xml:space="preserve"> </w:t>
-      </w:r>
-      <m:oMath>
-        <m:r>
-          <m:t>r</m:t>
-        </m:r>
-      </m:oMath>
-      <w:r>
-        <w:t xml:space="preserve"> </w:t>
-      </w:r>
-      <w:r>
-        <w:t xml:space="preserve">aus der 10-Minuten-Messung.</w:t>
-      </w:r>
-      <w:r>
-        <w:t xml:space="preserve"> </w:t>
-      </w:r>
-      <m:oMath>
-        <m:r>
-          <m:t>t</m:t>
-        </m:r>
-        <m:r>
-          <m:rPr>
-            <m:sty m:val="p"/>
-          </m:rPr>
-          <m:t>=</m:t>
-        </m:r>
-        <m:r>
-          <m:t>40</m:t>
-        </m:r>
-        <m:r>
-          <m:t> </m:t>
-        </m:r>
-        <m:r>
-          <m:rPr>
-            <m:sty m:val="p"/>
-          </m:rPr>
-          <m:t>m</m:t>
-        </m:r>
-        <m:r>
-          <m:rPr>
-            <m:sty m:val="p"/>
-          </m:rPr>
-          <m:t>i</m:t>
-        </m:r>
-        <m:r>
-          <m:rPr>
-            <m:sty m:val="p"/>
-          </m:rPr>
-          <m:t>n</m:t>
-        </m:r>
-      </m:oMath>
-      <w:r>
-        <w:t xml:space="preserve">: Milchtemperaturen messen, Milch zugießen, alle drei Becher umrühren und in fester Reihenfolge zügig messen. Messregel: vor jeder Messung umrühren, Thermometer mittig und halb tief, warten, bis die Anzeige steht, Uhrzeit notieren (bei 40 °C kühlt ein Becher um rund 0,4 K je Minute ab); alle Becher offen nebeneinander auf derselben Unterlage, ohne Zugluft. Ein Thermometer für alle Messungen hebt seinen festen Fehler im Vergleich auf. Heißes Wasser verhält sich wie Kaffee; Verbrühungsgefahr beachten.</w:t>
-      </w:r>
-    </w:p>
-    <w:p>
-      <w:pPr>
-        <w:numPr>
-          <w:ilvl w:val="0"/>
-          <w:numId w:val="1004"/>
-        </w:numPr>
-        <w:pStyle w:val="Compact"/>
-      </w:pPr>
-      <w:r>
-        <w:rPr>
-          <w:iCs/>
-          <w:i/>
-        </w:rPr>
-        <w:t xml:space="preserve">Versuch, Erwartung:</w:t>
-      </w:r>
-      <w:r>
-        <w:t xml:space="preserve"> </w:t>
-      </w:r>
-      <w:r>
-        <w:t xml:space="preserve">Mit vorgewärmten Bechern sind nach 40 Minuten zwischen Becher 1 und 2 rund 2 bis 3 K zu erwarten (Modell mit Becher 2,97 K; das Modell aus d) ohne Becher sagt 3,70 K voraus, der Unterschied ist ein Anlass für f), mit einem Thermometer für alle Messungen gut messbar. Becher 3 liegt dazwischen: rund 1 bis 2 K kühler als Becher 1 und oft nur 0,5 bis 1,5 K wärmer als Becher 2, kaum mehr als die Streuung zwischen zwei Bechern. Die Werte sind Modellwerte: Ist</w:t>
-      </w:r>
-      <w:r>
-        <w:t xml:space="preserve"> </w:t>
-      </w:r>
-      <m:oMath>
-        <m:r>
-          <m:t>k</m:t>
-        </m:r>
-        <m:r>
-          <m:t>A</m:t>
-        </m:r>
-      </m:oMath>
-      <w:r>
-        <w:t xml:space="preserve"> </w:t>
-      </w:r>
-      <w:r>
-        <w:t xml:space="preserve">beim volleren Milchkaffee nur 3 bis 5 % größer, sinkt der Unterschied zwischen Becher 1 und 2 im Modell auf 2,0 bis 2,4 K; die Verdunstung hebt ihn wieder etwas an. Die gemessenen Temperaturen liegen meist einige Kelvin über der Vorhersage, weil</w:t>
-      </w:r>
-      <w:r>
-        <w:t xml:space="preserve"> </w:t>
-      </w:r>
-      <m:oMath>
-        <m:r>
-          <m:t>k</m:t>
-        </m:r>
-        <m:r>
-          <m:t>A</m:t>
-        </m:r>
-      </m:oMath>
-      <w:r>
-        <w:t xml:space="preserve"> </w:t>
-      </w:r>
-      <w:r>
-        <w:t xml:space="preserve">mit sinkender Temperatur kleiner wird (Verdunstung). Das ist die Grenze des Modells, kein Messfehler.</w:t>
-      </w:r>
-    </w:p>
-    <w:p>
-      <w:pPr>
-        <w:numPr>
-          <w:ilvl w:val="0"/>
-          <w:numId w:val="1004"/>
-        </w:numPr>
-        <w:pStyle w:val="Compact"/>
-      </w:pPr>
-      <w:r>
-        <w:rPr>
-          <w:iCs/>
-          <w:i/>
-        </w:rPr>
-        <w:t xml:space="preserve">Probelauf:</w:t>
-      </w:r>
-      <w:r>
-        <w:t xml:space="preserve"> </w:t>
-      </w:r>
-      <w:r>
-        <w:t xml:space="preserve">Den Versuch einmal vorab mit den Tutoriumsbechern und dem Thermometer machen (Becher wiegen, Zeitkonstante, Streuung und Wiederholgenauigkeit ansehen, dazu eine Abkühlreihe mit fertigem Milchkaffee, um gleiches</w:t>
-      </w:r>
-      <w:r>
-        <w:t xml:space="preserve"> </w:t>
-      </w:r>
-      <m:oMath>
-        <m:r>
-          <m:t>k</m:t>
-        </m:r>
-        <m:r>
-          <m:t>A</m:t>
-        </m:r>
-      </m:oMath>
-      <w:r>
-        <w:t xml:space="preserve"> </w:t>
-      </w:r>
-      <w:r>
-        <w:t xml:space="preserve">zu prüfen) und die Messreihe als Reserve bereithalten. Wer Zeit hat, misst Becher 2 zusätzlich nach 5, 20 und 30 min und trägt</w:t>
-      </w:r>
-      <w:r>
-        <w:t xml:space="preserve"> </w:t>
-      </w:r>
-      <m:oMath>
-        <m:r>
-          <m:rPr>
-            <m:sty m:val="p"/>
-          </m:rPr>
-          <m:t>ln</m:t>
-        </m:r>
-        <m:d>
-          <m:dPr>
-            <m:begChr m:val="("/>
-            <m:endChr m:val=")"/>
-            <m:sepChr m:val=""/>
-            <m:grow/>
-          </m:dPr>
-          <m:e>
-            <m:r>
-              <m:t>ϑ</m:t>
-            </m:r>
-            <m:r>
-              <m:rPr>
-                <m:sty m:val="p"/>
-              </m:rPr>
-              <m:t>−</m:t>
-            </m:r>
-            <m:sSub>
-              <m:e>
-                <m:r>
-                  <m:t>ϑ</m:t>
-                </m:r>
-              </m:e>
-              <m:sub>
-                <m:r>
-                  <m:t>u</m:t>
-                </m:r>
-              </m:sub>
-            </m:sSub>
-          </m:e>
-        </m:d>
-      </m:oMath>
-      <w:r>
-        <w:t xml:space="preserve"> </w:t>
-      </w:r>
-      <w:r>
-        <w:t xml:space="preserve">über</w:t>
-      </w:r>
-      <w:r>
-        <w:t xml:space="preserve"> </w:t>
-      </w:r>
-      <m:oMath>
-        <m:r>
-          <m:t>t</m:t>
-        </m:r>
-      </m:oMath>
-      <w:r>
-        <w:t xml:space="preserve"> </w:t>
-      </w:r>
-      <w:r>
-        <w:t xml:space="preserve">auf: Die Punkte liegen nicht ganz auf einer Geraden (Verdunstung).</w:t>
-      </w:r>
-    </w:p>
-    <w:p>
-      <w:pPr>
-        <w:pStyle w:val="Baustein"/>
+        <w:pStyle w:val="FirstParagraph"/>
         <w:keepNext/>
       </w:pPr>
       <w:r>
@@ -16176,7 +13600,7 @@
         <w:pStyle w:val="Compact"/>
       </w:pPr>
       <w:r>
-        <w:t xml:space="preserve">Kaffee: gebrüht bei etwa 93 °C, in der Glaskanne einer Haushaltsmaschine bis etwa 11 K kälter, beim Eingießen 2 bis 5 K kälter (Abraham &amp; Diller 2019, J. Food Sci. 84(8), 2011 bis 2014, Tab. 1); 80 °C liegen in diesem Bereich und im Servierbereich 71 bis 85 °C (Brown &amp; Diller 2008, Burns 34(5), 648 bis 654, doi:10.1016/j.burns.2007.09.012). Stoffwerte wie Wasser (SCA, Gehalt an gelösten Stoffen 1,15 bis 1,35 %).</w:t>
+        <w:t xml:space="preserve">Kaffee: Ausschank 71 bis 85 °C (Brown &amp; Diller 2008, Burns 34, 648); beim Eingießen 2 bis 5 K weniger (Abraham &amp; Diller 2019, J. Food Sci. 84); Stoffwerte wie Wasser (SCA, Gehalt an gelösten Stoffen 1,15 bis 1,35 %).</w:t>
       </w:r>
     </w:p>
     <w:p>
@@ -16211,7 +13635,7 @@
         <w:t xml:space="preserve"> </w:t>
       </w:r>
       <w:r>
-        <w:t xml:space="preserve">wie in Tutorium 8 (Quelle dort).</w:t>
+        <w:t xml:space="preserve">wie in Tutorium 8.</w:t>
       </w:r>
     </w:p>
     <w:p>
@@ -16267,44 +13691,7 @@
         <w:t xml:space="preserve"> </w:t>
       </w:r>
       <w:r>
-        <w:t xml:space="preserve">aus der Steigung 0,0241 1/min in Abb. 6 (Ferreira 2025, Forced convection and the coffee cup, Phys. Educ. 60, 035001, doi:10.1088/1361-6552/adb6ea); Haushaltsbecher kühlen je nach Form und Füllung auch schneller ab (</w:t>
-      </w:r>
-      <m:oMath>
-        <m:r>
-          <m:t>τ</m:t>
-        </m:r>
-        <m:r>
-          <m:rPr>
-            <m:sty m:val="p"/>
-          </m:rPr>
-          <m:t>≈</m:t>
-        </m:r>
-        <m:r>
-          <m:t>20</m:t>
-        </m:r>
-      </m:oMath>
-      <w:r>
-        <w:t xml:space="preserve"> </w:t>
-      </w:r>
-      <w:r>
-        <w:t xml:space="preserve">bis 40 min), die Aussage hängt davon kaum ab. Verdunstung bei 79 °C 12,0 von 22,7 W (Condoret 2007, Teaching transport phenomena around a cup of coffee, Chem. Eng. Educ. 41, 137, Tab. 2; nicht frei einsehbar); als zweiter Beleg senkt ein Deckel das scheinbare</w:t>
-      </w:r>
-      <w:r>
-        <w:t xml:space="preserve"> </w:t>
-      </w:r>
-      <m:oMath>
-        <m:r>
-          <m:t>k</m:t>
-        </m:r>
-        <m:r>
-          <m:t>A</m:t>
-        </m:r>
-      </m:oMath>
-      <w:r>
-        <w:t xml:space="preserve"> </w:t>
-      </w:r>
-      <w:r>
-        <w:t xml:space="preserve">um 44 % (Ferreira 2025, Abb. 6).</w:t>
+        <w:t xml:space="preserve">aus der Steigung 0,0241 1/min in Abb. 6 (Ferreira 2025, Phys. Educ. 60, 035001); Verdunstung bei 79 °C 12,0 von 22,7 W (Condoret 2007, Chem. Eng. Educ. 41, 137, Tab. 2).</w:t>
       </w:r>
     </w:p>
     <w:p>
@@ -16316,19 +13703,7 @@
         <w:pStyle w:val="Compact"/>
       </w:pPr>
       <w:r>
-        <w:t xml:space="preserve">Erwärmte Milch 55 bis 65 °C (Thermoplan, Coffee knowledge: milk); Keramikbecher 300 g mit 0,85 kJ/(kg·K) als Arbeitswert (Schätzung).</w:t>
-      </w:r>
-    </w:p>
-    <w:p>
-      <w:pPr>
-        <w:numPr>
-          <w:ilvl w:val="0"/>
-          <w:numId w:val="1005"/>
-        </w:numPr>
-        <w:pStyle w:val="Compact"/>
-      </w:pPr>
-      <w:r>
-        <w:t xml:space="preserve">Hauptaussage: Rees &amp; Viney (1988), On cooling tea and coffee, Am. J. Phys. 56(5), 434 bis 437, doi:10.1119/1.15572.</w:t>
+        <w:t xml:space="preserve">Milchschaum 55 bis 65 °C (Thermoplan, Coffee knowledge: milk); Keramikbecher 300 g mit 0,85 kJ/(kg·K) als Arbeitswert (Schätzung).</w:t>
       </w:r>
     </w:p>
     <w:p>
@@ -16417,7 +13792,7 @@
       <w:tab/>
       <w:t>Wärmeübertragung</w:t>
       <w:tab/>
-      <w:t>Lösung, Entwurf, Stand 30.10.2026</w:t>
+      <w:t>Entwurf, Stand 23.10.2026</w:t>
     </w:r>
   </w:p>
 </w:hdr>
@@ -17363,74 +14738,6 @@
       <w:sz w:val="28"/>
     </w:rPr>
   </w:style>
-  <w:style w:customStyle="1" w:styleId="Blatttitel" w:type="paragraph">
-    <w:name w:val="Blatttitel"/>
-    <w:basedOn w:val="BodyText"/>
-    <w:next w:val="BodyText"/>
-    <w:qFormat/>
-    <w:pPr>
-      <w:keepNext/>
-      <w:spacing w:after="240" w:before="0"/>
-      <w:jc w:val="center"/>
-    </w:pPr>
-    <w:rPr>
-      <w:b/>
-      <w:bCs/>
-      <w:sz w:val="36"/>
-      <w:szCs w:val="36"/>
-    </w:rPr>
-  </w:style>
-  <w:style w:customStyle="1" w:styleId="Baustein" w:type="paragraph">
-    <w:name w:val="Baustein"/>
-    <w:basedOn w:val="BodyText"/>
-    <w:next w:val="BodyText"/>
-    <w:qFormat/>
-    <w:pPr>
-      <w:keepNext/>
-      <w:spacing w:after="120" w:before="360"/>
-      <w:jc w:val="left"/>
-    </w:pPr>
-    <w:rPr>
-      <w:sz w:val="28"/>
-      <w:szCs w:val="28"/>
-    </w:rPr>
-  </w:style>
-  <w:style w:customStyle="1" w:styleId="BausteinZusatz" w:type="character">
-    <w:name w:val="BausteinZusatz"/>
-    <w:qFormat/>
-    <w:rPr>
-      <w:b w:val="0"/>
-      <w:bCs w:val="0"/>
-      <w:u w:val="none"/>
-      <w:sz w:val="22"/>
-      <w:szCs w:val="22"/>
-    </w:rPr>
-  </w:style>
-  <w:style w:customStyle="1" w:styleId="Abbildung" w:type="paragraph">
-    <w:name w:val="Abbildung"/>
-    <w:basedOn w:val="BodyText"/>
-    <w:next w:val="Bildunterschrift"/>
-    <w:qFormat/>
-    <w:pPr>
-      <w:keepNext/>
-      <w:spacing w:after="0" w:before="120"/>
-      <w:jc w:val="center"/>
-    </w:pPr>
-  </w:style>
-  <w:style w:customStyle="1" w:styleId="Bildunterschrift" w:type="paragraph">
-    <w:name w:val="Bildunterschrift"/>
-    <w:basedOn w:val="BodyText"/>
-    <w:next w:val="BodyText"/>
-    <w:qFormat/>
-    <w:pPr>
-      <w:spacing w:after="240" w:before="80"/>
-      <w:jc w:val="center"/>
-    </w:pPr>
-    <w:rPr>
-      <w:sz w:val="20"/>
-      <w:szCs w:val="20"/>
-    </w:rPr>
-  </w:style>
   <w:style w:type="paragraph" w:customStyle="1" w:styleId="SourceCode">
     <w:name w:val="Source Code"/>
     <w:basedOn w:val="Normal"/>
